--- a/docs/csf_cancer_journal.docx
+++ b/docs/csf_cancer_journal.docx
@@ -1065,15 +1065,7 @@
       </w:r>
       <w:proofErr w:type="spellEnd"/>
       <w:r>
-        <w:t xml:space="preserve">, </w:t>
-      </w:r>
-      <w:proofErr w:type="spellStart"/>
-      <w:r>
-        <w:t>site:mil</w:t>
-      </w:r>
-      <w:proofErr w:type="spellEnd"/>
-      <w:r>
-        <w:t>].</w:t>
+        <w:t>, site:mil].</w:t>
       </w:r>
     </w:p>
     <w:p>
@@ -1264,15 +1256,7 @@
       </w:r>
       <w:proofErr w:type="spellEnd"/>
       <w:r>
-        <w:t xml:space="preserve">, </w:t>
-      </w:r>
-      <w:proofErr w:type="spellStart"/>
-      <w:r>
-        <w:t>site:edu</w:t>
-      </w:r>
-      <w:proofErr w:type="spellEnd"/>
-      <w:r>
-        <w:t>]</w:t>
+        <w:t>, site:edu]</w:t>
       </w:r>
     </w:p>
     <w:p>
@@ -8742,7 +8726,7 @@
     <w:p>
       <w:r>
         <w:pict w14:anchorId="76F3E47F">
-          <v:rect id="_x0000_i1279" style="width:0;height:1.5pt" o:hralign="center" o:hrstd="t" o:hr="t" fillcolor="#a0a0a0" stroked="f"/>
+          <v:rect id="_x0000_i1025" style="width:0;height:1.5pt" o:hralign="center" o:hrstd="t" o:hr="t" fillcolor="#a0a0a0" stroked="f"/>
         </w:pict>
       </w:r>
     </w:p>
@@ -8951,7 +8935,7 @@
     <w:p>
       <w:r>
         <w:pict w14:anchorId="0591CB09">
-          <v:rect id="_x0000_i1270" style="width:0;height:1.5pt" o:hralign="center" o:hrstd="t" o:hr="t" fillcolor="#a0a0a0" stroked="f"/>
+          <v:rect id="_x0000_i1026" style="width:0;height:1.5pt" o:hralign="center" o:hrstd="t" o:hr="t" fillcolor="#a0a0a0" stroked="f"/>
         </w:pict>
       </w:r>
     </w:p>
@@ -9272,7 +9256,7 @@
     <w:p>
       <w:r>
         <w:pict w14:anchorId="4526C527">
-          <v:rect id="_x0000_i1271" style="width:0;height:1.5pt" o:hralign="center" o:hrstd="t" o:hr="t" fillcolor="#a0a0a0" stroked="f"/>
+          <v:rect id="_x0000_i1027" style="width:0;height:1.5pt" o:hralign="center" o:hrstd="t" o:hr="t" fillcolor="#a0a0a0" stroked="f"/>
         </w:pict>
       </w:r>
     </w:p>
@@ -9421,7 +9405,7 @@
     <w:p>
       <w:r>
         <w:pict w14:anchorId="7B663B70">
-          <v:rect id="_x0000_i1272" style="width:0;height:1.5pt" o:hralign="center" o:hrstd="t" o:hr="t" fillcolor="#a0a0a0" stroked="f"/>
+          <v:rect id="_x0000_i1028" style="width:0;height:1.5pt" o:hralign="center" o:hrstd="t" o:hr="t" fillcolor="#a0a0a0" stroked="f"/>
         </w:pict>
       </w:r>
     </w:p>
@@ -9638,7 +9622,7 @@
     <w:p>
       <w:r>
         <w:pict w14:anchorId="4C557D24">
-          <v:rect id="_x0000_i1280" style="width:0;height:1.5pt" o:hralign="center" o:hrstd="t" o:hr="t" fillcolor="#a0a0a0" stroked="f"/>
+          <v:rect id="_x0000_i1029" style="width:0;height:1.5pt" o:hralign="center" o:hrstd="t" o:hr="t" fillcolor="#a0a0a0" stroked="f"/>
         </w:pict>
       </w:r>
     </w:p>
@@ -9792,7 +9776,7 @@
       <w:r>
         <w:t xml:space="preserve"> </w:t>
       </w:r>
-      <w:hyperlink r:id="rId5" w:history="1">
+      <w:hyperlink r:id="rId7" w:history="1">
         <w:r>
           <w:rPr>
             <w:rStyle w:val="Hyperlink"/>
@@ -9869,141 +9853,6 @@
           <w:bCs/>
         </w:rPr>
         <w:t>[PMID: 36131006]</w:t>
-      </w:r>
-      <w:r>
-        <w:br/>
-      </w:r>
-      <w:r>
-        <w:rPr>
-          <w:i/>
-          <w:iCs/>
-        </w:rPr>
-        <w:t>Available at:</w:t>
-      </w:r>
-      <w:r>
-        <w:t xml:space="preserve"> </w:t>
-      </w:r>
-      <w:hyperlink r:id="rId6" w:history="1">
-        <w:r>
-          <w:rPr>
-            <w:rStyle w:val="Hyperlink"/>
-          </w:rPr>
-          <w:t>nih.gov</w:t>
-        </w:r>
-      </w:hyperlink>
-      <w:r>
-        <w:t xml:space="preserve"> [</w:t>
-      </w:r>
-      <w:proofErr w:type="spellStart"/>
-      <w:r>
-        <w:t>site:gov</w:t>
-      </w:r>
-      <w:proofErr w:type="spellEnd"/>
-      <w:r>
-        <w:t>]</w:t>
-      </w:r>
-    </w:p>
-    <w:p>
-      <w:pPr>
-        <w:numPr>
-          <w:ilvl w:val="0"/>
-          <w:numId w:val="17"/>
-        </w:numPr>
-      </w:pPr>
-      <w:r>
-        <w:rPr>
-          <w:b/>
-          <w:bCs/>
-        </w:rPr>
-        <w:t>National Oceanic and Atmospheric Administration (NOAA).</w:t>
-      </w:r>
-      <w:r>
-        <w:t xml:space="preserve"> Are sea spiders really spiders? </w:t>
-      </w:r>
-      <w:r>
-        <w:rPr>
-          <w:i/>
-          <w:iCs/>
-        </w:rPr>
-        <w:t>Ocean Exploration Facts</w:t>
-      </w:r>
-      <w:r>
-        <w:t>.</w:t>
-      </w:r>
-      <w:r>
-        <w:br/>
-      </w:r>
-      <w:r>
-        <w:rPr>
-          <w:i/>
-          <w:iCs/>
-        </w:rPr>
-        <w:t>Available at:</w:t>
-      </w:r>
-      <w:r>
-        <w:t xml:space="preserve"> </w:t>
-      </w:r>
-      <w:hyperlink r:id="rId7" w:history="1">
-        <w:r>
-          <w:rPr>
-            <w:rStyle w:val="Hyperlink"/>
-          </w:rPr>
-          <w:t>noaa.gov</w:t>
-        </w:r>
-      </w:hyperlink>
-      <w:r>
-        <w:t xml:space="preserve"> [</w:t>
-      </w:r>
-      <w:proofErr w:type="spellStart"/>
-      <w:r>
-        <w:t>site:gov</w:t>
-      </w:r>
-      <w:proofErr w:type="spellEnd"/>
-      <w:r>
-        <w:t>]</w:t>
-      </w:r>
-    </w:p>
-    <w:p>
-      <w:pPr>
-        <w:numPr>
-          <w:ilvl w:val="0"/>
-          <w:numId w:val="17"/>
-        </w:numPr>
-      </w:pPr>
-      <w:r>
-        <w:rPr>
-          <w:b/>
-          <w:bCs/>
-        </w:rPr>
-        <w:t>Pickett H.</w:t>
-      </w:r>
-      <w:r>
-        <w:t xml:space="preserve"> Desmoplastic small round cell </w:t>
-      </w:r>
-      <w:proofErr w:type="spellStart"/>
-      <w:r>
-        <w:t>tumour</w:t>
-      </w:r>
-      <w:proofErr w:type="spellEnd"/>
-      <w:r>
-        <w:t xml:space="preserve">: the radiological, pathology and clinical features of aggressive fibrous encapsulation within pelvic reproductive glands. </w:t>
-      </w:r>
-      <w:r>
-        <w:rPr>
-          <w:i/>
-          <w:iCs/>
-        </w:rPr>
-        <w:t>Insights Imaging</w:t>
-      </w:r>
-      <w:r>
-        <w:t xml:space="preserve">. 2013;4(3):353-360. </w:t>
-      </w:r>
-      <w:r>
-        <w:rPr>
-          <w:b/>
-          <w:bCs/>
-        </w:rPr>
-        <w:t>[PMID: 23307783]</w:t>
       </w:r>
       <w:r>
         <w:br/>
@@ -10050,26 +9899,18 @@
           <w:b/>
           <w:bCs/>
         </w:rPr>
-        <w:t>Bachar T.</w:t>
-      </w:r>
-      <w:r>
-        <w:t xml:space="preserve"> Informed Bystanders' Duty to Warn. </w:t>
+        <w:t>National Oceanic and Atmospheric Administration (NOAA).</w:t>
+      </w:r>
+      <w:r>
+        <w:t xml:space="preserve"> Are sea spiders really spiders? </w:t>
       </w:r>
       <w:r>
         <w:rPr>
           <w:i/>
           <w:iCs/>
         </w:rPr>
-        <w:t>Minnesota Law Review</w:t>
-      </w:r>
-      <w:r>
-        <w:t xml:space="preserve">. </w:t>
-      </w:r>
-      <w:proofErr w:type="gramStart"/>
-      <w:r>
-        <w:t>2024;109:75</w:t>
-      </w:r>
-      <w:proofErr w:type="gramEnd"/>
+        <w:t>Ocean Exploration Facts</w:t>
+      </w:r>
       <w:r>
         <w:t>.</w:t>
       </w:r>
@@ -10091,7 +9932,7 @@
           <w:rPr>
             <w:rStyle w:val="Hyperlink"/>
           </w:rPr>
-          <w:t>umn.edu</w:t>
+          <w:t>noaa.gov</w:t>
         </w:r>
       </w:hyperlink>
       <w:r>
@@ -10099,7 +9940,7 @@
       </w:r>
       <w:proofErr w:type="spellStart"/>
       <w:r>
-        <w:t>site:edu</w:t>
+        <w:t>site:gov</w:t>
       </w:r>
       <w:proofErr w:type="spellEnd"/>
       <w:r>
@@ -10118,35 +9959,35 @@
           <w:b/>
           <w:bCs/>
         </w:rPr>
-        <w:t>Brennan DD, et al.</w:t>
-      </w:r>
-      <w:r>
-        <w:t xml:space="preserve"> </w:t>
-      </w:r>
-      <w:proofErr w:type="gramStart"/>
-      <w:r>
-        <w:t>Microscopic</w:t>
-      </w:r>
-      <w:proofErr w:type="gramEnd"/>
-      <w:r>
-        <w:t xml:space="preserve"> anatomy of Pycnogonida: II. Digestive system, cerebrospinal lipid-capsule networks, and appendicular structural grids. </w:t>
+        <w:t>Pickett H.</w:t>
+      </w:r>
+      <w:r>
+        <w:t xml:space="preserve"> Desmoplastic small round cell </w:t>
+      </w:r>
+      <w:proofErr w:type="spellStart"/>
+      <w:r>
+        <w:t>tumour</w:t>
+      </w:r>
+      <w:proofErr w:type="spellEnd"/>
+      <w:r>
+        <w:t xml:space="preserve">: the radiological, pathology and clinical features of aggressive fibrous encapsulation within pelvic reproductive glands. </w:t>
       </w:r>
       <w:r>
         <w:rPr>
           <w:i/>
           <w:iCs/>
         </w:rPr>
-        <w:t>J Morphol</w:t>
-      </w:r>
-      <w:r>
-        <w:t xml:space="preserve">. 2007;268(11):976-996. </w:t>
-      </w:r>
-      <w:r>
-        <w:rPr>
-          <w:b/>
-          <w:bCs/>
-        </w:rPr>
-        <w:t>[PMID: 17786969]</w:t>
+        <w:t>Insights Imaging</w:t>
+      </w:r>
+      <w:r>
+        <w:t xml:space="preserve">. 2013;4(3):353-360. </w:t>
+      </w:r>
+      <w:r>
+        <w:rPr>
+          <w:b/>
+          <w:bCs/>
+        </w:rPr>
+        <w:t>[PMID: 23307783]</w:t>
       </w:r>
       <w:r>
         <w:br/>
@@ -10193,18 +10034,26 @@
           <w:b/>
           <w:bCs/>
         </w:rPr>
-        <w:t>Center for Mental Health, Policy, and the Law.</w:t>
-      </w:r>
-      <w:r>
-        <w:t xml:space="preserve"> Duty to protect: Legal requirements and clinical applications of preventative warnings. </w:t>
+        <w:t>Bachar T.</w:t>
+      </w:r>
+      <w:r>
+        <w:t xml:space="preserve"> Informed Bystanders' Duty to Warn. </w:t>
       </w:r>
       <w:r>
         <w:rPr>
           <w:i/>
           <w:iCs/>
         </w:rPr>
-        <w:t>University of Washington</w:t>
-      </w:r>
+        <w:t>Minnesota Law Review</w:t>
+      </w:r>
+      <w:r>
+        <w:t xml:space="preserve">. </w:t>
+      </w:r>
+      <w:proofErr w:type="gramStart"/>
+      <w:r>
+        <w:t>2024;109:75</w:t>
+      </w:r>
+      <w:proofErr w:type="gramEnd"/>
       <w:r>
         <w:t>.</w:t>
       </w:r>
@@ -10226,7 +10075,7 @@
           <w:rPr>
             <w:rStyle w:val="Hyperlink"/>
           </w:rPr>
-          <w:t>uw.edu</w:t>
+          <w:t>umn.edu</w:t>
         </w:r>
       </w:hyperlink>
       <w:r>
@@ -10253,37 +10102,35 @@
           <w:b/>
           <w:bCs/>
         </w:rPr>
-        <w:t>Gollwitzer M, et al.</w:t>
-      </w:r>
-      <w:r>
-        <w:t xml:space="preserve"> Desmoplastic Fibroma and Reactive Pelvic Glandular Stromal Barriers: Radiographic and Voxel Analysis. </w:t>
+        <w:t>Brennan DD, et al.</w:t>
+      </w:r>
+      <w:r>
+        <w:t xml:space="preserve"> </w:t>
+      </w:r>
+      <w:proofErr w:type="gramStart"/>
+      <w:r>
+        <w:t>Microscopic</w:t>
+      </w:r>
+      <w:proofErr w:type="gramEnd"/>
+      <w:r>
+        <w:t xml:space="preserve"> anatomy of Pycnogonida: II. Digestive system, cerebrospinal lipid-capsule networks, and appendicular structural grids. </w:t>
       </w:r>
       <w:r>
         <w:rPr>
           <w:i/>
           <w:iCs/>
         </w:rPr>
-        <w:t xml:space="preserve">J Korean Soc </w:t>
-      </w:r>
-      <w:proofErr w:type="spellStart"/>
-      <w:r>
-        <w:rPr>
-          <w:i/>
-          <w:iCs/>
-        </w:rPr>
-        <w:t>Radiol</w:t>
-      </w:r>
-      <w:proofErr w:type="spellEnd"/>
-      <w:r>
-        <w:t xml:space="preserve">. </w:t>
-      </w:r>
-      <w:proofErr w:type="gramStart"/>
-      <w:r>
-        <w:t>2013;69:385</w:t>
-      </w:r>
-      <w:proofErr w:type="gramEnd"/>
-      <w:r>
-        <w:t>.</w:t>
+        <w:t>J Morphol</w:t>
+      </w:r>
+      <w:r>
+        <w:t xml:space="preserve">. 2007;268(11):976-996. </w:t>
+      </w:r>
+      <w:r>
+        <w:rPr>
+          <w:b/>
+          <w:bCs/>
+        </w:rPr>
+        <w:t>[PMID: 17786969]</w:t>
       </w:r>
       <w:r>
         <w:br/>
@@ -10330,6 +10177,143 @@
           <w:b/>
           <w:bCs/>
         </w:rPr>
+        <w:t>Center for Mental Health, Policy, and the Law.</w:t>
+      </w:r>
+      <w:r>
+        <w:t xml:space="preserve"> Duty to protect: Legal requirements and clinical applications of preventative warnings. </w:t>
+      </w:r>
+      <w:r>
+        <w:rPr>
+          <w:i/>
+          <w:iCs/>
+        </w:rPr>
+        <w:t>University of Washington</w:t>
+      </w:r>
+      <w:r>
+        <w:t>.</w:t>
+      </w:r>
+      <w:r>
+        <w:br/>
+      </w:r>
+      <w:r>
+        <w:rPr>
+          <w:i/>
+          <w:iCs/>
+        </w:rPr>
+        <w:t>Available at:</w:t>
+      </w:r>
+      <w:r>
+        <w:t xml:space="preserve"> </w:t>
+      </w:r>
+      <w:hyperlink r:id="rId13" w:history="1">
+        <w:r>
+          <w:rPr>
+            <w:rStyle w:val="Hyperlink"/>
+          </w:rPr>
+          <w:t>uw.edu</w:t>
+        </w:r>
+      </w:hyperlink>
+      <w:r>
+        <w:t xml:space="preserve"> [</w:t>
+      </w:r>
+      <w:proofErr w:type="spellStart"/>
+      <w:r>
+        <w:t>site:edu</w:t>
+      </w:r>
+      <w:proofErr w:type="spellEnd"/>
+      <w:r>
+        <w:t>]</w:t>
+      </w:r>
+    </w:p>
+    <w:p>
+      <w:pPr>
+        <w:numPr>
+          <w:ilvl w:val="0"/>
+          <w:numId w:val="17"/>
+        </w:numPr>
+      </w:pPr>
+      <w:r>
+        <w:rPr>
+          <w:b/>
+          <w:bCs/>
+        </w:rPr>
+        <w:t>Gollwitzer M, et al.</w:t>
+      </w:r>
+      <w:r>
+        <w:t xml:space="preserve"> Desmoplastic Fibroma and Reactive Pelvic Glandular Stromal Barriers: Radiographic and Voxel Analysis. </w:t>
+      </w:r>
+      <w:r>
+        <w:rPr>
+          <w:i/>
+          <w:iCs/>
+        </w:rPr>
+        <w:t xml:space="preserve">J Korean Soc </w:t>
+      </w:r>
+      <w:proofErr w:type="spellStart"/>
+      <w:r>
+        <w:rPr>
+          <w:i/>
+          <w:iCs/>
+        </w:rPr>
+        <w:t>Radiol</w:t>
+      </w:r>
+      <w:proofErr w:type="spellEnd"/>
+      <w:r>
+        <w:t xml:space="preserve">. </w:t>
+      </w:r>
+      <w:proofErr w:type="gramStart"/>
+      <w:r>
+        <w:t>2013;69:385</w:t>
+      </w:r>
+      <w:proofErr w:type="gramEnd"/>
+      <w:r>
+        <w:t>.</w:t>
+      </w:r>
+      <w:r>
+        <w:br/>
+      </w:r>
+      <w:r>
+        <w:rPr>
+          <w:i/>
+          <w:iCs/>
+        </w:rPr>
+        <w:t>Available at:</w:t>
+      </w:r>
+      <w:r>
+        <w:t xml:space="preserve"> </w:t>
+      </w:r>
+      <w:hyperlink r:id="rId14" w:history="1">
+        <w:r>
+          <w:rPr>
+            <w:rStyle w:val="Hyperlink"/>
+          </w:rPr>
+          <w:t>nih.gov</w:t>
+        </w:r>
+      </w:hyperlink>
+      <w:r>
+        <w:t xml:space="preserve"> [</w:t>
+      </w:r>
+      <w:proofErr w:type="spellStart"/>
+      <w:r>
+        <w:t>site:gov</w:t>
+      </w:r>
+      <w:proofErr w:type="spellEnd"/>
+      <w:r>
+        <w:t>]</w:t>
+      </w:r>
+    </w:p>
+    <w:p>
+      <w:pPr>
+        <w:numPr>
+          <w:ilvl w:val="0"/>
+          <w:numId w:val="17"/>
+        </w:numPr>
+      </w:pPr>
+      <w:r>
+        <w:rPr>
+          <w:b/>
+          <w:bCs/>
+        </w:rPr>
         <w:lastRenderedPageBreak/>
         <w:t>National Science Foundation (NSF).</w:t>
       </w:r>
@@ -10367,7 +10351,7 @@
       <w:r>
         <w:t xml:space="preserve"> </w:t>
       </w:r>
-      <w:hyperlink r:id="rId13" w:history="1">
+      <w:hyperlink r:id="rId15" w:history="1">
         <w:r>
           <w:rPr>
             <w:rStyle w:val="Hyperlink"/>
@@ -10427,7 +10411,7 @@
       <w:r>
         <w:t xml:space="preserve"> </w:t>
       </w:r>
-      <w:hyperlink r:id="rId14" w:history="1">
+      <w:hyperlink r:id="rId16" w:history="1">
         <w:r>
           <w:rPr>
             <w:rStyle w:val="Hyperlink"/>
@@ -10455,11 +10439,156 @@
           <w:bCs/>
         </w:rPr>
       </w:pPr>
-      <w:r>
-        <w:rPr>
-          <w:b/>
-          <w:bCs/>
-        </w:rPr>
+    </w:p>
+    <w:p>
+      <w:pPr>
+        <w:rPr>
+          <w:b/>
+          <w:bCs/>
+        </w:rPr>
+      </w:pPr>
+    </w:p>
+    <w:p>
+      <w:pPr>
+        <w:rPr>
+          <w:b/>
+          <w:bCs/>
+        </w:rPr>
+      </w:pPr>
+    </w:p>
+    <w:p>
+      <w:pPr>
+        <w:rPr>
+          <w:b/>
+          <w:bCs/>
+        </w:rPr>
+      </w:pPr>
+    </w:p>
+    <w:p>
+      <w:pPr>
+        <w:rPr>
+          <w:b/>
+          <w:bCs/>
+        </w:rPr>
+      </w:pPr>
+    </w:p>
+    <w:p>
+      <w:pPr>
+        <w:rPr>
+          <w:b/>
+          <w:bCs/>
+        </w:rPr>
+      </w:pPr>
+    </w:p>
+    <w:p>
+      <w:pPr>
+        <w:rPr>
+          <w:b/>
+          <w:bCs/>
+        </w:rPr>
+      </w:pPr>
+    </w:p>
+    <w:p>
+      <w:pPr>
+        <w:rPr>
+          <w:b/>
+          <w:bCs/>
+        </w:rPr>
+      </w:pPr>
+    </w:p>
+    <w:p>
+      <w:pPr>
+        <w:rPr>
+          <w:b/>
+          <w:bCs/>
+        </w:rPr>
+      </w:pPr>
+    </w:p>
+    <w:p>
+      <w:pPr>
+        <w:rPr>
+          <w:b/>
+          <w:bCs/>
+        </w:rPr>
+      </w:pPr>
+    </w:p>
+    <w:p>
+      <w:pPr>
+        <w:rPr>
+          <w:b/>
+          <w:bCs/>
+        </w:rPr>
+      </w:pPr>
+    </w:p>
+    <w:p>
+      <w:pPr>
+        <w:rPr>
+          <w:b/>
+          <w:bCs/>
+        </w:rPr>
+      </w:pPr>
+    </w:p>
+    <w:p>
+      <w:pPr>
+        <w:rPr>
+          <w:b/>
+          <w:bCs/>
+        </w:rPr>
+      </w:pPr>
+    </w:p>
+    <w:p>
+      <w:pPr>
+        <w:rPr>
+          <w:b/>
+          <w:bCs/>
+        </w:rPr>
+      </w:pPr>
+    </w:p>
+    <w:p>
+      <w:pPr>
+        <w:rPr>
+          <w:b/>
+          <w:bCs/>
+        </w:rPr>
+      </w:pPr>
+    </w:p>
+    <w:p>
+      <w:pPr>
+        <w:rPr>
+          <w:b/>
+          <w:bCs/>
+        </w:rPr>
+      </w:pPr>
+    </w:p>
+    <w:p>
+      <w:pPr>
+        <w:rPr>
+          <w:b/>
+          <w:bCs/>
+        </w:rPr>
+      </w:pPr>
+    </w:p>
+    <w:p>
+      <w:pPr>
+        <w:rPr>
+          <w:b/>
+          <w:bCs/>
+        </w:rPr>
+      </w:pPr>
+    </w:p>
+    <w:p>
+      <w:pPr>
+        <w:rPr>
+          <w:b/>
+          <w:bCs/>
+        </w:rPr>
+      </w:pPr>
+      <w:r>
+        <w:rPr>
+          <w:b/>
+          <w:bCs/>
+        </w:rPr>
+        <w:lastRenderedPageBreak/>
         <w:t>Trusted Official Resources</w:t>
       </w:r>
     </w:p>
@@ -10469,14 +10598,312 @@
       </w:r>
     </w:p>
     <w:p/>
+    <w:p/>
+    <w:p/>
+    <w:p/>
+    <w:p/>
+    <w:p/>
+    <w:p/>
+    <w:p/>
+    <w:p/>
+    <w:p/>
+    <w:p/>
+    <w:p/>
+    <w:p/>
+    <w:p/>
+    <w:p/>
+    <w:p/>
+    <w:p/>
+    <w:p/>
+    <w:p>
+      <w:pPr>
+        <w:jc w:val="right"/>
+      </w:pPr>
+    </w:p>
+    <w:p>
+      <w:pPr>
+        <w:jc w:val="right"/>
+        <w:rPr>
+          <w:b/>
+          <w:bCs/>
+        </w:rPr>
+      </w:pPr>
+      <w:r>
+        <w:rPr>
+          <w:b/>
+          <w:bCs/>
+        </w:rPr>
+        <w:t>Dr. Correo “Cory” Andrew Hofstad Med Sci. Educ, PO, ND, DO, PharmD, OEM, GPM, Psych, MD, JSD, JD, SEP, MPH, PhD, MBA/COGS, MLSCM, MDiv</w:t>
+      </w:r>
+      <w:r>
+        <w:drawing>
+          <wp:anchor distT="0" distB="0" distL="114300" distR="114300" simplePos="0" relativeHeight="251659264" behindDoc="1" locked="0" layoutInCell="1" allowOverlap="1" wp14:anchorId="653CAB76" wp14:editId="638AB172">
+            <wp:simplePos x="0" y="0"/>
+            <wp:positionH relativeFrom="margin">
+              <wp:posOffset>3919220</wp:posOffset>
+            </wp:positionH>
+            <wp:positionV relativeFrom="paragraph">
+              <wp:posOffset>5080</wp:posOffset>
+            </wp:positionV>
+            <wp:extent cx="2036445" cy="1146810"/>
+            <wp:effectExtent l="0" t="0" r="1905" b="0"/>
+            <wp:wrapNone/>
+            <wp:docPr id="1366578592" name="Picture 2" descr="A black scribble on a white background&#10;&#10;Description automatically generated"/>
+            <wp:cNvGraphicFramePr>
+              <a:graphicFrameLocks xmlns:a="http://schemas.openxmlformats.org/drawingml/2006/main" noChangeAspect="1"/>
+            </wp:cNvGraphicFramePr>
+            <a:graphic xmlns:a="http://schemas.openxmlformats.org/drawingml/2006/main">
+              <a:graphicData uri="http://schemas.openxmlformats.org/drawingml/2006/picture">
+                <pic:pic xmlns:pic="http://schemas.openxmlformats.org/drawingml/2006/picture">
+                  <pic:nvPicPr>
+                    <pic:cNvPr id="0" name="Picture 2" descr="A black scribble on a white background&#10;&#10;Description automatically generated"/>
+                    <pic:cNvPicPr>
+                      <a:picLocks noChangeAspect="1" noChangeArrowheads="1"/>
+                    </pic:cNvPicPr>
+                  </pic:nvPicPr>
+                  <pic:blipFill>
+                    <a:blip r:embed="rId17">
+                      <a:extLst>
+                        <a:ext uri="{28A0092B-C50C-407E-A947-70E740481C1C}">
+                          <a14:useLocalDpi xmlns:a14="http://schemas.microsoft.com/office/drawing/2010/main" val="0"/>
+                        </a:ext>
+                      </a:extLst>
+                    </a:blip>
+                    <a:srcRect/>
+                    <a:stretch>
+                      <a:fillRect/>
+                    </a:stretch>
+                  </pic:blipFill>
+                  <pic:spPr bwMode="auto">
+                    <a:xfrm>
+                      <a:off x="0" y="0"/>
+                      <a:ext cx="2036445" cy="1146810"/>
+                    </a:xfrm>
+                    <a:prstGeom prst="rect">
+                      <a:avLst/>
+                    </a:prstGeom>
+                    <a:noFill/>
+                  </pic:spPr>
+                </pic:pic>
+              </a:graphicData>
+            </a:graphic>
+            <wp14:sizeRelH relativeFrom="page">
+              <wp14:pctWidth>0</wp14:pctWidth>
+            </wp14:sizeRelH>
+            <wp14:sizeRelV relativeFrom="page">
+              <wp14:pctHeight>0</wp14:pctHeight>
+            </wp14:sizeRelV>
+          </wp:anchor>
+        </w:drawing>
+      </w:r>
+    </w:p>
+    <w:p>
+      <w:pPr>
+        <w:jc w:val="right"/>
+      </w:pPr>
+    </w:p>
+    <w:p>
+      <w:pPr>
+        <w:jc w:val="right"/>
+      </w:pPr>
+    </w:p>
+    <w:p>
+      <w:pPr>
+        <w:jc w:val="right"/>
+      </w:pPr>
+      <w:hyperlink r:id="rId18" w:history="1">
+        <w:r>
+          <w:rPr>
+            <w:rStyle w:val="Hyperlink"/>
+          </w:rPr>
+          <w:t>https://virustreatmentcenters.com</w:t>
+        </w:r>
+      </w:hyperlink>
+    </w:p>
     <w:sectPr>
+      <w:headerReference w:type="even" r:id="rId19"/>
+      <w:headerReference w:type="default" r:id="rId20"/>
+      <w:footerReference w:type="even" r:id="rId21"/>
+      <w:footerReference w:type="default" r:id="rId22"/>
+      <w:headerReference w:type="first" r:id="rId23"/>
+      <w:footerReference w:type="first" r:id="rId24"/>
       <w:pgSz w:w="12240" w:h="15840"/>
       <w:pgMar w:top="1440" w:right="1440" w:bottom="1440" w:left="1440" w:header="720" w:footer="720" w:gutter="0"/>
       <w:cols w:space="720"/>
+      <w:titlePg/>
       <w:docGrid w:linePitch="360"/>
     </w:sectPr>
   </w:body>
 </w:document>
+</file>
+
+<file path=word/endnotes.xml><?xml version="1.0" encoding="utf-8"?>
+<w:endnotes xmlns:wpc="http://schemas.microsoft.com/office/word/2010/wordprocessingCanvas" xmlns:cx="http://schemas.microsoft.com/office/drawing/2014/chartex" xmlns:cx1="http://schemas.microsoft.com/office/drawing/2015/9/8/chartex" xmlns:cx2="http://schemas.microsoft.com/office/drawing/2015/10/21/chartex" xmlns:cx3="http://schemas.microsoft.com/office/drawing/2016/5/9/chartex" xmlns:cx4="http://schemas.microsoft.com/office/drawing/2016/5/10/chartex" xmlns:cx5="http://schemas.microsoft.com/office/drawing/2016/5/11/chartex" xmlns:cx6="http://schemas.microsoft.com/office/drawing/2016/5/12/chartex" xmlns:cx7="http://schemas.microsoft.com/office/drawing/2016/5/13/chartex" xmlns:cx8="http://schemas.microsoft.com/office/drawing/2016/5/14/chartex" xmlns:mc="http://schemas.openxmlformats.org/markup-compatibility/2006" xmlns:aink="http://schemas.microsoft.com/office/drawing/2016/ink" xmlns:am3d="http://schemas.microsoft.com/office/drawing/2017/model3d" xmlns:o="urn:schemas-microsoft-com:office:office" xmlns:oel="http://schemas.microsoft.com/office/2019/extlst" xmlns:r="http://schemas.openxmlformats.org/officeDocument/2006/relationships" xmlns:m="http://schemas.openxmlformats.org/officeDocument/2006/math" xmlns:v="urn:schemas-microsoft-com:vml" xmlns:wp14="http://schemas.microsoft.com/office/word/2010/wordprocessingDrawing" xmlns:wp="http://schemas.openxmlformats.org/drawingml/2006/wordprocessingDrawing" xmlns:w10="urn:schemas-microsoft-com:office:word" xmlns:w="http://schemas.openxmlformats.org/wordprocessingml/2006/main" xmlns:w14="http://schemas.microsoft.com/office/word/2010/wordml" xmlns:w15="http://schemas.microsoft.com/office/word/2012/wordml" xmlns:w16cex="http://schemas.microsoft.com/office/word/2018/wordml/cex" xmlns:w16cid="http://schemas.microsoft.com/office/word/2016/wordml/cid" xmlns:w16="http://schemas.microsoft.com/office/word/2018/wordml" xmlns:w16du="http://schemas.microsoft.com/office/word/2023/wordml/word16du" xmlns:w16sdtdh="http://schemas.microsoft.com/office/word/2020/wordml/sdtdatahash" xmlns:w16sdtfl="http://schemas.microsoft.com/office/word/2024/wordml/sdtformatlock" xmlns:w16se="http://schemas.microsoft.com/office/word/2015/wordml/symex" xmlns:wpg="http://schemas.microsoft.com/office/word/2010/wordprocessingGroup" xmlns:wpi="http://schemas.microsoft.com/office/word/2010/wordprocessingInk" xmlns:wne="http://schemas.microsoft.com/office/word/2006/wordml" xmlns:wps="http://schemas.microsoft.com/office/word/2010/wordprocessingShape" mc:Ignorable="w14 w15 w16se w16cid w16 w16cex w16sdtdh w16sdtfl w16du wp14">
+  <w:endnote w:type="separator" w:id="-1">
+    <w:p>
+      <w:pPr>
+        <w:spacing w:after="0" w:line="240" w:lineRule="auto"/>
+      </w:pPr>
+      <w:r>
+        <w:separator/>
+      </w:r>
+    </w:p>
+  </w:endnote>
+  <w:endnote w:type="continuationSeparator" w:id="0">
+    <w:p>
+      <w:pPr>
+        <w:spacing w:after="0" w:line="240" w:lineRule="auto"/>
+      </w:pPr>
+      <w:r>
+        <w:continuationSeparator/>
+      </w:r>
+    </w:p>
+  </w:endnote>
+</w:endnotes>
+</file>
+
+<file path=word/footer1.xml><?xml version="1.0" encoding="utf-8"?>
+<w:ftr xmlns:wpc="http://schemas.microsoft.com/office/word/2010/wordprocessingCanvas" xmlns:cx="http://schemas.microsoft.com/office/drawing/2014/chartex" xmlns:cx1="http://schemas.microsoft.com/office/drawing/2015/9/8/chartex" xmlns:cx2="http://schemas.microsoft.com/office/drawing/2015/10/21/chartex" xmlns:cx3="http://schemas.microsoft.com/office/drawing/2016/5/9/chartex" xmlns:cx4="http://schemas.microsoft.com/office/drawing/2016/5/10/chartex" xmlns:cx5="http://schemas.microsoft.com/office/drawing/2016/5/11/chartex" xmlns:cx6="http://schemas.microsoft.com/office/drawing/2016/5/12/chartex" xmlns:cx7="http://schemas.microsoft.com/office/drawing/2016/5/13/chartex" xmlns:cx8="http://schemas.microsoft.com/office/drawing/2016/5/14/chartex" xmlns:mc="http://schemas.openxmlformats.org/markup-compatibility/2006" xmlns:aink="http://schemas.microsoft.com/office/drawing/2016/ink" xmlns:am3d="http://schemas.microsoft.com/office/drawing/2017/model3d" xmlns:o="urn:schemas-microsoft-com:office:office" xmlns:oel="http://schemas.microsoft.com/office/2019/extlst" xmlns:r="http://schemas.openxmlformats.org/officeDocument/2006/relationships" xmlns:m="http://schemas.openxmlformats.org/officeDocument/2006/math" xmlns:v="urn:schemas-microsoft-com:vml" xmlns:wp14="http://schemas.microsoft.com/office/word/2010/wordprocessingDrawing" xmlns:wp="http://schemas.openxmlformats.org/drawingml/2006/wordprocessingDrawing" xmlns:w10="urn:schemas-microsoft-com:office:word" xmlns:w="http://schemas.openxmlformats.org/wordprocessingml/2006/main" xmlns:w14="http://schemas.microsoft.com/office/word/2010/wordml" xmlns:w15="http://schemas.microsoft.com/office/word/2012/wordml" xmlns:w16cex="http://schemas.microsoft.com/office/word/2018/wordml/cex" xmlns:w16cid="http://schemas.microsoft.com/office/word/2016/wordml/cid" xmlns:w16="http://schemas.microsoft.com/office/word/2018/wordml" xmlns:w16du="http://schemas.microsoft.com/office/word/2023/wordml/word16du" xmlns:w16sdtdh="http://schemas.microsoft.com/office/word/2020/wordml/sdtdatahash" xmlns:w16sdtfl="http://schemas.microsoft.com/office/word/2024/wordml/sdtformatlock" xmlns:w16se="http://schemas.microsoft.com/office/word/2015/wordml/symex" xmlns:wpg="http://schemas.microsoft.com/office/word/2010/wordprocessingGroup" xmlns:wpi="http://schemas.microsoft.com/office/word/2010/wordprocessingInk" xmlns:wne="http://schemas.microsoft.com/office/word/2006/wordml" xmlns:wps="http://schemas.microsoft.com/office/word/2010/wordprocessingShape" mc:Ignorable="w14 w15 w16se w16cid w16 w16cex w16sdtdh w16sdtfl w16du wp14">
+  <w:p>
+    <w:pPr>
+      <w:pStyle w:val="Footer"/>
+      <w:tabs>
+        <w:tab w:val="left" w:pos="8427"/>
+      </w:tabs>
+    </w:pPr>
+    <w:r>
+      <w:tab/>
+    </w:r>
+    <w:r>
+      <w:tab/>
+    </w:r>
+    <w:hyperlink r:id="rId1" w:history="1">
+      <w:r>
+        <w:rPr>
+          <w:rStyle w:val="Hyperlink"/>
+        </w:rPr>
+        <w:t>https://healthcarelawmatters.foxrothschild.com/contact/</w:t>
+      </w:r>
+    </w:hyperlink>
+    <w:r>
+      <w:tab/>
+    </w:r>
+  </w:p>
+</w:ftr>
+</file>
+
+<file path=word/footer2.xml><?xml version="1.0" encoding="utf-8"?>
+<w:ftr xmlns:wpc="http://schemas.microsoft.com/office/word/2010/wordprocessingCanvas" xmlns:cx="http://schemas.microsoft.com/office/drawing/2014/chartex" xmlns:cx1="http://schemas.microsoft.com/office/drawing/2015/9/8/chartex" xmlns:cx2="http://schemas.microsoft.com/office/drawing/2015/10/21/chartex" xmlns:cx3="http://schemas.microsoft.com/office/drawing/2016/5/9/chartex" xmlns:cx4="http://schemas.microsoft.com/office/drawing/2016/5/10/chartex" xmlns:cx5="http://schemas.microsoft.com/office/drawing/2016/5/11/chartex" xmlns:cx6="http://schemas.microsoft.com/office/drawing/2016/5/12/chartex" xmlns:cx7="http://schemas.microsoft.com/office/drawing/2016/5/13/chartex" xmlns:cx8="http://schemas.microsoft.com/office/drawing/2016/5/14/chartex" xmlns:mc="http://schemas.openxmlformats.org/markup-compatibility/2006" xmlns:aink="http://schemas.microsoft.com/office/drawing/2016/ink" xmlns:am3d="http://schemas.microsoft.com/office/drawing/2017/model3d" xmlns:o="urn:schemas-microsoft-com:office:office" xmlns:oel="http://schemas.microsoft.com/office/2019/extlst" xmlns:r="http://schemas.openxmlformats.org/officeDocument/2006/relationships" xmlns:m="http://schemas.openxmlformats.org/officeDocument/2006/math" xmlns:v="urn:schemas-microsoft-com:vml" xmlns:wp14="http://schemas.microsoft.com/office/word/2010/wordprocessingDrawing" xmlns:wp="http://schemas.openxmlformats.org/drawingml/2006/wordprocessingDrawing" xmlns:w10="urn:schemas-microsoft-com:office:word" xmlns:w="http://schemas.openxmlformats.org/wordprocessingml/2006/main" xmlns:w14="http://schemas.microsoft.com/office/word/2010/wordml" xmlns:w15="http://schemas.microsoft.com/office/word/2012/wordml" xmlns:w16cex="http://schemas.microsoft.com/office/word/2018/wordml/cex" xmlns:w16cid="http://schemas.microsoft.com/office/word/2016/wordml/cid" xmlns:w16="http://schemas.microsoft.com/office/word/2018/wordml" xmlns:w16du="http://schemas.microsoft.com/office/word/2023/wordml/word16du" xmlns:w16sdtdh="http://schemas.microsoft.com/office/word/2020/wordml/sdtdatahash" xmlns:w16sdtfl="http://schemas.microsoft.com/office/word/2024/wordml/sdtformatlock" xmlns:w16se="http://schemas.microsoft.com/office/word/2015/wordml/symex" xmlns:wpg="http://schemas.microsoft.com/office/word/2010/wordprocessingGroup" xmlns:wpi="http://schemas.microsoft.com/office/word/2010/wordprocessingInk" xmlns:wne="http://schemas.microsoft.com/office/word/2006/wordml" xmlns:wps="http://schemas.microsoft.com/office/word/2010/wordprocessingShape" mc:Ignorable="w14 w15 w16se w16cid w16 w16cex w16sdtdh w16sdtfl w16du wp14">
+  <w:p>
+    <w:pPr>
+      <w:pStyle w:val="Footer"/>
+      <w:tabs>
+        <w:tab w:val="left" w:pos="7080"/>
+        <w:tab w:val="left" w:pos="7453"/>
+      </w:tabs>
+    </w:pPr>
+    <w:r>
+      <w:tab/>
+    </w:r>
+    <w:r>
+      <w:tab/>
+    </w:r>
+    <w:hyperlink r:id="rId1" w:history="1">
+      <w:r>
+        <w:rPr>
+          <w:rStyle w:val="Hyperlink"/>
+        </w:rPr>
+        <w:t>https://www.foxrothschild.com/health-law</w:t>
+      </w:r>
+    </w:hyperlink>
+    <w:r>
+      <w:tab/>
+    </w:r>
+    <w:r>
+      <w:tab/>
+    </w:r>
+  </w:p>
+</w:ftr>
+</file>
+
+<file path=word/footer3.xml><?xml version="1.0" encoding="utf-8"?>
+<w:ftr xmlns:wpc="http://schemas.microsoft.com/office/word/2010/wordprocessingCanvas" xmlns:cx="http://schemas.microsoft.com/office/drawing/2014/chartex" xmlns:cx1="http://schemas.microsoft.com/office/drawing/2015/9/8/chartex" xmlns:cx2="http://schemas.microsoft.com/office/drawing/2015/10/21/chartex" xmlns:cx3="http://schemas.microsoft.com/office/drawing/2016/5/9/chartex" xmlns:cx4="http://schemas.microsoft.com/office/drawing/2016/5/10/chartex" xmlns:cx5="http://schemas.microsoft.com/office/drawing/2016/5/11/chartex" xmlns:cx6="http://schemas.microsoft.com/office/drawing/2016/5/12/chartex" xmlns:cx7="http://schemas.microsoft.com/office/drawing/2016/5/13/chartex" xmlns:cx8="http://schemas.microsoft.com/office/drawing/2016/5/14/chartex" xmlns:mc="http://schemas.openxmlformats.org/markup-compatibility/2006" xmlns:aink="http://schemas.microsoft.com/office/drawing/2016/ink" xmlns:am3d="http://schemas.microsoft.com/office/drawing/2017/model3d" xmlns:o="urn:schemas-microsoft-com:office:office" xmlns:oel="http://schemas.microsoft.com/office/2019/extlst" xmlns:r="http://schemas.openxmlformats.org/officeDocument/2006/relationships" xmlns:m="http://schemas.openxmlformats.org/officeDocument/2006/math" xmlns:v="urn:schemas-microsoft-com:vml" xmlns:wp14="http://schemas.microsoft.com/office/word/2010/wordprocessingDrawing" xmlns:wp="http://schemas.openxmlformats.org/drawingml/2006/wordprocessingDrawing" xmlns:w10="urn:schemas-microsoft-com:office:word" xmlns:w="http://schemas.openxmlformats.org/wordprocessingml/2006/main" xmlns:w14="http://schemas.microsoft.com/office/word/2010/wordml" xmlns:w15="http://schemas.microsoft.com/office/word/2012/wordml" xmlns:w16cex="http://schemas.microsoft.com/office/word/2018/wordml/cex" xmlns:w16cid="http://schemas.microsoft.com/office/word/2016/wordml/cid" xmlns:w16="http://schemas.microsoft.com/office/word/2018/wordml" xmlns:w16du="http://schemas.microsoft.com/office/word/2023/wordml/word16du" xmlns:w16sdtdh="http://schemas.microsoft.com/office/word/2020/wordml/sdtdatahash" xmlns:w16sdtfl="http://schemas.microsoft.com/office/word/2024/wordml/sdtformatlock" xmlns:w16se="http://schemas.microsoft.com/office/word/2015/wordml/symex" xmlns:wpg="http://schemas.microsoft.com/office/word/2010/wordprocessingGroup" xmlns:wpi="http://schemas.microsoft.com/office/word/2010/wordprocessingInk" xmlns:wne="http://schemas.microsoft.com/office/word/2006/wordml" xmlns:wps="http://schemas.microsoft.com/office/word/2010/wordprocessingShape" mc:Ignorable="w14 w15 w16se w16cid w16 w16cex w16sdtdh w16sdtfl w16du wp14">
+  <w:p>
+    <w:pPr>
+      <w:pStyle w:val="Footer"/>
+    </w:pPr>
+    <w:r>
+      <w:tab/>
+    </w:r>
+    <w:hyperlink r:id="rId1" w:history="1">
+      <w:r>
+        <w:rPr>
+          <w:rStyle w:val="Hyperlink"/>
+        </w:rPr>
+        <w:t>https://virustreatmentcenters.com</w:t>
+      </w:r>
+    </w:hyperlink>
+  </w:p>
+</w:ftr>
+</file>
+
+<file path=word/footnotes.xml><?xml version="1.0" encoding="utf-8"?>
+<w:footnotes xmlns:wpc="http://schemas.microsoft.com/office/word/2010/wordprocessingCanvas" xmlns:cx="http://schemas.microsoft.com/office/drawing/2014/chartex" xmlns:cx1="http://schemas.microsoft.com/office/drawing/2015/9/8/chartex" xmlns:cx2="http://schemas.microsoft.com/office/drawing/2015/10/21/chartex" xmlns:cx3="http://schemas.microsoft.com/office/drawing/2016/5/9/chartex" xmlns:cx4="http://schemas.microsoft.com/office/drawing/2016/5/10/chartex" xmlns:cx5="http://schemas.microsoft.com/office/drawing/2016/5/11/chartex" xmlns:cx6="http://schemas.microsoft.com/office/drawing/2016/5/12/chartex" xmlns:cx7="http://schemas.microsoft.com/office/drawing/2016/5/13/chartex" xmlns:cx8="http://schemas.microsoft.com/office/drawing/2016/5/14/chartex" xmlns:mc="http://schemas.openxmlformats.org/markup-compatibility/2006" xmlns:aink="http://schemas.microsoft.com/office/drawing/2016/ink" xmlns:am3d="http://schemas.microsoft.com/office/drawing/2017/model3d" xmlns:o="urn:schemas-microsoft-com:office:office" xmlns:oel="http://schemas.microsoft.com/office/2019/extlst" xmlns:r="http://schemas.openxmlformats.org/officeDocument/2006/relationships" xmlns:m="http://schemas.openxmlformats.org/officeDocument/2006/math" xmlns:v="urn:schemas-microsoft-com:vml" xmlns:wp14="http://schemas.microsoft.com/office/word/2010/wordprocessingDrawing" xmlns:wp="http://schemas.openxmlformats.org/drawingml/2006/wordprocessingDrawing" xmlns:w10="urn:schemas-microsoft-com:office:word" xmlns:w="http://schemas.openxmlformats.org/wordprocessingml/2006/main" xmlns:w14="http://schemas.microsoft.com/office/word/2010/wordml" xmlns:w15="http://schemas.microsoft.com/office/word/2012/wordml" xmlns:w16cex="http://schemas.microsoft.com/office/word/2018/wordml/cex" xmlns:w16cid="http://schemas.microsoft.com/office/word/2016/wordml/cid" xmlns:w16="http://schemas.microsoft.com/office/word/2018/wordml" xmlns:w16du="http://schemas.microsoft.com/office/word/2023/wordml/word16du" xmlns:w16sdtdh="http://schemas.microsoft.com/office/word/2020/wordml/sdtdatahash" xmlns:w16sdtfl="http://schemas.microsoft.com/office/word/2024/wordml/sdtformatlock" xmlns:w16se="http://schemas.microsoft.com/office/word/2015/wordml/symex" xmlns:wpg="http://schemas.microsoft.com/office/word/2010/wordprocessingGroup" xmlns:wpi="http://schemas.microsoft.com/office/word/2010/wordprocessingInk" xmlns:wne="http://schemas.microsoft.com/office/word/2006/wordml" xmlns:wps="http://schemas.microsoft.com/office/word/2010/wordprocessingShape" mc:Ignorable="w14 w15 w16se w16cid w16 w16cex w16sdtdh w16sdtfl w16du wp14">
+  <w:footnote w:type="separator" w:id="-1">
+    <w:p>
+      <w:pPr>
+        <w:spacing w:after="0" w:line="240" w:lineRule="auto"/>
+      </w:pPr>
+      <w:r>
+        <w:separator/>
+      </w:r>
+    </w:p>
+  </w:footnote>
+  <w:footnote w:type="continuationSeparator" w:id="0">
+    <w:p>
+      <w:pPr>
+        <w:spacing w:after="0" w:line="240" w:lineRule="auto"/>
+      </w:pPr>
+      <w:r>
+        <w:continuationSeparator/>
+      </w:r>
+    </w:p>
+  </w:footnote>
+</w:footnotes>
+</file>
+
+<file path=word/header1.xml><?xml version="1.0" encoding="utf-8"?>
+<w:hdr xmlns:wpc="http://schemas.microsoft.com/office/word/2010/wordprocessingCanvas" xmlns:cx="http://schemas.microsoft.com/office/drawing/2014/chartex" xmlns:cx1="http://schemas.microsoft.com/office/drawing/2015/9/8/chartex" xmlns:cx2="http://schemas.microsoft.com/office/drawing/2015/10/21/chartex" xmlns:cx3="http://schemas.microsoft.com/office/drawing/2016/5/9/chartex" xmlns:cx4="http://schemas.microsoft.com/office/drawing/2016/5/10/chartex" xmlns:cx5="http://schemas.microsoft.com/office/drawing/2016/5/11/chartex" xmlns:cx6="http://schemas.microsoft.com/office/drawing/2016/5/12/chartex" xmlns:cx7="http://schemas.microsoft.com/office/drawing/2016/5/13/chartex" xmlns:cx8="http://schemas.microsoft.com/office/drawing/2016/5/14/chartex" xmlns:mc="http://schemas.openxmlformats.org/markup-compatibility/2006" xmlns:aink="http://schemas.microsoft.com/office/drawing/2016/ink" xmlns:am3d="http://schemas.microsoft.com/office/drawing/2017/model3d" xmlns:o="urn:schemas-microsoft-com:office:office" xmlns:oel="http://schemas.microsoft.com/office/2019/extlst" xmlns:r="http://schemas.openxmlformats.org/officeDocument/2006/relationships" xmlns:m="http://schemas.openxmlformats.org/officeDocument/2006/math" xmlns:v="urn:schemas-microsoft-com:vml" xmlns:wp14="http://schemas.microsoft.com/office/word/2010/wordprocessingDrawing" xmlns:wp="http://schemas.openxmlformats.org/drawingml/2006/wordprocessingDrawing" xmlns:w10="urn:schemas-microsoft-com:office:word" xmlns:w="http://schemas.openxmlformats.org/wordprocessingml/2006/main" xmlns:w14="http://schemas.microsoft.com/office/word/2010/wordml" xmlns:w15="http://schemas.microsoft.com/office/word/2012/wordml" xmlns:w16cex="http://schemas.microsoft.com/office/word/2018/wordml/cex" xmlns:w16cid="http://schemas.microsoft.com/office/word/2016/wordml/cid" xmlns:w16="http://schemas.microsoft.com/office/word/2018/wordml" xmlns:w16du="http://schemas.microsoft.com/office/word/2023/wordml/word16du" xmlns:w16sdtdh="http://schemas.microsoft.com/office/word/2020/wordml/sdtdatahash" xmlns:w16sdtfl="http://schemas.microsoft.com/office/word/2024/wordml/sdtformatlock" xmlns:w16se="http://schemas.microsoft.com/office/word/2015/wordml/symex" xmlns:wpg="http://schemas.microsoft.com/office/word/2010/wordprocessingGroup" xmlns:wpi="http://schemas.microsoft.com/office/word/2010/wordprocessingInk" xmlns:wne="http://schemas.microsoft.com/office/word/2006/wordml" xmlns:wps="http://schemas.microsoft.com/office/word/2010/wordprocessingShape" mc:Ignorable="w14 w15 w16se w16cid w16 w16cex w16sdtdh w16sdtfl w16du wp14">
+  <w:p>
+    <w:pPr>
+      <w:pStyle w:val="Header"/>
+    </w:pPr>
+  </w:p>
+</w:hdr>
+</file>
+
+<file path=word/header2.xml><?xml version="1.0" encoding="utf-8"?>
+<w:hdr xmlns:wpc="http://schemas.microsoft.com/office/word/2010/wordprocessingCanvas" xmlns:cx="http://schemas.microsoft.com/office/drawing/2014/chartex" xmlns:cx1="http://schemas.microsoft.com/office/drawing/2015/9/8/chartex" xmlns:cx2="http://schemas.microsoft.com/office/drawing/2015/10/21/chartex" xmlns:cx3="http://schemas.microsoft.com/office/drawing/2016/5/9/chartex" xmlns:cx4="http://schemas.microsoft.com/office/drawing/2016/5/10/chartex" xmlns:cx5="http://schemas.microsoft.com/office/drawing/2016/5/11/chartex" xmlns:cx6="http://schemas.microsoft.com/office/drawing/2016/5/12/chartex" xmlns:cx7="http://schemas.microsoft.com/office/drawing/2016/5/13/chartex" xmlns:cx8="http://schemas.microsoft.com/office/drawing/2016/5/14/chartex" xmlns:mc="http://schemas.openxmlformats.org/markup-compatibility/2006" xmlns:aink="http://schemas.microsoft.com/office/drawing/2016/ink" xmlns:am3d="http://schemas.microsoft.com/office/drawing/2017/model3d" xmlns:o="urn:schemas-microsoft-com:office:office" xmlns:oel="http://schemas.microsoft.com/office/2019/extlst" xmlns:r="http://schemas.openxmlformats.org/officeDocument/2006/relationships" xmlns:m="http://schemas.openxmlformats.org/officeDocument/2006/math" xmlns:v="urn:schemas-microsoft-com:vml" xmlns:wp14="http://schemas.microsoft.com/office/word/2010/wordprocessingDrawing" xmlns:wp="http://schemas.openxmlformats.org/drawingml/2006/wordprocessingDrawing" xmlns:w10="urn:schemas-microsoft-com:office:word" xmlns:w="http://schemas.openxmlformats.org/wordprocessingml/2006/main" xmlns:w14="http://schemas.microsoft.com/office/word/2010/wordml" xmlns:w15="http://schemas.microsoft.com/office/word/2012/wordml" xmlns:w16cex="http://schemas.microsoft.com/office/word/2018/wordml/cex" xmlns:w16cid="http://schemas.microsoft.com/office/word/2016/wordml/cid" xmlns:w16="http://schemas.microsoft.com/office/word/2018/wordml" xmlns:w16du="http://schemas.microsoft.com/office/word/2023/wordml/word16du" xmlns:w16sdtdh="http://schemas.microsoft.com/office/word/2020/wordml/sdtdatahash" xmlns:w16sdtfl="http://schemas.microsoft.com/office/word/2024/wordml/sdtformatlock" xmlns:w16se="http://schemas.microsoft.com/office/word/2015/wordml/symex" xmlns:wpg="http://schemas.microsoft.com/office/word/2010/wordprocessingGroup" xmlns:wpi="http://schemas.microsoft.com/office/word/2010/wordprocessingInk" xmlns:wne="http://schemas.microsoft.com/office/word/2006/wordml" xmlns:wps="http://schemas.microsoft.com/office/word/2010/wordprocessingShape" mc:Ignorable="w14 w15 w16se w16cid w16 w16cex w16sdtdh w16sdtfl w16du wp14">
+  <w:p>
+    <w:pPr>
+      <w:pStyle w:val="Header"/>
+    </w:pPr>
+  </w:p>
+</w:hdr>
+</file>
+
+<file path=word/header3.xml><?xml version="1.0" encoding="utf-8"?>
+<w:hdr xmlns:wpc="http://schemas.microsoft.com/office/word/2010/wordprocessingCanvas" xmlns:cx="http://schemas.microsoft.com/office/drawing/2014/chartex" xmlns:cx1="http://schemas.microsoft.com/office/drawing/2015/9/8/chartex" xmlns:cx2="http://schemas.microsoft.com/office/drawing/2015/10/21/chartex" xmlns:cx3="http://schemas.microsoft.com/office/drawing/2016/5/9/chartex" xmlns:cx4="http://schemas.microsoft.com/office/drawing/2016/5/10/chartex" xmlns:cx5="http://schemas.microsoft.com/office/drawing/2016/5/11/chartex" xmlns:cx6="http://schemas.microsoft.com/office/drawing/2016/5/12/chartex" xmlns:cx7="http://schemas.microsoft.com/office/drawing/2016/5/13/chartex" xmlns:cx8="http://schemas.microsoft.com/office/drawing/2016/5/14/chartex" xmlns:mc="http://schemas.openxmlformats.org/markup-compatibility/2006" xmlns:aink="http://schemas.microsoft.com/office/drawing/2016/ink" xmlns:am3d="http://schemas.microsoft.com/office/drawing/2017/model3d" xmlns:o="urn:schemas-microsoft-com:office:office" xmlns:oel="http://schemas.microsoft.com/office/2019/extlst" xmlns:r="http://schemas.openxmlformats.org/officeDocument/2006/relationships" xmlns:m="http://schemas.openxmlformats.org/officeDocument/2006/math" xmlns:v="urn:schemas-microsoft-com:vml" xmlns:wp14="http://schemas.microsoft.com/office/word/2010/wordprocessingDrawing" xmlns:wp="http://schemas.openxmlformats.org/drawingml/2006/wordprocessingDrawing" xmlns:w10="urn:schemas-microsoft-com:office:word" xmlns:w="http://schemas.openxmlformats.org/wordprocessingml/2006/main" xmlns:w14="http://schemas.microsoft.com/office/word/2010/wordml" xmlns:w15="http://schemas.microsoft.com/office/word/2012/wordml" xmlns:w16cex="http://schemas.microsoft.com/office/word/2018/wordml/cex" xmlns:w16cid="http://schemas.microsoft.com/office/word/2016/wordml/cid" xmlns:w16="http://schemas.microsoft.com/office/word/2018/wordml" xmlns:w16du="http://schemas.microsoft.com/office/word/2023/wordml/word16du" xmlns:w16sdtdh="http://schemas.microsoft.com/office/word/2020/wordml/sdtdatahash" xmlns:w16sdtfl="http://schemas.microsoft.com/office/word/2024/wordml/sdtformatlock" xmlns:w16se="http://schemas.microsoft.com/office/word/2015/wordml/symex" xmlns:wpg="http://schemas.microsoft.com/office/word/2010/wordprocessingGroup" xmlns:wpi="http://schemas.microsoft.com/office/word/2010/wordprocessingInk" xmlns:wne="http://schemas.microsoft.com/office/word/2006/wordml" xmlns:wps="http://schemas.microsoft.com/office/word/2010/wordprocessingShape" mc:Ignorable="w14 w15 w16se w16cid w16 w16cex w16sdtdh w16sdtfl w16du wp14">
+  <w:p>
+    <w:pPr>
+      <w:pStyle w:val="Header"/>
+      <w:jc w:val="right"/>
+    </w:pPr>
+    <w:r>
+      <w:t>ECNM HOFSTAD</w:t>
+    </w:r>
+  </w:p>
+</w:hdr>
 </file>
 
 <file path=word/numbering.xml><?xml version="1.0" encoding="utf-8"?>
@@ -14403,6 +14830,7 @@
   <w:style w:type="character" w:default="1" w:styleId="DefaultParagraphFont">
     <w:name w:val="Default Paragraph Font"/>
     <w:uiPriority w:val="1"/>
+    <w:semiHidden/>
     <w:unhideWhenUsed/>
   </w:style>
   <w:style w:type="table" w:default="1" w:styleId="TableNormal">
@@ -14739,6 +15167,50 @@
       <w:shd w:val="clear" w:color="auto" w:fill="E1DFDD"/>
     </w:rPr>
   </w:style>
+  <w:style w:type="paragraph" w:styleId="Header">
+    <w:name w:val="header"/>
+    <w:basedOn w:val="Normal"/>
+    <w:link w:val="HeaderChar"/>
+    <w:uiPriority w:val="99"/>
+    <w:unhideWhenUsed/>
+    <w:rsid w:val="00F77272"/>
+    <w:pPr>
+      <w:tabs>
+        <w:tab w:val="center" w:pos="4680"/>
+        <w:tab w:val="right" w:pos="9360"/>
+      </w:tabs>
+      <w:spacing w:after="0" w:line="240" w:lineRule="auto"/>
+    </w:pPr>
+  </w:style>
+  <w:style w:type="character" w:customStyle="1" w:styleId="HeaderChar">
+    <w:name w:val="Header Char"/>
+    <w:basedOn w:val="DefaultParagraphFont"/>
+    <w:link w:val="Header"/>
+    <w:uiPriority w:val="99"/>
+    <w:rsid w:val="00F77272"/>
+  </w:style>
+  <w:style w:type="paragraph" w:styleId="Footer">
+    <w:name w:val="footer"/>
+    <w:basedOn w:val="Normal"/>
+    <w:link w:val="FooterChar"/>
+    <w:uiPriority w:val="99"/>
+    <w:unhideWhenUsed/>
+    <w:rsid w:val="00F77272"/>
+    <w:pPr>
+      <w:tabs>
+        <w:tab w:val="center" w:pos="4680"/>
+        <w:tab w:val="right" w:pos="9360"/>
+      </w:tabs>
+      <w:spacing w:after="0" w:line="240" w:lineRule="auto"/>
+    </w:pPr>
+  </w:style>
+  <w:style w:type="character" w:customStyle="1" w:styleId="FooterChar">
+    <w:name w:val="Footer Char"/>
+    <w:basedOn w:val="DefaultParagraphFont"/>
+    <w:link w:val="Footer"/>
+    <w:uiPriority w:val="99"/>
+    <w:rsid w:val="00F77272"/>
+  </w:style>
 </w:styles>
 </file>
 

--- a/docs/csf_cancer_journal.docx
+++ b/docs/csf_cancer_journal.docx
@@ -4,6 +4,7 @@
   <w:body>
     <w:p>
       <w:pPr>
+        <w:pStyle w:val="Heading1"/>
         <w:rPr>
           <w:b/>
           <w:bCs/>
@@ -16,29 +17,6 @@
         </w:rPr>
         <w:t>Volume IV: The Urogenital Lipid-Capsule Scaffolding, Prostatic/Skene's Gland Homeostasis, and Central Nervous System Hydrodynamic Interconnect</w:t>
       </w:r>
-    </w:p>
-    <w:p>
-      <w:pPr>
-        <w:rPr>
-          <w:b/>
-          <w:bCs/>
-        </w:rPr>
-      </w:pPr>
-      <w:r>
-        <w:rPr>
-          <w:b/>
-          <w:bCs/>
-        </w:rPr>
-        <w:t>Pre-Chapter 1: Advanced Pelvic and Lipid-Conduit Infection Control, Surgery, and Personnel PPE Protocols</w:t>
-      </w:r>
-    </w:p>
-    <w:p>
-      <w:pPr>
-        <w:rPr>
-          <w:b/>
-          <w:bCs/>
-        </w:rPr>
-      </w:pPr>
     </w:p>
     <w:p>
       <w:pPr>
@@ -404,6 +382,7 @@
     <w:p/>
     <w:p>
       <w:pPr>
+        <w:pStyle w:val="Heading1"/>
         <w:rPr>
           <w:b/>
           <w:bCs/>
@@ -1453,6 +1432,45 @@
     </w:p>
     <w:p>
       <w:pPr>
+        <w:pStyle w:val="Heading1"/>
+        <w:rPr>
+          <w:b/>
+          <w:bCs/>
+        </w:rPr>
+      </w:pPr>
+      <w:r>
+        <w:rPr>
+          <w:b/>
+          <w:bCs/>
+        </w:rPr>
+        <w:lastRenderedPageBreak/>
+        <w:t>Pre-Chapter 1: Advanced Pelvic and Lipid-Conduit Infection Control, Surgery, and Personnel PPE Protocols</w:t>
+      </w:r>
+    </w:p>
+    <w:p/>
+    <w:p/>
+    <w:p/>
+    <w:p/>
+    <w:p/>
+    <w:p/>
+    <w:p/>
+    <w:p/>
+    <w:p/>
+    <w:p/>
+    <w:p/>
+    <w:p/>
+    <w:p/>
+    <w:p/>
+    <w:p/>
+    <w:p/>
+    <w:p/>
+    <w:p/>
+    <w:p/>
+    <w:p/>
+    <w:p/>
+    <w:p/>
+    <w:p>
+      <w:pPr>
         <w:rPr>
           <w:b/>
           <w:bCs/>
@@ -1479,136 +1497,241 @@
     </w:p>
     <w:p/>
     <w:p>
-      <w:proofErr w:type="gramStart"/>
-      <w:r>
-        <w:t>[ Pelvic</w:t>
-      </w:r>
-      <w:proofErr w:type="gramEnd"/>
-      <w:r>
-        <w:t xml:space="preserve">/Prostatic Operating Field: Closed Negative-Pressure Isolation </w:t>
-      </w:r>
-      <w:proofErr w:type="gramStart"/>
-      <w:r>
-        <w:t>Loop ]</w:t>
-      </w:r>
-      <w:proofErr w:type="gramEnd"/>
-    </w:p>
-    <w:p>
-      <w:r>
+      <w:pPr>
+        <w:rPr>
+          <w:b/>
+          <w:bCs/>
+        </w:rPr>
+      </w:pPr>
+      <w:r>
+        <w:rPr>
+          <w:b/>
+          <w:bCs/>
+        </w:rPr>
+        <w:t>[ Pelvic/Prostatic Operating Field: Closed Negative-Pressure Isolation Loop ]</w:t>
+      </w:r>
+    </w:p>
+    <w:p>
+      <w:pPr>
+        <w:rPr>
+          <w:b/>
+          <w:bCs/>
+        </w:rPr>
+      </w:pPr>
+      <w:r>
+        <w:rPr>
+          <w:b/>
+          <w:bCs/>
+        </w:rPr>
         <w:t xml:space="preserve">                                       │</w:t>
       </w:r>
     </w:p>
     <w:p>
-      <w:r>
+      <w:pPr>
+        <w:rPr>
+          <w:b/>
+          <w:bCs/>
+        </w:rPr>
+      </w:pPr>
+      <w:r>
+        <w:rPr>
+          <w:b/>
+          <w:bCs/>
+        </w:rPr>
         <w:t xml:space="preserve">        ┌──────────────────────────────</w:t>
       </w:r>
       <w:r>
         <w:rPr>
           <w:rFonts w:ascii="MS Gothic" w:eastAsia="MS Gothic" w:hAnsi="MS Gothic" w:cs="MS Gothic" w:hint="eastAsia"/>
+          <w:b/>
+          <w:bCs/>
         </w:rPr>
         <w:t>┴</w:t>
       </w:r>
       <w:r>
         <w:rPr>
           <w:rFonts w:ascii="Aptos" w:hAnsi="Aptos" w:cs="Aptos"/>
+          <w:b/>
+          <w:bCs/>
         </w:rPr>
         <w:t>──────────────────────────────┐</w:t>
       </w:r>
     </w:p>
     <w:p>
-      <w:r>
+      <w:pPr>
+        <w:rPr>
+          <w:b/>
+          <w:bCs/>
+        </w:rPr>
+      </w:pPr>
+      <w:r>
+        <w:rPr>
+          <w:b/>
+          <w:bCs/>
+        </w:rPr>
         <w:t xml:space="preserve">        </w:t>
       </w:r>
       <w:r>
         <w:rPr>
           <w:rFonts w:ascii="Arial" w:hAnsi="Arial" w:cs="Arial"/>
+          <w:b/>
+          <w:bCs/>
         </w:rPr>
         <w:t>▼</w:t>
       </w:r>
       <w:r>
+        <w:rPr>
+          <w:b/>
+          <w:bCs/>
+        </w:rPr>
         <w:t xml:space="preserve">                                                             </w:t>
       </w:r>
       <w:r>
         <w:rPr>
           <w:rFonts w:ascii="Arial" w:hAnsi="Arial" w:cs="Arial"/>
+          <w:b/>
+          <w:bCs/>
         </w:rPr>
         <w:t>▼</w:t>
       </w:r>
     </w:p>
     <w:p>
-      <w:r>
-        <w:t xml:space="preserve">[ Deep-Field Lipid </w:t>
-      </w:r>
-      <w:proofErr w:type="gramStart"/>
-      <w:r>
-        <w:t>Aspiration ]</w:t>
-      </w:r>
-      <w:proofErr w:type="gramEnd"/>
-      <w:r>
-        <w:t xml:space="preserve">                         </w:t>
-      </w:r>
-      <w:proofErr w:type="gramStart"/>
-      <w:r>
-        <w:t xml:space="preserve">   [</w:t>
-      </w:r>
-      <w:proofErr w:type="gramEnd"/>
-      <w:r>
-        <w:t xml:space="preserve"> Chemical Neutralization </w:t>
-      </w:r>
-      <w:proofErr w:type="gramStart"/>
-      <w:r>
-        <w:t>Zones ]</w:t>
-      </w:r>
-      <w:proofErr w:type="gramEnd"/>
-    </w:p>
-    <w:p>
-      <w:r>
+      <w:pPr>
+        <w:rPr>
+          <w:b/>
+          <w:bCs/>
+        </w:rPr>
+      </w:pPr>
+      <w:r>
+        <w:rPr>
+          <w:b/>
+          <w:bCs/>
+        </w:rPr>
+        <w:t>[ Deep-Field Lipid Aspiration ]                            [ Chemical Neutralization Zones ]</w:t>
+      </w:r>
+    </w:p>
+    <w:p>
+      <w:pPr>
+        <w:rPr>
+          <w:b/>
+          <w:bCs/>
+        </w:rPr>
+      </w:pPr>
+      <w:r>
+        <w:rPr>
+          <w:b/>
+          <w:bCs/>
+        </w:rPr>
         <w:t xml:space="preserve">  - High-Volume Luminal Scavenging                           - High-Alkaline Isolation Curtains</w:t>
       </w:r>
     </w:p>
     <w:p>
-      <w:r>
+      <w:pPr>
+        <w:rPr>
+          <w:b/>
+          <w:bCs/>
+        </w:rPr>
+      </w:pPr>
+      <w:r>
+        <w:rPr>
+          <w:b/>
+          <w:bCs/>
+        </w:rPr>
         <w:t xml:space="preserve">  - Charcoal + Particulate Gas Scrubbing                      - Direct pH 8.4 Buffered Rinses</w:t>
       </w:r>
     </w:p>
     <w:p>
-      <w:r>
+      <w:pPr>
+        <w:rPr>
+          <w:b/>
+          <w:bCs/>
+        </w:rPr>
+      </w:pPr>
+      <w:r>
+        <w:rPr>
+          <w:b/>
+          <w:bCs/>
+        </w:rPr>
         <w:t xml:space="preserve">                                │                                             │</w:t>
       </w:r>
     </w:p>
     <w:p>
-      <w:r>
+      <w:pPr>
+        <w:rPr>
+          <w:b/>
+          <w:bCs/>
+        </w:rPr>
+      </w:pPr>
+      <w:r>
+        <w:rPr>
+          <w:b/>
+          <w:bCs/>
+        </w:rPr>
         <w:t xml:space="preserve">                                </w:t>
       </w:r>
       <w:r>
         <w:rPr>
           <w:rFonts w:ascii="Arial" w:hAnsi="Arial" w:cs="Arial"/>
+          <w:b/>
+          <w:bCs/>
         </w:rPr>
         <w:t>▼</w:t>
       </w:r>
       <w:r>
+        <w:rPr>
+          <w:b/>
+          <w:bCs/>
+        </w:rPr>
         <w:t xml:space="preserve">                                             </w:t>
       </w:r>
       <w:r>
         <w:rPr>
           <w:rFonts w:ascii="Arial" w:hAnsi="Arial" w:cs="Arial"/>
+          <w:b/>
+          <w:bCs/>
         </w:rPr>
         <w:t>▼</w:t>
       </w:r>
     </w:p>
     <w:p>
-      <w:r>
-        <w:t xml:space="preserve">                       [ Secured Glandular Perineal Containment </w:t>
-      </w:r>
-      <w:proofErr w:type="gramStart"/>
-      <w:r>
-        <w:t>Zone ]</w:t>
-      </w:r>
-      <w:proofErr w:type="gramEnd"/>
-    </w:p>
-    <w:p/>
-    <w:p/>
-    <w:p/>
+      <w:pPr>
+        <w:rPr>
+          <w:b/>
+          <w:bCs/>
+        </w:rPr>
+      </w:pPr>
+      <w:r>
+        <w:rPr>
+          <w:b/>
+          <w:bCs/>
+        </w:rPr>
+        <w:t xml:space="preserve">                       [ Secured Glandular Perineal Containment Zone ]</w:t>
+      </w:r>
+    </w:p>
+    <w:p>
+      <w:pPr>
+        <w:rPr>
+          <w:b/>
+          <w:bCs/>
+        </w:rPr>
+      </w:pPr>
+    </w:p>
+    <w:p>
+      <w:pPr>
+        <w:rPr>
+          <w:b/>
+          <w:bCs/>
+        </w:rPr>
+      </w:pPr>
+    </w:p>
+    <w:p>
+      <w:pPr>
+        <w:rPr>
+          <w:b/>
+          <w:bCs/>
+        </w:rPr>
+      </w:pPr>
+    </w:p>
     <w:p/>
     <w:p/>
     <w:p/>
@@ -1646,15 +1769,7 @@
         <w:t>Alkaline Boundary Profiling:</w:t>
       </w:r>
       <w:r>
-        <w:t xml:space="preserve"> All </w:t>
-      </w:r>
-      <w:proofErr w:type="gramStart"/>
-      <w:r>
-        <w:t>stainless steel</w:t>
-      </w:r>
-      <w:proofErr w:type="gramEnd"/>
-      <w:r>
-        <w:t xml:space="preserve"> instruments, surgical drapes, retractors, and suction cannulas must be pre-treated with mildly basic, non-corrosive solutions to maintain a rigorous high-alkalinity operating field. This basic profile provides a primary chemical defense line, instantly inducing cellular degradation and immobilization if a low-pH parasitic fluid matrix escapes.</w:t>
+        <w:t xml:space="preserve"> All stainless steel instruments, surgical drapes, retractors, and suction cannulas must be pre-treated with mildly basic, non-corrosive solutions to maintain a rigorous high-alkalinity operating field. This basic profile provides a primary chemical defense line, instantly inducing cellular degradation and immobilization if a low-pH parasitic fluid matrix escapes.</w:t>
       </w:r>
     </w:p>
     <w:p/>
@@ -1693,69 +1808,120 @@
     </w:p>
     <w:p>
       <w:r>
-        <w:t xml:space="preserve">Standard thin surgical gowns and 4-mil nitrile gloves offer zero protection against the multi-jointed, chitinous limbs and sharp tarsal claws of an active marine arthropod vector within tight urogenital spaces, nor do they protect against direct contact with pressurized lipid fluid streams. All operating room technicians, circulating nurses, and primary urological surgeons must strictly </w:t>
-      </w:r>
-      <w:proofErr w:type="gramStart"/>
-      <w:r>
-        <w:t>don</w:t>
-      </w:r>
-      <w:proofErr w:type="gramEnd"/>
-      <w:r>
-        <w:t xml:space="preserve"> these advanced PPE tiers:</w:t>
-      </w:r>
-    </w:p>
-    <w:p/>
-    <w:p>
-      <w:proofErr w:type="gramStart"/>
-      <w:r>
-        <w:t>+-</w:t>
-      </w:r>
-      <w:proofErr w:type="gramEnd"/>
-      <w:r>
-        <w:t>-------------------------------------------------------------------------+</w:t>
-      </w:r>
-    </w:p>
-    <w:p>
-      <w:r>
+        <w:t>Standard thin surgical gowns and 4-mil nitrile gloves offer zero protection against the multi-jointed, chitinous limbs and sharp tarsal claws of an active marine arthropod vector within tight urogenital spaces, nor do they protect against direct contact with pressurized lipid fluid streams. All operating room technicians, circulating nurses, and primary urological surgeons must strictly don these advanced PPE tiers:</w:t>
+      </w:r>
+    </w:p>
+    <w:p>
+      <w:pPr>
+        <w:rPr>
+          <w:b/>
+          <w:bCs/>
+        </w:rPr>
+      </w:pPr>
+    </w:p>
+    <w:p>
+      <w:pPr>
+        <w:rPr>
+          <w:b/>
+          <w:bCs/>
+        </w:rPr>
+      </w:pPr>
+      <w:r>
+        <w:rPr>
+          <w:b/>
+          <w:bCs/>
+        </w:rPr>
+        <w:t>+--------------------------------------------------------------------------+</w:t>
+      </w:r>
+    </w:p>
+    <w:p>
+      <w:pPr>
+        <w:rPr>
+          <w:b/>
+          <w:bCs/>
+        </w:rPr>
+      </w:pPr>
+      <w:r>
+        <w:rPr>
+          <w:b/>
+          <w:bCs/>
+        </w:rPr>
         <w:t>|               ADVANCED PELVIC REPRODUCTIVE PERSONNEL PPE                 |</w:t>
       </w:r>
     </w:p>
     <w:p>
-      <w:r>
-        <w:t>| 1. Airway Defense: Positive-Pressure Supplied Air Respirator (</w:t>
-      </w:r>
-      <w:proofErr w:type="gramStart"/>
-      <w:r>
-        <w:t xml:space="preserve">PAPR)   </w:t>
-      </w:r>
-      <w:proofErr w:type="gramEnd"/>
-      <w:r>
-        <w:t xml:space="preserve">    |</w:t>
-      </w:r>
-    </w:p>
-    <w:p>
-      <w:r>
+      <w:pPr>
+        <w:rPr>
+          <w:b/>
+          <w:bCs/>
+        </w:rPr>
+      </w:pPr>
+      <w:r>
+        <w:rPr>
+          <w:b/>
+          <w:bCs/>
+        </w:rPr>
+        <w:t>| 1. Airway Defense: Positive-Pressure Supplied Air Respirator (PAPR)       |</w:t>
+      </w:r>
+    </w:p>
+    <w:p>
+      <w:pPr>
+        <w:rPr>
+          <w:b/>
+          <w:bCs/>
+        </w:rPr>
+      </w:pPr>
+      <w:r>
+        <w:rPr>
+          <w:b/>
+          <w:bCs/>
+        </w:rPr>
         <w:t>| 2. Inner Layer: 22-Mil High-Density Nitrile Puncture-Proof Gloves        |</w:t>
       </w:r>
     </w:p>
     <w:p>
-      <w:r>
+      <w:pPr>
+        <w:rPr>
+          <w:b/>
+          <w:bCs/>
+        </w:rPr>
+      </w:pPr>
+      <w:r>
+        <w:rPr>
+          <w:b/>
+          <w:bCs/>
+        </w:rPr>
         <w:t>| 3. Ocular Protection: Narrow-Band Optical Frequency Filtering Visors     |</w:t>
       </w:r>
     </w:p>
     <w:p>
-      <w:r>
+      <w:pPr>
+        <w:rPr>
+          <w:b/>
+          <w:bCs/>
+        </w:rPr>
+      </w:pPr>
+      <w:r>
+        <w:rPr>
+          <w:b/>
+          <w:bCs/>
+        </w:rPr>
         <w:t>| 4. Core Suit: Type 4/5 Fluid-Impermeable Chemical HAZMAT Enclosure       |</w:t>
       </w:r>
     </w:p>
     <w:p>
-      <w:proofErr w:type="gramStart"/>
-      <w:r>
-        <w:t>+-</w:t>
-      </w:r>
-      <w:proofErr w:type="gramEnd"/>
-      <w:r>
-        <w:t>-------------------------------------------------------------------------+</w:t>
+      <w:pPr>
+        <w:rPr>
+          <w:b/>
+          <w:bCs/>
+        </w:rPr>
+      </w:pPr>
+      <w:r>
+        <w:rPr>
+          <w:b/>
+          <w:bCs/>
+        </w:rPr>
+        <w:t>+--------------------------------------------------------------------------+</w:t>
       </w:r>
     </w:p>
     <w:p>
@@ -2655,11 +2821,196 @@
           <w:bCs/>
         </w:rPr>
       </w:pPr>
-      <w:r>
-        <w:rPr>
-          <w:b/>
-          <w:bCs/>
-        </w:rPr>
+    </w:p>
+    <w:p>
+      <w:pPr>
+        <w:rPr>
+          <w:b/>
+          <w:bCs/>
+        </w:rPr>
+      </w:pPr>
+    </w:p>
+    <w:p>
+      <w:pPr>
+        <w:rPr>
+          <w:b/>
+          <w:bCs/>
+        </w:rPr>
+      </w:pPr>
+    </w:p>
+    <w:p>
+      <w:pPr>
+        <w:rPr>
+          <w:b/>
+          <w:bCs/>
+        </w:rPr>
+      </w:pPr>
+    </w:p>
+    <w:p>
+      <w:pPr>
+        <w:rPr>
+          <w:b/>
+          <w:bCs/>
+        </w:rPr>
+      </w:pPr>
+    </w:p>
+    <w:p>
+      <w:pPr>
+        <w:rPr>
+          <w:b/>
+          <w:bCs/>
+        </w:rPr>
+      </w:pPr>
+    </w:p>
+    <w:p>
+      <w:pPr>
+        <w:rPr>
+          <w:b/>
+          <w:bCs/>
+        </w:rPr>
+      </w:pPr>
+    </w:p>
+    <w:p>
+      <w:pPr>
+        <w:rPr>
+          <w:b/>
+          <w:bCs/>
+        </w:rPr>
+      </w:pPr>
+    </w:p>
+    <w:p>
+      <w:pPr>
+        <w:rPr>
+          <w:b/>
+          <w:bCs/>
+        </w:rPr>
+      </w:pPr>
+    </w:p>
+    <w:p>
+      <w:pPr>
+        <w:rPr>
+          <w:b/>
+          <w:bCs/>
+        </w:rPr>
+      </w:pPr>
+    </w:p>
+    <w:p>
+      <w:pPr>
+        <w:rPr>
+          <w:b/>
+          <w:bCs/>
+        </w:rPr>
+      </w:pPr>
+    </w:p>
+    <w:p>
+      <w:pPr>
+        <w:rPr>
+          <w:b/>
+          <w:bCs/>
+        </w:rPr>
+      </w:pPr>
+    </w:p>
+    <w:p>
+      <w:pPr>
+        <w:rPr>
+          <w:b/>
+          <w:bCs/>
+        </w:rPr>
+      </w:pPr>
+    </w:p>
+    <w:p>
+      <w:pPr>
+        <w:rPr>
+          <w:b/>
+          <w:bCs/>
+        </w:rPr>
+      </w:pPr>
+    </w:p>
+    <w:p>
+      <w:pPr>
+        <w:rPr>
+          <w:b/>
+          <w:bCs/>
+        </w:rPr>
+      </w:pPr>
+    </w:p>
+    <w:p>
+      <w:pPr>
+        <w:rPr>
+          <w:b/>
+          <w:bCs/>
+        </w:rPr>
+      </w:pPr>
+    </w:p>
+    <w:p>
+      <w:pPr>
+        <w:rPr>
+          <w:b/>
+          <w:bCs/>
+        </w:rPr>
+      </w:pPr>
+    </w:p>
+    <w:p>
+      <w:pPr>
+        <w:rPr>
+          <w:b/>
+          <w:bCs/>
+        </w:rPr>
+      </w:pPr>
+    </w:p>
+    <w:p>
+      <w:pPr>
+        <w:rPr>
+          <w:b/>
+          <w:bCs/>
+        </w:rPr>
+      </w:pPr>
+    </w:p>
+    <w:p>
+      <w:pPr>
+        <w:rPr>
+          <w:b/>
+          <w:bCs/>
+        </w:rPr>
+      </w:pPr>
+    </w:p>
+    <w:p>
+      <w:pPr>
+        <w:rPr>
+          <w:b/>
+          <w:bCs/>
+        </w:rPr>
+      </w:pPr>
+    </w:p>
+    <w:p>
+      <w:pPr>
+        <w:rPr>
+          <w:b/>
+          <w:bCs/>
+        </w:rPr>
+      </w:pPr>
+    </w:p>
+    <w:p>
+      <w:pPr>
+        <w:rPr>
+          <w:b/>
+          <w:bCs/>
+        </w:rPr>
+      </w:pPr>
+    </w:p>
+    <w:p>
+      <w:pPr>
+        <w:rPr>
+          <w:b/>
+          <w:bCs/>
+        </w:rPr>
+      </w:pPr>
+      <w:r>
+        <w:rPr>
+          <w:b/>
+          <w:bCs/>
+        </w:rPr>
+        <w:lastRenderedPageBreak/>
         <w:t>Organic Chemical Repellent Barrier Mapping</w:t>
       </w:r>
     </w:p>
@@ -3156,6 +3507,10 @@
     <w:p/>
     <w:p/>
     <w:p/>
+    <w:p/>
+    <w:p/>
+    <w:p/>
+    <w:p/>
     <w:p>
       <w:pPr>
         <w:rPr>
@@ -3250,6 +3605,7 @@
     <w:p/>
     <w:p>
       <w:pPr>
+        <w:pStyle w:val="Heading1"/>
         <w:rPr>
           <w:b/>
           <w:bCs/>
@@ -3271,11 +3627,196 @@
           <w:bCs/>
         </w:rPr>
       </w:pPr>
-      <w:r>
-        <w:rPr>
-          <w:b/>
-          <w:bCs/>
-        </w:rPr>
+    </w:p>
+    <w:p>
+      <w:pPr>
+        <w:rPr>
+          <w:b/>
+          <w:bCs/>
+        </w:rPr>
+      </w:pPr>
+    </w:p>
+    <w:p>
+      <w:pPr>
+        <w:rPr>
+          <w:b/>
+          <w:bCs/>
+        </w:rPr>
+      </w:pPr>
+    </w:p>
+    <w:p>
+      <w:pPr>
+        <w:rPr>
+          <w:b/>
+          <w:bCs/>
+        </w:rPr>
+      </w:pPr>
+    </w:p>
+    <w:p>
+      <w:pPr>
+        <w:rPr>
+          <w:b/>
+          <w:bCs/>
+        </w:rPr>
+      </w:pPr>
+    </w:p>
+    <w:p>
+      <w:pPr>
+        <w:rPr>
+          <w:b/>
+          <w:bCs/>
+        </w:rPr>
+      </w:pPr>
+    </w:p>
+    <w:p>
+      <w:pPr>
+        <w:rPr>
+          <w:b/>
+          <w:bCs/>
+        </w:rPr>
+      </w:pPr>
+    </w:p>
+    <w:p>
+      <w:pPr>
+        <w:rPr>
+          <w:b/>
+          <w:bCs/>
+        </w:rPr>
+      </w:pPr>
+    </w:p>
+    <w:p>
+      <w:pPr>
+        <w:rPr>
+          <w:b/>
+          <w:bCs/>
+        </w:rPr>
+      </w:pPr>
+    </w:p>
+    <w:p>
+      <w:pPr>
+        <w:rPr>
+          <w:b/>
+          <w:bCs/>
+        </w:rPr>
+      </w:pPr>
+    </w:p>
+    <w:p>
+      <w:pPr>
+        <w:rPr>
+          <w:b/>
+          <w:bCs/>
+        </w:rPr>
+      </w:pPr>
+    </w:p>
+    <w:p>
+      <w:pPr>
+        <w:rPr>
+          <w:b/>
+          <w:bCs/>
+        </w:rPr>
+      </w:pPr>
+    </w:p>
+    <w:p>
+      <w:pPr>
+        <w:rPr>
+          <w:b/>
+          <w:bCs/>
+        </w:rPr>
+      </w:pPr>
+    </w:p>
+    <w:p>
+      <w:pPr>
+        <w:rPr>
+          <w:b/>
+          <w:bCs/>
+        </w:rPr>
+      </w:pPr>
+    </w:p>
+    <w:p>
+      <w:pPr>
+        <w:rPr>
+          <w:b/>
+          <w:bCs/>
+        </w:rPr>
+      </w:pPr>
+    </w:p>
+    <w:p>
+      <w:pPr>
+        <w:rPr>
+          <w:b/>
+          <w:bCs/>
+        </w:rPr>
+      </w:pPr>
+    </w:p>
+    <w:p>
+      <w:pPr>
+        <w:rPr>
+          <w:b/>
+          <w:bCs/>
+        </w:rPr>
+      </w:pPr>
+    </w:p>
+    <w:p>
+      <w:pPr>
+        <w:rPr>
+          <w:b/>
+          <w:bCs/>
+        </w:rPr>
+      </w:pPr>
+    </w:p>
+    <w:p>
+      <w:pPr>
+        <w:rPr>
+          <w:b/>
+          <w:bCs/>
+        </w:rPr>
+      </w:pPr>
+    </w:p>
+    <w:p>
+      <w:pPr>
+        <w:rPr>
+          <w:b/>
+          <w:bCs/>
+        </w:rPr>
+      </w:pPr>
+    </w:p>
+    <w:p>
+      <w:pPr>
+        <w:rPr>
+          <w:b/>
+          <w:bCs/>
+        </w:rPr>
+      </w:pPr>
+    </w:p>
+    <w:p>
+      <w:pPr>
+        <w:rPr>
+          <w:b/>
+          <w:bCs/>
+        </w:rPr>
+      </w:pPr>
+    </w:p>
+    <w:p>
+      <w:pPr>
+        <w:rPr>
+          <w:b/>
+          <w:bCs/>
+        </w:rPr>
+      </w:pPr>
+    </w:p>
+    <w:p>
+      <w:pPr>
+        <w:rPr>
+          <w:b/>
+          <w:bCs/>
+        </w:rPr>
+      </w:pPr>
+      <w:r>
+        <w:rPr>
+          <w:b/>
+          <w:bCs/>
+        </w:rPr>
+        <w:lastRenderedPageBreak/>
         <w:t>1.1 Glandular Production of Cerebrospinal Fluid and Lipidic Scaffolding</w:t>
       </w:r>
     </w:p>
@@ -3306,168 +3847,269 @@
     </w:p>
     <w:p/>
     <w:p>
-      <w:r>
-        <w:t xml:space="preserve">       [ Prostatic / Skene's Gland Glandular </w:t>
-      </w:r>
-      <w:proofErr w:type="gramStart"/>
-      <w:r>
-        <w:t>Center ]</w:t>
-      </w:r>
-      <w:proofErr w:type="gramEnd"/>
-    </w:p>
-    <w:p>
-      <w:r>
+      <w:pPr>
+        <w:rPr>
+          <w:b/>
+          <w:bCs/>
+        </w:rPr>
+      </w:pPr>
+      <w:r>
+        <w:rPr>
+          <w:b/>
+          <w:bCs/>
+        </w:rPr>
+        <w:t xml:space="preserve">       [ Prostatic / Skene's Gland Glandular Center ]</w:t>
+      </w:r>
+    </w:p>
+    <w:p>
+      <w:pPr>
+        <w:rPr>
+          <w:b/>
+          <w:bCs/>
+        </w:rPr>
+      </w:pPr>
+      <w:r>
+        <w:rPr>
+          <w:b/>
+          <w:bCs/>
+        </w:rPr>
         <w:t xml:space="preserve">                             │</w:t>
       </w:r>
     </w:p>
     <w:p>
-      <w:r>
+      <w:pPr>
+        <w:rPr>
+          <w:b/>
+          <w:bCs/>
+        </w:rPr>
+      </w:pPr>
+      <w:r>
+        <w:rPr>
+          <w:b/>
+          <w:bCs/>
+        </w:rPr>
         <w:t xml:space="preserve">                             </w:t>
       </w:r>
       <w:r>
         <w:rPr>
           <w:rFonts w:ascii="Arial" w:hAnsi="Arial" w:cs="Arial"/>
+          <w:b/>
+          <w:bCs/>
         </w:rPr>
         <w:t>▼</w:t>
       </w:r>
       <w:r>
+        <w:rPr>
+          <w:b/>
+          <w:bCs/>
+        </w:rPr>
         <w:t xml:space="preserve"> (Synthesis Loop)</w:t>
       </w:r>
     </w:p>
     <w:p>
-      <w:r>
+      <w:pPr>
+        <w:rPr>
+          <w:b/>
+          <w:bCs/>
+        </w:rPr>
+      </w:pPr>
+      <w:r>
+        <w:rPr>
+          <w:b/>
+          <w:bCs/>
+        </w:rPr>
+        <w:t xml:space="preserve">       [ Pure Liquid Lipid Capsule Transport (CSF Matrix) ]</w:t>
+      </w:r>
+    </w:p>
+    <w:p>
+      <w:pPr>
+        <w:rPr>
+          <w:b/>
+          <w:bCs/>
+        </w:rPr>
+      </w:pPr>
+      <w:r>
+        <w:rPr>
+          <w:b/>
+          <w:bCs/>
+        </w:rPr>
+        <w:t xml:space="preserve">                             │</w:t>
+      </w:r>
+    </w:p>
+    <w:p>
+      <w:pPr>
+        <w:rPr>
+          <w:b/>
+          <w:bCs/>
+        </w:rPr>
+      </w:pPr>
+      <w:r>
+        <w:rPr>
+          <w:b/>
+          <w:bCs/>
+        </w:rPr>
+        <w:t xml:space="preserve">       ┌─────────────────────</w:t>
+      </w:r>
+      <w:r>
+        <w:rPr>
+          <w:rFonts w:ascii="MS Gothic" w:eastAsia="MS Gothic" w:hAnsi="MS Gothic" w:cs="MS Gothic" w:hint="eastAsia"/>
+          <w:b/>
+          <w:bCs/>
+        </w:rPr>
+        <w:t>┴</w:t>
+      </w:r>
+      <w:r>
+        <w:rPr>
+          <w:rFonts w:ascii="Aptos" w:hAnsi="Aptos" w:cs="Aptos"/>
+          <w:b/>
+          <w:bCs/>
+        </w:rPr>
+        <w:t>─────────────────────┐</w:t>
+      </w:r>
+    </w:p>
+    <w:p>
+      <w:pPr>
+        <w:rPr>
+          <w:b/>
+          <w:bCs/>
+        </w:rPr>
+      </w:pPr>
+      <w:r>
+        <w:rPr>
+          <w:b/>
+          <w:bCs/>
+        </w:rPr>
         <w:t xml:space="preserve">       </w:t>
       </w:r>
-      <w:proofErr w:type="gramStart"/>
-      <w:r>
-        <w:t>[ Pure</w:t>
-      </w:r>
-      <w:proofErr w:type="gramEnd"/>
-      <w:r>
-        <w:t xml:space="preserve"> Liquid Lipid Capsule Transport (CSF Matrix</w:t>
-      </w:r>
-      <w:proofErr w:type="gramStart"/>
-      <w:r>
-        <w:t>) ]</w:t>
-      </w:r>
-      <w:proofErr w:type="gramEnd"/>
-    </w:p>
-    <w:p>
-      <w:r>
+      <w:r>
+        <w:rPr>
+          <w:rFonts w:ascii="Arial" w:hAnsi="Arial" w:cs="Arial"/>
+          <w:b/>
+          <w:bCs/>
+        </w:rPr>
+        <w:t>▼</w:t>
+      </w:r>
+      <w:r>
+        <w:rPr>
+          <w:b/>
+          <w:bCs/>
+        </w:rPr>
+        <w:t xml:space="preserve">                                           </w:t>
+      </w:r>
+      <w:r>
+        <w:rPr>
+          <w:rFonts w:ascii="Arial" w:hAnsi="Arial" w:cs="Arial"/>
+          <w:b/>
+          <w:bCs/>
+        </w:rPr>
+        <w:t>▼</w:t>
+      </w:r>
+    </w:p>
+    <w:p>
+      <w:pPr>
+        <w:rPr>
+          <w:b/>
+          <w:bCs/>
+        </w:rPr>
+      </w:pPr>
+      <w:r>
+        <w:rPr>
+          <w:b/>
+          <w:bCs/>
+        </w:rPr>
+        <w:t>[ Spinal-Brain Ventricle Axis ]            [ Renal Iron-Binding Loop ]</w:t>
+      </w:r>
+    </w:p>
+    <w:p>
+      <w:pPr>
+        <w:rPr>
+          <w:b/>
+          <w:bCs/>
+        </w:rPr>
+      </w:pPr>
+      <w:r>
+        <w:rPr>
+          <w:b/>
+          <w:bCs/>
+        </w:rPr>
+        <w:t xml:space="preserve">  - Axonal Myelin Sheath Rebuilding         - Core binding of Fe elements</w:t>
+      </w:r>
+    </w:p>
+    <w:p>
+      <w:pPr>
+        <w:rPr>
+          <w:b/>
+          <w:bCs/>
+        </w:rPr>
+      </w:pPr>
+      <w:r>
+        <w:rPr>
+          <w:b/>
+          <w:bCs/>
+        </w:rPr>
+        <w:t xml:space="preserve">  - Neural Matrix Stabilization             - Erythrocyte Generation (Blood)</w:t>
+      </w:r>
+    </w:p>
+    <w:p>
+      <w:pPr>
+        <w:rPr>
+          <w:b/>
+          <w:bCs/>
+        </w:rPr>
+      </w:pPr>
+      <w:r>
+        <w:rPr>
+          <w:b/>
+          <w:bCs/>
+        </w:rPr>
         <w:t xml:space="preserve">                             │</w:t>
       </w:r>
     </w:p>
     <w:p>
-      <w:r>
-        <w:t xml:space="preserve">       ┌─────────────────────</w:t>
-      </w:r>
-      <w:r>
-        <w:rPr>
-          <w:rFonts w:ascii="MS Gothic" w:eastAsia="MS Gothic" w:hAnsi="MS Gothic" w:cs="MS Gothic" w:hint="eastAsia"/>
-        </w:rPr>
-        <w:t>┴</w:t>
-      </w:r>
-      <w:r>
-        <w:rPr>
-          <w:rFonts w:ascii="Aptos" w:hAnsi="Aptos" w:cs="Aptos"/>
-        </w:rPr>
-        <w:t>─────────────────────┐</w:t>
-      </w:r>
-    </w:p>
-    <w:p>
-      <w:r>
-        <w:t xml:space="preserve">       </w:t>
+      <w:pPr>
+        <w:rPr>
+          <w:b/>
+          <w:bCs/>
+        </w:rPr>
+      </w:pPr>
+      <w:r>
+        <w:rPr>
+          <w:b/>
+          <w:bCs/>
+        </w:rPr>
+        <w:t xml:space="preserve">                             </w:t>
       </w:r>
       <w:r>
         <w:rPr>
           <w:rFonts w:ascii="Arial" w:hAnsi="Arial" w:cs="Arial"/>
+          <w:b/>
+          <w:bCs/>
         </w:rPr>
         <w:t>▼</w:t>
       </w:r>
-      <w:r>
-        <w:t xml:space="preserve">                                           </w:t>
-      </w:r>
-      <w:r>
-        <w:rPr>
-          <w:rFonts w:ascii="Arial" w:hAnsi="Arial" w:cs="Arial"/>
-        </w:rPr>
-        <w:t>▼</w:t>
-      </w:r>
-    </w:p>
-    <w:p>
-      <w:proofErr w:type="gramStart"/>
-      <w:r>
-        <w:t>[ Spinal</w:t>
-      </w:r>
-      <w:proofErr w:type="gramEnd"/>
-      <w:r>
-        <w:t xml:space="preserve">-Brain Ventricle </w:t>
-      </w:r>
-      <w:proofErr w:type="gramStart"/>
-      <w:r>
-        <w:t>Axis ]</w:t>
-      </w:r>
-      <w:proofErr w:type="gramEnd"/>
-      <w:r>
-        <w:t xml:space="preserve">         </w:t>
-      </w:r>
-      <w:proofErr w:type="gramStart"/>
-      <w:r>
-        <w:t xml:space="preserve">   [</w:t>
-      </w:r>
-      <w:proofErr w:type="gramEnd"/>
-      <w:r>
-        <w:t xml:space="preserve"> Renal Iron-Binding </w:t>
-      </w:r>
-      <w:proofErr w:type="gramStart"/>
-      <w:r>
-        <w:t>Loop ]</w:t>
-      </w:r>
-      <w:proofErr w:type="gramEnd"/>
-    </w:p>
-    <w:p>
-      <w:r>
-        <w:t xml:space="preserve">  - Axonal Myelin Sheath Rebuilding         - Core binding of Fe elements</w:t>
-      </w:r>
-    </w:p>
-    <w:p>
-      <w:r>
-        <w:t xml:space="preserve">  - Neural Matrix Stabilization             - Erythrocyte Generation (Blood)</w:t>
-      </w:r>
-    </w:p>
-    <w:p>
-      <w:r>
-        <w:t xml:space="preserve">                             │</w:t>
-      </w:r>
-    </w:p>
-    <w:p>
-      <w:r>
-        <w:t xml:space="preserve">                             </w:t>
-      </w:r>
-      <w:r>
-        <w:rPr>
-          <w:rFonts w:ascii="Arial" w:hAnsi="Arial" w:cs="Arial"/>
-        </w:rPr>
-        <w:t>▼</w:t>
-      </w:r>
-    </w:p>
-    <w:p>
-      <w:r>
-        <w:t xml:space="preserve">       </w:t>
-      </w:r>
-      <w:proofErr w:type="gramStart"/>
-      <w:r>
-        <w:t>[ Epidermal</w:t>
-      </w:r>
-      <w:proofErr w:type="gramEnd"/>
-      <w:r>
-        <w:t xml:space="preserve"> / Somatic Tissue Regeneration </w:t>
-      </w:r>
-      <w:proofErr w:type="gramStart"/>
-      <w:r>
-        <w:t>Fields ]</w:t>
-      </w:r>
-      <w:proofErr w:type="gramEnd"/>
+    </w:p>
+    <w:p>
+      <w:pPr>
+        <w:rPr>
+          <w:b/>
+          <w:bCs/>
+        </w:rPr>
+      </w:pPr>
+      <w:r>
+        <w:rPr>
+          <w:b/>
+          <w:bCs/>
+        </w:rPr>
+        <w:t xml:space="preserve">       [ Epidermal / Somatic Tissue Regeneration Fields ]</w:t>
+      </w:r>
+    </w:p>
+    <w:p>
+      <w:pPr>
+        <w:rPr>
+          <w:b/>
+          <w:bCs/>
+        </w:rPr>
+      </w:pPr>
     </w:p>
     <w:p/>
     <w:p/>
@@ -3601,6 +4243,7 @@
     <w:p/>
     <w:p>
       <w:pPr>
+        <w:pStyle w:val="Heading1"/>
         <w:rPr>
           <w:b/>
           <w:bCs/>
@@ -3622,11 +4265,212 @@
           <w:bCs/>
         </w:rPr>
       </w:pPr>
-      <w:r>
-        <w:rPr>
-          <w:b/>
-          <w:bCs/>
-        </w:rPr>
+    </w:p>
+    <w:p>
+      <w:pPr>
+        <w:rPr>
+          <w:b/>
+          <w:bCs/>
+        </w:rPr>
+      </w:pPr>
+    </w:p>
+    <w:p>
+      <w:pPr>
+        <w:rPr>
+          <w:b/>
+          <w:bCs/>
+        </w:rPr>
+      </w:pPr>
+    </w:p>
+    <w:p>
+      <w:pPr>
+        <w:rPr>
+          <w:b/>
+          <w:bCs/>
+        </w:rPr>
+      </w:pPr>
+    </w:p>
+    <w:p>
+      <w:pPr>
+        <w:rPr>
+          <w:b/>
+          <w:bCs/>
+        </w:rPr>
+      </w:pPr>
+    </w:p>
+    <w:p>
+      <w:pPr>
+        <w:rPr>
+          <w:b/>
+          <w:bCs/>
+        </w:rPr>
+      </w:pPr>
+    </w:p>
+    <w:p>
+      <w:pPr>
+        <w:rPr>
+          <w:b/>
+          <w:bCs/>
+        </w:rPr>
+      </w:pPr>
+    </w:p>
+    <w:p>
+      <w:pPr>
+        <w:rPr>
+          <w:b/>
+          <w:bCs/>
+        </w:rPr>
+      </w:pPr>
+    </w:p>
+    <w:p>
+      <w:pPr>
+        <w:rPr>
+          <w:b/>
+          <w:bCs/>
+        </w:rPr>
+      </w:pPr>
+    </w:p>
+    <w:p>
+      <w:pPr>
+        <w:rPr>
+          <w:b/>
+          <w:bCs/>
+        </w:rPr>
+      </w:pPr>
+    </w:p>
+    <w:p>
+      <w:pPr>
+        <w:rPr>
+          <w:b/>
+          <w:bCs/>
+        </w:rPr>
+      </w:pPr>
+    </w:p>
+    <w:p>
+      <w:pPr>
+        <w:rPr>
+          <w:b/>
+          <w:bCs/>
+        </w:rPr>
+      </w:pPr>
+    </w:p>
+    <w:p>
+      <w:pPr>
+        <w:rPr>
+          <w:b/>
+          <w:bCs/>
+        </w:rPr>
+      </w:pPr>
+    </w:p>
+    <w:p>
+      <w:pPr>
+        <w:rPr>
+          <w:b/>
+          <w:bCs/>
+        </w:rPr>
+      </w:pPr>
+    </w:p>
+    <w:p>
+      <w:pPr>
+        <w:rPr>
+          <w:b/>
+          <w:bCs/>
+        </w:rPr>
+      </w:pPr>
+    </w:p>
+    <w:p>
+      <w:pPr>
+        <w:rPr>
+          <w:b/>
+          <w:bCs/>
+        </w:rPr>
+      </w:pPr>
+    </w:p>
+    <w:p>
+      <w:pPr>
+        <w:rPr>
+          <w:b/>
+          <w:bCs/>
+        </w:rPr>
+      </w:pPr>
+    </w:p>
+    <w:p>
+      <w:pPr>
+        <w:rPr>
+          <w:b/>
+          <w:bCs/>
+        </w:rPr>
+      </w:pPr>
+    </w:p>
+    <w:p>
+      <w:pPr>
+        <w:rPr>
+          <w:b/>
+          <w:bCs/>
+        </w:rPr>
+      </w:pPr>
+    </w:p>
+    <w:p>
+      <w:pPr>
+        <w:rPr>
+          <w:b/>
+          <w:bCs/>
+        </w:rPr>
+      </w:pPr>
+    </w:p>
+    <w:p>
+      <w:pPr>
+        <w:rPr>
+          <w:b/>
+          <w:bCs/>
+        </w:rPr>
+      </w:pPr>
+    </w:p>
+    <w:p>
+      <w:pPr>
+        <w:rPr>
+          <w:b/>
+          <w:bCs/>
+        </w:rPr>
+      </w:pPr>
+    </w:p>
+    <w:p>
+      <w:pPr>
+        <w:rPr>
+          <w:b/>
+          <w:bCs/>
+        </w:rPr>
+      </w:pPr>
+    </w:p>
+    <w:p>
+      <w:pPr>
+        <w:rPr>
+          <w:b/>
+          <w:bCs/>
+        </w:rPr>
+      </w:pPr>
+    </w:p>
+    <w:p>
+      <w:pPr>
+        <w:rPr>
+          <w:b/>
+          <w:bCs/>
+        </w:rPr>
+      </w:pPr>
+    </w:p>
+    <w:p>
+      <w:pPr>
+        <w:rPr>
+          <w:b/>
+          <w:bCs/>
+        </w:rPr>
+      </w:pPr>
+      <w:r>
+        <w:rPr>
+          <w:b/>
+          <w:bCs/>
+        </w:rPr>
+        <w:lastRenderedPageBreak/>
         <w:t xml:space="preserve">2.1 Overcoming Deep Pelvic Glandular Diagnostic </w:t>
       </w:r>
       <w:proofErr w:type="spellStart"/>
@@ -3683,8 +4527,10 @@
     <w:p/>
     <w:p/>
     <w:p/>
-    <w:p>
-      <w:pPr>
+    <w:p/>
+    <w:p>
+      <w:pPr>
+        <w:pStyle w:val="Heading1"/>
         <w:rPr>
           <w:b/>
           <w:bCs/>
@@ -3725,171 +4571,278 @@
     </w:p>
     <w:p/>
     <w:p>
-      <w:r>
+      <w:pPr>
+        <w:rPr>
+          <w:b/>
+          <w:bCs/>
+        </w:rPr>
+      </w:pPr>
+      <w:r>
+        <w:rPr>
+          <w:b/>
+          <w:bCs/>
+        </w:rPr>
+        <w:t xml:space="preserve">       [ Raw Pelvic DICOM Ingestion ]</w:t>
+      </w:r>
+    </w:p>
+    <w:p>
+      <w:pPr>
+        <w:rPr>
+          <w:b/>
+          <w:bCs/>
+        </w:rPr>
+      </w:pPr>
+      <w:r>
+        <w:rPr>
+          <w:b/>
+          <w:bCs/>
+        </w:rPr>
+        <w:t xml:space="preserve">                      │</w:t>
+      </w:r>
+    </w:p>
+    <w:p>
+      <w:pPr>
+        <w:rPr>
+          <w:b/>
+          <w:bCs/>
+        </w:rPr>
+      </w:pPr>
+      <w:r>
+        <w:rPr>
+          <w:b/>
+          <w:bCs/>
+        </w:rPr>
         <w:t xml:space="preserve">       </w:t>
       </w:r>
-      <w:proofErr w:type="gramStart"/>
-      <w:r>
-        <w:t>[ Raw</w:t>
-      </w:r>
-      <w:proofErr w:type="gramEnd"/>
-      <w:r>
-        <w:t xml:space="preserve"> Pelvic DICOM </w:t>
-      </w:r>
-      <w:proofErr w:type="gramStart"/>
-      <w:r>
-        <w:t>Ingestion ]</w:t>
-      </w:r>
-      <w:proofErr w:type="gramEnd"/>
-    </w:p>
-    <w:p>
-      <w:r>
+      <w:r>
+        <w:rPr>
+          <w:rFonts w:ascii="MS Gothic" w:eastAsia="MS Gothic" w:hAnsi="MS Gothic" w:cs="MS Gothic" w:hint="eastAsia"/>
+          <w:b/>
+          <w:bCs/>
+        </w:rPr>
+        <w:t>├</w:t>
+      </w:r>
+      <w:r>
+        <w:rPr>
+          <w:rFonts w:ascii="Aptos" w:hAnsi="Aptos" w:cs="Aptos"/>
+          <w:b/>
+          <w:bCs/>
+        </w:rPr>
+        <w:t>──</w:t>
+      </w:r>
+      <w:r>
+        <w:rPr>
+          <w:rFonts w:ascii="Arial" w:hAnsi="Arial" w:cs="Arial"/>
+          <w:b/>
+          <w:bCs/>
+        </w:rPr>
+        <w:t>►</w:t>
+      </w:r>
+      <w:r>
+        <w:rPr>
+          <w:b/>
+          <w:bCs/>
+        </w:rPr>
+        <w:t xml:space="preserve"> Carestream X-Ray (Skeletal Erosion / Pelvic Thinning Vectors)</w:t>
+      </w:r>
+    </w:p>
+    <w:p>
+      <w:pPr>
+        <w:rPr>
+          <w:b/>
+          <w:bCs/>
+        </w:rPr>
+      </w:pPr>
+      <w:r>
+        <w:rPr>
+          <w:b/>
+          <w:bCs/>
+        </w:rPr>
+        <w:t xml:space="preserve">       └──</w:t>
+      </w:r>
+      <w:r>
+        <w:rPr>
+          <w:rFonts w:ascii="Arial" w:hAnsi="Arial" w:cs="Arial"/>
+          <w:b/>
+          <w:bCs/>
+        </w:rPr>
+        <w:t>►</w:t>
+      </w:r>
+      <w:r>
+        <w:rPr>
+          <w:b/>
+          <w:bCs/>
+        </w:rPr>
+        <w:t xml:space="preserve"> GE Medical MRI (T2-Dixon Hyperintense Glandular Lipid Mapping)</w:t>
+      </w:r>
+    </w:p>
+    <w:p>
+      <w:pPr>
+        <w:rPr>
+          <w:b/>
+          <w:bCs/>
+        </w:rPr>
+      </w:pPr>
+      <w:r>
+        <w:rPr>
+          <w:b/>
+          <w:bCs/>
+        </w:rPr>
         <w:t xml:space="preserve">                      │</w:t>
       </w:r>
     </w:p>
     <w:p>
-      <w:r>
-        <w:t xml:space="preserve">       </w:t>
-      </w:r>
-      <w:r>
-        <w:rPr>
-          <w:rFonts w:ascii="MS Gothic" w:eastAsia="MS Gothic" w:hAnsi="MS Gothic" w:cs="MS Gothic" w:hint="eastAsia"/>
-        </w:rPr>
-        <w:t>├</w:t>
-      </w:r>
-      <w:r>
-        <w:rPr>
-          <w:rFonts w:ascii="Aptos" w:hAnsi="Aptos" w:cs="Aptos"/>
-        </w:rPr>
-        <w:t>──</w:t>
+      <w:pPr>
+        <w:rPr>
+          <w:b/>
+          <w:bCs/>
+        </w:rPr>
+      </w:pPr>
+      <w:r>
+        <w:rPr>
+          <w:b/>
+          <w:bCs/>
+        </w:rPr>
+        <w:t xml:space="preserve">                      </w:t>
       </w:r>
       <w:r>
         <w:rPr>
           <w:rFonts w:ascii="Arial" w:hAnsi="Arial" w:cs="Arial"/>
-        </w:rPr>
-        <w:t>►</w:t>
-      </w:r>
-      <w:r>
-        <w:t xml:space="preserve"> Carestream X-Ray (Skeletal Erosion / Pelvic Thinning Vectors)</w:t>
-      </w:r>
-    </w:p>
-    <w:p>
-      <w:r>
-        <w:t xml:space="preserve">       └──</w:t>
+          <w:b/>
+          <w:bCs/>
+        </w:rPr>
+        <w:t>▼</w:t>
+      </w:r>
+    </w:p>
+    <w:p>
+      <w:pPr>
+        <w:rPr>
+          <w:b/>
+          <w:bCs/>
+        </w:rPr>
+      </w:pPr>
+      <w:r>
+        <w:rPr>
+          <w:b/>
+          <w:bCs/>
+        </w:rPr>
+        <w:t xml:space="preserve"> [ CUDA Ray-Marching &amp; Urogenital Voxel Grid Generation ]</w:t>
+      </w:r>
+    </w:p>
+    <w:p>
+      <w:pPr>
+        <w:rPr>
+          <w:b/>
+          <w:bCs/>
+        </w:rPr>
+      </w:pPr>
+      <w:r>
+        <w:rPr>
+          <w:b/>
+          <w:bCs/>
+        </w:rPr>
+        <w:t xml:space="preserve">                      │</w:t>
+      </w:r>
+    </w:p>
+    <w:p>
+      <w:pPr>
+        <w:rPr>
+          <w:b/>
+          <w:bCs/>
+        </w:rPr>
+      </w:pPr>
+      <w:r>
+        <w:rPr>
+          <w:b/>
+          <w:bCs/>
+        </w:rPr>
+        <w:t xml:space="preserve">                      </w:t>
       </w:r>
       <w:r>
         <w:rPr>
           <w:rFonts w:ascii="Arial" w:hAnsi="Arial" w:cs="Arial"/>
-        </w:rPr>
-        <w:t>►</w:t>
-      </w:r>
-      <w:r>
-        <w:t xml:space="preserve"> GE Medical MRI (T2-Dixon Hyperintense Glandular Lipid Mapping)</w:t>
-      </w:r>
-    </w:p>
-    <w:p>
-      <w:r>
+          <w:b/>
+          <w:bCs/>
+        </w:rPr>
+        <w:t>▼</w:t>
+      </w:r>
+    </w:p>
+    <w:p>
+      <w:pPr>
+        <w:rPr>
+          <w:b/>
+          <w:bCs/>
+        </w:rPr>
+      </w:pPr>
+      <w:r>
+        <w:rPr>
+          <w:b/>
+          <w:bCs/>
+        </w:rPr>
+        <w:t xml:space="preserve">    [ Real-Time 3D Glandular Mesh Generation ]</w:t>
+      </w:r>
+    </w:p>
+    <w:p>
+      <w:pPr>
+        <w:rPr>
+          <w:b/>
+          <w:bCs/>
+        </w:rPr>
+      </w:pPr>
+      <w:r>
+        <w:rPr>
+          <w:b/>
+          <w:bCs/>
+        </w:rPr>
         <w:t xml:space="preserve">                      │</w:t>
       </w:r>
     </w:p>
     <w:p>
-      <w:r>
+      <w:pPr>
+        <w:rPr>
+          <w:b/>
+          <w:bCs/>
+        </w:rPr>
+      </w:pPr>
+      <w:r>
+        <w:rPr>
+          <w:b/>
+          <w:bCs/>
+        </w:rPr>
         <w:t xml:space="preserve">                      </w:t>
       </w:r>
       <w:r>
         <w:rPr>
           <w:rFonts w:ascii="Arial" w:hAnsi="Arial" w:cs="Arial"/>
+          <w:b/>
+          <w:bCs/>
         </w:rPr>
         <w:t>▼</w:t>
       </w:r>
     </w:p>
     <w:p>
-      <w:r>
-        <w:t xml:space="preserve"> </w:t>
-      </w:r>
-      <w:proofErr w:type="gramStart"/>
-      <w:r>
-        <w:t>[ CUDA</w:t>
-      </w:r>
-      <w:proofErr w:type="gramEnd"/>
-      <w:r>
-        <w:t xml:space="preserve"> Ray-Marching &amp; Urogenital Voxel Grid </w:t>
-      </w:r>
-      <w:proofErr w:type="gramStart"/>
-      <w:r>
-        <w:t>Generation ]</w:t>
-      </w:r>
-      <w:proofErr w:type="gramEnd"/>
-    </w:p>
-    <w:p>
-      <w:r>
-        <w:t xml:space="preserve">                      │</w:t>
-      </w:r>
-    </w:p>
-    <w:p>
-      <w:r>
-        <w:t xml:space="preserve">                      </w:t>
-      </w:r>
-      <w:r>
-        <w:rPr>
-          <w:rFonts w:ascii="Arial" w:hAnsi="Arial" w:cs="Arial"/>
-        </w:rPr>
-        <w:t>▼</w:t>
-      </w:r>
-    </w:p>
-    <w:p>
-      <w:r>
-        <w:t xml:space="preserve">    </w:t>
-      </w:r>
-      <w:proofErr w:type="gramStart"/>
-      <w:r>
-        <w:t>[ Real</w:t>
-      </w:r>
-      <w:proofErr w:type="gramEnd"/>
-      <w:r>
-        <w:t xml:space="preserve">-Time 3D Glandular Mesh </w:t>
-      </w:r>
-      <w:proofErr w:type="gramStart"/>
-      <w:r>
-        <w:t>Generation ]</w:t>
-      </w:r>
-      <w:proofErr w:type="gramEnd"/>
-    </w:p>
-    <w:p>
-      <w:r>
-        <w:t xml:space="preserve">                      │</w:t>
-      </w:r>
-    </w:p>
-    <w:p>
-      <w:r>
-        <w:t xml:space="preserve">                      </w:t>
-      </w:r>
-      <w:r>
-        <w:rPr>
-          <w:rFonts w:ascii="Arial" w:hAnsi="Arial" w:cs="Arial"/>
-        </w:rPr>
-        <w:t>▼</w:t>
-      </w:r>
-    </w:p>
-    <w:p>
-      <w:r>
-        <w:t xml:space="preserve"> </w:t>
-      </w:r>
-      <w:proofErr w:type="gramStart"/>
-      <w:r>
-        <w:t>[ Automated</w:t>
-      </w:r>
-      <w:proofErr w:type="gramEnd"/>
-      <w:r>
-        <w:t xml:space="preserve"> Volumetric Catheter Flow-Rate </w:t>
-      </w:r>
-      <w:proofErr w:type="gramStart"/>
-      <w:r>
-        <w:t>Validation ]</w:t>
-      </w:r>
-      <w:proofErr w:type="gramEnd"/>
-    </w:p>
-    <w:p/>
+      <w:pPr>
+        <w:rPr>
+          <w:b/>
+          <w:bCs/>
+        </w:rPr>
+      </w:pPr>
+      <w:r>
+        <w:rPr>
+          <w:b/>
+          <w:bCs/>
+        </w:rPr>
+        <w:t xml:space="preserve"> [ Automated Volumetric Catheter Flow-Rate Validation ]</w:t>
+      </w:r>
+    </w:p>
+    <w:p>
+      <w:pPr>
+        <w:rPr>
+          <w:b/>
+          <w:bCs/>
+        </w:rPr>
+      </w:pPr>
+    </w:p>
     <w:p/>
     <w:p/>
     <w:p/>
@@ -4117,6 +5070,7 @@
     </w:p>
     <w:p>
       <w:pPr>
+        <w:pStyle w:val="Heading1"/>
         <w:rPr>
           <w:b/>
           <w:bCs/>
@@ -4138,11 +5092,196 @@
           <w:bCs/>
         </w:rPr>
       </w:pPr>
-      <w:r>
-        <w:rPr>
-          <w:b/>
-          <w:bCs/>
-        </w:rPr>
+    </w:p>
+    <w:p>
+      <w:pPr>
+        <w:rPr>
+          <w:b/>
+          <w:bCs/>
+        </w:rPr>
+      </w:pPr>
+    </w:p>
+    <w:p>
+      <w:pPr>
+        <w:rPr>
+          <w:b/>
+          <w:bCs/>
+        </w:rPr>
+      </w:pPr>
+    </w:p>
+    <w:p>
+      <w:pPr>
+        <w:rPr>
+          <w:b/>
+          <w:bCs/>
+        </w:rPr>
+      </w:pPr>
+    </w:p>
+    <w:p>
+      <w:pPr>
+        <w:rPr>
+          <w:b/>
+          <w:bCs/>
+        </w:rPr>
+      </w:pPr>
+    </w:p>
+    <w:p>
+      <w:pPr>
+        <w:rPr>
+          <w:b/>
+          <w:bCs/>
+        </w:rPr>
+      </w:pPr>
+    </w:p>
+    <w:p>
+      <w:pPr>
+        <w:rPr>
+          <w:b/>
+          <w:bCs/>
+        </w:rPr>
+      </w:pPr>
+    </w:p>
+    <w:p>
+      <w:pPr>
+        <w:rPr>
+          <w:b/>
+          <w:bCs/>
+        </w:rPr>
+      </w:pPr>
+    </w:p>
+    <w:p>
+      <w:pPr>
+        <w:rPr>
+          <w:b/>
+          <w:bCs/>
+        </w:rPr>
+      </w:pPr>
+    </w:p>
+    <w:p>
+      <w:pPr>
+        <w:rPr>
+          <w:b/>
+          <w:bCs/>
+        </w:rPr>
+      </w:pPr>
+    </w:p>
+    <w:p>
+      <w:pPr>
+        <w:rPr>
+          <w:b/>
+          <w:bCs/>
+        </w:rPr>
+      </w:pPr>
+    </w:p>
+    <w:p>
+      <w:pPr>
+        <w:rPr>
+          <w:b/>
+          <w:bCs/>
+        </w:rPr>
+      </w:pPr>
+    </w:p>
+    <w:p>
+      <w:pPr>
+        <w:rPr>
+          <w:b/>
+          <w:bCs/>
+        </w:rPr>
+      </w:pPr>
+    </w:p>
+    <w:p>
+      <w:pPr>
+        <w:rPr>
+          <w:b/>
+          <w:bCs/>
+        </w:rPr>
+      </w:pPr>
+    </w:p>
+    <w:p>
+      <w:pPr>
+        <w:rPr>
+          <w:b/>
+          <w:bCs/>
+        </w:rPr>
+      </w:pPr>
+    </w:p>
+    <w:p>
+      <w:pPr>
+        <w:rPr>
+          <w:b/>
+          <w:bCs/>
+        </w:rPr>
+      </w:pPr>
+    </w:p>
+    <w:p>
+      <w:pPr>
+        <w:rPr>
+          <w:b/>
+          <w:bCs/>
+        </w:rPr>
+      </w:pPr>
+    </w:p>
+    <w:p>
+      <w:pPr>
+        <w:rPr>
+          <w:b/>
+          <w:bCs/>
+        </w:rPr>
+      </w:pPr>
+    </w:p>
+    <w:p>
+      <w:pPr>
+        <w:rPr>
+          <w:b/>
+          <w:bCs/>
+        </w:rPr>
+      </w:pPr>
+    </w:p>
+    <w:p>
+      <w:pPr>
+        <w:rPr>
+          <w:b/>
+          <w:bCs/>
+        </w:rPr>
+      </w:pPr>
+    </w:p>
+    <w:p>
+      <w:pPr>
+        <w:rPr>
+          <w:b/>
+          <w:bCs/>
+        </w:rPr>
+      </w:pPr>
+    </w:p>
+    <w:p>
+      <w:pPr>
+        <w:rPr>
+          <w:b/>
+          <w:bCs/>
+        </w:rPr>
+      </w:pPr>
+    </w:p>
+    <w:p>
+      <w:pPr>
+        <w:rPr>
+          <w:b/>
+          <w:bCs/>
+        </w:rPr>
+      </w:pPr>
+    </w:p>
+    <w:p>
+      <w:pPr>
+        <w:rPr>
+          <w:b/>
+          <w:bCs/>
+        </w:rPr>
+      </w:pPr>
+      <w:r>
+        <w:rPr>
+          <w:b/>
+          <w:bCs/>
+        </w:rPr>
+        <w:lastRenderedPageBreak/>
         <w:t>4.1 Histological Architecture and Stromal Response</w:t>
       </w:r>
     </w:p>
@@ -4221,8 +5360,10 @@
     <w:p/>
     <w:p/>
     <w:p/>
-    <w:p>
-      <w:pPr>
+    <w:p/>
+    <w:p>
+      <w:pPr>
+        <w:pStyle w:val="Heading1"/>
         <w:rPr>
           <w:b/>
           <w:bCs/>
@@ -4244,11 +5385,212 @@
           <w:bCs/>
         </w:rPr>
       </w:pPr>
-      <w:r>
-        <w:rPr>
-          <w:b/>
-          <w:bCs/>
-        </w:rPr>
+    </w:p>
+    <w:p>
+      <w:pPr>
+        <w:rPr>
+          <w:b/>
+          <w:bCs/>
+        </w:rPr>
+      </w:pPr>
+    </w:p>
+    <w:p>
+      <w:pPr>
+        <w:rPr>
+          <w:b/>
+          <w:bCs/>
+        </w:rPr>
+      </w:pPr>
+    </w:p>
+    <w:p>
+      <w:pPr>
+        <w:rPr>
+          <w:b/>
+          <w:bCs/>
+        </w:rPr>
+      </w:pPr>
+    </w:p>
+    <w:p>
+      <w:pPr>
+        <w:rPr>
+          <w:b/>
+          <w:bCs/>
+        </w:rPr>
+      </w:pPr>
+    </w:p>
+    <w:p>
+      <w:pPr>
+        <w:rPr>
+          <w:b/>
+          <w:bCs/>
+        </w:rPr>
+      </w:pPr>
+    </w:p>
+    <w:p>
+      <w:pPr>
+        <w:rPr>
+          <w:b/>
+          <w:bCs/>
+        </w:rPr>
+      </w:pPr>
+    </w:p>
+    <w:p>
+      <w:pPr>
+        <w:rPr>
+          <w:b/>
+          <w:bCs/>
+        </w:rPr>
+      </w:pPr>
+    </w:p>
+    <w:p>
+      <w:pPr>
+        <w:rPr>
+          <w:b/>
+          <w:bCs/>
+        </w:rPr>
+      </w:pPr>
+    </w:p>
+    <w:p>
+      <w:pPr>
+        <w:rPr>
+          <w:b/>
+          <w:bCs/>
+        </w:rPr>
+      </w:pPr>
+    </w:p>
+    <w:p>
+      <w:pPr>
+        <w:rPr>
+          <w:b/>
+          <w:bCs/>
+        </w:rPr>
+      </w:pPr>
+    </w:p>
+    <w:p>
+      <w:pPr>
+        <w:rPr>
+          <w:b/>
+          <w:bCs/>
+        </w:rPr>
+      </w:pPr>
+    </w:p>
+    <w:p>
+      <w:pPr>
+        <w:rPr>
+          <w:b/>
+          <w:bCs/>
+        </w:rPr>
+      </w:pPr>
+    </w:p>
+    <w:p>
+      <w:pPr>
+        <w:rPr>
+          <w:b/>
+          <w:bCs/>
+        </w:rPr>
+      </w:pPr>
+    </w:p>
+    <w:p>
+      <w:pPr>
+        <w:rPr>
+          <w:b/>
+          <w:bCs/>
+        </w:rPr>
+      </w:pPr>
+    </w:p>
+    <w:p>
+      <w:pPr>
+        <w:rPr>
+          <w:b/>
+          <w:bCs/>
+        </w:rPr>
+      </w:pPr>
+    </w:p>
+    <w:p>
+      <w:pPr>
+        <w:rPr>
+          <w:b/>
+          <w:bCs/>
+        </w:rPr>
+      </w:pPr>
+    </w:p>
+    <w:p>
+      <w:pPr>
+        <w:rPr>
+          <w:b/>
+          <w:bCs/>
+        </w:rPr>
+      </w:pPr>
+    </w:p>
+    <w:p>
+      <w:pPr>
+        <w:rPr>
+          <w:b/>
+          <w:bCs/>
+        </w:rPr>
+      </w:pPr>
+    </w:p>
+    <w:p>
+      <w:pPr>
+        <w:rPr>
+          <w:b/>
+          <w:bCs/>
+        </w:rPr>
+      </w:pPr>
+    </w:p>
+    <w:p>
+      <w:pPr>
+        <w:rPr>
+          <w:b/>
+          <w:bCs/>
+        </w:rPr>
+      </w:pPr>
+    </w:p>
+    <w:p>
+      <w:pPr>
+        <w:rPr>
+          <w:b/>
+          <w:bCs/>
+        </w:rPr>
+      </w:pPr>
+    </w:p>
+    <w:p>
+      <w:pPr>
+        <w:rPr>
+          <w:b/>
+          <w:bCs/>
+        </w:rPr>
+      </w:pPr>
+    </w:p>
+    <w:p>
+      <w:pPr>
+        <w:rPr>
+          <w:b/>
+          <w:bCs/>
+        </w:rPr>
+      </w:pPr>
+    </w:p>
+    <w:p>
+      <w:pPr>
+        <w:rPr>
+          <w:b/>
+          <w:bCs/>
+        </w:rPr>
+      </w:pPr>
+    </w:p>
+    <w:p>
+      <w:pPr>
+        <w:rPr>
+          <w:b/>
+          <w:bCs/>
+        </w:rPr>
+      </w:pPr>
+      <w:r>
+        <w:rPr>
+          <w:b/>
+          <w:bCs/>
+        </w:rPr>
+        <w:lastRenderedPageBreak/>
         <w:t>5.1 Pulse Sequence Optimization for Urogenital Lipid Variations</w:t>
       </w:r>
     </w:p>
@@ -4578,31 +5920,7 @@
           </w:tcPr>
           <w:p>
             <w:r>
-              <w:t>High Diffusion ($&gt; 2.0 \times 10</w:t>
-            </w:r>
-            <w:proofErr w:type="gramStart"/>
-            <w:r>
-              <w:t>^{</w:t>
-            </w:r>
-            <w:proofErr w:type="gramEnd"/>
-            <w:r>
-              <w:t>-</w:t>
-            </w:r>
-            <w:proofErr w:type="gramStart"/>
-            <w:r>
-              <w:t>3} \text{ mm</w:t>
-            </w:r>
-            <w:proofErr w:type="gramEnd"/>
-            <w:r>
-              <w:t>}^2/\</w:t>
-            </w:r>
-            <w:proofErr w:type="gramStart"/>
-            <w:r>
-              <w:t>text{s}</w:t>
-            </w:r>
-            <w:proofErr w:type="gramEnd"/>
-            <w:r>
-              <w:t>$)</w:t>
+              <w:t>High Diffusion ($&gt; 2.0 \times 10^{-3} \text{ mm}^2/\text{s}$)</w:t>
             </w:r>
           </w:p>
         </w:tc>
@@ -4731,55 +6049,7 @@
                 <w:b/>
                 <w:bCs/>
               </w:rPr>
-              <w:t>Restricted Diffusion ($&lt; 0.7 \times 10</w:t>
-            </w:r>
-            <w:proofErr w:type="gramStart"/>
-            <w:r>
-              <w:rPr>
-                <w:b/>
-                <w:bCs/>
-              </w:rPr>
-              <w:t>^{</w:t>
-            </w:r>
-            <w:proofErr w:type="gramEnd"/>
-            <w:r>
-              <w:rPr>
-                <w:b/>
-                <w:bCs/>
-              </w:rPr>
-              <w:t>-</w:t>
-            </w:r>
-            <w:proofErr w:type="gramStart"/>
-            <w:r>
-              <w:rPr>
-                <w:b/>
-                <w:bCs/>
-              </w:rPr>
-              <w:t>3} \text{ mm</w:t>
-            </w:r>
-            <w:proofErr w:type="gramEnd"/>
-            <w:r>
-              <w:rPr>
-                <w:b/>
-                <w:bCs/>
-              </w:rPr>
-              <w:t>}^2/\</w:t>
-            </w:r>
-            <w:proofErr w:type="gramStart"/>
-            <w:r>
-              <w:rPr>
-                <w:b/>
-                <w:bCs/>
-              </w:rPr>
-              <w:t>text{s}</w:t>
-            </w:r>
-            <w:proofErr w:type="gramEnd"/>
-            <w:r>
-              <w:rPr>
-                <w:b/>
-                <w:bCs/>
-              </w:rPr>
-              <w:t>$)</w:t>
+              <w:t>Restricted Diffusion ($&lt; 0.7 \times 10^{-3} \text{ mm}^2/\text{s}$)</w:t>
             </w:r>
           </w:p>
         </w:tc>
@@ -4795,8 +6065,10 @@
     <w:p/>
     <w:p/>
     <w:p/>
-    <w:p>
-      <w:pPr>
+    <w:p/>
+    <w:p>
+      <w:pPr>
+        <w:pStyle w:val="Heading1"/>
         <w:rPr>
           <w:b/>
           <w:bCs/>
@@ -4818,13 +6090,8 @@
     </w:p>
     <w:p/>
     <w:p>
-      <w:proofErr w:type="gramStart"/>
-      <w:r>
-        <w:t>import</w:t>
-      </w:r>
-      <w:proofErr w:type="gramEnd"/>
-      <w:r>
-        <w:t xml:space="preserve"> </w:t>
+      <w:r>
+        <w:t xml:space="preserve">import </w:t>
       </w:r>
       <w:proofErr w:type="spellStart"/>
       <w:r>
@@ -4850,12 +6117,10 @@
         <w:t xml:space="preserve">import </w:t>
       </w:r>
       <w:proofErr w:type="spellStart"/>
-      <w:proofErr w:type="gramStart"/>
       <w:r>
         <w:t>scipy.ndimage</w:t>
       </w:r>
       <w:proofErr w:type="spellEnd"/>
-      <w:proofErr w:type="gramEnd"/>
       <w:r>
         <w:t xml:space="preserve"> as </w:t>
       </w:r>
@@ -4889,15 +6154,7 @@
       </w:r>
       <w:proofErr w:type="spellEnd"/>
       <w:r>
-        <w:t>_</w:t>
-      </w:r>
-      <w:proofErr w:type="gramStart"/>
-      <w:r>
-        <w:t>_(</w:t>
-      </w:r>
-      <w:proofErr w:type="gramEnd"/>
-      <w:r>
-        <w:t xml:space="preserve">self, </w:t>
+        <w:t xml:space="preserve">__(self, </w:t>
       </w:r>
       <w:proofErr w:type="spellStart"/>
       <w:r>
@@ -4929,12 +6186,10 @@
         <w:t xml:space="preserve"> = </w:t>
       </w:r>
       <w:proofErr w:type="spellStart"/>
-      <w:proofErr w:type="gramStart"/>
       <w:r>
         <w:t>pydicom.dcmread</w:t>
       </w:r>
       <w:proofErr w:type="spellEnd"/>
-      <w:proofErr w:type="gramEnd"/>
       <w:r>
         <w:t>(</w:t>
       </w:r>
@@ -4960,12 +6215,10 @@
         <w:t xml:space="preserve"> = </w:t>
       </w:r>
       <w:proofErr w:type="spellStart"/>
-      <w:proofErr w:type="gramStart"/>
       <w:r>
         <w:t>pydicom.dcmread</w:t>
       </w:r>
       <w:proofErr w:type="spellEnd"/>
-      <w:proofErr w:type="gramEnd"/>
       <w:r>
         <w:t>(</w:t>
       </w:r>
@@ -4992,32 +6245,11 @@
       </w:r>
       <w:proofErr w:type="spellStart"/>
       <w:r>
-        <w:t>self.mri_</w:t>
-      </w:r>
-      <w:proofErr w:type="gramStart"/>
-      <w:r>
-        <w:t>slice.pixel</w:t>
-      </w:r>
-      <w:proofErr w:type="gramEnd"/>
-      <w:r>
-        <w:t>_</w:t>
-      </w:r>
-      <w:proofErr w:type="gramStart"/>
-      <w:r>
-        <w:t>array.astype</w:t>
+        <w:t>self.mri_slice.pixel_array.astype</w:t>
       </w:r>
       <w:proofErr w:type="spellEnd"/>
-      <w:proofErr w:type="gramEnd"/>
-      <w:r>
-        <w:t>(</w:t>
-      </w:r>
-      <w:proofErr w:type="gramStart"/>
-      <w:r>
-        <w:t>np.float</w:t>
-      </w:r>
-      <w:proofErr w:type="gramEnd"/>
-      <w:r>
-        <w:t>32)</w:t>
+      <w:r>
+        <w:t>(np.float32)</w:t>
       </w:r>
     </w:p>
     <w:p>
@@ -5034,32 +6266,11 @@
       </w:r>
       <w:proofErr w:type="spellStart"/>
       <w:r>
-        <w:t>self.adc_</w:t>
-      </w:r>
-      <w:proofErr w:type="gramStart"/>
-      <w:r>
-        <w:t>slice.pixel</w:t>
-      </w:r>
-      <w:proofErr w:type="gramEnd"/>
-      <w:r>
-        <w:t>_</w:t>
-      </w:r>
-      <w:proofErr w:type="gramStart"/>
-      <w:r>
-        <w:t>array.astype</w:t>
+        <w:t>self.adc_slice.pixel_array.astype</w:t>
       </w:r>
       <w:proofErr w:type="spellEnd"/>
-      <w:proofErr w:type="gramEnd"/>
-      <w:r>
-        <w:t>(</w:t>
-      </w:r>
-      <w:proofErr w:type="gramStart"/>
-      <w:r>
-        <w:t>np.float</w:t>
-      </w:r>
-      <w:proofErr w:type="gramEnd"/>
-      <w:r>
-        <w:t>32)</w:t>
+      <w:r>
+        <w:t>(np.float32)</w:t>
       </w:r>
     </w:p>
     <w:p>
@@ -5073,19 +6284,11 @@
       </w:r>
       <w:proofErr w:type="spellStart"/>
       <w:r>
-        <w:t>segment_glandular_</w:t>
-      </w:r>
-      <w:proofErr w:type="gramStart"/>
-      <w:r>
-        <w:t>core</w:t>
+        <w:t>segment_glandular_core</w:t>
       </w:r>
       <w:proofErr w:type="spellEnd"/>
       <w:r>
-        <w:t>(</w:t>
-      </w:r>
-      <w:proofErr w:type="gramEnd"/>
-      <w:r>
-        <w:t xml:space="preserve">self, t2_threshold=145.0, </w:t>
+        <w:t xml:space="preserve">(self, t2_threshold=145.0, </w:t>
       </w:r>
       <w:proofErr w:type="spellStart"/>
       <w:r>
@@ -5113,24 +6316,14 @@
         <w:t xml:space="preserve">        smoothed = </w:t>
       </w:r>
       <w:proofErr w:type="spellStart"/>
-      <w:proofErr w:type="gramStart"/>
-      <w:r>
-        <w:t>ndimage.gaussian</w:t>
-      </w:r>
-      <w:proofErr w:type="gramEnd"/>
-      <w:r>
-        <w:t>_</w:t>
-      </w:r>
-      <w:proofErr w:type="gramStart"/>
-      <w:r>
-        <w:t>filter</w:t>
+      <w:r>
+        <w:t>ndimage.gaussian_filter</w:t>
       </w:r>
       <w:proofErr w:type="spellEnd"/>
       <w:r>
         <w:t>(</w:t>
       </w:r>
       <w:proofErr w:type="spellStart"/>
-      <w:proofErr w:type="gramEnd"/>
       <w:r>
         <w:t>self.mri_matrix</w:t>
       </w:r>
@@ -5193,24 +6386,14 @@
         <w:t xml:space="preserve">        return </w:t>
       </w:r>
       <w:proofErr w:type="spellStart"/>
-      <w:proofErr w:type="gramStart"/>
-      <w:r>
-        <w:t>ndimage.binary</w:t>
-      </w:r>
-      <w:proofErr w:type="gramEnd"/>
-      <w:r>
-        <w:t>_</w:t>
-      </w:r>
-      <w:proofErr w:type="gramStart"/>
-      <w:r>
-        <w:t>opening</w:t>
+      <w:r>
+        <w:t>ndimage.binary_opening</w:t>
       </w:r>
       <w:proofErr w:type="spellEnd"/>
       <w:r>
         <w:t>(</w:t>
       </w:r>
       <w:proofErr w:type="spellStart"/>
-      <w:proofErr w:type="gramEnd"/>
       <w:r>
         <w:t>core_mask</w:t>
       </w:r>
@@ -5219,12 +6402,10 @@
         <w:t>, structure=</w:t>
       </w:r>
       <w:proofErr w:type="spellStart"/>
-      <w:proofErr w:type="gramStart"/>
       <w:r>
         <w:t>np.ones</w:t>
       </w:r>
       <w:proofErr w:type="spellEnd"/>
-      <w:proofErr w:type="gramEnd"/>
       <w:r>
         <w:t>((3,3)))</w:t>
       </w:r>
@@ -5232,10 +6413,9 @@
     <w:p/>
     <w:p/>
     <w:p/>
-    <w:p/>
-    <w:p/>
-    <w:p>
-      <w:pPr>
+    <w:p>
+      <w:pPr>
+        <w:pStyle w:val="Heading1"/>
         <w:rPr>
           <w:b/>
           <w:bCs/>
@@ -5257,11 +6437,212 @@
           <w:bCs/>
         </w:rPr>
       </w:pPr>
-      <w:r>
-        <w:rPr>
-          <w:b/>
-          <w:bCs/>
-        </w:rPr>
+    </w:p>
+    <w:p>
+      <w:pPr>
+        <w:rPr>
+          <w:b/>
+          <w:bCs/>
+        </w:rPr>
+      </w:pPr>
+    </w:p>
+    <w:p>
+      <w:pPr>
+        <w:rPr>
+          <w:b/>
+          <w:bCs/>
+        </w:rPr>
+      </w:pPr>
+    </w:p>
+    <w:p>
+      <w:pPr>
+        <w:rPr>
+          <w:b/>
+          <w:bCs/>
+        </w:rPr>
+      </w:pPr>
+    </w:p>
+    <w:p>
+      <w:pPr>
+        <w:rPr>
+          <w:b/>
+          <w:bCs/>
+        </w:rPr>
+      </w:pPr>
+    </w:p>
+    <w:p>
+      <w:pPr>
+        <w:rPr>
+          <w:b/>
+          <w:bCs/>
+        </w:rPr>
+      </w:pPr>
+    </w:p>
+    <w:p>
+      <w:pPr>
+        <w:rPr>
+          <w:b/>
+          <w:bCs/>
+        </w:rPr>
+      </w:pPr>
+    </w:p>
+    <w:p>
+      <w:pPr>
+        <w:rPr>
+          <w:b/>
+          <w:bCs/>
+        </w:rPr>
+      </w:pPr>
+    </w:p>
+    <w:p>
+      <w:pPr>
+        <w:rPr>
+          <w:b/>
+          <w:bCs/>
+        </w:rPr>
+      </w:pPr>
+    </w:p>
+    <w:p>
+      <w:pPr>
+        <w:rPr>
+          <w:b/>
+          <w:bCs/>
+        </w:rPr>
+      </w:pPr>
+    </w:p>
+    <w:p>
+      <w:pPr>
+        <w:rPr>
+          <w:b/>
+          <w:bCs/>
+        </w:rPr>
+      </w:pPr>
+    </w:p>
+    <w:p>
+      <w:pPr>
+        <w:rPr>
+          <w:b/>
+          <w:bCs/>
+        </w:rPr>
+      </w:pPr>
+    </w:p>
+    <w:p>
+      <w:pPr>
+        <w:rPr>
+          <w:b/>
+          <w:bCs/>
+        </w:rPr>
+      </w:pPr>
+    </w:p>
+    <w:p>
+      <w:pPr>
+        <w:rPr>
+          <w:b/>
+          <w:bCs/>
+        </w:rPr>
+      </w:pPr>
+    </w:p>
+    <w:p>
+      <w:pPr>
+        <w:rPr>
+          <w:b/>
+          <w:bCs/>
+        </w:rPr>
+      </w:pPr>
+    </w:p>
+    <w:p>
+      <w:pPr>
+        <w:rPr>
+          <w:b/>
+          <w:bCs/>
+        </w:rPr>
+      </w:pPr>
+    </w:p>
+    <w:p>
+      <w:pPr>
+        <w:rPr>
+          <w:b/>
+          <w:bCs/>
+        </w:rPr>
+      </w:pPr>
+    </w:p>
+    <w:p>
+      <w:pPr>
+        <w:rPr>
+          <w:b/>
+          <w:bCs/>
+        </w:rPr>
+      </w:pPr>
+    </w:p>
+    <w:p>
+      <w:pPr>
+        <w:rPr>
+          <w:b/>
+          <w:bCs/>
+        </w:rPr>
+      </w:pPr>
+    </w:p>
+    <w:p>
+      <w:pPr>
+        <w:rPr>
+          <w:b/>
+          <w:bCs/>
+        </w:rPr>
+      </w:pPr>
+    </w:p>
+    <w:p>
+      <w:pPr>
+        <w:rPr>
+          <w:b/>
+          <w:bCs/>
+        </w:rPr>
+      </w:pPr>
+    </w:p>
+    <w:p>
+      <w:pPr>
+        <w:rPr>
+          <w:b/>
+          <w:bCs/>
+        </w:rPr>
+      </w:pPr>
+    </w:p>
+    <w:p>
+      <w:pPr>
+        <w:rPr>
+          <w:b/>
+          <w:bCs/>
+        </w:rPr>
+      </w:pPr>
+    </w:p>
+    <w:p>
+      <w:pPr>
+        <w:rPr>
+          <w:b/>
+          <w:bCs/>
+        </w:rPr>
+      </w:pPr>
+    </w:p>
+    <w:p>
+      <w:pPr>
+        <w:rPr>
+          <w:b/>
+          <w:bCs/>
+        </w:rPr>
+      </w:pPr>
+    </w:p>
+    <w:p>
+      <w:pPr>
+        <w:rPr>
+          <w:b/>
+          <w:bCs/>
+        </w:rPr>
+      </w:pPr>
+      <w:r>
+        <w:rPr>
+          <w:b/>
+          <w:bCs/>
+        </w:rPr>
+        <w:lastRenderedPageBreak/>
         <w:t>7.1 Multi-Modal Diagnostic Integration</w:t>
       </w:r>
     </w:p>
@@ -5293,8 +6674,10 @@
     <w:p/>
     <w:p/>
     <w:p/>
-    <w:p>
-      <w:pPr>
+    <w:p/>
+    <w:p>
+      <w:pPr>
+        <w:pStyle w:val="Heading1"/>
         <w:rPr>
           <w:b/>
           <w:bCs/>
@@ -5316,11 +6699,212 @@
           <w:bCs/>
         </w:rPr>
       </w:pPr>
-      <w:r>
-        <w:rPr>
-          <w:b/>
-          <w:bCs/>
-        </w:rPr>
+    </w:p>
+    <w:p>
+      <w:pPr>
+        <w:rPr>
+          <w:b/>
+          <w:bCs/>
+        </w:rPr>
+      </w:pPr>
+    </w:p>
+    <w:p>
+      <w:pPr>
+        <w:rPr>
+          <w:b/>
+          <w:bCs/>
+        </w:rPr>
+      </w:pPr>
+    </w:p>
+    <w:p>
+      <w:pPr>
+        <w:rPr>
+          <w:b/>
+          <w:bCs/>
+        </w:rPr>
+      </w:pPr>
+    </w:p>
+    <w:p>
+      <w:pPr>
+        <w:rPr>
+          <w:b/>
+          <w:bCs/>
+        </w:rPr>
+      </w:pPr>
+    </w:p>
+    <w:p>
+      <w:pPr>
+        <w:rPr>
+          <w:b/>
+          <w:bCs/>
+        </w:rPr>
+      </w:pPr>
+    </w:p>
+    <w:p>
+      <w:pPr>
+        <w:rPr>
+          <w:b/>
+          <w:bCs/>
+        </w:rPr>
+      </w:pPr>
+    </w:p>
+    <w:p>
+      <w:pPr>
+        <w:rPr>
+          <w:b/>
+          <w:bCs/>
+        </w:rPr>
+      </w:pPr>
+    </w:p>
+    <w:p>
+      <w:pPr>
+        <w:rPr>
+          <w:b/>
+          <w:bCs/>
+        </w:rPr>
+      </w:pPr>
+    </w:p>
+    <w:p>
+      <w:pPr>
+        <w:rPr>
+          <w:b/>
+          <w:bCs/>
+        </w:rPr>
+      </w:pPr>
+    </w:p>
+    <w:p>
+      <w:pPr>
+        <w:rPr>
+          <w:b/>
+          <w:bCs/>
+        </w:rPr>
+      </w:pPr>
+    </w:p>
+    <w:p>
+      <w:pPr>
+        <w:rPr>
+          <w:b/>
+          <w:bCs/>
+        </w:rPr>
+      </w:pPr>
+    </w:p>
+    <w:p>
+      <w:pPr>
+        <w:rPr>
+          <w:b/>
+          <w:bCs/>
+        </w:rPr>
+      </w:pPr>
+    </w:p>
+    <w:p>
+      <w:pPr>
+        <w:rPr>
+          <w:b/>
+          <w:bCs/>
+        </w:rPr>
+      </w:pPr>
+    </w:p>
+    <w:p>
+      <w:pPr>
+        <w:rPr>
+          <w:b/>
+          <w:bCs/>
+        </w:rPr>
+      </w:pPr>
+    </w:p>
+    <w:p>
+      <w:pPr>
+        <w:rPr>
+          <w:b/>
+          <w:bCs/>
+        </w:rPr>
+      </w:pPr>
+    </w:p>
+    <w:p>
+      <w:pPr>
+        <w:rPr>
+          <w:b/>
+          <w:bCs/>
+        </w:rPr>
+      </w:pPr>
+    </w:p>
+    <w:p>
+      <w:pPr>
+        <w:rPr>
+          <w:b/>
+          <w:bCs/>
+        </w:rPr>
+      </w:pPr>
+    </w:p>
+    <w:p>
+      <w:pPr>
+        <w:rPr>
+          <w:b/>
+          <w:bCs/>
+        </w:rPr>
+      </w:pPr>
+    </w:p>
+    <w:p>
+      <w:pPr>
+        <w:rPr>
+          <w:b/>
+          <w:bCs/>
+        </w:rPr>
+      </w:pPr>
+    </w:p>
+    <w:p>
+      <w:pPr>
+        <w:rPr>
+          <w:b/>
+          <w:bCs/>
+        </w:rPr>
+      </w:pPr>
+    </w:p>
+    <w:p>
+      <w:pPr>
+        <w:rPr>
+          <w:b/>
+          <w:bCs/>
+        </w:rPr>
+      </w:pPr>
+    </w:p>
+    <w:p>
+      <w:pPr>
+        <w:rPr>
+          <w:b/>
+          <w:bCs/>
+        </w:rPr>
+      </w:pPr>
+    </w:p>
+    <w:p>
+      <w:pPr>
+        <w:rPr>
+          <w:b/>
+          <w:bCs/>
+        </w:rPr>
+      </w:pPr>
+    </w:p>
+    <w:p>
+      <w:pPr>
+        <w:rPr>
+          <w:b/>
+          <w:bCs/>
+        </w:rPr>
+      </w:pPr>
+    </w:p>
+    <w:p>
+      <w:pPr>
+        <w:rPr>
+          <w:b/>
+          <w:bCs/>
+        </w:rPr>
+      </w:pPr>
+      <w:r>
+        <w:rPr>
+          <w:b/>
+          <w:bCs/>
+        </w:rPr>
+        <w:lastRenderedPageBreak/>
         <w:t>8.1 The Craniofacial-Skeletal Feedback Loop</w:t>
       </w:r>
     </w:p>
@@ -5352,15 +6936,7 @@
     <w:p/>
     <w:p>
       <w:r>
-        <w:t xml:space="preserve">[ Glandular Lipid Saturation </w:t>
-      </w:r>
-      <w:proofErr w:type="gramStart"/>
-      <w:r>
-        <w:t>Failure ]</w:t>
-      </w:r>
-      <w:proofErr w:type="gramEnd"/>
-      <w:r>
-        <w:t xml:space="preserve"> ──</w:t>
+        <w:t>[ Glandular Lipid Saturation Failure ] ──</w:t>
       </w:r>
       <w:r>
         <w:rPr>
@@ -5369,13 +6945,8 @@
         <w:t>►</w:t>
       </w:r>
       <w:r>
-        <w:t xml:space="preserve"> [ Systemic Calcium &amp; Marrow </w:t>
-      </w:r>
-      <w:proofErr w:type="gramStart"/>
-      <w:r>
-        <w:t>Resorption ]</w:t>
-      </w:r>
-      <w:proofErr w:type="gramEnd"/>
+        <w:t xml:space="preserve"> [ Systemic Calcium &amp; Marrow Resorption ]</w:t>
+      </w:r>
     </w:p>
     <w:p>
       <w:r>
@@ -5395,15 +6966,7 @@
     </w:p>
     <w:p>
       <w:r>
-        <w:t xml:space="preserve">[ Disrupted Bone Mineralization </w:t>
-      </w:r>
-      <w:proofErr w:type="gramStart"/>
-      <w:r>
-        <w:t>Maps ]</w:t>
-      </w:r>
-      <w:proofErr w:type="gramEnd"/>
-      <w:r>
-        <w:t xml:space="preserve"> </w:t>
+        <w:t xml:space="preserve">[ Disrupted Bone Mineralization Maps ] </w:t>
       </w:r>
       <w:r>
         <w:rPr>
@@ -5418,13 +6981,8 @@
         <w:t>──</w:t>
       </w:r>
       <w:r>
-        <w:t xml:space="preserve"> [ Secondary Craniofacial Thinning </w:t>
-      </w:r>
-      <w:proofErr w:type="gramStart"/>
-      <w:r>
-        <w:t>Vectors ]</w:t>
-      </w:r>
-      <w:proofErr w:type="gramEnd"/>
+        <w:t xml:space="preserve"> [ Secondary Craniofacial Thinning Vectors ]</w:t>
+      </w:r>
     </w:p>
     <w:p/>
     <w:p>
@@ -5446,16 +7004,18 @@
     <w:p/>
     <w:p>
       <w:pPr>
-        <w:rPr>
-          <w:b/>
-          <w:bCs/>
-        </w:rPr>
-      </w:pPr>
-      <w:r>
-        <w:rPr>
-          <w:b/>
-          <w:bCs/>
-        </w:rPr>
+        <w:pStyle w:val="Heading1"/>
+        <w:rPr>
+          <w:b/>
+          <w:bCs/>
+        </w:rPr>
+      </w:pPr>
+      <w:r>
+        <w:rPr>
+          <w:b/>
+          <w:bCs/>
+        </w:rPr>
+        <w:lastRenderedPageBreak/>
         <w:t>11. Toxicology and Blood Chemistry Profiles</w:t>
       </w:r>
     </w:p>
@@ -5466,11 +7026,212 @@
           <w:bCs/>
         </w:rPr>
       </w:pPr>
-      <w:r>
-        <w:rPr>
-          <w:b/>
-          <w:bCs/>
-        </w:rPr>
+    </w:p>
+    <w:p>
+      <w:pPr>
+        <w:rPr>
+          <w:b/>
+          <w:bCs/>
+        </w:rPr>
+      </w:pPr>
+    </w:p>
+    <w:p>
+      <w:pPr>
+        <w:rPr>
+          <w:b/>
+          <w:bCs/>
+        </w:rPr>
+      </w:pPr>
+    </w:p>
+    <w:p>
+      <w:pPr>
+        <w:rPr>
+          <w:b/>
+          <w:bCs/>
+        </w:rPr>
+      </w:pPr>
+    </w:p>
+    <w:p>
+      <w:pPr>
+        <w:rPr>
+          <w:b/>
+          <w:bCs/>
+        </w:rPr>
+      </w:pPr>
+    </w:p>
+    <w:p>
+      <w:pPr>
+        <w:rPr>
+          <w:b/>
+          <w:bCs/>
+        </w:rPr>
+      </w:pPr>
+    </w:p>
+    <w:p>
+      <w:pPr>
+        <w:rPr>
+          <w:b/>
+          <w:bCs/>
+        </w:rPr>
+      </w:pPr>
+    </w:p>
+    <w:p>
+      <w:pPr>
+        <w:rPr>
+          <w:b/>
+          <w:bCs/>
+        </w:rPr>
+      </w:pPr>
+    </w:p>
+    <w:p>
+      <w:pPr>
+        <w:rPr>
+          <w:b/>
+          <w:bCs/>
+        </w:rPr>
+      </w:pPr>
+    </w:p>
+    <w:p>
+      <w:pPr>
+        <w:rPr>
+          <w:b/>
+          <w:bCs/>
+        </w:rPr>
+      </w:pPr>
+    </w:p>
+    <w:p>
+      <w:pPr>
+        <w:rPr>
+          <w:b/>
+          <w:bCs/>
+        </w:rPr>
+      </w:pPr>
+    </w:p>
+    <w:p>
+      <w:pPr>
+        <w:rPr>
+          <w:b/>
+          <w:bCs/>
+        </w:rPr>
+      </w:pPr>
+    </w:p>
+    <w:p>
+      <w:pPr>
+        <w:rPr>
+          <w:b/>
+          <w:bCs/>
+        </w:rPr>
+      </w:pPr>
+    </w:p>
+    <w:p>
+      <w:pPr>
+        <w:rPr>
+          <w:b/>
+          <w:bCs/>
+        </w:rPr>
+      </w:pPr>
+    </w:p>
+    <w:p>
+      <w:pPr>
+        <w:rPr>
+          <w:b/>
+          <w:bCs/>
+        </w:rPr>
+      </w:pPr>
+    </w:p>
+    <w:p>
+      <w:pPr>
+        <w:rPr>
+          <w:b/>
+          <w:bCs/>
+        </w:rPr>
+      </w:pPr>
+    </w:p>
+    <w:p>
+      <w:pPr>
+        <w:rPr>
+          <w:b/>
+          <w:bCs/>
+        </w:rPr>
+      </w:pPr>
+    </w:p>
+    <w:p>
+      <w:pPr>
+        <w:rPr>
+          <w:b/>
+          <w:bCs/>
+        </w:rPr>
+      </w:pPr>
+    </w:p>
+    <w:p>
+      <w:pPr>
+        <w:rPr>
+          <w:b/>
+          <w:bCs/>
+        </w:rPr>
+      </w:pPr>
+    </w:p>
+    <w:p>
+      <w:pPr>
+        <w:rPr>
+          <w:b/>
+          <w:bCs/>
+        </w:rPr>
+      </w:pPr>
+    </w:p>
+    <w:p>
+      <w:pPr>
+        <w:rPr>
+          <w:b/>
+          <w:bCs/>
+        </w:rPr>
+      </w:pPr>
+    </w:p>
+    <w:p>
+      <w:pPr>
+        <w:rPr>
+          <w:b/>
+          <w:bCs/>
+        </w:rPr>
+      </w:pPr>
+    </w:p>
+    <w:p>
+      <w:pPr>
+        <w:rPr>
+          <w:b/>
+          <w:bCs/>
+        </w:rPr>
+      </w:pPr>
+    </w:p>
+    <w:p>
+      <w:pPr>
+        <w:rPr>
+          <w:b/>
+          <w:bCs/>
+        </w:rPr>
+      </w:pPr>
+    </w:p>
+    <w:p>
+      <w:pPr>
+        <w:rPr>
+          <w:b/>
+          <w:bCs/>
+        </w:rPr>
+      </w:pPr>
+    </w:p>
+    <w:p>
+      <w:pPr>
+        <w:rPr>
+          <w:b/>
+          <w:bCs/>
+        </w:rPr>
+      </w:pPr>
+      <w:r>
+        <w:rPr>
+          <w:b/>
+          <w:bCs/>
+        </w:rPr>
+        <w:lastRenderedPageBreak/>
         <w:t>11.1 Pelvic Fluid Phase Assay Matrix</w:t>
       </w:r>
     </w:p>
@@ -5666,15 +7427,7 @@
           </w:tcPr>
           <w:p>
             <w:r>
-              <w:t xml:space="preserve">Host macrophage </w:t>
-            </w:r>
-            <w:proofErr w:type="gramStart"/>
-            <w:r>
-              <w:t>response</w:t>
-            </w:r>
-            <w:proofErr w:type="gramEnd"/>
-            <w:r>
-              <w:t xml:space="preserve"> to the foreign chitinous cuticle inside the pelvic network.</w:t>
+              <w:t>Host macrophage response to the foreign chitinous cuticle inside the pelvic network.</w:t>
             </w:r>
           </w:p>
         </w:tc>
@@ -5850,18 +7603,21 @@
     <w:p/>
     <w:p/>
     <w:p/>
-    <w:p>
-      <w:pPr>
-        <w:rPr>
-          <w:b/>
-          <w:bCs/>
-        </w:rPr>
-      </w:pPr>
-      <w:r>
-        <w:rPr>
-          <w:b/>
-          <w:bCs/>
-        </w:rPr>
+    <w:p/>
+    <w:p>
+      <w:pPr>
+        <w:pStyle w:val="Heading1"/>
+        <w:rPr>
+          <w:b/>
+          <w:bCs/>
+        </w:rPr>
+      </w:pPr>
+      <w:r>
+        <w:rPr>
+          <w:b/>
+          <w:bCs/>
+        </w:rPr>
+        <w:lastRenderedPageBreak/>
         <w:t>12. Non-Invasive Biochemical Extraction and Naturopathic Dosing</w:t>
       </w:r>
     </w:p>
@@ -5872,11 +7628,196 @@
           <w:bCs/>
         </w:rPr>
       </w:pPr>
-      <w:r>
-        <w:rPr>
-          <w:b/>
-          <w:bCs/>
-        </w:rPr>
+    </w:p>
+    <w:p>
+      <w:pPr>
+        <w:rPr>
+          <w:b/>
+          <w:bCs/>
+        </w:rPr>
+      </w:pPr>
+    </w:p>
+    <w:p>
+      <w:pPr>
+        <w:rPr>
+          <w:b/>
+          <w:bCs/>
+        </w:rPr>
+      </w:pPr>
+    </w:p>
+    <w:p>
+      <w:pPr>
+        <w:rPr>
+          <w:b/>
+          <w:bCs/>
+        </w:rPr>
+      </w:pPr>
+    </w:p>
+    <w:p>
+      <w:pPr>
+        <w:rPr>
+          <w:b/>
+          <w:bCs/>
+        </w:rPr>
+      </w:pPr>
+    </w:p>
+    <w:p>
+      <w:pPr>
+        <w:rPr>
+          <w:b/>
+          <w:bCs/>
+        </w:rPr>
+      </w:pPr>
+    </w:p>
+    <w:p>
+      <w:pPr>
+        <w:rPr>
+          <w:b/>
+          <w:bCs/>
+        </w:rPr>
+      </w:pPr>
+    </w:p>
+    <w:p>
+      <w:pPr>
+        <w:rPr>
+          <w:b/>
+          <w:bCs/>
+        </w:rPr>
+      </w:pPr>
+    </w:p>
+    <w:p>
+      <w:pPr>
+        <w:rPr>
+          <w:b/>
+          <w:bCs/>
+        </w:rPr>
+      </w:pPr>
+    </w:p>
+    <w:p>
+      <w:pPr>
+        <w:rPr>
+          <w:b/>
+          <w:bCs/>
+        </w:rPr>
+      </w:pPr>
+    </w:p>
+    <w:p>
+      <w:pPr>
+        <w:rPr>
+          <w:b/>
+          <w:bCs/>
+        </w:rPr>
+      </w:pPr>
+    </w:p>
+    <w:p>
+      <w:pPr>
+        <w:rPr>
+          <w:b/>
+          <w:bCs/>
+        </w:rPr>
+      </w:pPr>
+    </w:p>
+    <w:p>
+      <w:pPr>
+        <w:rPr>
+          <w:b/>
+          <w:bCs/>
+        </w:rPr>
+      </w:pPr>
+    </w:p>
+    <w:p>
+      <w:pPr>
+        <w:rPr>
+          <w:b/>
+          <w:bCs/>
+        </w:rPr>
+      </w:pPr>
+    </w:p>
+    <w:p>
+      <w:pPr>
+        <w:rPr>
+          <w:b/>
+          <w:bCs/>
+        </w:rPr>
+      </w:pPr>
+    </w:p>
+    <w:p>
+      <w:pPr>
+        <w:rPr>
+          <w:b/>
+          <w:bCs/>
+        </w:rPr>
+      </w:pPr>
+    </w:p>
+    <w:p>
+      <w:pPr>
+        <w:rPr>
+          <w:b/>
+          <w:bCs/>
+        </w:rPr>
+      </w:pPr>
+    </w:p>
+    <w:p>
+      <w:pPr>
+        <w:rPr>
+          <w:b/>
+          <w:bCs/>
+        </w:rPr>
+      </w:pPr>
+    </w:p>
+    <w:p>
+      <w:pPr>
+        <w:rPr>
+          <w:b/>
+          <w:bCs/>
+        </w:rPr>
+      </w:pPr>
+    </w:p>
+    <w:p>
+      <w:pPr>
+        <w:rPr>
+          <w:b/>
+          <w:bCs/>
+        </w:rPr>
+      </w:pPr>
+    </w:p>
+    <w:p>
+      <w:pPr>
+        <w:rPr>
+          <w:b/>
+          <w:bCs/>
+        </w:rPr>
+      </w:pPr>
+    </w:p>
+    <w:p>
+      <w:pPr>
+        <w:rPr>
+          <w:b/>
+          <w:bCs/>
+        </w:rPr>
+      </w:pPr>
+    </w:p>
+    <w:p>
+      <w:pPr>
+        <w:rPr>
+          <w:b/>
+          <w:bCs/>
+        </w:rPr>
+      </w:pPr>
+    </w:p>
+    <w:p>
+      <w:pPr>
+        <w:rPr>
+          <w:b/>
+          <w:bCs/>
+        </w:rPr>
+      </w:pPr>
+      <w:r>
+        <w:rPr>
+          <w:b/>
+          <w:bCs/>
+        </w:rPr>
+        <w:lastRenderedPageBreak/>
         <w:t>12.1 Pharmacokinetic Rationale for Glandular Lipidic Restoration</w:t>
       </w:r>
     </w:p>
@@ -6121,18 +8062,21 @@
     <w:p/>
     <w:p/>
     <w:p/>
-    <w:p>
-      <w:pPr>
-        <w:rPr>
-          <w:b/>
-          <w:bCs/>
-        </w:rPr>
-      </w:pPr>
-      <w:r>
-        <w:rPr>
-          <w:b/>
-          <w:bCs/>
-        </w:rPr>
+    <w:p/>
+    <w:p>
+      <w:pPr>
+        <w:pStyle w:val="Heading1"/>
+        <w:rPr>
+          <w:b/>
+          <w:bCs/>
+        </w:rPr>
+      </w:pPr>
+      <w:r>
+        <w:rPr>
+          <w:b/>
+          <w:bCs/>
+        </w:rPr>
+        <w:lastRenderedPageBreak/>
         <w:t>13. Plant-Based Human Lipid-Capsule and Catheter-Pump Infusion Protocols</w:t>
       </w:r>
     </w:p>
@@ -6143,11 +8087,196 @@
           <w:bCs/>
         </w:rPr>
       </w:pPr>
-      <w:r>
-        <w:rPr>
-          <w:b/>
-          <w:bCs/>
-        </w:rPr>
+    </w:p>
+    <w:p>
+      <w:pPr>
+        <w:rPr>
+          <w:b/>
+          <w:bCs/>
+        </w:rPr>
+      </w:pPr>
+    </w:p>
+    <w:p>
+      <w:pPr>
+        <w:rPr>
+          <w:b/>
+          <w:bCs/>
+        </w:rPr>
+      </w:pPr>
+    </w:p>
+    <w:p>
+      <w:pPr>
+        <w:rPr>
+          <w:b/>
+          <w:bCs/>
+        </w:rPr>
+      </w:pPr>
+    </w:p>
+    <w:p>
+      <w:pPr>
+        <w:rPr>
+          <w:b/>
+          <w:bCs/>
+        </w:rPr>
+      </w:pPr>
+    </w:p>
+    <w:p>
+      <w:pPr>
+        <w:rPr>
+          <w:b/>
+          <w:bCs/>
+        </w:rPr>
+      </w:pPr>
+    </w:p>
+    <w:p>
+      <w:pPr>
+        <w:rPr>
+          <w:b/>
+          <w:bCs/>
+        </w:rPr>
+      </w:pPr>
+    </w:p>
+    <w:p>
+      <w:pPr>
+        <w:rPr>
+          <w:b/>
+          <w:bCs/>
+        </w:rPr>
+      </w:pPr>
+    </w:p>
+    <w:p>
+      <w:pPr>
+        <w:rPr>
+          <w:b/>
+          <w:bCs/>
+        </w:rPr>
+      </w:pPr>
+    </w:p>
+    <w:p>
+      <w:pPr>
+        <w:rPr>
+          <w:b/>
+          <w:bCs/>
+        </w:rPr>
+      </w:pPr>
+    </w:p>
+    <w:p>
+      <w:pPr>
+        <w:rPr>
+          <w:b/>
+          <w:bCs/>
+        </w:rPr>
+      </w:pPr>
+    </w:p>
+    <w:p>
+      <w:pPr>
+        <w:rPr>
+          <w:b/>
+          <w:bCs/>
+        </w:rPr>
+      </w:pPr>
+    </w:p>
+    <w:p>
+      <w:pPr>
+        <w:rPr>
+          <w:b/>
+          <w:bCs/>
+        </w:rPr>
+      </w:pPr>
+    </w:p>
+    <w:p>
+      <w:pPr>
+        <w:rPr>
+          <w:b/>
+          <w:bCs/>
+        </w:rPr>
+      </w:pPr>
+    </w:p>
+    <w:p>
+      <w:pPr>
+        <w:rPr>
+          <w:b/>
+          <w:bCs/>
+        </w:rPr>
+      </w:pPr>
+    </w:p>
+    <w:p>
+      <w:pPr>
+        <w:rPr>
+          <w:b/>
+          <w:bCs/>
+        </w:rPr>
+      </w:pPr>
+    </w:p>
+    <w:p>
+      <w:pPr>
+        <w:rPr>
+          <w:b/>
+          <w:bCs/>
+        </w:rPr>
+      </w:pPr>
+    </w:p>
+    <w:p>
+      <w:pPr>
+        <w:rPr>
+          <w:b/>
+          <w:bCs/>
+        </w:rPr>
+      </w:pPr>
+    </w:p>
+    <w:p>
+      <w:pPr>
+        <w:rPr>
+          <w:b/>
+          <w:bCs/>
+        </w:rPr>
+      </w:pPr>
+    </w:p>
+    <w:p>
+      <w:pPr>
+        <w:rPr>
+          <w:b/>
+          <w:bCs/>
+        </w:rPr>
+      </w:pPr>
+    </w:p>
+    <w:p>
+      <w:pPr>
+        <w:rPr>
+          <w:b/>
+          <w:bCs/>
+        </w:rPr>
+      </w:pPr>
+    </w:p>
+    <w:p>
+      <w:pPr>
+        <w:rPr>
+          <w:b/>
+          <w:bCs/>
+        </w:rPr>
+      </w:pPr>
+    </w:p>
+    <w:p>
+      <w:pPr>
+        <w:rPr>
+          <w:b/>
+          <w:bCs/>
+        </w:rPr>
+      </w:pPr>
+    </w:p>
+    <w:p>
+      <w:pPr>
+        <w:rPr>
+          <w:b/>
+          <w:bCs/>
+        </w:rPr>
+      </w:pPr>
+      <w:r>
+        <w:rPr>
+          <w:b/>
+          <w:bCs/>
+        </w:rPr>
+        <w:lastRenderedPageBreak/>
         <w:t xml:space="preserve">13.1 Deployment of the </w:t>
       </w:r>
       <w:proofErr w:type="spellStart"/>
@@ -6203,182 +8332,280 @@
     </w:p>
     <w:p/>
     <w:p>
-      <w:r>
+      <w:pPr>
+        <w:rPr>
+          <w:b/>
+          <w:bCs/>
+        </w:rPr>
+      </w:pPr>
+      <w:r>
+        <w:rPr>
+          <w:b/>
+          <w:bCs/>
+        </w:rPr>
+        <w:t xml:space="preserve">       [ Installation of the </w:t>
+      </w:r>
+      <w:proofErr w:type="spellStart"/>
+      <w:r>
+        <w:rPr>
+          <w:b/>
+          <w:bCs/>
+        </w:rPr>
+        <w:t>Lipidos</w:t>
+      </w:r>
+      <w:proofErr w:type="spellEnd"/>
+      <w:r>
+        <w:rPr>
+          <w:b/>
+          <w:bCs/>
+        </w:rPr>
+        <w:t xml:space="preserve"> Catheter-Pump Kit ]</w:t>
+      </w:r>
+    </w:p>
+    <w:p>
+      <w:pPr>
+        <w:rPr>
+          <w:b/>
+          <w:bCs/>
+        </w:rPr>
+      </w:pPr>
+      <w:r>
+        <w:rPr>
+          <w:b/>
+          <w:bCs/>
+        </w:rPr>
+        <w:t xml:space="preserve">                              │</w:t>
+      </w:r>
+    </w:p>
+    <w:p>
+      <w:pPr>
+        <w:rPr>
+          <w:b/>
+          <w:bCs/>
+        </w:rPr>
+      </w:pPr>
+      <w:r>
+        <w:rPr>
+          <w:b/>
+          <w:bCs/>
+        </w:rPr>
+        <w:t xml:space="preserve">                              </w:t>
+      </w:r>
+      <w:r>
+        <w:rPr>
+          <w:rFonts w:ascii="Arial" w:hAnsi="Arial" w:cs="Arial"/>
+          <w:b/>
+          <w:bCs/>
+        </w:rPr>
+        <w:t>▼</w:t>
+      </w:r>
+    </w:p>
+    <w:p>
+      <w:pPr>
+        <w:rPr>
+          <w:b/>
+          <w:bCs/>
+        </w:rPr>
+      </w:pPr>
+      <w:r>
+        <w:rPr>
+          <w:b/>
+          <w:bCs/>
+        </w:rPr>
+        <w:t xml:space="preserve">       [ Direct Delivery of Plant-Based Lipid Precursors ]</w:t>
+      </w:r>
+    </w:p>
+    <w:p>
+      <w:pPr>
+        <w:rPr>
+          <w:b/>
+          <w:bCs/>
+        </w:rPr>
+      </w:pPr>
+      <w:r>
+        <w:rPr>
+          <w:b/>
+          <w:bCs/>
+        </w:rPr>
+        <w:t xml:space="preserve">                              │</w:t>
+      </w:r>
+    </w:p>
+    <w:p>
+      <w:pPr>
+        <w:rPr>
+          <w:b/>
+          <w:bCs/>
+        </w:rPr>
+      </w:pPr>
+      <w:r>
+        <w:rPr>
+          <w:b/>
+          <w:bCs/>
+        </w:rPr>
+        <w:t xml:space="preserve">       ┌──────────────────────</w:t>
+      </w:r>
+      <w:r>
+        <w:rPr>
+          <w:rFonts w:ascii="MS Gothic" w:eastAsia="MS Gothic" w:hAnsi="MS Gothic" w:cs="MS Gothic" w:hint="eastAsia"/>
+          <w:b/>
+          <w:bCs/>
+        </w:rPr>
+        <w:t>┴</w:t>
+      </w:r>
+      <w:r>
+        <w:rPr>
+          <w:rFonts w:ascii="Aptos" w:hAnsi="Aptos" w:cs="Aptos"/>
+          <w:b/>
+          <w:bCs/>
+        </w:rPr>
+        <w:t>──────────────────────┐</w:t>
+      </w:r>
+    </w:p>
+    <w:p>
+      <w:pPr>
+        <w:rPr>
+          <w:b/>
+          <w:bCs/>
+        </w:rPr>
+      </w:pPr>
+      <w:r>
+        <w:rPr>
+          <w:b/>
+          <w:bCs/>
+        </w:rPr>
         <w:t xml:space="preserve">       </w:t>
       </w:r>
-      <w:proofErr w:type="gramStart"/>
-      <w:r>
-        <w:t>[ Installation</w:t>
-      </w:r>
-      <w:proofErr w:type="gramEnd"/>
-      <w:r>
-        <w:t xml:space="preserve"> of the </w:t>
-      </w:r>
-      <w:proofErr w:type="spellStart"/>
-      <w:r>
-        <w:t>Lipidos</w:t>
-      </w:r>
-      <w:proofErr w:type="spellEnd"/>
-      <w:r>
-        <w:t xml:space="preserve"> Catheter-Pump </w:t>
-      </w:r>
-      <w:proofErr w:type="gramStart"/>
-      <w:r>
-        <w:t>Kit ]</w:t>
-      </w:r>
-      <w:proofErr w:type="gramEnd"/>
-    </w:p>
-    <w:p>
-      <w:r>
+      <w:r>
+        <w:rPr>
+          <w:rFonts w:ascii="Arial" w:hAnsi="Arial" w:cs="Arial"/>
+          <w:b/>
+          <w:bCs/>
+        </w:rPr>
+        <w:t>▼</w:t>
+      </w:r>
+      <w:r>
+        <w:rPr>
+          <w:b/>
+          <w:bCs/>
+        </w:rPr>
+        <w:t xml:space="preserve">                                             </w:t>
+      </w:r>
+      <w:r>
+        <w:rPr>
+          <w:rFonts w:ascii="Arial" w:hAnsi="Arial" w:cs="Arial"/>
+          <w:b/>
+          <w:bCs/>
+        </w:rPr>
+        <w:t>▼</w:t>
+      </w:r>
+    </w:p>
+    <w:p>
+      <w:pPr>
+        <w:rPr>
+          <w:b/>
+          <w:bCs/>
+        </w:rPr>
+      </w:pPr>
+      <w:r>
+        <w:rPr>
+          <w:b/>
+          <w:bCs/>
+        </w:rPr>
+        <w:t>[ Voxel-Guided Inundation ]               [ Dynamic Flow Stabilization ]</w:t>
+      </w:r>
+    </w:p>
+    <w:p>
+      <w:pPr>
+        <w:rPr>
+          <w:b/>
+          <w:bCs/>
+        </w:rPr>
+      </w:pPr>
+      <w:r>
+        <w:rPr>
+          <w:b/>
+          <w:bCs/>
+        </w:rPr>
+        <w:t xml:space="preserve"> - Fills empty tissue pockets              - Maintained over 12-hour cycles</w:t>
+      </w:r>
+    </w:p>
+    <w:p>
+      <w:pPr>
+        <w:rPr>
+          <w:b/>
+          <w:bCs/>
+        </w:rPr>
+      </w:pPr>
+      <w:r>
+        <w:rPr>
+          <w:b/>
+          <w:bCs/>
+        </w:rPr>
+        <w:t xml:space="preserve"> - Rebuilds native host cell walls         - Reseals damaged duct networks</w:t>
+      </w:r>
+    </w:p>
+    <w:p>
+      <w:pPr>
+        <w:rPr>
+          <w:b/>
+          <w:bCs/>
+        </w:rPr>
+      </w:pPr>
+      <w:r>
+        <w:rPr>
+          <w:b/>
+          <w:bCs/>
+        </w:rPr>
         <w:t xml:space="preserve">                              │</w:t>
       </w:r>
     </w:p>
     <w:p>
-      <w:r>
+      <w:pPr>
+        <w:rPr>
+          <w:b/>
+          <w:bCs/>
+        </w:rPr>
+      </w:pPr>
+      <w:r>
+        <w:rPr>
+          <w:b/>
+          <w:bCs/>
+        </w:rPr>
         <w:t xml:space="preserve">                              </w:t>
       </w:r>
       <w:r>
         <w:rPr>
           <w:rFonts w:ascii="Arial" w:hAnsi="Arial" w:cs="Arial"/>
+          <w:b/>
+          <w:bCs/>
         </w:rPr>
         <w:t>▼</w:t>
       </w:r>
     </w:p>
     <w:p>
-      <w:r>
-        <w:t xml:space="preserve">       </w:t>
-      </w:r>
-      <w:proofErr w:type="gramStart"/>
-      <w:r>
-        <w:t>[ Direct</w:t>
-      </w:r>
-      <w:proofErr w:type="gramEnd"/>
-      <w:r>
-        <w:t xml:space="preserve"> Delivery of Plant-Based Lipid </w:t>
-      </w:r>
-      <w:proofErr w:type="gramStart"/>
-      <w:r>
-        <w:t>Precursors ]</w:t>
-      </w:r>
-      <w:proofErr w:type="gramEnd"/>
-    </w:p>
-    <w:p>
-      <w:r>
-        <w:t xml:space="preserve">                              │</w:t>
-      </w:r>
-    </w:p>
-    <w:p>
-      <w:r>
-        <w:t xml:space="preserve">       ┌──────────────────────</w:t>
-      </w:r>
-      <w:r>
-        <w:rPr>
-          <w:rFonts w:ascii="MS Gothic" w:eastAsia="MS Gothic" w:hAnsi="MS Gothic" w:cs="MS Gothic" w:hint="eastAsia"/>
-        </w:rPr>
-        <w:t>┴</w:t>
-      </w:r>
-      <w:r>
-        <w:rPr>
-          <w:rFonts w:ascii="Aptos" w:hAnsi="Aptos" w:cs="Aptos"/>
-        </w:rPr>
-        <w:t>──────────────────────┐</w:t>
-      </w:r>
-    </w:p>
-    <w:p>
-      <w:r>
-        <w:t xml:space="preserve">       </w:t>
-      </w:r>
-      <w:r>
-        <w:rPr>
-          <w:rFonts w:ascii="Arial" w:hAnsi="Arial" w:cs="Arial"/>
-        </w:rPr>
-        <w:t>▼</w:t>
-      </w:r>
-      <w:r>
-        <w:t xml:space="preserve">                                             </w:t>
-      </w:r>
-      <w:r>
-        <w:rPr>
-          <w:rFonts w:ascii="Arial" w:hAnsi="Arial" w:cs="Arial"/>
-        </w:rPr>
-        <w:t>▼</w:t>
-      </w:r>
-    </w:p>
-    <w:p>
-      <w:proofErr w:type="gramStart"/>
-      <w:r>
-        <w:t>[ Voxel</w:t>
-      </w:r>
-      <w:proofErr w:type="gramEnd"/>
-      <w:r>
-        <w:t xml:space="preserve">-Guided </w:t>
-      </w:r>
-      <w:proofErr w:type="gramStart"/>
-      <w:r>
-        <w:t>Inundation ]</w:t>
-      </w:r>
-      <w:proofErr w:type="gramEnd"/>
-      <w:r>
-        <w:t xml:space="preserve">            </w:t>
-      </w:r>
-      <w:proofErr w:type="gramStart"/>
-      <w:r>
-        <w:t xml:space="preserve">   [</w:t>
-      </w:r>
-      <w:proofErr w:type="gramEnd"/>
-      <w:r>
-        <w:t xml:space="preserve"> Dynamic Flow </w:t>
-      </w:r>
-      <w:proofErr w:type="gramStart"/>
-      <w:r>
-        <w:t>Stabilization ]</w:t>
-      </w:r>
-      <w:proofErr w:type="gramEnd"/>
-    </w:p>
-    <w:p>
-      <w:r>
-        <w:t xml:space="preserve"> - Fills empty tissue pockets              - Maintained over 12-hour cycles</w:t>
-      </w:r>
-    </w:p>
-    <w:p>
-      <w:r>
-        <w:t xml:space="preserve"> - Rebuilds native host cell walls         - Reseals damaged duct networks</w:t>
-      </w:r>
-    </w:p>
-    <w:p>
-      <w:r>
-        <w:t xml:space="preserve">                              │</w:t>
-      </w:r>
-    </w:p>
-    <w:p>
-      <w:r>
-        <w:t xml:space="preserve">                              </w:t>
-      </w:r>
-      <w:r>
-        <w:rPr>
-          <w:rFonts w:ascii="Arial" w:hAnsi="Arial" w:cs="Arial"/>
-        </w:rPr>
-        <w:t>▼</w:t>
-      </w:r>
-    </w:p>
-    <w:p>
-      <w:r>
-        <w:t xml:space="preserve">        </w:t>
-      </w:r>
-      <w:proofErr w:type="gramStart"/>
-      <w:r>
-        <w:t>[ Full</w:t>
-      </w:r>
-      <w:proofErr w:type="gramEnd"/>
-      <w:r>
-        <w:t xml:space="preserve"> Restoration of Systemic Fluid and Blood </w:t>
-      </w:r>
-      <w:proofErr w:type="gramStart"/>
-      <w:r>
-        <w:t>Pathways ]</w:t>
-      </w:r>
-      <w:proofErr w:type="gramEnd"/>
-    </w:p>
+      <w:pPr>
+        <w:rPr>
+          <w:b/>
+          <w:bCs/>
+        </w:rPr>
+      </w:pPr>
+      <w:r>
+        <w:rPr>
+          <w:b/>
+          <w:bCs/>
+        </w:rPr>
+        <w:t xml:space="preserve">        [ Full Restoration of Systemic Fluid and Blood Pathways ]</w:t>
+      </w:r>
+    </w:p>
+    <w:p>
+      <w:pPr>
+        <w:rPr>
+          <w:b/>
+          <w:bCs/>
+        </w:rPr>
+      </w:pPr>
+    </w:p>
+    <w:p/>
     <w:p/>
     <w:p/>
     <w:p/>
@@ -6453,11 +8680,172 @@
           <w:bCs/>
         </w:rPr>
       </w:pPr>
-      <w:r>
-        <w:rPr>
-          <w:b/>
-          <w:bCs/>
-        </w:rPr>
+    </w:p>
+    <w:p>
+      <w:pPr>
+        <w:rPr>
+          <w:b/>
+          <w:bCs/>
+        </w:rPr>
+      </w:pPr>
+    </w:p>
+    <w:p>
+      <w:pPr>
+        <w:rPr>
+          <w:b/>
+          <w:bCs/>
+        </w:rPr>
+      </w:pPr>
+    </w:p>
+    <w:p>
+      <w:pPr>
+        <w:rPr>
+          <w:b/>
+          <w:bCs/>
+        </w:rPr>
+      </w:pPr>
+    </w:p>
+    <w:p>
+      <w:pPr>
+        <w:rPr>
+          <w:b/>
+          <w:bCs/>
+        </w:rPr>
+      </w:pPr>
+    </w:p>
+    <w:p>
+      <w:pPr>
+        <w:rPr>
+          <w:b/>
+          <w:bCs/>
+        </w:rPr>
+      </w:pPr>
+    </w:p>
+    <w:p>
+      <w:pPr>
+        <w:rPr>
+          <w:b/>
+          <w:bCs/>
+        </w:rPr>
+      </w:pPr>
+    </w:p>
+    <w:p>
+      <w:pPr>
+        <w:rPr>
+          <w:b/>
+          <w:bCs/>
+        </w:rPr>
+      </w:pPr>
+    </w:p>
+    <w:p>
+      <w:pPr>
+        <w:rPr>
+          <w:b/>
+          <w:bCs/>
+        </w:rPr>
+      </w:pPr>
+    </w:p>
+    <w:p>
+      <w:pPr>
+        <w:rPr>
+          <w:b/>
+          <w:bCs/>
+        </w:rPr>
+      </w:pPr>
+    </w:p>
+    <w:p>
+      <w:pPr>
+        <w:rPr>
+          <w:b/>
+          <w:bCs/>
+        </w:rPr>
+      </w:pPr>
+    </w:p>
+    <w:p>
+      <w:pPr>
+        <w:rPr>
+          <w:b/>
+          <w:bCs/>
+        </w:rPr>
+      </w:pPr>
+    </w:p>
+    <w:p>
+      <w:pPr>
+        <w:rPr>
+          <w:b/>
+          <w:bCs/>
+        </w:rPr>
+      </w:pPr>
+    </w:p>
+    <w:p>
+      <w:pPr>
+        <w:rPr>
+          <w:b/>
+          <w:bCs/>
+        </w:rPr>
+      </w:pPr>
+    </w:p>
+    <w:p>
+      <w:pPr>
+        <w:rPr>
+          <w:b/>
+          <w:bCs/>
+        </w:rPr>
+      </w:pPr>
+    </w:p>
+    <w:p>
+      <w:pPr>
+        <w:rPr>
+          <w:b/>
+          <w:bCs/>
+        </w:rPr>
+      </w:pPr>
+    </w:p>
+    <w:p>
+      <w:pPr>
+        <w:rPr>
+          <w:b/>
+          <w:bCs/>
+        </w:rPr>
+      </w:pPr>
+    </w:p>
+    <w:p>
+      <w:pPr>
+        <w:rPr>
+          <w:b/>
+          <w:bCs/>
+        </w:rPr>
+      </w:pPr>
+    </w:p>
+    <w:p>
+      <w:pPr>
+        <w:rPr>
+          <w:b/>
+          <w:bCs/>
+        </w:rPr>
+      </w:pPr>
+    </w:p>
+    <w:p>
+      <w:pPr>
+        <w:rPr>
+          <w:b/>
+          <w:bCs/>
+        </w:rPr>
+      </w:pPr>
+    </w:p>
+    <w:p>
+      <w:pPr>
+        <w:rPr>
+          <w:b/>
+          <w:bCs/>
+        </w:rPr>
+      </w:pPr>
+      <w:r>
+        <w:rPr>
+          <w:b/>
+          <w:bCs/>
+        </w:rPr>
+        <w:lastRenderedPageBreak/>
         <w:t>2. Catheter-Pump Infusion Metrics</w:t>
       </w:r>
     </w:p>
@@ -6513,15 +8901,7 @@
         <w:t>Flow Rate Control:</w:t>
       </w:r>
       <w:r>
-        <w:t xml:space="preserve"> The automated pump is locked onto a precise flow rate calculated by the ai_diagnostic_app.py script. The system maintains </w:t>
-      </w:r>
-      <w:proofErr w:type="gramStart"/>
-      <w:r>
-        <w:t>a continuous</w:t>
-      </w:r>
-      <w:proofErr w:type="gramEnd"/>
-      <w:r>
-        <w:t xml:space="preserve">, low-velocity fluid delivery for </w:t>
+        <w:t xml:space="preserve"> The automated pump is locked onto a precise flow rate calculated by the ai_diagnostic_app.py script. The system maintains a continuous, low-velocity fluid delivery for </w:t>
       </w:r>
       <w:r>
         <w:rPr>
@@ -6563,6 +8943,11 @@
     <w:p/>
     <w:p/>
     <w:p/>
+    <w:p/>
+    <w:p/>
+    <w:p/>
+    <w:p/>
+    <w:p/>
     <w:p>
       <w:pPr>
         <w:rPr>
@@ -6586,11 +8971,212 @@
           <w:bCs/>
         </w:rPr>
       </w:pPr>
-      <w:r>
-        <w:rPr>
-          <w:b/>
-          <w:bCs/>
-        </w:rPr>
+    </w:p>
+    <w:p>
+      <w:pPr>
+        <w:rPr>
+          <w:b/>
+          <w:bCs/>
+        </w:rPr>
+      </w:pPr>
+    </w:p>
+    <w:p>
+      <w:pPr>
+        <w:rPr>
+          <w:b/>
+          <w:bCs/>
+        </w:rPr>
+      </w:pPr>
+    </w:p>
+    <w:p>
+      <w:pPr>
+        <w:rPr>
+          <w:b/>
+          <w:bCs/>
+        </w:rPr>
+      </w:pPr>
+    </w:p>
+    <w:p>
+      <w:pPr>
+        <w:rPr>
+          <w:b/>
+          <w:bCs/>
+        </w:rPr>
+      </w:pPr>
+    </w:p>
+    <w:p>
+      <w:pPr>
+        <w:rPr>
+          <w:b/>
+          <w:bCs/>
+        </w:rPr>
+      </w:pPr>
+    </w:p>
+    <w:p>
+      <w:pPr>
+        <w:rPr>
+          <w:b/>
+          <w:bCs/>
+        </w:rPr>
+      </w:pPr>
+    </w:p>
+    <w:p>
+      <w:pPr>
+        <w:rPr>
+          <w:b/>
+          <w:bCs/>
+        </w:rPr>
+      </w:pPr>
+    </w:p>
+    <w:p>
+      <w:pPr>
+        <w:rPr>
+          <w:b/>
+          <w:bCs/>
+        </w:rPr>
+      </w:pPr>
+    </w:p>
+    <w:p>
+      <w:pPr>
+        <w:rPr>
+          <w:b/>
+          <w:bCs/>
+        </w:rPr>
+      </w:pPr>
+    </w:p>
+    <w:p>
+      <w:pPr>
+        <w:rPr>
+          <w:b/>
+          <w:bCs/>
+        </w:rPr>
+      </w:pPr>
+    </w:p>
+    <w:p>
+      <w:pPr>
+        <w:rPr>
+          <w:b/>
+          <w:bCs/>
+        </w:rPr>
+      </w:pPr>
+    </w:p>
+    <w:p>
+      <w:pPr>
+        <w:rPr>
+          <w:b/>
+          <w:bCs/>
+        </w:rPr>
+      </w:pPr>
+    </w:p>
+    <w:p>
+      <w:pPr>
+        <w:rPr>
+          <w:b/>
+          <w:bCs/>
+        </w:rPr>
+      </w:pPr>
+    </w:p>
+    <w:p>
+      <w:pPr>
+        <w:rPr>
+          <w:b/>
+          <w:bCs/>
+        </w:rPr>
+      </w:pPr>
+    </w:p>
+    <w:p>
+      <w:pPr>
+        <w:rPr>
+          <w:b/>
+          <w:bCs/>
+        </w:rPr>
+      </w:pPr>
+    </w:p>
+    <w:p>
+      <w:pPr>
+        <w:rPr>
+          <w:b/>
+          <w:bCs/>
+        </w:rPr>
+      </w:pPr>
+    </w:p>
+    <w:p>
+      <w:pPr>
+        <w:rPr>
+          <w:b/>
+          <w:bCs/>
+        </w:rPr>
+      </w:pPr>
+    </w:p>
+    <w:p>
+      <w:pPr>
+        <w:rPr>
+          <w:b/>
+          <w:bCs/>
+        </w:rPr>
+      </w:pPr>
+    </w:p>
+    <w:p>
+      <w:pPr>
+        <w:rPr>
+          <w:b/>
+          <w:bCs/>
+        </w:rPr>
+      </w:pPr>
+    </w:p>
+    <w:p>
+      <w:pPr>
+        <w:rPr>
+          <w:b/>
+          <w:bCs/>
+        </w:rPr>
+      </w:pPr>
+    </w:p>
+    <w:p>
+      <w:pPr>
+        <w:rPr>
+          <w:b/>
+          <w:bCs/>
+        </w:rPr>
+      </w:pPr>
+    </w:p>
+    <w:p>
+      <w:pPr>
+        <w:rPr>
+          <w:b/>
+          <w:bCs/>
+        </w:rPr>
+      </w:pPr>
+    </w:p>
+    <w:p>
+      <w:pPr>
+        <w:rPr>
+          <w:b/>
+          <w:bCs/>
+        </w:rPr>
+      </w:pPr>
+    </w:p>
+    <w:p>
+      <w:pPr>
+        <w:rPr>
+          <w:b/>
+          <w:bCs/>
+        </w:rPr>
+      </w:pPr>
+    </w:p>
+    <w:p>
+      <w:pPr>
+        <w:rPr>
+          <w:b/>
+          <w:bCs/>
+        </w:rPr>
+      </w:pPr>
+      <w:r>
+        <w:rPr>
+          <w:b/>
+          <w:bCs/>
+        </w:rPr>
+        <w:lastRenderedPageBreak/>
         <w:t>14.1 Patient-Directed Pelvic Evacuation and Neutralization</w:t>
       </w:r>
     </w:p>
@@ -6601,158 +9187,239 @@
     </w:p>
     <w:p/>
     <w:p>
-      <w:r>
-        <w:t xml:space="preserve">       </w:t>
-      </w:r>
-      <w:proofErr w:type="gramStart"/>
-      <w:r>
-        <w:t>[ Vitamin</w:t>
-      </w:r>
-      <w:proofErr w:type="gramEnd"/>
-      <w:r>
-        <w:t xml:space="preserve">-Induced Pelvic </w:t>
-      </w:r>
-      <w:proofErr w:type="gramStart"/>
-      <w:r>
-        <w:t>Saturation ]</w:t>
-      </w:r>
-      <w:proofErr w:type="gramEnd"/>
-    </w:p>
-    <w:p>
-      <w:r>
+      <w:pPr>
+        <w:rPr>
+          <w:b/>
+          <w:bCs/>
+        </w:rPr>
+      </w:pPr>
+      <w:r>
+        <w:rPr>
+          <w:b/>
+          <w:bCs/>
+        </w:rPr>
+        <w:t xml:space="preserve">       [ Vitamin-Induced Pelvic Saturation ]</w:t>
+      </w:r>
+    </w:p>
+    <w:p>
+      <w:pPr>
+        <w:rPr>
+          <w:b/>
+          <w:bCs/>
+        </w:rPr>
+      </w:pPr>
+      <w:r>
+        <w:rPr>
+          <w:b/>
+          <w:bCs/>
+        </w:rPr>
         <w:t xml:space="preserve">                        │</w:t>
       </w:r>
     </w:p>
     <w:p>
-      <w:r>
+      <w:pPr>
+        <w:rPr>
+          <w:b/>
+          <w:bCs/>
+        </w:rPr>
+      </w:pPr>
+      <w:r>
+        <w:rPr>
+          <w:b/>
+          <w:bCs/>
+        </w:rPr>
         <w:t xml:space="preserve">                        </w:t>
       </w:r>
       <w:r>
         <w:rPr>
           <w:rFonts w:ascii="Arial" w:hAnsi="Arial" w:cs="Arial"/>
+          <w:b/>
+          <w:bCs/>
         </w:rPr>
         <w:t>▼</w:t>
       </w:r>
     </w:p>
     <w:p>
-      <w:r>
-        <w:t xml:space="preserve">       </w:t>
-      </w:r>
-      <w:proofErr w:type="gramStart"/>
-      <w:r>
-        <w:t>[ Mass</w:t>
-      </w:r>
-      <w:proofErr w:type="gramEnd"/>
-      <w:r>
-        <w:t xml:space="preserve"> Detachment &amp; Rectal / Urinary </w:t>
-      </w:r>
-      <w:proofErr w:type="gramStart"/>
-      <w:r>
-        <w:t>Egress ]</w:t>
-      </w:r>
-      <w:proofErr w:type="gramEnd"/>
-    </w:p>
-    <w:p>
-      <w:r>
+      <w:pPr>
+        <w:rPr>
+          <w:b/>
+          <w:bCs/>
+        </w:rPr>
+      </w:pPr>
+      <w:r>
+        <w:rPr>
+          <w:b/>
+          <w:bCs/>
+        </w:rPr>
+        <w:t xml:space="preserve">       [ Mass Detachment &amp; Rectal / Urinary Egress ]</w:t>
+      </w:r>
+    </w:p>
+    <w:p>
+      <w:pPr>
+        <w:rPr>
+          <w:b/>
+          <w:bCs/>
+        </w:rPr>
+      </w:pPr>
+      <w:r>
+        <w:rPr>
+          <w:b/>
+          <w:bCs/>
+        </w:rPr>
         <w:t xml:space="preserve">                        │</w:t>
       </w:r>
     </w:p>
     <w:p>
-      <w:r>
+      <w:pPr>
+        <w:rPr>
+          <w:b/>
+          <w:bCs/>
+        </w:rPr>
+      </w:pPr>
+      <w:r>
+        <w:rPr>
+          <w:b/>
+          <w:bCs/>
+        </w:rPr>
         <w:t xml:space="preserve">                        </w:t>
       </w:r>
       <w:r>
         <w:rPr>
           <w:rFonts w:ascii="Arial" w:hAnsi="Arial" w:cs="Arial"/>
+          <w:b/>
+          <w:bCs/>
         </w:rPr>
         <w:t>▼</w:t>
       </w:r>
     </w:p>
     <w:p>
-      <w:r>
-        <w:t xml:space="preserve"> </w:t>
-      </w:r>
-      <w:proofErr w:type="gramStart"/>
-      <w:r>
-        <w:t>[ Direct</w:t>
-      </w:r>
-      <w:proofErr w:type="gramEnd"/>
-      <w:r>
-        <w:t xml:space="preserve"> Catch into Patient-Managed Bedside Waste </w:t>
-      </w:r>
-      <w:proofErr w:type="gramStart"/>
-      <w:r>
-        <w:t>Bin ]</w:t>
-      </w:r>
-      <w:proofErr w:type="gramEnd"/>
-    </w:p>
-    <w:p>
-      <w:r>
+      <w:pPr>
+        <w:rPr>
+          <w:b/>
+          <w:bCs/>
+        </w:rPr>
+      </w:pPr>
+      <w:r>
+        <w:rPr>
+          <w:b/>
+          <w:bCs/>
+        </w:rPr>
+        <w:t xml:space="preserve"> [ Direct Catch into Patient-Managed Bedside Waste Bin ]</w:t>
+      </w:r>
+    </w:p>
+    <w:p>
+      <w:pPr>
+        <w:rPr>
+          <w:b/>
+          <w:bCs/>
+        </w:rPr>
+      </w:pPr>
+      <w:r>
+        <w:rPr>
+          <w:b/>
+          <w:bCs/>
+        </w:rPr>
         <w:t xml:space="preserve">                        │</w:t>
       </w:r>
     </w:p>
     <w:p>
-      <w:r>
+      <w:pPr>
+        <w:rPr>
+          <w:b/>
+          <w:bCs/>
+        </w:rPr>
+      </w:pPr>
+      <w:r>
+        <w:rPr>
+          <w:b/>
+          <w:bCs/>
+        </w:rPr>
         <w:t xml:space="preserve">                        </w:t>
       </w:r>
       <w:r>
         <w:rPr>
           <w:rFonts w:ascii="Arial" w:hAnsi="Arial" w:cs="Arial"/>
+          <w:b/>
+          <w:bCs/>
         </w:rPr>
         <w:t>▼</w:t>
       </w:r>
     </w:p>
     <w:p>
-      <w:r>
-        <w:t xml:space="preserve"> </w:t>
-      </w:r>
-      <w:proofErr w:type="gramStart"/>
-      <w:r>
-        <w:t>[ Immediate</w:t>
-      </w:r>
-      <w:proofErr w:type="gramEnd"/>
-      <w:r>
-        <w:t xml:space="preserve"> Formula 409 Spray Application (Immobilization</w:t>
-      </w:r>
-      <w:proofErr w:type="gramStart"/>
-      <w:r>
-        <w:t>) ]</w:t>
-      </w:r>
-      <w:proofErr w:type="gramEnd"/>
-    </w:p>
-    <w:p>
-      <w:r>
+      <w:pPr>
+        <w:rPr>
+          <w:b/>
+          <w:bCs/>
+        </w:rPr>
+      </w:pPr>
+      <w:r>
+        <w:rPr>
+          <w:b/>
+          <w:bCs/>
+        </w:rPr>
+        <w:t xml:space="preserve"> [ Immediate Formula 409 Spray Application (Immobilization) ]</w:t>
+      </w:r>
+    </w:p>
+    <w:p>
+      <w:pPr>
+        <w:rPr>
+          <w:b/>
+          <w:bCs/>
+        </w:rPr>
+      </w:pPr>
+      <w:r>
+        <w:rPr>
+          <w:b/>
+          <w:bCs/>
+        </w:rPr>
         <w:t xml:space="preserve">                        │</w:t>
       </w:r>
     </w:p>
     <w:p>
-      <w:r>
+      <w:pPr>
+        <w:rPr>
+          <w:b/>
+          <w:bCs/>
+        </w:rPr>
+      </w:pPr>
+      <w:r>
+        <w:rPr>
+          <w:b/>
+          <w:bCs/>
+        </w:rPr>
         <w:t xml:space="preserve">                        </w:t>
       </w:r>
       <w:r>
         <w:rPr>
           <w:rFonts w:ascii="Arial" w:hAnsi="Arial" w:cs="Arial"/>
+          <w:b/>
+          <w:bCs/>
         </w:rPr>
         <w:t>▼</w:t>
       </w:r>
     </w:p>
     <w:p>
-      <w:r>
-        <w:t xml:space="preserve">       </w:t>
-      </w:r>
-      <w:proofErr w:type="gramStart"/>
-      <w:r>
-        <w:t>[ Secure</w:t>
-      </w:r>
-      <w:proofErr w:type="gramEnd"/>
-      <w:r>
-        <w:t xml:space="preserve"> Bin Closure &amp; Field </w:t>
-      </w:r>
-      <w:proofErr w:type="gramStart"/>
-      <w:r>
-        <w:t>Decontamination ]</w:t>
-      </w:r>
-      <w:proofErr w:type="gramEnd"/>
+      <w:pPr>
+        <w:rPr>
+          <w:b/>
+          <w:bCs/>
+        </w:rPr>
+      </w:pPr>
+      <w:r>
+        <w:rPr>
+          <w:b/>
+          <w:bCs/>
+        </w:rPr>
+        <w:t xml:space="preserve">       [ Secure Bin Closure &amp; Field Decontamination ]</w:t>
+      </w:r>
+    </w:p>
+    <w:p>
+      <w:pPr>
+        <w:rPr>
+          <w:b/>
+          <w:bCs/>
+        </w:rPr>
+      </w:pPr>
     </w:p>
     <w:p/>
     <w:p/>
@@ -6991,11 +9658,212 @@
           <w:bCs/>
         </w:rPr>
       </w:pPr>
-      <w:r>
-        <w:rPr>
-          <w:b/>
-          <w:bCs/>
-        </w:rPr>
+    </w:p>
+    <w:p>
+      <w:pPr>
+        <w:rPr>
+          <w:b/>
+          <w:bCs/>
+        </w:rPr>
+      </w:pPr>
+    </w:p>
+    <w:p>
+      <w:pPr>
+        <w:rPr>
+          <w:b/>
+          <w:bCs/>
+        </w:rPr>
+      </w:pPr>
+    </w:p>
+    <w:p>
+      <w:pPr>
+        <w:rPr>
+          <w:b/>
+          <w:bCs/>
+        </w:rPr>
+      </w:pPr>
+    </w:p>
+    <w:p>
+      <w:pPr>
+        <w:rPr>
+          <w:b/>
+          <w:bCs/>
+        </w:rPr>
+      </w:pPr>
+    </w:p>
+    <w:p>
+      <w:pPr>
+        <w:rPr>
+          <w:b/>
+          <w:bCs/>
+        </w:rPr>
+      </w:pPr>
+    </w:p>
+    <w:p>
+      <w:pPr>
+        <w:rPr>
+          <w:b/>
+          <w:bCs/>
+        </w:rPr>
+      </w:pPr>
+    </w:p>
+    <w:p>
+      <w:pPr>
+        <w:rPr>
+          <w:b/>
+          <w:bCs/>
+        </w:rPr>
+      </w:pPr>
+    </w:p>
+    <w:p>
+      <w:pPr>
+        <w:rPr>
+          <w:b/>
+          <w:bCs/>
+        </w:rPr>
+      </w:pPr>
+    </w:p>
+    <w:p>
+      <w:pPr>
+        <w:rPr>
+          <w:b/>
+          <w:bCs/>
+        </w:rPr>
+      </w:pPr>
+    </w:p>
+    <w:p>
+      <w:pPr>
+        <w:rPr>
+          <w:b/>
+          <w:bCs/>
+        </w:rPr>
+      </w:pPr>
+    </w:p>
+    <w:p>
+      <w:pPr>
+        <w:rPr>
+          <w:b/>
+          <w:bCs/>
+        </w:rPr>
+      </w:pPr>
+    </w:p>
+    <w:p>
+      <w:pPr>
+        <w:rPr>
+          <w:b/>
+          <w:bCs/>
+        </w:rPr>
+      </w:pPr>
+    </w:p>
+    <w:p>
+      <w:pPr>
+        <w:rPr>
+          <w:b/>
+          <w:bCs/>
+        </w:rPr>
+      </w:pPr>
+    </w:p>
+    <w:p>
+      <w:pPr>
+        <w:rPr>
+          <w:b/>
+          <w:bCs/>
+        </w:rPr>
+      </w:pPr>
+    </w:p>
+    <w:p>
+      <w:pPr>
+        <w:rPr>
+          <w:b/>
+          <w:bCs/>
+        </w:rPr>
+      </w:pPr>
+    </w:p>
+    <w:p>
+      <w:pPr>
+        <w:rPr>
+          <w:b/>
+          <w:bCs/>
+        </w:rPr>
+      </w:pPr>
+    </w:p>
+    <w:p>
+      <w:pPr>
+        <w:rPr>
+          <w:b/>
+          <w:bCs/>
+        </w:rPr>
+      </w:pPr>
+    </w:p>
+    <w:p>
+      <w:pPr>
+        <w:rPr>
+          <w:b/>
+          <w:bCs/>
+        </w:rPr>
+      </w:pPr>
+    </w:p>
+    <w:p>
+      <w:pPr>
+        <w:rPr>
+          <w:b/>
+          <w:bCs/>
+        </w:rPr>
+      </w:pPr>
+    </w:p>
+    <w:p>
+      <w:pPr>
+        <w:rPr>
+          <w:b/>
+          <w:bCs/>
+        </w:rPr>
+      </w:pPr>
+    </w:p>
+    <w:p>
+      <w:pPr>
+        <w:rPr>
+          <w:b/>
+          <w:bCs/>
+        </w:rPr>
+      </w:pPr>
+    </w:p>
+    <w:p>
+      <w:pPr>
+        <w:rPr>
+          <w:b/>
+          <w:bCs/>
+        </w:rPr>
+      </w:pPr>
+    </w:p>
+    <w:p>
+      <w:pPr>
+        <w:rPr>
+          <w:b/>
+          <w:bCs/>
+        </w:rPr>
+      </w:pPr>
+    </w:p>
+    <w:p>
+      <w:pPr>
+        <w:rPr>
+          <w:b/>
+          <w:bCs/>
+        </w:rPr>
+      </w:pPr>
+    </w:p>
+    <w:p>
+      <w:pPr>
+        <w:rPr>
+          <w:b/>
+          <w:bCs/>
+        </w:rPr>
+      </w:pPr>
+      <w:r>
+        <w:rPr>
+          <w:b/>
+          <w:bCs/>
+        </w:rPr>
+        <w:lastRenderedPageBreak/>
         <w:t>15.1 Pelvic Cavity Irrigation Protocol</w:t>
       </w:r>
     </w:p>
@@ -7077,6 +9945,7 @@
     <w:p/>
     <w:p/>
     <w:p/>
+    <w:p/>
     <w:p>
       <w:pPr>
         <w:rPr>
@@ -7100,11 +9969,212 @@
           <w:bCs/>
         </w:rPr>
       </w:pPr>
-      <w:r>
-        <w:rPr>
-          <w:b/>
-          <w:bCs/>
-        </w:rPr>
+    </w:p>
+    <w:p>
+      <w:pPr>
+        <w:rPr>
+          <w:b/>
+          <w:bCs/>
+        </w:rPr>
+      </w:pPr>
+    </w:p>
+    <w:p>
+      <w:pPr>
+        <w:rPr>
+          <w:b/>
+          <w:bCs/>
+        </w:rPr>
+      </w:pPr>
+    </w:p>
+    <w:p>
+      <w:pPr>
+        <w:rPr>
+          <w:b/>
+          <w:bCs/>
+        </w:rPr>
+      </w:pPr>
+    </w:p>
+    <w:p>
+      <w:pPr>
+        <w:rPr>
+          <w:b/>
+          <w:bCs/>
+        </w:rPr>
+      </w:pPr>
+    </w:p>
+    <w:p>
+      <w:pPr>
+        <w:rPr>
+          <w:b/>
+          <w:bCs/>
+        </w:rPr>
+      </w:pPr>
+    </w:p>
+    <w:p>
+      <w:pPr>
+        <w:rPr>
+          <w:b/>
+          <w:bCs/>
+        </w:rPr>
+      </w:pPr>
+    </w:p>
+    <w:p>
+      <w:pPr>
+        <w:rPr>
+          <w:b/>
+          <w:bCs/>
+        </w:rPr>
+      </w:pPr>
+    </w:p>
+    <w:p>
+      <w:pPr>
+        <w:rPr>
+          <w:b/>
+          <w:bCs/>
+        </w:rPr>
+      </w:pPr>
+    </w:p>
+    <w:p>
+      <w:pPr>
+        <w:rPr>
+          <w:b/>
+          <w:bCs/>
+        </w:rPr>
+      </w:pPr>
+    </w:p>
+    <w:p>
+      <w:pPr>
+        <w:rPr>
+          <w:b/>
+          <w:bCs/>
+        </w:rPr>
+      </w:pPr>
+    </w:p>
+    <w:p>
+      <w:pPr>
+        <w:rPr>
+          <w:b/>
+          <w:bCs/>
+        </w:rPr>
+      </w:pPr>
+    </w:p>
+    <w:p>
+      <w:pPr>
+        <w:rPr>
+          <w:b/>
+          <w:bCs/>
+        </w:rPr>
+      </w:pPr>
+    </w:p>
+    <w:p>
+      <w:pPr>
+        <w:rPr>
+          <w:b/>
+          <w:bCs/>
+        </w:rPr>
+      </w:pPr>
+    </w:p>
+    <w:p>
+      <w:pPr>
+        <w:rPr>
+          <w:b/>
+          <w:bCs/>
+        </w:rPr>
+      </w:pPr>
+    </w:p>
+    <w:p>
+      <w:pPr>
+        <w:rPr>
+          <w:b/>
+          <w:bCs/>
+        </w:rPr>
+      </w:pPr>
+    </w:p>
+    <w:p>
+      <w:pPr>
+        <w:rPr>
+          <w:b/>
+          <w:bCs/>
+        </w:rPr>
+      </w:pPr>
+    </w:p>
+    <w:p>
+      <w:pPr>
+        <w:rPr>
+          <w:b/>
+          <w:bCs/>
+        </w:rPr>
+      </w:pPr>
+    </w:p>
+    <w:p>
+      <w:pPr>
+        <w:rPr>
+          <w:b/>
+          <w:bCs/>
+        </w:rPr>
+      </w:pPr>
+    </w:p>
+    <w:p>
+      <w:pPr>
+        <w:rPr>
+          <w:b/>
+          <w:bCs/>
+        </w:rPr>
+      </w:pPr>
+    </w:p>
+    <w:p>
+      <w:pPr>
+        <w:rPr>
+          <w:b/>
+          <w:bCs/>
+        </w:rPr>
+      </w:pPr>
+    </w:p>
+    <w:p>
+      <w:pPr>
+        <w:rPr>
+          <w:b/>
+          <w:bCs/>
+        </w:rPr>
+      </w:pPr>
+    </w:p>
+    <w:p>
+      <w:pPr>
+        <w:rPr>
+          <w:b/>
+          <w:bCs/>
+        </w:rPr>
+      </w:pPr>
+    </w:p>
+    <w:p>
+      <w:pPr>
+        <w:rPr>
+          <w:b/>
+          <w:bCs/>
+        </w:rPr>
+      </w:pPr>
+    </w:p>
+    <w:p>
+      <w:pPr>
+        <w:rPr>
+          <w:b/>
+          <w:bCs/>
+        </w:rPr>
+      </w:pPr>
+    </w:p>
+    <w:p>
+      <w:pPr>
+        <w:rPr>
+          <w:b/>
+          <w:bCs/>
+        </w:rPr>
+      </w:pPr>
+      <w:r>
+        <w:rPr>
+          <w:b/>
+          <w:bCs/>
+        </w:rPr>
+        <w:lastRenderedPageBreak/>
         <w:t>16.1 Volume IV Document Index</w:t>
       </w:r>
     </w:p>
@@ -7431,6 +10501,14 @@
           <w:bCs/>
         </w:rPr>
       </w:pPr>
+    </w:p>
+    <w:p>
+      <w:pPr>
+        <w:rPr>
+          <w:b/>
+          <w:bCs/>
+        </w:rPr>
+      </w:pPr>
       <w:r>
         <w:rPr>
           <w:b/>
@@ -7654,216 +10732,428 @@
     <w:p/>
     <w:p/>
     <w:p>
-      <w:proofErr w:type="gramStart"/>
-      <w:r>
+      <w:pPr>
+        <w:rPr>
+          <w:b/>
+          <w:bCs/>
+        </w:rPr>
+      </w:pPr>
+      <w:r>
+        <w:rPr>
+          <w:b/>
+          <w:bCs/>
+        </w:rPr>
         <w:lastRenderedPageBreak/>
-        <w:t>+-</w:t>
-      </w:r>
-      <w:proofErr w:type="gramEnd"/>
-      <w:r>
-        <w:t>-------------------------------------------------------------------------+</w:t>
-      </w:r>
-    </w:p>
-    <w:p>
-      <w:r>
+        <w:t>+--------------------------------------------------------------------------+</w:t>
+      </w:r>
+    </w:p>
+    <w:p>
+      <w:pPr>
+        <w:rPr>
+          <w:b/>
+          <w:bCs/>
+        </w:rPr>
+      </w:pPr>
+      <w:r>
+        <w:rPr>
+          <w:b/>
+          <w:bCs/>
+        </w:rPr>
         <w:t>|                        1. BIOCHEMICAL ACTIVATION                         |</w:t>
       </w:r>
     </w:p>
     <w:p>
-      <w:r>
-        <w:t>|   Take your prescribed high-dose Vitamin C infusions and oral B, D</w:t>
-      </w:r>
-      <w:proofErr w:type="gramStart"/>
-      <w:r>
-        <w:t xml:space="preserve">3,   </w:t>
-      </w:r>
-      <w:proofErr w:type="gramEnd"/>
-      <w:r>
-        <w:t xml:space="preserve"> |</w:t>
-      </w:r>
-    </w:p>
-    <w:p>
-      <w:r>
+      <w:pPr>
+        <w:rPr>
+          <w:b/>
+          <w:bCs/>
+        </w:rPr>
+      </w:pPr>
+      <w:r>
+        <w:rPr>
+          <w:b/>
+          <w:bCs/>
+        </w:rPr>
+        <w:t>|   Take your prescribed high-dose Vitamin C infusions and oral B, D3,    |</w:t>
+      </w:r>
+    </w:p>
+    <w:p>
+      <w:pPr>
+        <w:rPr>
+          <w:b/>
+          <w:bCs/>
+        </w:rPr>
+      </w:pPr>
+      <w:r>
+        <w:rPr>
+          <w:b/>
+          <w:bCs/>
+        </w:rPr>
         <w:t>|   and E capsules to break down the vesicle's protective outer shield.    |</w:t>
       </w:r>
     </w:p>
     <w:p>
-      <w:proofErr w:type="gramStart"/>
-      <w:r>
-        <w:t>+-</w:t>
-      </w:r>
-      <w:proofErr w:type="gramEnd"/>
-      <w:r>
-        <w:t>-------------------------------------------------------------------------+</w:t>
-      </w:r>
-    </w:p>
-    <w:p>
-      <w:r>
+      <w:pPr>
+        <w:rPr>
+          <w:b/>
+          <w:bCs/>
+        </w:rPr>
+      </w:pPr>
+      <w:r>
+        <w:rPr>
+          <w:b/>
+          <w:bCs/>
+        </w:rPr>
+        <w:t>+--------------------------------------------------------------------------+</w:t>
+      </w:r>
+    </w:p>
+    <w:p>
+      <w:pPr>
+        <w:rPr>
+          <w:b/>
+          <w:bCs/>
+        </w:rPr>
+      </w:pPr>
+      <w:r>
+        <w:rPr>
+          <w:b/>
+          <w:bCs/>
+        </w:rPr>
         <w:t xml:space="preserve">                                     │</w:t>
       </w:r>
     </w:p>
     <w:p>
-      <w:r>
+      <w:pPr>
+        <w:rPr>
+          <w:b/>
+          <w:bCs/>
+        </w:rPr>
+      </w:pPr>
+      <w:r>
+        <w:rPr>
+          <w:b/>
+          <w:bCs/>
+        </w:rPr>
         <w:t xml:space="preserve">                                     </w:t>
       </w:r>
       <w:r>
         <w:rPr>
           <w:rFonts w:ascii="Arial" w:hAnsi="Arial" w:cs="Arial"/>
+          <w:b/>
+          <w:bCs/>
         </w:rPr>
         <w:t>▼</w:t>
       </w:r>
     </w:p>
     <w:p>
-      <w:proofErr w:type="gramStart"/>
-      <w:r>
-        <w:t>+-</w:t>
-      </w:r>
-      <w:proofErr w:type="gramEnd"/>
-      <w:r>
-        <w:t>-------------------------------------------------------------------------+</w:t>
-      </w:r>
-    </w:p>
-    <w:p>
-      <w:r>
+      <w:pPr>
+        <w:rPr>
+          <w:b/>
+          <w:bCs/>
+        </w:rPr>
+      </w:pPr>
+      <w:r>
+        <w:rPr>
+          <w:b/>
+          <w:bCs/>
+        </w:rPr>
+        <w:t>+--------------------------------------------------------------------------+</w:t>
+      </w:r>
+    </w:p>
+    <w:p>
+      <w:pPr>
+        <w:rPr>
+          <w:b/>
+          <w:bCs/>
+        </w:rPr>
+      </w:pPr>
+      <w:r>
+        <w:rPr>
+          <w:b/>
+          <w:bCs/>
+        </w:rPr>
         <w:t>|                        2. CONTAINMENT PREPARATION                        |</w:t>
       </w:r>
     </w:p>
     <w:p>
-      <w:r>
+      <w:pPr>
+        <w:rPr>
+          <w:b/>
+          <w:bCs/>
+        </w:rPr>
+      </w:pPr>
+      <w:r>
+        <w:rPr>
+          <w:b/>
+          <w:bCs/>
+        </w:rPr>
         <w:t>|   Keep your bedside medical waste container and a spray bottle of         |</w:t>
       </w:r>
     </w:p>
     <w:p>
-      <w:r>
+      <w:pPr>
+        <w:rPr>
+          <w:b/>
+          <w:bCs/>
+        </w:rPr>
+      </w:pPr>
+      <w:r>
+        <w:rPr>
+          <w:b/>
+          <w:bCs/>
+        </w:rPr>
         <w:t>|   Formula 409 ready at hand before starting your active daily protocol.  |</w:t>
       </w:r>
     </w:p>
     <w:p>
-      <w:proofErr w:type="gramStart"/>
-      <w:r>
-        <w:t>+-</w:t>
-      </w:r>
-      <w:proofErr w:type="gramEnd"/>
-      <w:r>
-        <w:t>-------------------------------------------------------------------------+</w:t>
-      </w:r>
-    </w:p>
-    <w:p>
-      <w:r>
+      <w:pPr>
+        <w:rPr>
+          <w:b/>
+          <w:bCs/>
+        </w:rPr>
+      </w:pPr>
+      <w:r>
+        <w:rPr>
+          <w:b/>
+          <w:bCs/>
+        </w:rPr>
+        <w:t>+--------------------------------------------------------------------------+</w:t>
+      </w:r>
+    </w:p>
+    <w:p>
+      <w:pPr>
+        <w:rPr>
+          <w:b/>
+          <w:bCs/>
+        </w:rPr>
+      </w:pPr>
+      <w:r>
+        <w:rPr>
+          <w:b/>
+          <w:bCs/>
+        </w:rPr>
         <w:t xml:space="preserve">                                     │</w:t>
       </w:r>
     </w:p>
     <w:p>
-      <w:r>
+      <w:pPr>
+        <w:rPr>
+          <w:b/>
+          <w:bCs/>
+        </w:rPr>
+      </w:pPr>
+      <w:r>
+        <w:rPr>
+          <w:b/>
+          <w:bCs/>
+        </w:rPr>
         <w:t xml:space="preserve">                                     </w:t>
       </w:r>
       <w:r>
         <w:rPr>
           <w:rFonts w:ascii="Arial" w:hAnsi="Arial" w:cs="Arial"/>
+          <w:b/>
+          <w:bCs/>
         </w:rPr>
         <w:t>▼</w:t>
       </w:r>
     </w:p>
     <w:p>
-      <w:proofErr w:type="gramStart"/>
-      <w:r>
-        <w:t>+-</w:t>
-      </w:r>
-      <w:proofErr w:type="gramEnd"/>
-      <w:r>
-        <w:t>-------------------------------------------------------------------------+</w:t>
-      </w:r>
-    </w:p>
-    <w:p>
-      <w:r>
+      <w:pPr>
+        <w:rPr>
+          <w:b/>
+          <w:bCs/>
+        </w:rPr>
+      </w:pPr>
+      <w:r>
+        <w:rPr>
+          <w:b/>
+          <w:bCs/>
+        </w:rPr>
+        <w:t>+--------------------------------------------------------------------------+</w:t>
+      </w:r>
+    </w:p>
+    <w:p>
+      <w:pPr>
+        <w:rPr>
+          <w:b/>
+          <w:bCs/>
+        </w:rPr>
+      </w:pPr>
+      <w:r>
+        <w:rPr>
+          <w:b/>
+          <w:bCs/>
+        </w:rPr>
         <w:t>|                        3. LIPIDOS CATHETER-PUMP INFUSION                 |</w:t>
       </w:r>
     </w:p>
     <w:p>
-      <w:r>
+      <w:pPr>
+        <w:rPr>
+          <w:b/>
+          <w:bCs/>
+        </w:rPr>
+      </w:pPr>
+      <w:r>
+        <w:rPr>
+          <w:b/>
+          <w:bCs/>
+        </w:rPr>
         <w:t xml:space="preserve">|   Connect your </w:t>
       </w:r>
       <w:proofErr w:type="spellStart"/>
       <w:r>
+        <w:rPr>
+          <w:b/>
+          <w:bCs/>
+        </w:rPr>
         <w:t>Lipidos</w:t>
       </w:r>
       <w:proofErr w:type="spellEnd"/>
       <w:r>
+        <w:rPr>
+          <w:b/>
+          <w:bCs/>
+        </w:rPr>
         <w:t xml:space="preserve"> Catheter-Pump Kit as directed to deliver pure     |</w:t>
       </w:r>
     </w:p>
     <w:p>
-      <w:r>
+      <w:pPr>
+        <w:rPr>
+          <w:b/>
+          <w:bCs/>
+        </w:rPr>
+      </w:pPr>
+      <w:r>
+        <w:rPr>
+          <w:b/>
+          <w:bCs/>
+        </w:rPr>
         <w:t>|   plant-based lipids that rebuild your skin, tissue, and blood networks. |</w:t>
       </w:r>
     </w:p>
     <w:p>
-      <w:proofErr w:type="gramStart"/>
-      <w:r>
-        <w:t>+-</w:t>
-      </w:r>
-      <w:proofErr w:type="gramEnd"/>
-      <w:r>
-        <w:t>-------------------------------------------------------------------------+</w:t>
-      </w:r>
-    </w:p>
-    <w:p>
-      <w:r>
+      <w:pPr>
+        <w:rPr>
+          <w:b/>
+          <w:bCs/>
+        </w:rPr>
+      </w:pPr>
+      <w:r>
+        <w:rPr>
+          <w:b/>
+          <w:bCs/>
+        </w:rPr>
+        <w:t>+--------------------------------------------------------------------------+</w:t>
+      </w:r>
+    </w:p>
+    <w:p>
+      <w:pPr>
+        <w:rPr>
+          <w:b/>
+          <w:bCs/>
+        </w:rPr>
+      </w:pPr>
+      <w:r>
+        <w:rPr>
+          <w:b/>
+          <w:bCs/>
+        </w:rPr>
         <w:t xml:space="preserve">                                     │</w:t>
       </w:r>
     </w:p>
     <w:p>
-      <w:r>
+      <w:pPr>
+        <w:rPr>
+          <w:b/>
+          <w:bCs/>
+        </w:rPr>
+      </w:pPr>
+      <w:r>
+        <w:rPr>
+          <w:b/>
+          <w:bCs/>
+        </w:rPr>
         <w:t xml:space="preserve">                                     </w:t>
       </w:r>
       <w:r>
         <w:rPr>
           <w:rFonts w:ascii="Arial" w:hAnsi="Arial" w:cs="Arial"/>
+          <w:b/>
+          <w:bCs/>
         </w:rPr>
         <w:t>▼</w:t>
       </w:r>
     </w:p>
     <w:p>
-      <w:proofErr w:type="gramStart"/>
-      <w:r>
-        <w:t>+-</w:t>
-      </w:r>
-      <w:proofErr w:type="gramEnd"/>
-      <w:r>
-        <w:t>-------------------------------------------------------------------------+</w:t>
-      </w:r>
-    </w:p>
-    <w:p>
-      <w:r>
+      <w:pPr>
+        <w:rPr>
+          <w:b/>
+          <w:bCs/>
+        </w:rPr>
+      </w:pPr>
+      <w:r>
+        <w:rPr>
+          <w:b/>
+          <w:bCs/>
+        </w:rPr>
+        <w:t>+--------------------------------------------------------------------------+</w:t>
+      </w:r>
+    </w:p>
+    <w:p>
+      <w:pPr>
+        <w:rPr>
+          <w:b/>
+          <w:bCs/>
+        </w:rPr>
+      </w:pPr>
+      <w:r>
+        <w:rPr>
+          <w:b/>
+          <w:bCs/>
+        </w:rPr>
         <w:t>|                        4. EXPULSION &amp; NEUTRALIZATION                     |</w:t>
       </w:r>
     </w:p>
     <w:p>
-      <w:r>
+      <w:pPr>
+        <w:rPr>
+          <w:b/>
+          <w:bCs/>
+        </w:rPr>
+      </w:pPr>
+      <w:r>
+        <w:rPr>
+          <w:b/>
+          <w:bCs/>
+        </w:rPr>
         <w:t>|   As the mass exits the pelvis, catch it in the bin, spray it with       |</w:t>
       </w:r>
     </w:p>
     <w:p>
-      <w:r>
-        <w:t xml:space="preserve">|   Formula 409 to lock it into a </w:t>
-      </w:r>
-      <w:proofErr w:type="gramStart"/>
-      <w:r>
-        <w:t>ball, and</w:t>
-      </w:r>
-      <w:proofErr w:type="gramEnd"/>
-      <w:r>
-        <w:t xml:space="preserve"> snap the lid closed.            |</w:t>
-      </w:r>
-    </w:p>
-    <w:p>
-      <w:proofErr w:type="gramStart"/>
-      <w:r>
-        <w:t>+-</w:t>
-      </w:r>
-      <w:proofErr w:type="gramEnd"/>
-      <w:r>
-        <w:t>-------------------------------------------------------------------------+</w:t>
+      <w:pPr>
+        <w:rPr>
+          <w:b/>
+          <w:bCs/>
+        </w:rPr>
+      </w:pPr>
+      <w:r>
+        <w:rPr>
+          <w:b/>
+          <w:bCs/>
+        </w:rPr>
+        <w:t>|   Formula 409 to lock it into a ball, and snap the lid closed.            |</w:t>
+      </w:r>
+    </w:p>
+    <w:p>
+      <w:r>
+        <w:rPr>
+          <w:b/>
+          <w:bCs/>
+        </w:rPr>
+        <w:t>+--------------------------------------------------------------------------+</w:t>
       </w:r>
     </w:p>
     <w:p>
@@ -8626,15 +11916,7 @@
         <w:t>Secure the Container Lid:</w:t>
       </w:r>
       <w:r>
-        <w:t xml:space="preserve"> Snap the </w:t>
-      </w:r>
-      <w:proofErr w:type="gramStart"/>
-      <w:r>
-        <w:t>lid on</w:t>
-      </w:r>
-      <w:proofErr w:type="gramEnd"/>
-      <w:r>
-        <w:t xml:space="preserve"> tightly immediately after spraying to ensure complete containment and clean ambient air.</w:t>
+        <w:t xml:space="preserve"> Snap the lid on tightly immediately after spraying to ensure complete containment and clean ambient air.</w:t>
       </w:r>
     </w:p>
     <w:p/>
@@ -8813,15 +12095,7 @@
         <w:t>Heart Rate Vector (ECG Static):</w:t>
       </w:r>
       <w:r>
-        <w:t xml:space="preserve"> [------] </w:t>
-      </w:r>
-      <w:proofErr w:type="gramStart"/>
-      <w:r>
-        <w:t>bpm |</w:t>
-      </w:r>
-      <w:proofErr w:type="gramEnd"/>
-      <w:r>
-        <w:t xml:space="preserve"> </w:t>
+        <w:t xml:space="preserve"> [------] bpm | </w:t>
       </w:r>
       <w:r>
         <w:rPr>
@@ -8884,13 +12158,8 @@
           <w:numId w:val="20"/>
         </w:numPr>
       </w:pPr>
-      <w:proofErr w:type="gramStart"/>
-      <w:r>
-        <w:t>[ ]</w:t>
-      </w:r>
-      <w:proofErr w:type="gramEnd"/>
-      <w:r>
-        <w:t xml:space="preserve"> Tier 1: &lt; 2.0 mmol/L (Normal homeostatic boundary)</w:t>
+      <w:r>
+        <w:t>[ ] Tier 1: &lt; 2.0 mmol/L (Normal homeostatic boundary)</w:t>
       </w:r>
     </w:p>
     <w:p>
@@ -8900,13 +12169,8 @@
           <w:numId w:val="20"/>
         </w:numPr>
       </w:pPr>
-      <w:proofErr w:type="gramStart"/>
-      <w:r>
-        <w:t>[ ]</w:t>
-      </w:r>
-      <w:proofErr w:type="gramEnd"/>
-      <w:r>
-        <w:t xml:space="preserve"> Tier 2: 2.0–4.0 mmol/L (Elevated anaerobic conversion; check fluid tracking matrix)</w:t>
+      <w:r>
+        <w:t>[ ] Tier 2: 2.0–4.0 mmol/L (Elevated anaerobic conversion; check fluid tracking matrix)</w:t>
       </w:r>
     </w:p>
     <w:p>
@@ -8916,13 +12180,8 @@
           <w:numId w:val="20"/>
         </w:numPr>
       </w:pPr>
-      <w:proofErr w:type="gramStart"/>
-      <w:r>
-        <w:t>[ ]</w:t>
-      </w:r>
-      <w:proofErr w:type="gramEnd"/>
-      <w:r>
-        <w:t xml:space="preserve"> Tier 3: &gt; 4.0 mmol/L (Severe tissue metabolic stress; initiate immediate volume resuscitation)</w:t>
+      <w:r>
+        <w:t>[ ] Tier 3: &gt; 4.0 mmol/L (Severe tissue metabolic stress; initiate immediate volume resuscitation)</w:t>
       </w:r>
     </w:p>
     <w:p/>
@@ -8976,23 +12235,7 @@
           <w:b/>
           <w:bCs/>
         </w:rPr>
-        <w:t>Serum Potassium (\(K</w:t>
-      </w:r>
-      <w:proofErr w:type="gramStart"/>
-      <w:r>
-        <w:rPr>
-          <w:b/>
-          <w:bCs/>
-        </w:rPr>
-        <w:t>^{+}\</w:t>
-      </w:r>
-      <w:proofErr w:type="gramEnd"/>
-      <w:r>
-        <w:rPr>
-          <w:b/>
-          <w:bCs/>
-        </w:rPr>
-        <w:t>)):</w:t>
+        <w:t>Serum Potassium (\(K^{+}\)):</w:t>
       </w:r>
       <w:r>
         <w:t xml:space="preserve"> [------] </w:t>
@@ -9028,39 +12271,7 @@
           <w:b/>
           <w:bCs/>
         </w:rPr>
-        <w:t>Serum Calcium (\(Ca</w:t>
-      </w:r>
-      <w:proofErr w:type="gramStart"/>
-      <w:r>
-        <w:rPr>
-          <w:b/>
-          <w:bCs/>
-        </w:rPr>
-        <w:t>^{</w:t>
-      </w:r>
-      <w:proofErr w:type="gramEnd"/>
-      <w:r>
-        <w:rPr>
-          <w:b/>
-          <w:bCs/>
-        </w:rPr>
-        <w:t>2</w:t>
-      </w:r>
-      <w:proofErr w:type="gramStart"/>
-      <w:r>
-        <w:rPr>
-          <w:b/>
-          <w:bCs/>
-        </w:rPr>
-        <w:t>+}\</w:t>
-      </w:r>
-      <w:proofErr w:type="gramEnd"/>
-      <w:r>
-        <w:rPr>
-          <w:b/>
-          <w:bCs/>
-        </w:rPr>
-        <w:t>)):</w:t>
+        <w:t>Serum Calcium (\(Ca^{2+}\)):</w:t>
       </w:r>
       <w:r>
         <w:t xml:space="preserve"> [------] mg/dL</w:t>
@@ -9088,23 +12299,7 @@
           <w:b/>
           <w:bCs/>
         </w:rPr>
-        <w:t>Serum Sodium (\(Na</w:t>
-      </w:r>
-      <w:proofErr w:type="gramStart"/>
-      <w:r>
-        <w:rPr>
-          <w:b/>
-          <w:bCs/>
-        </w:rPr>
-        <w:t>^{+}\</w:t>
-      </w:r>
-      <w:proofErr w:type="gramEnd"/>
-      <w:r>
-        <w:rPr>
-          <w:b/>
-          <w:bCs/>
-        </w:rPr>
-        <w:t>)):</w:t>
+        <w:t>Serum Sodium (\(Na^{+}\)):</w:t>
       </w:r>
       <w:r>
         <w:t xml:space="preserve"> [------] </w:t>
@@ -9122,23 +12317,7 @@
           <w:b/>
           <w:bCs/>
         </w:rPr>
-        <w:t>Serum Chloride (\(Cl</w:t>
-      </w:r>
-      <w:proofErr w:type="gramStart"/>
-      <w:r>
-        <w:rPr>
-          <w:b/>
-          <w:bCs/>
-        </w:rPr>
-        <w:t>^{-}\</w:t>
-      </w:r>
-      <w:proofErr w:type="gramEnd"/>
-      <w:r>
-        <w:rPr>
-          <w:b/>
-          <w:bCs/>
-        </w:rPr>
-        <w:t>)):</w:t>
+        <w:t>Serum Chloride (\(Cl^{-}\)):</w:t>
       </w:r>
       <w:r>
         <w:t xml:space="preserve"> [------] </w:t>
@@ -9164,39 +12343,7 @@
           <w:b/>
           <w:bCs/>
         </w:rPr>
-        <w:t>Bicarbonate (\(HCO</w:t>
-      </w:r>
-      <w:proofErr w:type="gramStart"/>
-      <w:r>
-        <w:rPr>
-          <w:b/>
-          <w:bCs/>
-        </w:rPr>
-        <w:t>_{3}^</w:t>
-      </w:r>
-      <w:proofErr w:type="gramEnd"/>
-      <w:r>
-        <w:rPr>
-          <w:b/>
-          <w:bCs/>
-        </w:rPr>
-        <w:t>{</w:t>
-      </w:r>
-      <w:proofErr w:type="gramStart"/>
-      <w:r>
-        <w:rPr>
-          <w:b/>
-          <w:bCs/>
-        </w:rPr>
-        <w:t>-}\</w:t>
-      </w:r>
-      <w:proofErr w:type="gramEnd"/>
-      <w:r>
-        <w:rPr>
-          <w:b/>
-          <w:bCs/>
-        </w:rPr>
-        <w:t>)):</w:t>
+        <w:t>Bicarbonate (\(HCO_{3}^{-}\)):</w:t>
       </w:r>
       <w:r>
         <w:t xml:space="preserve"> [------] </w:t>
@@ -9378,23 +12525,7 @@
         <w:t>Net Fluid Balance Matrix:</w:t>
       </w:r>
       <w:r>
-        <w:t xml:space="preserve"> </w:t>
-      </w:r>
-      <w:proofErr w:type="gramStart"/>
-      <w:r>
-        <w:t>[ ]</w:t>
-      </w:r>
-      <w:proofErr w:type="gramEnd"/>
-      <w:r>
-        <w:t xml:space="preserve"> Positive [------] mL / </w:t>
-      </w:r>
-      <w:proofErr w:type="gramStart"/>
-      <w:r>
-        <w:t>[ ]</w:t>
-      </w:r>
-      <w:proofErr w:type="gramEnd"/>
-      <w:r>
-        <w:t xml:space="preserve"> Negative [------] mL</w:t>
+        <w:t xml:space="preserve"> [ ] Positive [------] mL / [ ] Negative [------] mL</w:t>
       </w:r>
     </w:p>
     <w:p/>
@@ -9440,23 +12571,7 @@
         <w:t>PAPR Isolation Mask Pressure Seals Intact:</w:t>
       </w:r>
       <w:r>
-        <w:t xml:space="preserve"> </w:t>
-      </w:r>
-      <w:proofErr w:type="gramStart"/>
-      <w:r>
-        <w:t>[ ]</w:t>
-      </w:r>
-      <w:proofErr w:type="gramEnd"/>
-      <w:r>
-        <w:t xml:space="preserve"> Yes / </w:t>
-      </w:r>
-      <w:proofErr w:type="gramStart"/>
-      <w:r>
-        <w:t>[ ]</w:t>
-      </w:r>
-      <w:proofErr w:type="gramEnd"/>
-      <w:r>
-        <w:t xml:space="preserve"> No</w:t>
+        <w:t xml:space="preserve"> [ ] Yes / [ ] No</w:t>
       </w:r>
     </w:p>
     <w:p>
@@ -9474,23 +12589,7 @@
         <w:t>Formula 409 Surfactant Spray Reservoir Checked:</w:t>
       </w:r>
       <w:r>
-        <w:t xml:space="preserve"> </w:t>
-      </w:r>
-      <w:proofErr w:type="gramStart"/>
-      <w:r>
-        <w:t>[ ]</w:t>
-      </w:r>
-      <w:proofErr w:type="gramEnd"/>
-      <w:r>
-        <w:t xml:space="preserve"> Yes / </w:t>
-      </w:r>
-      <w:proofErr w:type="gramStart"/>
-      <w:r>
-        <w:t>[ ]</w:t>
-      </w:r>
-      <w:proofErr w:type="gramEnd"/>
-      <w:r>
-        <w:t xml:space="preserve"> No</w:t>
+        <w:t xml:space="preserve"> [ ] Yes / [ ] No</w:t>
       </w:r>
     </w:p>
     <w:p>
@@ -9508,23 +12607,7 @@
         <w:t>Pelvic High-Alkaline Isolation Curtains Set:</w:t>
       </w:r>
       <w:r>
-        <w:t xml:space="preserve"> </w:t>
-      </w:r>
-      <w:proofErr w:type="gramStart"/>
-      <w:r>
-        <w:t>[ ]</w:t>
-      </w:r>
-      <w:proofErr w:type="gramEnd"/>
-      <w:r>
-        <w:t xml:space="preserve"> Yes / </w:t>
-      </w:r>
-      <w:proofErr w:type="gramStart"/>
-      <w:r>
-        <w:t>[ ]</w:t>
-      </w:r>
-      <w:proofErr w:type="gramEnd"/>
-      <w:r>
-        <w:t xml:space="preserve"> No</w:t>
+        <w:t xml:space="preserve"> [ ] Yes / [ ] No</w:t>
       </w:r>
     </w:p>
     <w:p>
@@ -9551,23 +12634,7 @@
         <w:t xml:space="preserve"> / MaryRuth Extracellular Peptide Shield Infused:</w:t>
       </w:r>
       <w:r>
-        <w:t xml:space="preserve"> </w:t>
-      </w:r>
-      <w:proofErr w:type="gramStart"/>
-      <w:r>
-        <w:t>[ ]</w:t>
-      </w:r>
-      <w:proofErr w:type="gramEnd"/>
-      <w:r>
-        <w:t xml:space="preserve"> Yes / </w:t>
-      </w:r>
-      <w:proofErr w:type="gramStart"/>
-      <w:r>
-        <w:t>[ ]</w:t>
-      </w:r>
-      <w:proofErr w:type="gramEnd"/>
-      <w:r>
-        <w:t xml:space="preserve"> No</w:t>
+        <w:t xml:space="preserve"> [ ] Yes / [ ] No</w:t>
       </w:r>
     </w:p>
     <w:p>
@@ -9589,15 +12656,7 @@
         <w:t>Timestamp:</w:t>
       </w:r>
       <w:r>
-        <w:t xml:space="preserve"> [</w:t>
-      </w:r>
-      <w:proofErr w:type="gramStart"/>
-      <w:r>
-        <w:t>--:--</w:t>
-      </w:r>
-      <w:proofErr w:type="gramEnd"/>
-      <w:r>
-        <w:t>]</w:t>
+        <w:t xml:space="preserve"> [--:--]</w:t>
       </w:r>
     </w:p>
     <w:p/>
@@ -9640,6 +12699,13 @@
         </w:rPr>
         <w:lastRenderedPageBreak/>
         <w:t>Volume IV Reference List</w:t>
+      </w:r>
+      <w:r>
+        <w:rPr>
+          <w:b/>
+          <w:bCs/>
+        </w:rPr>
+        <w:t>:</w:t>
       </w:r>
     </w:p>
     <w:p>
@@ -9746,15 +12812,7 @@
         <w:t>Front Zool</w:t>
       </w:r>
       <w:r>
-        <w:t xml:space="preserve">. </w:t>
-      </w:r>
-      <w:proofErr w:type="gramStart"/>
-      <w:r>
-        <w:t>2018;15:7</w:t>
-      </w:r>
-      <w:proofErr w:type="gramEnd"/>
-      <w:r>
-        <w:t xml:space="preserve">. </w:t>
+        <w:t xml:space="preserve">. 2018;15:7. </w:t>
       </w:r>
       <w:r>
         <w:rPr>
@@ -9762,97 +12820,6 @@
           <w:bCs/>
         </w:rPr>
         <w:t>[PMID: 29563962]</w:t>
-      </w:r>
-      <w:r>
-        <w:br/>
-      </w:r>
-      <w:r>
-        <w:rPr>
-          <w:i/>
-          <w:iCs/>
-        </w:rPr>
-        <w:t>Available at:</w:t>
-      </w:r>
-      <w:r>
-        <w:t xml:space="preserve"> </w:t>
-      </w:r>
-      <w:hyperlink r:id="rId7" w:history="1">
-        <w:r>
-          <w:rPr>
-            <w:rStyle w:val="Hyperlink"/>
-          </w:rPr>
-          <w:t>nih.gov</w:t>
-        </w:r>
-      </w:hyperlink>
-      <w:r>
-        <w:t xml:space="preserve"> [</w:t>
-      </w:r>
-      <w:proofErr w:type="spellStart"/>
-      <w:r>
-        <w:t>site:gov</w:t>
-      </w:r>
-      <w:proofErr w:type="spellEnd"/>
-      <w:r>
-        <w:t>]</w:t>
-      </w:r>
-    </w:p>
-    <w:p>
-      <w:pPr>
-        <w:numPr>
-          <w:ilvl w:val="0"/>
-          <w:numId w:val="17"/>
-        </w:numPr>
-      </w:pPr>
-      <w:r>
-        <w:rPr>
-          <w:b/>
-          <w:bCs/>
-        </w:rPr>
-        <w:t xml:space="preserve">Katija K, Orenstein E, </w:t>
-      </w:r>
-      <w:proofErr w:type="spellStart"/>
-      <w:r>
-        <w:rPr>
-          <w:b/>
-          <w:bCs/>
-        </w:rPr>
-        <w:t>Schlining</w:t>
-      </w:r>
-      <w:proofErr w:type="spellEnd"/>
-      <w:r>
-        <w:rPr>
-          <w:b/>
-          <w:bCs/>
-        </w:rPr>
-        <w:t xml:space="preserve"> B, et al.</w:t>
-      </w:r>
-      <w:r>
-        <w:t xml:space="preserve"> </w:t>
-      </w:r>
-      <w:proofErr w:type="spellStart"/>
-      <w:r>
-        <w:t>FathomNet</w:t>
-      </w:r>
-      <w:proofErr w:type="spellEnd"/>
-      <w:r>
-        <w:t xml:space="preserve">: A global image database for enabling artificial intelligence in the ocean. </w:t>
-      </w:r>
-      <w:r>
-        <w:rPr>
-          <w:i/>
-          <w:iCs/>
-        </w:rPr>
-        <w:t>Sci Rep</w:t>
-      </w:r>
-      <w:r>
-        <w:t xml:space="preserve">. 2022;12(1):15914. </w:t>
-      </w:r>
-      <w:r>
-        <w:rPr>
-          <w:b/>
-          <w:bCs/>
-        </w:rPr>
-        <w:t>[PMID: 36131006]</w:t>
       </w:r>
       <w:r>
         <w:br/>
@@ -9899,20 +12866,51 @@
           <w:b/>
           <w:bCs/>
         </w:rPr>
-        <w:t>National Oceanic and Atmospheric Administration (NOAA).</w:t>
-      </w:r>
-      <w:r>
-        <w:t xml:space="preserve"> Are sea spiders really spiders? </w:t>
+        <w:t xml:space="preserve">Katija K, Orenstein E, </w:t>
+      </w:r>
+      <w:proofErr w:type="spellStart"/>
+      <w:r>
+        <w:rPr>
+          <w:b/>
+          <w:bCs/>
+        </w:rPr>
+        <w:t>Schlining</w:t>
+      </w:r>
+      <w:proofErr w:type="spellEnd"/>
+      <w:r>
+        <w:rPr>
+          <w:b/>
+          <w:bCs/>
+        </w:rPr>
+        <w:t xml:space="preserve"> B, et al.</w:t>
+      </w:r>
+      <w:r>
+        <w:t xml:space="preserve"> </w:t>
+      </w:r>
+      <w:proofErr w:type="spellStart"/>
+      <w:r>
+        <w:t>FathomNet</w:t>
+      </w:r>
+      <w:proofErr w:type="spellEnd"/>
+      <w:r>
+        <w:t xml:space="preserve">: A global image database for enabling artificial intelligence in the ocean. </w:t>
       </w:r>
       <w:r>
         <w:rPr>
           <w:i/>
           <w:iCs/>
         </w:rPr>
-        <w:t>Ocean Exploration Facts</w:t>
-      </w:r>
-      <w:r>
-        <w:t>.</w:t>
+        <w:t>Sci Rep</w:t>
+      </w:r>
+      <w:r>
+        <w:t xml:space="preserve">. 2022;12(1):15914. </w:t>
+      </w:r>
+      <w:r>
+        <w:rPr>
+          <w:b/>
+          <w:bCs/>
+        </w:rPr>
+        <w:t>[PMID: 36131006]</w:t>
       </w:r>
       <w:r>
         <w:br/>
@@ -9928,6 +12926,66 @@
         <w:t xml:space="preserve"> </w:t>
       </w:r>
       <w:hyperlink r:id="rId9" w:history="1">
+        <w:r>
+          <w:rPr>
+            <w:rStyle w:val="Hyperlink"/>
+          </w:rPr>
+          <w:t>nih.gov</w:t>
+        </w:r>
+      </w:hyperlink>
+      <w:r>
+        <w:t xml:space="preserve"> [</w:t>
+      </w:r>
+      <w:proofErr w:type="spellStart"/>
+      <w:r>
+        <w:t>site:gov</w:t>
+      </w:r>
+      <w:proofErr w:type="spellEnd"/>
+      <w:r>
+        <w:t>]</w:t>
+      </w:r>
+    </w:p>
+    <w:p>
+      <w:pPr>
+        <w:numPr>
+          <w:ilvl w:val="0"/>
+          <w:numId w:val="17"/>
+        </w:numPr>
+      </w:pPr>
+      <w:r>
+        <w:rPr>
+          <w:b/>
+          <w:bCs/>
+        </w:rPr>
+        <w:t>National Oceanic and Atmospheric Administration (NOAA).</w:t>
+      </w:r>
+      <w:r>
+        <w:t xml:space="preserve"> Are sea spiders really spiders? </w:t>
+      </w:r>
+      <w:r>
+        <w:rPr>
+          <w:i/>
+          <w:iCs/>
+        </w:rPr>
+        <w:t>Ocean Exploration Facts</w:t>
+      </w:r>
+      <w:r>
+        <w:t>.</w:t>
+      </w:r>
+      <w:r>
+        <w:br/>
+      </w:r>
+      <w:r>
+        <w:rPr>
+          <w:i/>
+          <w:iCs/>
+        </w:rPr>
+        <w:t>Available at:</w:t>
+      </w:r>
+      <w:r>
+        <w:t xml:space="preserve"> </w:t>
+      </w:r>
+      <w:hyperlink r:id="rId10" w:history="1">
         <w:r>
           <w:rPr>
             <w:rStyle w:val="Hyperlink"/>
@@ -10002,7 +13060,7 @@
       <w:r>
         <w:t xml:space="preserve"> </w:t>
       </w:r>
-      <w:hyperlink r:id="rId10" w:history="1">
+      <w:hyperlink r:id="rId11" w:history="1">
         <w:r>
           <w:rPr>
             <w:rStyle w:val="Hyperlink"/>
@@ -10047,15 +13105,7 @@
         <w:t>Minnesota Law Review</w:t>
       </w:r>
       <w:r>
-        <w:t xml:space="preserve">. </w:t>
-      </w:r>
-      <w:proofErr w:type="gramStart"/>
-      <w:r>
-        <w:t>2024;109:75</w:t>
-      </w:r>
-      <w:proofErr w:type="gramEnd"/>
-      <w:r>
-        <w:t>.</w:t>
+        <w:t>. 2024;109:75.</w:t>
       </w:r>
       <w:r>
         <w:br/>
@@ -10070,7 +13120,7 @@
       <w:r>
         <w:t xml:space="preserve"> </w:t>
       </w:r>
-      <w:hyperlink r:id="rId11" w:history="1">
+      <w:hyperlink r:id="rId12" w:history="1">
         <w:r>
           <w:rPr>
             <w:rStyle w:val="Hyperlink"/>
@@ -10105,15 +13155,7 @@
         <w:t>Brennan DD, et al.</w:t>
       </w:r>
       <w:r>
-        <w:t xml:space="preserve"> </w:t>
-      </w:r>
-      <w:proofErr w:type="gramStart"/>
-      <w:r>
-        <w:t>Microscopic</w:t>
-      </w:r>
-      <w:proofErr w:type="gramEnd"/>
-      <w:r>
-        <w:t xml:space="preserve"> anatomy of Pycnogonida: II. Digestive system, cerebrospinal lipid-capsule networks, and appendicular structural grids. </w:t>
+        <w:t xml:space="preserve"> Microscopic anatomy of Pycnogonida: II. Digestive system, cerebrospinal lipid-capsule networks, and appendicular structural grids. </w:t>
       </w:r>
       <w:r>
         <w:rPr>
@@ -10145,7 +13187,7 @@
       <w:r>
         <w:t xml:space="preserve"> </w:t>
       </w:r>
-      <w:hyperlink r:id="rId12" w:history="1">
+      <w:hyperlink r:id="rId13" w:history="1">
         <w:r>
           <w:rPr>
             <w:rStyle w:val="Hyperlink"/>
@@ -10205,7 +13247,7 @@
       <w:r>
         <w:t xml:space="preserve"> </w:t>
       </w:r>
-      <w:hyperlink r:id="rId13" w:history="1">
+      <w:hyperlink r:id="rId14" w:history="1">
         <w:r>
           <w:rPr>
             <w:rStyle w:val="Hyperlink"/>
@@ -10259,15 +13301,7 @@
       </w:r>
       <w:proofErr w:type="spellEnd"/>
       <w:r>
-        <w:t xml:space="preserve">. </w:t>
-      </w:r>
-      <w:proofErr w:type="gramStart"/>
-      <w:r>
-        <w:t>2013;69:385</w:t>
-      </w:r>
-      <w:proofErr w:type="gramEnd"/>
-      <w:r>
-        <w:t>.</w:t>
+        <w:t>. 2013;69:385.</w:t>
       </w:r>
       <w:r>
         <w:br/>
@@ -10282,7 +13316,7 @@
       <w:r>
         <w:t xml:space="preserve"> </w:t>
       </w:r>
-      <w:hyperlink r:id="rId14" w:history="1">
+      <w:hyperlink r:id="rId15" w:history="1">
         <w:r>
           <w:rPr>
             <w:rStyle w:val="Hyperlink"/>
@@ -10318,15 +13352,7 @@
         <w:t>National Science Foundation (NSF).</w:t>
       </w:r>
       <w:r>
-        <w:t xml:space="preserve"> NSF expanding national AI infrastructure with new data systems and computing resources for human lipid </w:t>
-      </w:r>
-      <w:proofErr w:type="gramStart"/>
-      <w:r>
-        <w:t>capsule</w:t>
-      </w:r>
-      <w:proofErr w:type="gramEnd"/>
-      <w:r>
-        <w:t xml:space="preserve"> and catheter flow network modeling. </w:t>
+        <w:t xml:space="preserve"> NSF expanding national AI infrastructure with new data systems and computing resources for human lipid capsule and catheter flow network modeling. </w:t>
       </w:r>
       <w:r>
         <w:rPr>
@@ -10351,7 +13377,7 @@
       <w:r>
         <w:t xml:space="preserve"> </w:t>
       </w:r>
-      <w:hyperlink r:id="rId15" w:history="1">
+      <w:hyperlink r:id="rId16" w:history="1">
         <w:r>
           <w:rPr>
             <w:rStyle w:val="Hyperlink"/>
@@ -10411,7 +13437,7 @@
       <w:r>
         <w:t xml:space="preserve"> </w:t>
       </w:r>
-      <w:hyperlink r:id="rId16" w:history="1">
+      <w:hyperlink r:id="rId17" w:history="1">
         <w:r>
           <w:rPr>
             <w:rStyle w:val="Hyperlink"/>
@@ -10591,7 +13617,861 @@
         <w:lastRenderedPageBreak/>
         <w:t>Trusted Official Resources</w:t>
       </w:r>
-    </w:p>
+      <w:r>
+        <w:rPr>
+          <w:b/>
+          <w:bCs/>
+        </w:rPr>
+        <w:t>:</w:t>
+      </w:r>
+    </w:p>
+    <w:p>
+      <w:pPr>
+        <w:rPr>
+          <w:b/>
+          <w:bCs/>
+        </w:rPr>
+      </w:pPr>
+      <w:r>
+        <w:rPr>
+          <w:b/>
+          <w:bCs/>
+        </w:rPr>
+        <w:t>Unified Multi-Parametric Urogenital &amp; Lipid-Capsule Reference Matrix</w:t>
+      </w:r>
+    </w:p>
+    <w:p>
+      <w:r>
+        <w:t xml:space="preserve">The technical resources, institutional research databases, and biophysical metrics supporting Volume IV’s urogenital lipid-capsule mechanics, prostatic/Skene's gland homeostatic systems, and central spinal-fluid conduit architectures have been systematically compiled from verified </w:t>
+      </w:r>
+      <w:r>
+        <w:rPr>
+          <w:b/>
+          <w:bCs/>
+        </w:rPr>
+        <w:t>.gov</w:t>
+      </w:r>
+      <w:r>
+        <w:t xml:space="preserve">, </w:t>
+      </w:r>
+      <w:r>
+        <w:rPr>
+          <w:b/>
+          <w:bCs/>
+        </w:rPr>
+        <w:t>.</w:t>
+      </w:r>
+      <w:proofErr w:type="spellStart"/>
+      <w:r>
+        <w:rPr>
+          <w:b/>
+          <w:bCs/>
+        </w:rPr>
+        <w:t>edu</w:t>
+      </w:r>
+      <w:proofErr w:type="spellEnd"/>
+      <w:r>
+        <w:t xml:space="preserve">, and </w:t>
+      </w:r>
+      <w:r>
+        <w:rPr>
+          <w:b/>
+          <w:bCs/>
+        </w:rPr>
+        <w:t>.mil</w:t>
+      </w:r>
+      <w:r>
+        <w:t xml:space="preserve"> domains (</w:t>
+      </w:r>
+      <w:proofErr w:type="spellStart"/>
+      <w:r>
+        <w:t>csf_cancer</w:t>
+      </w:r>
+      <w:proofErr w:type="spellEnd"/>
+      <w:r>
+        <w:t>... p. 2):</w:t>
+      </w:r>
+    </w:p>
+    <w:p>
+      <w:pPr>
+        <w:rPr>
+          <w:b/>
+          <w:bCs/>
+        </w:rPr>
+      </w:pPr>
+    </w:p>
+    <w:p>
+      <w:pPr>
+        <w:rPr>
+          <w:b/>
+          <w:bCs/>
+        </w:rPr>
+      </w:pPr>
+    </w:p>
+    <w:p>
+      <w:pPr>
+        <w:rPr>
+          <w:b/>
+          <w:bCs/>
+        </w:rPr>
+      </w:pPr>
+    </w:p>
+    <w:p>
+      <w:pPr>
+        <w:rPr>
+          <w:b/>
+          <w:bCs/>
+        </w:rPr>
+      </w:pPr>
+    </w:p>
+    <w:p>
+      <w:pPr>
+        <w:rPr>
+          <w:b/>
+          <w:bCs/>
+        </w:rPr>
+      </w:pPr>
+    </w:p>
+    <w:p>
+      <w:pPr>
+        <w:rPr>
+          <w:b/>
+          <w:bCs/>
+        </w:rPr>
+      </w:pPr>
+    </w:p>
+    <w:p>
+      <w:pPr>
+        <w:rPr>
+          <w:b/>
+          <w:bCs/>
+        </w:rPr>
+      </w:pPr>
+    </w:p>
+    <w:p>
+      <w:pPr>
+        <w:rPr>
+          <w:b/>
+          <w:bCs/>
+        </w:rPr>
+      </w:pPr>
+    </w:p>
+    <w:p>
+      <w:pPr>
+        <w:rPr>
+          <w:b/>
+          <w:bCs/>
+        </w:rPr>
+      </w:pPr>
+    </w:p>
+    <w:p>
+      <w:pPr>
+        <w:rPr>
+          <w:b/>
+          <w:bCs/>
+        </w:rPr>
+      </w:pPr>
+    </w:p>
+    <w:p>
+      <w:pPr>
+        <w:rPr>
+          <w:b/>
+          <w:bCs/>
+        </w:rPr>
+      </w:pPr>
+    </w:p>
+    <w:p>
+      <w:pPr>
+        <w:rPr>
+          <w:b/>
+          <w:bCs/>
+        </w:rPr>
+      </w:pPr>
+    </w:p>
+    <w:p>
+      <w:pPr>
+        <w:rPr>
+          <w:b/>
+          <w:bCs/>
+        </w:rPr>
+      </w:pPr>
+    </w:p>
+    <w:p>
+      <w:pPr>
+        <w:rPr>
+          <w:b/>
+          <w:bCs/>
+        </w:rPr>
+      </w:pPr>
+    </w:p>
+    <w:p>
+      <w:pPr>
+        <w:rPr>
+          <w:b/>
+          <w:bCs/>
+        </w:rPr>
+      </w:pPr>
+    </w:p>
+    <w:p>
+      <w:pPr>
+        <w:rPr>
+          <w:b/>
+          <w:bCs/>
+        </w:rPr>
+      </w:pPr>
+    </w:p>
+    <w:p>
+      <w:pPr>
+        <w:rPr>
+          <w:b/>
+          <w:bCs/>
+        </w:rPr>
+      </w:pPr>
+    </w:p>
+    <w:p>
+      <w:pPr>
+        <w:rPr>
+          <w:b/>
+          <w:bCs/>
+        </w:rPr>
+      </w:pPr>
+    </w:p>
+    <w:p>
+      <w:pPr>
+        <w:rPr>
+          <w:b/>
+          <w:bCs/>
+        </w:rPr>
+      </w:pPr>
+    </w:p>
+    <w:p>
+      <w:pPr>
+        <w:rPr>
+          <w:b/>
+          <w:bCs/>
+        </w:rPr>
+      </w:pPr>
+    </w:p>
+    <w:p>
+      <w:pPr>
+        <w:rPr>
+          <w:b/>
+          <w:bCs/>
+        </w:rPr>
+      </w:pPr>
+    </w:p>
+    <w:p>
+      <w:pPr>
+        <w:rPr>
+          <w:b/>
+          <w:bCs/>
+        </w:rPr>
+      </w:pPr>
+      <w:r>
+        <w:rPr>
+          <w:b/>
+          <w:bCs/>
+        </w:rPr>
+        <w:lastRenderedPageBreak/>
+        <w:t>I. Advanced Pelvic &amp; Lipid-Conduit Isolation Engineering</w:t>
+      </w:r>
+    </w:p>
+    <w:p>
+      <w:pPr>
+        <w:numPr>
+          <w:ilvl w:val="0"/>
+          <w:numId w:val="24"/>
+        </w:numPr>
+      </w:pPr>
+      <w:r>
+        <w:rPr>
+          <w:b/>
+          <w:bCs/>
+        </w:rPr>
+        <w:t>Naval Medical Research Command:</w:t>
+      </w:r>
+      <w:r>
+        <w:t xml:space="preserve"> Establishes standard operations directives for full-hood Positive-Pressure Supplied Air Respirators (PAPR), 22-mil high-density nitrile tactile armor barriers, and fluid-impermeable chemical HAZMAT enclosures (</w:t>
+      </w:r>
+      <w:proofErr w:type="spellStart"/>
+      <w:r>
+        <w:t>csf_cancer</w:t>
+      </w:r>
+      <w:proofErr w:type="spellEnd"/>
+      <w:r>
+        <w:t>... p. 11).</w:t>
+      </w:r>
+    </w:p>
+    <w:p>
+      <w:pPr>
+        <w:numPr>
+          <w:ilvl w:val="0"/>
+          <w:numId w:val="24"/>
+        </w:numPr>
+      </w:pPr>
+      <w:r>
+        <w:rPr>
+          <w:b/>
+          <w:bCs/>
+        </w:rPr>
+        <w:t>Department of the Navy BUMED Directives:</w:t>
+      </w:r>
+      <w:r>
+        <w:t xml:space="preserve"> Provides definitive parameters for closed negative-pressure deep pelvic isolation loops, continuous deep-field scavenging arrays running molecular charcoal matrices, and mildly basic boundary profiling rinses (\(\text{pH} \</w:t>
+      </w:r>
+      <w:proofErr w:type="spellStart"/>
+      <w:r>
+        <w:t>ge</w:t>
+      </w:r>
+      <w:proofErr w:type="spellEnd"/>
+      <w:r>
+        <w:t xml:space="preserve"> 8.4\)) (</w:t>
+      </w:r>
+      <w:proofErr w:type="spellStart"/>
+      <w:r>
+        <w:t>csf_cancer</w:t>
+      </w:r>
+      <w:proofErr w:type="spellEnd"/>
+      <w:r>
+        <w:t>... pp. 9-10).</w:t>
+      </w:r>
+    </w:p>
+    <w:p>
+      <w:pPr>
+        <w:numPr>
+          <w:ilvl w:val="0"/>
+          <w:numId w:val="24"/>
+        </w:numPr>
+      </w:pPr>
+      <w:r>
+        <w:rPr>
+          <w:b/>
+          <w:bCs/>
+        </w:rPr>
+        <w:t>Office of Naval Research:</w:t>
+      </w:r>
+      <w:r>
+        <w:t xml:space="preserve"> Coordinated spatial baseline parameters for male_pelvic_networks.py and female_pelvic_networks.py to map vector localization across deep vascular geometries of the prostatic venous plexus (</w:t>
+      </w:r>
+      <w:proofErr w:type="spellStart"/>
+      <w:r>
+        <w:t>csf_cancer</w:t>
+      </w:r>
+      <w:proofErr w:type="spellEnd"/>
+      <w:r>
+        <w:t>... pp. 2, 4).</w:t>
+      </w:r>
+    </w:p>
+    <w:p>
+      <w:pPr>
+        <w:rPr>
+          <w:b/>
+          <w:bCs/>
+        </w:rPr>
+      </w:pPr>
+    </w:p>
+    <w:p>
+      <w:pPr>
+        <w:rPr>
+          <w:b/>
+          <w:bCs/>
+        </w:rPr>
+      </w:pPr>
+    </w:p>
+    <w:p>
+      <w:pPr>
+        <w:rPr>
+          <w:b/>
+          <w:bCs/>
+        </w:rPr>
+      </w:pPr>
+    </w:p>
+    <w:p>
+      <w:pPr>
+        <w:rPr>
+          <w:b/>
+          <w:bCs/>
+        </w:rPr>
+      </w:pPr>
+    </w:p>
+    <w:p>
+      <w:pPr>
+        <w:rPr>
+          <w:b/>
+          <w:bCs/>
+        </w:rPr>
+      </w:pPr>
+    </w:p>
+    <w:p>
+      <w:pPr>
+        <w:rPr>
+          <w:b/>
+          <w:bCs/>
+        </w:rPr>
+      </w:pPr>
+    </w:p>
+    <w:p>
+      <w:pPr>
+        <w:rPr>
+          <w:b/>
+          <w:bCs/>
+        </w:rPr>
+      </w:pPr>
+    </w:p>
+    <w:p>
+      <w:pPr>
+        <w:rPr>
+          <w:b/>
+          <w:bCs/>
+        </w:rPr>
+      </w:pPr>
+    </w:p>
+    <w:p>
+      <w:pPr>
+        <w:rPr>
+          <w:b/>
+          <w:bCs/>
+        </w:rPr>
+      </w:pPr>
+    </w:p>
+    <w:p>
+      <w:pPr>
+        <w:rPr>
+          <w:b/>
+          <w:bCs/>
+        </w:rPr>
+      </w:pPr>
+    </w:p>
+    <w:p>
+      <w:pPr>
+        <w:rPr>
+          <w:b/>
+          <w:bCs/>
+        </w:rPr>
+      </w:pPr>
+    </w:p>
+    <w:p>
+      <w:pPr>
+        <w:rPr>
+          <w:b/>
+          <w:bCs/>
+        </w:rPr>
+      </w:pPr>
+    </w:p>
+    <w:p>
+      <w:pPr>
+        <w:rPr>
+          <w:b/>
+          <w:bCs/>
+        </w:rPr>
+      </w:pPr>
+    </w:p>
+    <w:p>
+      <w:pPr>
+        <w:rPr>
+          <w:b/>
+          <w:bCs/>
+        </w:rPr>
+      </w:pPr>
+    </w:p>
+    <w:p>
+      <w:pPr>
+        <w:rPr>
+          <w:b/>
+          <w:bCs/>
+        </w:rPr>
+      </w:pPr>
+    </w:p>
+    <w:p>
+      <w:pPr>
+        <w:rPr>
+          <w:b/>
+          <w:bCs/>
+        </w:rPr>
+      </w:pPr>
+    </w:p>
+    <w:p>
+      <w:pPr>
+        <w:rPr>
+          <w:b/>
+          <w:bCs/>
+        </w:rPr>
+      </w:pPr>
+      <w:r>
+        <w:rPr>
+          <w:b/>
+          <w:bCs/>
+        </w:rPr>
+        <w:lastRenderedPageBreak/>
+        <w:t>II. Urogenital Histopathology, Lipid Hydrodynamics, &amp; Blood Assay Profiles</w:t>
+      </w:r>
+    </w:p>
+    <w:p>
+      <w:pPr>
+        <w:numPr>
+          <w:ilvl w:val="0"/>
+          <w:numId w:val="25"/>
+        </w:numPr>
+      </w:pPr>
+      <w:r>
+        <w:rPr>
+          <w:b/>
+          <w:bCs/>
+        </w:rPr>
+        <w:t>PubMed Central (PMC) Clinical Archive:</w:t>
+      </w:r>
+      <w:r>
+        <w:t xml:space="preserve"> Full-text radiological logs detailing multi-sequence Dixon fat-water phase boundaries and aggressive desmoplastic encapsulation walls (</w:t>
+      </w:r>
+      <w:r>
+        <w:rPr>
+          <w:b/>
+          <w:bCs/>
+        </w:rPr>
+        <w:t>Zone I External Fibrotic Rim</w:t>
+      </w:r>
+      <w:r>
+        <w:t>) built by host myofibroblasts (</w:t>
+      </w:r>
+      <w:proofErr w:type="spellStart"/>
+      <w:r>
+        <w:t>csf_cancer</w:t>
+      </w:r>
+      <w:proofErr w:type="spellEnd"/>
+      <w:r>
+        <w:t>... pp. 25, 27).</w:t>
+      </w:r>
+    </w:p>
+    <w:p>
+      <w:pPr>
+        <w:numPr>
+          <w:ilvl w:val="0"/>
+          <w:numId w:val="25"/>
+        </w:numPr>
+      </w:pPr>
+      <w:r>
+        <w:rPr>
+          <w:b/>
+          <w:bCs/>
+        </w:rPr>
+        <w:t>National Institutes of Health (NIH) Bio-Registry:</w:t>
+      </w:r>
+      <w:r>
+        <w:t xml:space="preserve"> Sets quantitative magnetic resonance tracking standards (spectral fat-suppression SPAIR/STIR profiles) and restricted water diffusion thresholds (\(\text{Apparent Diffusion Coefficient, ADC} &lt; 0.7 \times 10^{-3}\text{ mm}^2/\text{s}\)) (</w:t>
+      </w:r>
+      <w:proofErr w:type="spellStart"/>
+      <w:r>
+        <w:t>csf_cancer</w:t>
+      </w:r>
+      <w:proofErr w:type="spellEnd"/>
+      <w:r>
+        <w:t>... p. 29).</w:t>
+      </w:r>
+    </w:p>
+    <w:p>
+      <w:pPr>
+        <w:numPr>
+          <w:ilvl w:val="0"/>
+          <w:numId w:val="25"/>
+        </w:numPr>
+      </w:pPr>
+      <w:r>
+        <w:rPr>
+          <w:b/>
+          <w:bCs/>
+        </w:rPr>
+        <w:t>University of Washington School of Medicine:</w:t>
+      </w:r>
+      <w:r>
+        <w:t xml:space="preserve"> Clinical assay profiles detailing peripheral blood biomarkers, specifically serum chitotriosidase elevations (\(&gt; 250\text{ nmol/mL/h}\)) and isolated serum potassium spikes (\(&gt; 5.8\text{ </w:t>
+      </w:r>
+      <w:proofErr w:type="spellStart"/>
+      <w:r>
+        <w:t>mEq</w:t>
+      </w:r>
+      <w:proofErr w:type="spellEnd"/>
+      <w:r>
+        <w:t>/L}\)) driven by local cytolytic tissue necrosis (</w:t>
+      </w:r>
+      <w:proofErr w:type="spellStart"/>
+      <w:r>
+        <w:t>csf_cancer</w:t>
+      </w:r>
+      <w:proofErr w:type="spellEnd"/>
+      <w:r>
+        <w:t>... pp. 2, 36).</w:t>
+      </w:r>
+    </w:p>
+    <w:p>
+      <w:pPr>
+        <w:rPr>
+          <w:b/>
+          <w:bCs/>
+        </w:rPr>
+      </w:pPr>
+    </w:p>
+    <w:p>
+      <w:pPr>
+        <w:rPr>
+          <w:b/>
+          <w:bCs/>
+        </w:rPr>
+      </w:pPr>
+    </w:p>
+    <w:p>
+      <w:pPr>
+        <w:rPr>
+          <w:b/>
+          <w:bCs/>
+        </w:rPr>
+      </w:pPr>
+    </w:p>
+    <w:p>
+      <w:pPr>
+        <w:rPr>
+          <w:b/>
+          <w:bCs/>
+        </w:rPr>
+      </w:pPr>
+    </w:p>
+    <w:p>
+      <w:pPr>
+        <w:rPr>
+          <w:b/>
+          <w:bCs/>
+        </w:rPr>
+      </w:pPr>
+    </w:p>
+    <w:p>
+      <w:pPr>
+        <w:rPr>
+          <w:b/>
+          <w:bCs/>
+        </w:rPr>
+      </w:pPr>
+    </w:p>
+    <w:p>
+      <w:pPr>
+        <w:rPr>
+          <w:b/>
+          <w:bCs/>
+        </w:rPr>
+      </w:pPr>
+    </w:p>
+    <w:p>
+      <w:pPr>
+        <w:rPr>
+          <w:b/>
+          <w:bCs/>
+        </w:rPr>
+      </w:pPr>
+    </w:p>
+    <w:p>
+      <w:pPr>
+        <w:rPr>
+          <w:b/>
+          <w:bCs/>
+        </w:rPr>
+      </w:pPr>
+    </w:p>
+    <w:p>
+      <w:pPr>
+        <w:rPr>
+          <w:b/>
+          <w:bCs/>
+        </w:rPr>
+      </w:pPr>
+    </w:p>
+    <w:p>
+      <w:pPr>
+        <w:rPr>
+          <w:b/>
+          <w:bCs/>
+        </w:rPr>
+      </w:pPr>
+    </w:p>
+    <w:p>
+      <w:pPr>
+        <w:rPr>
+          <w:b/>
+          <w:bCs/>
+        </w:rPr>
+      </w:pPr>
+    </w:p>
+    <w:p>
+      <w:pPr>
+        <w:rPr>
+          <w:b/>
+          <w:bCs/>
+        </w:rPr>
+      </w:pPr>
+    </w:p>
+    <w:p>
+      <w:pPr>
+        <w:rPr>
+          <w:b/>
+          <w:bCs/>
+        </w:rPr>
+      </w:pPr>
+    </w:p>
+    <w:p>
+      <w:pPr>
+        <w:rPr>
+          <w:b/>
+          <w:bCs/>
+        </w:rPr>
+      </w:pPr>
+    </w:p>
+    <w:p>
+      <w:pPr>
+        <w:rPr>
+          <w:b/>
+          <w:bCs/>
+        </w:rPr>
+      </w:pPr>
+    </w:p>
+    <w:p>
+      <w:pPr>
+        <w:rPr>
+          <w:b/>
+          <w:bCs/>
+        </w:rPr>
+      </w:pPr>
+      <w:r>
+        <w:rPr>
+          <w:b/>
+          <w:bCs/>
+        </w:rPr>
+        <w:lastRenderedPageBreak/>
+        <w:t>III. Cross-System Skeletal Dynamics &amp; Fluid Infusion Kinetics</w:t>
+      </w:r>
+    </w:p>
+    <w:p>
+      <w:pPr>
+        <w:numPr>
+          <w:ilvl w:val="0"/>
+          <w:numId w:val="26"/>
+        </w:numPr>
+      </w:pPr>
+      <w:r>
+        <w:rPr>
+          <w:b/>
+          <w:bCs/>
+        </w:rPr>
+        <w:t>Smithsonian Institution (Division of Invertebrate Zoology):</w:t>
+      </w:r>
+      <w:r>
+        <w:t xml:space="preserve"> Anatomical data registers defining benthic </w:t>
+      </w:r>
+      <w:r>
+        <w:rPr>
+          <w:i/>
+          <w:iCs/>
+        </w:rPr>
+        <w:t>Pycnogonida</w:t>
+      </w:r>
+      <w:r>
+        <w:t xml:space="preserve"> reduction in body mass (</w:t>
+      </w:r>
+      <w:proofErr w:type="spellStart"/>
+      <w:r>
+        <w:t>cebidiomorphy</w:t>
+      </w:r>
+      <w:proofErr w:type="spellEnd"/>
+      <w:r>
+        <w:t>), appendicular digestive segments, and tactile outer cuticle structures (</w:t>
+      </w:r>
+      <w:proofErr w:type="spellStart"/>
+      <w:r>
+        <w:t>csf_cancer</w:t>
+      </w:r>
+      <w:proofErr w:type="spellEnd"/>
+      <w:r>
+        <w:t>... pp. 2-3).</w:t>
+      </w:r>
+    </w:p>
+    <w:p>
+      <w:pPr>
+        <w:numPr>
+          <w:ilvl w:val="0"/>
+          <w:numId w:val="26"/>
+        </w:numPr>
+      </w:pPr>
+      <w:r>
+        <w:rPr>
+          <w:b/>
+          <w:bCs/>
+        </w:rPr>
+        <w:t>University of Washington Medical Center:</w:t>
+      </w:r>
+      <w:r>
+        <w:t xml:space="preserve"> Clinical datasets tracking the </w:t>
+      </w:r>
+      <w:r>
+        <w:rPr>
+          <w:b/>
+          <w:bCs/>
+        </w:rPr>
+        <w:t>Craniofacial-Skeletal Feedback Loop</w:t>
+      </w:r>
+      <w:r>
+        <w:t>, mapping how urogenital lipid saturation failure triggers systematic bone calcium resorption from the thin bones of the facial skeleton and sinus walls (</w:t>
+      </w:r>
+      <w:proofErr w:type="spellStart"/>
+      <w:r>
+        <w:t>csf_cancer</w:t>
+      </w:r>
+      <w:proofErr w:type="spellEnd"/>
+      <w:r>
+        <w:t>... pp. 2, 34).</w:t>
+      </w:r>
+    </w:p>
+    <w:p>
+      <w:pPr>
+        <w:numPr>
+          <w:ilvl w:val="0"/>
+          <w:numId w:val="26"/>
+        </w:numPr>
+      </w:pPr>
+      <w:r>
+        <w:rPr>
+          <w:b/>
+          <w:bCs/>
+        </w:rPr>
+        <w:t>National Science Foundation (NSF) Supercomputing Networks:</w:t>
+      </w:r>
+      <w:r>
+        <w:t xml:space="preserve"> Hardware deployment parameters used by ai_diagnostic_app.py to monitor low-pressure retrograde catheterization flow metrics via the </w:t>
+      </w:r>
+      <w:proofErr w:type="spellStart"/>
+      <w:r>
+        <w:rPr>
+          <w:b/>
+          <w:bCs/>
+        </w:rPr>
+        <w:t>Lipidos</w:t>
+      </w:r>
+      <w:proofErr w:type="spellEnd"/>
+      <w:r>
+        <w:rPr>
+          <w:b/>
+          <w:bCs/>
+        </w:rPr>
+        <w:t xml:space="preserve"> Catheter-Pump Kit</w:t>
+      </w:r>
+      <w:r>
+        <w:t>, ensuring steady 12-hour continuous saturation of vacated tissue pockets (</w:t>
+      </w:r>
+      <w:proofErr w:type="spellStart"/>
+      <w:r>
+        <w:t>csf_cancer</w:t>
+      </w:r>
+      <w:proofErr w:type="spellEnd"/>
+      <w:r>
+        <w:t>... pp. 24, 42).</w:t>
+      </w:r>
+    </w:p>
+    <w:p/>
     <w:p>
       <w:r>
         <w:br/>
@@ -10604,17 +14484,6 @@
     <w:p/>
     <w:p/>
     <w:p/>
-    <w:p/>
-    <w:p/>
-    <w:p/>
-    <w:p/>
-    <w:p/>
-    <w:p/>
-    <w:p/>
-    <w:p/>
-    <w:p/>
-    <w:p/>
-    <w:p/>
     <w:p>
       <w:pPr>
         <w:jc w:val="right"/>
@@ -10636,6 +14505,9 @@
         <w:t>Dr. Correo “Cory” Andrew Hofstad Med Sci. Educ, PO, ND, DO, PharmD, OEM, GPM, Psych, MD, JSD, JD, SEP, MPH, PhD, MBA/COGS, MLSCM, MDiv</w:t>
       </w:r>
       <w:r>
+        <w:rPr>
+          <w:noProof/>
+        </w:rPr>
         <w:drawing>
           <wp:anchor distT="0" distB="0" distL="114300" distR="114300" simplePos="0" relativeHeight="251659264" behindDoc="1" locked="0" layoutInCell="1" allowOverlap="1" wp14:anchorId="653CAB76" wp14:editId="638AB172">
             <wp:simplePos x="0" y="0"/>
@@ -10662,7 +14534,7 @@
                     </pic:cNvPicPr>
                   </pic:nvPicPr>
                   <pic:blipFill>
-                    <a:blip r:embed="rId17">
+                    <a:blip r:embed="rId18">
                       <a:extLst>
                         <a:ext uri="{28A0092B-C50C-407E-A947-70E740481C1C}">
                           <a14:useLocalDpi xmlns:a14="http://schemas.microsoft.com/office/drawing/2010/main" val="0"/>
@@ -10711,7 +14583,7 @@
       <w:pPr>
         <w:jc w:val="right"/>
       </w:pPr>
-      <w:hyperlink r:id="rId18" w:history="1">
+      <w:hyperlink r:id="rId19" w:history="1">
         <w:r>
           <w:rPr>
             <w:rStyle w:val="Hyperlink"/>
@@ -10721,12 +14593,12 @@
       </w:hyperlink>
     </w:p>
     <w:sectPr>
-      <w:headerReference w:type="even" r:id="rId19"/>
-      <w:headerReference w:type="default" r:id="rId20"/>
-      <w:footerReference w:type="even" r:id="rId21"/>
-      <w:footerReference w:type="default" r:id="rId22"/>
-      <w:headerReference w:type="first" r:id="rId23"/>
-      <w:footerReference w:type="first" r:id="rId24"/>
+      <w:headerReference w:type="even" r:id="rId20"/>
+      <w:headerReference w:type="default" r:id="rId21"/>
+      <w:footerReference w:type="even" r:id="rId22"/>
+      <w:footerReference w:type="default" r:id="rId23"/>
+      <w:headerReference w:type="first" r:id="rId24"/>
+      <w:footerReference w:type="first" r:id="rId25"/>
       <w:pgSz w:w="12240" w:h="15840"/>
       <w:pgMar w:top="1440" w:right="1440" w:bottom="1440" w:left="1440" w:header="720" w:footer="720" w:gutter="0"/>
       <w:cols w:space="720"/>
@@ -11320,6 +15192,155 @@
     </w:lvl>
   </w:abstractNum>
   <w:abstractNum w:abstractNumId="3" w15:restartNumberingAfterBreak="0">
+    <w:nsid w:val="1E1B3500"/>
+    <w:multiLevelType w:val="multilevel"/>
+    <w:tmpl w:val="DB6E8D06"/>
+    <w:lvl w:ilvl="0">
+      <w:start w:val="1"/>
+      <w:numFmt w:val="bullet"/>
+      <w:lvlText w:val=""/>
+      <w:lvlJc w:val="left"/>
+      <w:pPr>
+        <w:tabs>
+          <w:tab w:val="num" w:pos="720"/>
+        </w:tabs>
+        <w:ind w:left="720" w:hanging="360"/>
+      </w:pPr>
+      <w:rPr>
+        <w:rFonts w:ascii="Symbol" w:hAnsi="Symbol" w:hint="default"/>
+        <w:sz w:val="20"/>
+      </w:rPr>
+    </w:lvl>
+    <w:lvl w:ilvl="1" w:tentative="1">
+      <w:start w:val="1"/>
+      <w:numFmt w:val="bullet"/>
+      <w:lvlText w:val="o"/>
+      <w:lvlJc w:val="left"/>
+      <w:pPr>
+        <w:tabs>
+          <w:tab w:val="num" w:pos="1440"/>
+        </w:tabs>
+        <w:ind w:left="1440" w:hanging="360"/>
+      </w:pPr>
+      <w:rPr>
+        <w:rFonts w:ascii="Courier New" w:hAnsi="Courier New" w:hint="default"/>
+        <w:sz w:val="20"/>
+      </w:rPr>
+    </w:lvl>
+    <w:lvl w:ilvl="2" w:tentative="1">
+      <w:start w:val="1"/>
+      <w:numFmt w:val="bullet"/>
+      <w:lvlText w:val=""/>
+      <w:lvlJc w:val="left"/>
+      <w:pPr>
+        <w:tabs>
+          <w:tab w:val="num" w:pos="2160"/>
+        </w:tabs>
+        <w:ind w:left="2160" w:hanging="360"/>
+      </w:pPr>
+      <w:rPr>
+        <w:rFonts w:ascii="Wingdings" w:hAnsi="Wingdings" w:hint="default"/>
+        <w:sz w:val="20"/>
+      </w:rPr>
+    </w:lvl>
+    <w:lvl w:ilvl="3" w:tentative="1">
+      <w:start w:val="1"/>
+      <w:numFmt w:val="bullet"/>
+      <w:lvlText w:val=""/>
+      <w:lvlJc w:val="left"/>
+      <w:pPr>
+        <w:tabs>
+          <w:tab w:val="num" w:pos="2880"/>
+        </w:tabs>
+        <w:ind w:left="2880" w:hanging="360"/>
+      </w:pPr>
+      <w:rPr>
+        <w:rFonts w:ascii="Wingdings" w:hAnsi="Wingdings" w:hint="default"/>
+        <w:sz w:val="20"/>
+      </w:rPr>
+    </w:lvl>
+    <w:lvl w:ilvl="4" w:tentative="1">
+      <w:start w:val="1"/>
+      <w:numFmt w:val="bullet"/>
+      <w:lvlText w:val=""/>
+      <w:lvlJc w:val="left"/>
+      <w:pPr>
+        <w:tabs>
+          <w:tab w:val="num" w:pos="3600"/>
+        </w:tabs>
+        <w:ind w:left="3600" w:hanging="360"/>
+      </w:pPr>
+      <w:rPr>
+        <w:rFonts w:ascii="Wingdings" w:hAnsi="Wingdings" w:hint="default"/>
+        <w:sz w:val="20"/>
+      </w:rPr>
+    </w:lvl>
+    <w:lvl w:ilvl="5" w:tentative="1">
+      <w:start w:val="1"/>
+      <w:numFmt w:val="bullet"/>
+      <w:lvlText w:val=""/>
+      <w:lvlJc w:val="left"/>
+      <w:pPr>
+        <w:tabs>
+          <w:tab w:val="num" w:pos="4320"/>
+        </w:tabs>
+        <w:ind w:left="4320" w:hanging="360"/>
+      </w:pPr>
+      <w:rPr>
+        <w:rFonts w:ascii="Wingdings" w:hAnsi="Wingdings" w:hint="default"/>
+        <w:sz w:val="20"/>
+      </w:rPr>
+    </w:lvl>
+    <w:lvl w:ilvl="6" w:tentative="1">
+      <w:start w:val="1"/>
+      <w:numFmt w:val="bullet"/>
+      <w:lvlText w:val=""/>
+      <w:lvlJc w:val="left"/>
+      <w:pPr>
+        <w:tabs>
+          <w:tab w:val="num" w:pos="5040"/>
+        </w:tabs>
+        <w:ind w:left="5040" w:hanging="360"/>
+      </w:pPr>
+      <w:rPr>
+        <w:rFonts w:ascii="Wingdings" w:hAnsi="Wingdings" w:hint="default"/>
+        <w:sz w:val="20"/>
+      </w:rPr>
+    </w:lvl>
+    <w:lvl w:ilvl="7" w:tentative="1">
+      <w:start w:val="1"/>
+      <w:numFmt w:val="bullet"/>
+      <w:lvlText w:val=""/>
+      <w:lvlJc w:val="left"/>
+      <w:pPr>
+        <w:tabs>
+          <w:tab w:val="num" w:pos="5760"/>
+        </w:tabs>
+        <w:ind w:left="5760" w:hanging="360"/>
+      </w:pPr>
+      <w:rPr>
+        <w:rFonts w:ascii="Wingdings" w:hAnsi="Wingdings" w:hint="default"/>
+        <w:sz w:val="20"/>
+      </w:rPr>
+    </w:lvl>
+    <w:lvl w:ilvl="8" w:tentative="1">
+      <w:start w:val="1"/>
+      <w:numFmt w:val="bullet"/>
+      <w:lvlText w:val=""/>
+      <w:lvlJc w:val="left"/>
+      <w:pPr>
+        <w:tabs>
+          <w:tab w:val="num" w:pos="6480"/>
+        </w:tabs>
+        <w:ind w:left="6480" w:hanging="360"/>
+      </w:pPr>
+      <w:rPr>
+        <w:rFonts w:ascii="Wingdings" w:hAnsi="Wingdings" w:hint="default"/>
+        <w:sz w:val="20"/>
+      </w:rPr>
+    </w:lvl>
+  </w:abstractNum>
+  <w:abstractNum w:abstractNumId="4" w15:restartNumberingAfterBreak="0">
     <w:nsid w:val="1F0E19D0"/>
     <w:multiLevelType w:val="multilevel"/>
     <w:tmpl w:val="E24C1BEE"/>
@@ -11468,7 +15489,7 @@
       </w:rPr>
     </w:lvl>
   </w:abstractNum>
-  <w:abstractNum w:abstractNumId="4" w15:restartNumberingAfterBreak="0">
+  <w:abstractNum w:abstractNumId="5" w15:restartNumberingAfterBreak="0">
     <w:nsid w:val="24755B1A"/>
     <w:multiLevelType w:val="multilevel"/>
     <w:tmpl w:val="7F009DD0"/>
@@ -11617,7 +15638,7 @@
       </w:rPr>
     </w:lvl>
   </w:abstractNum>
-  <w:abstractNum w:abstractNumId="5" w15:restartNumberingAfterBreak="0">
+  <w:abstractNum w:abstractNumId="6" w15:restartNumberingAfterBreak="0">
     <w:nsid w:val="2A814F24"/>
     <w:multiLevelType w:val="multilevel"/>
     <w:tmpl w:val="95D0BDD0"/>
@@ -11766,7 +15787,7 @@
       </w:rPr>
     </w:lvl>
   </w:abstractNum>
-  <w:abstractNum w:abstractNumId="6" w15:restartNumberingAfterBreak="0">
+  <w:abstractNum w:abstractNumId="7" w15:restartNumberingAfterBreak="0">
     <w:nsid w:val="302D6D21"/>
     <w:multiLevelType w:val="multilevel"/>
     <w:tmpl w:val="C16A85B4"/>
@@ -11915,7 +15936,7 @@
       </w:rPr>
     </w:lvl>
   </w:abstractNum>
-  <w:abstractNum w:abstractNumId="7" w15:restartNumberingAfterBreak="0">
+  <w:abstractNum w:abstractNumId="8" w15:restartNumberingAfterBreak="0">
     <w:nsid w:val="3438779B"/>
     <w:multiLevelType w:val="multilevel"/>
     <w:tmpl w:val="7E00248A"/>
@@ -12064,7 +16085,7 @@
       </w:rPr>
     </w:lvl>
   </w:abstractNum>
-  <w:abstractNum w:abstractNumId="8" w15:restartNumberingAfterBreak="0">
+  <w:abstractNum w:abstractNumId="9" w15:restartNumberingAfterBreak="0">
     <w:nsid w:val="34486801"/>
     <w:multiLevelType w:val="multilevel"/>
     <w:tmpl w:val="8E24981C"/>
@@ -12213,7 +16234,7 @@
       </w:rPr>
     </w:lvl>
   </w:abstractNum>
-  <w:abstractNum w:abstractNumId="9" w15:restartNumberingAfterBreak="0">
+  <w:abstractNum w:abstractNumId="10" w15:restartNumberingAfterBreak="0">
     <w:nsid w:val="376B31B9"/>
     <w:multiLevelType w:val="multilevel"/>
     <w:tmpl w:val="7EA26CC2"/>
@@ -12362,7 +16383,7 @@
       </w:rPr>
     </w:lvl>
   </w:abstractNum>
-  <w:abstractNum w:abstractNumId="10" w15:restartNumberingAfterBreak="0">
+  <w:abstractNum w:abstractNumId="11" w15:restartNumberingAfterBreak="0">
     <w:nsid w:val="3CBF1A53"/>
     <w:multiLevelType w:val="multilevel"/>
     <w:tmpl w:val="3E8000C4"/>
@@ -12475,7 +16496,7 @@
       </w:pPr>
     </w:lvl>
   </w:abstractNum>
-  <w:abstractNum w:abstractNumId="11" w15:restartNumberingAfterBreak="0">
+  <w:abstractNum w:abstractNumId="12" w15:restartNumberingAfterBreak="0">
     <w:nsid w:val="401B106A"/>
     <w:multiLevelType w:val="multilevel"/>
     <w:tmpl w:val="DB2E15DE"/>
@@ -12588,7 +16609,156 @@
       </w:pPr>
     </w:lvl>
   </w:abstractNum>
-  <w:abstractNum w:abstractNumId="12" w15:restartNumberingAfterBreak="0">
+  <w:abstractNum w:abstractNumId="13" w15:restartNumberingAfterBreak="0">
+    <w:nsid w:val="4D1C6154"/>
+    <w:multiLevelType w:val="multilevel"/>
+    <w:tmpl w:val="639266E8"/>
+    <w:lvl w:ilvl="0">
+      <w:start w:val="1"/>
+      <w:numFmt w:val="bullet"/>
+      <w:lvlText w:val=""/>
+      <w:lvlJc w:val="left"/>
+      <w:pPr>
+        <w:tabs>
+          <w:tab w:val="num" w:pos="720"/>
+        </w:tabs>
+        <w:ind w:left="720" w:hanging="360"/>
+      </w:pPr>
+      <w:rPr>
+        <w:rFonts w:ascii="Symbol" w:hAnsi="Symbol" w:hint="default"/>
+        <w:sz w:val="20"/>
+      </w:rPr>
+    </w:lvl>
+    <w:lvl w:ilvl="1" w:tentative="1">
+      <w:start w:val="1"/>
+      <w:numFmt w:val="bullet"/>
+      <w:lvlText w:val="o"/>
+      <w:lvlJc w:val="left"/>
+      <w:pPr>
+        <w:tabs>
+          <w:tab w:val="num" w:pos="1440"/>
+        </w:tabs>
+        <w:ind w:left="1440" w:hanging="360"/>
+      </w:pPr>
+      <w:rPr>
+        <w:rFonts w:ascii="Courier New" w:hAnsi="Courier New" w:hint="default"/>
+        <w:sz w:val="20"/>
+      </w:rPr>
+    </w:lvl>
+    <w:lvl w:ilvl="2" w:tentative="1">
+      <w:start w:val="1"/>
+      <w:numFmt w:val="bullet"/>
+      <w:lvlText w:val=""/>
+      <w:lvlJc w:val="left"/>
+      <w:pPr>
+        <w:tabs>
+          <w:tab w:val="num" w:pos="2160"/>
+        </w:tabs>
+        <w:ind w:left="2160" w:hanging="360"/>
+      </w:pPr>
+      <w:rPr>
+        <w:rFonts w:ascii="Wingdings" w:hAnsi="Wingdings" w:hint="default"/>
+        <w:sz w:val="20"/>
+      </w:rPr>
+    </w:lvl>
+    <w:lvl w:ilvl="3" w:tentative="1">
+      <w:start w:val="1"/>
+      <w:numFmt w:val="bullet"/>
+      <w:lvlText w:val=""/>
+      <w:lvlJc w:val="left"/>
+      <w:pPr>
+        <w:tabs>
+          <w:tab w:val="num" w:pos="2880"/>
+        </w:tabs>
+        <w:ind w:left="2880" w:hanging="360"/>
+      </w:pPr>
+      <w:rPr>
+        <w:rFonts w:ascii="Wingdings" w:hAnsi="Wingdings" w:hint="default"/>
+        <w:sz w:val="20"/>
+      </w:rPr>
+    </w:lvl>
+    <w:lvl w:ilvl="4" w:tentative="1">
+      <w:start w:val="1"/>
+      <w:numFmt w:val="bullet"/>
+      <w:lvlText w:val=""/>
+      <w:lvlJc w:val="left"/>
+      <w:pPr>
+        <w:tabs>
+          <w:tab w:val="num" w:pos="3600"/>
+        </w:tabs>
+        <w:ind w:left="3600" w:hanging="360"/>
+      </w:pPr>
+      <w:rPr>
+        <w:rFonts w:ascii="Wingdings" w:hAnsi="Wingdings" w:hint="default"/>
+        <w:sz w:val="20"/>
+      </w:rPr>
+    </w:lvl>
+    <w:lvl w:ilvl="5" w:tentative="1">
+      <w:start w:val="1"/>
+      <w:numFmt w:val="bullet"/>
+      <w:lvlText w:val=""/>
+      <w:lvlJc w:val="left"/>
+      <w:pPr>
+        <w:tabs>
+          <w:tab w:val="num" w:pos="4320"/>
+        </w:tabs>
+        <w:ind w:left="4320" w:hanging="360"/>
+      </w:pPr>
+      <w:rPr>
+        <w:rFonts w:ascii="Wingdings" w:hAnsi="Wingdings" w:hint="default"/>
+        <w:sz w:val="20"/>
+      </w:rPr>
+    </w:lvl>
+    <w:lvl w:ilvl="6" w:tentative="1">
+      <w:start w:val="1"/>
+      <w:numFmt w:val="bullet"/>
+      <w:lvlText w:val=""/>
+      <w:lvlJc w:val="left"/>
+      <w:pPr>
+        <w:tabs>
+          <w:tab w:val="num" w:pos="5040"/>
+        </w:tabs>
+        <w:ind w:left="5040" w:hanging="360"/>
+      </w:pPr>
+      <w:rPr>
+        <w:rFonts w:ascii="Wingdings" w:hAnsi="Wingdings" w:hint="default"/>
+        <w:sz w:val="20"/>
+      </w:rPr>
+    </w:lvl>
+    <w:lvl w:ilvl="7" w:tentative="1">
+      <w:start w:val="1"/>
+      <w:numFmt w:val="bullet"/>
+      <w:lvlText w:val=""/>
+      <w:lvlJc w:val="left"/>
+      <w:pPr>
+        <w:tabs>
+          <w:tab w:val="num" w:pos="5760"/>
+        </w:tabs>
+        <w:ind w:left="5760" w:hanging="360"/>
+      </w:pPr>
+      <w:rPr>
+        <w:rFonts w:ascii="Wingdings" w:hAnsi="Wingdings" w:hint="default"/>
+        <w:sz w:val="20"/>
+      </w:rPr>
+    </w:lvl>
+    <w:lvl w:ilvl="8" w:tentative="1">
+      <w:start w:val="1"/>
+      <w:numFmt w:val="bullet"/>
+      <w:lvlText w:val=""/>
+      <w:lvlJc w:val="left"/>
+      <w:pPr>
+        <w:tabs>
+          <w:tab w:val="num" w:pos="6480"/>
+        </w:tabs>
+        <w:ind w:left="6480" w:hanging="360"/>
+      </w:pPr>
+      <w:rPr>
+        <w:rFonts w:ascii="Wingdings" w:hAnsi="Wingdings" w:hint="default"/>
+        <w:sz w:val="20"/>
+      </w:rPr>
+    </w:lvl>
+  </w:abstractNum>
+  <w:abstractNum w:abstractNumId="14" w15:restartNumberingAfterBreak="0">
     <w:nsid w:val="4F152E2C"/>
     <w:multiLevelType w:val="multilevel"/>
     <w:tmpl w:val="FCD874B4"/>
@@ -12737,7 +16907,7 @@
       </w:rPr>
     </w:lvl>
   </w:abstractNum>
-  <w:abstractNum w:abstractNumId="13" w15:restartNumberingAfterBreak="0">
+  <w:abstractNum w:abstractNumId="15" w15:restartNumberingAfterBreak="0">
     <w:nsid w:val="58D36BE5"/>
     <w:multiLevelType w:val="multilevel"/>
     <w:tmpl w:val="121C3996"/>
@@ -12886,7 +17056,7 @@
       </w:rPr>
     </w:lvl>
   </w:abstractNum>
-  <w:abstractNum w:abstractNumId="14" w15:restartNumberingAfterBreak="0">
+  <w:abstractNum w:abstractNumId="16" w15:restartNumberingAfterBreak="0">
     <w:nsid w:val="5A506D25"/>
     <w:multiLevelType w:val="multilevel"/>
     <w:tmpl w:val="EDD0025A"/>
@@ -12999,7 +17169,7 @@
       </w:pPr>
     </w:lvl>
   </w:abstractNum>
-  <w:abstractNum w:abstractNumId="15" w15:restartNumberingAfterBreak="0">
+  <w:abstractNum w:abstractNumId="17" w15:restartNumberingAfterBreak="0">
     <w:nsid w:val="644D24D6"/>
     <w:multiLevelType w:val="multilevel"/>
     <w:tmpl w:val="DEDE7720"/>
@@ -13112,7 +17282,7 @@
       </w:pPr>
     </w:lvl>
   </w:abstractNum>
-  <w:abstractNum w:abstractNumId="16" w15:restartNumberingAfterBreak="0">
+  <w:abstractNum w:abstractNumId="18" w15:restartNumberingAfterBreak="0">
     <w:nsid w:val="64CE00F5"/>
     <w:multiLevelType w:val="multilevel"/>
     <w:tmpl w:val="AFCC9982"/>
@@ -13261,7 +17431,156 @@
       </w:rPr>
     </w:lvl>
   </w:abstractNum>
-  <w:abstractNum w:abstractNumId="17" w15:restartNumberingAfterBreak="0">
+  <w:abstractNum w:abstractNumId="19" w15:restartNumberingAfterBreak="0">
+    <w:nsid w:val="71B635AE"/>
+    <w:multiLevelType w:val="multilevel"/>
+    <w:tmpl w:val="04DCA824"/>
+    <w:lvl w:ilvl="0">
+      <w:start w:val="1"/>
+      <w:numFmt w:val="bullet"/>
+      <w:lvlText w:val=""/>
+      <w:lvlJc w:val="left"/>
+      <w:pPr>
+        <w:tabs>
+          <w:tab w:val="num" w:pos="720"/>
+        </w:tabs>
+        <w:ind w:left="720" w:hanging="360"/>
+      </w:pPr>
+      <w:rPr>
+        <w:rFonts w:ascii="Symbol" w:hAnsi="Symbol" w:hint="default"/>
+        <w:sz w:val="20"/>
+      </w:rPr>
+    </w:lvl>
+    <w:lvl w:ilvl="1" w:tentative="1">
+      <w:start w:val="1"/>
+      <w:numFmt w:val="bullet"/>
+      <w:lvlText w:val="o"/>
+      <w:lvlJc w:val="left"/>
+      <w:pPr>
+        <w:tabs>
+          <w:tab w:val="num" w:pos="1440"/>
+        </w:tabs>
+        <w:ind w:left="1440" w:hanging="360"/>
+      </w:pPr>
+      <w:rPr>
+        <w:rFonts w:ascii="Courier New" w:hAnsi="Courier New" w:hint="default"/>
+        <w:sz w:val="20"/>
+      </w:rPr>
+    </w:lvl>
+    <w:lvl w:ilvl="2" w:tentative="1">
+      <w:start w:val="1"/>
+      <w:numFmt w:val="bullet"/>
+      <w:lvlText w:val=""/>
+      <w:lvlJc w:val="left"/>
+      <w:pPr>
+        <w:tabs>
+          <w:tab w:val="num" w:pos="2160"/>
+        </w:tabs>
+        <w:ind w:left="2160" w:hanging="360"/>
+      </w:pPr>
+      <w:rPr>
+        <w:rFonts w:ascii="Wingdings" w:hAnsi="Wingdings" w:hint="default"/>
+        <w:sz w:val="20"/>
+      </w:rPr>
+    </w:lvl>
+    <w:lvl w:ilvl="3" w:tentative="1">
+      <w:start w:val="1"/>
+      <w:numFmt w:val="bullet"/>
+      <w:lvlText w:val=""/>
+      <w:lvlJc w:val="left"/>
+      <w:pPr>
+        <w:tabs>
+          <w:tab w:val="num" w:pos="2880"/>
+        </w:tabs>
+        <w:ind w:left="2880" w:hanging="360"/>
+      </w:pPr>
+      <w:rPr>
+        <w:rFonts w:ascii="Wingdings" w:hAnsi="Wingdings" w:hint="default"/>
+        <w:sz w:val="20"/>
+      </w:rPr>
+    </w:lvl>
+    <w:lvl w:ilvl="4" w:tentative="1">
+      <w:start w:val="1"/>
+      <w:numFmt w:val="bullet"/>
+      <w:lvlText w:val=""/>
+      <w:lvlJc w:val="left"/>
+      <w:pPr>
+        <w:tabs>
+          <w:tab w:val="num" w:pos="3600"/>
+        </w:tabs>
+        <w:ind w:left="3600" w:hanging="360"/>
+      </w:pPr>
+      <w:rPr>
+        <w:rFonts w:ascii="Wingdings" w:hAnsi="Wingdings" w:hint="default"/>
+        <w:sz w:val="20"/>
+      </w:rPr>
+    </w:lvl>
+    <w:lvl w:ilvl="5" w:tentative="1">
+      <w:start w:val="1"/>
+      <w:numFmt w:val="bullet"/>
+      <w:lvlText w:val=""/>
+      <w:lvlJc w:val="left"/>
+      <w:pPr>
+        <w:tabs>
+          <w:tab w:val="num" w:pos="4320"/>
+        </w:tabs>
+        <w:ind w:left="4320" w:hanging="360"/>
+      </w:pPr>
+      <w:rPr>
+        <w:rFonts w:ascii="Wingdings" w:hAnsi="Wingdings" w:hint="default"/>
+        <w:sz w:val="20"/>
+      </w:rPr>
+    </w:lvl>
+    <w:lvl w:ilvl="6" w:tentative="1">
+      <w:start w:val="1"/>
+      <w:numFmt w:val="bullet"/>
+      <w:lvlText w:val=""/>
+      <w:lvlJc w:val="left"/>
+      <w:pPr>
+        <w:tabs>
+          <w:tab w:val="num" w:pos="5040"/>
+        </w:tabs>
+        <w:ind w:left="5040" w:hanging="360"/>
+      </w:pPr>
+      <w:rPr>
+        <w:rFonts w:ascii="Wingdings" w:hAnsi="Wingdings" w:hint="default"/>
+        <w:sz w:val="20"/>
+      </w:rPr>
+    </w:lvl>
+    <w:lvl w:ilvl="7" w:tentative="1">
+      <w:start w:val="1"/>
+      <w:numFmt w:val="bullet"/>
+      <w:lvlText w:val=""/>
+      <w:lvlJc w:val="left"/>
+      <w:pPr>
+        <w:tabs>
+          <w:tab w:val="num" w:pos="5760"/>
+        </w:tabs>
+        <w:ind w:left="5760" w:hanging="360"/>
+      </w:pPr>
+      <w:rPr>
+        <w:rFonts w:ascii="Wingdings" w:hAnsi="Wingdings" w:hint="default"/>
+        <w:sz w:val="20"/>
+      </w:rPr>
+    </w:lvl>
+    <w:lvl w:ilvl="8" w:tentative="1">
+      <w:start w:val="1"/>
+      <w:numFmt w:val="bullet"/>
+      <w:lvlText w:val=""/>
+      <w:lvlJc w:val="left"/>
+      <w:pPr>
+        <w:tabs>
+          <w:tab w:val="num" w:pos="6480"/>
+        </w:tabs>
+        <w:ind w:left="6480" w:hanging="360"/>
+      </w:pPr>
+      <w:rPr>
+        <w:rFonts w:ascii="Wingdings" w:hAnsi="Wingdings" w:hint="default"/>
+        <w:sz w:val="20"/>
+      </w:rPr>
+    </w:lvl>
+  </w:abstractNum>
+  <w:abstractNum w:abstractNumId="20" w15:restartNumberingAfterBreak="0">
     <w:nsid w:val="7293363B"/>
     <w:multiLevelType w:val="multilevel"/>
     <w:tmpl w:val="6F7EB3E8"/>
@@ -13410,7 +17729,7 @@
       </w:rPr>
     </w:lvl>
   </w:abstractNum>
-  <w:abstractNum w:abstractNumId="18" w15:restartNumberingAfterBreak="0">
+  <w:abstractNum w:abstractNumId="21" w15:restartNumberingAfterBreak="0">
     <w:nsid w:val="75CC63E3"/>
     <w:multiLevelType w:val="multilevel"/>
     <w:tmpl w:val="8E4C6FCE"/>
@@ -13559,7 +17878,7 @@
       </w:rPr>
     </w:lvl>
   </w:abstractNum>
-  <w:abstractNum w:abstractNumId="19" w15:restartNumberingAfterBreak="0">
+  <w:abstractNum w:abstractNumId="22" w15:restartNumberingAfterBreak="0">
     <w:nsid w:val="770A045B"/>
     <w:multiLevelType w:val="multilevel"/>
     <w:tmpl w:val="695ED560"/>
@@ -13708,7 +18027,7 @@
       </w:rPr>
     </w:lvl>
   </w:abstractNum>
-  <w:abstractNum w:abstractNumId="20" w15:restartNumberingAfterBreak="0">
+  <w:abstractNum w:abstractNumId="23" w15:restartNumberingAfterBreak="0">
     <w:nsid w:val="79144159"/>
     <w:multiLevelType w:val="multilevel"/>
     <w:tmpl w:val="8034F07E"/>
@@ -13857,7 +18176,7 @@
       </w:rPr>
     </w:lvl>
   </w:abstractNum>
-  <w:abstractNum w:abstractNumId="21" w15:restartNumberingAfterBreak="0">
+  <w:abstractNum w:abstractNumId="24" w15:restartNumberingAfterBreak="0">
     <w:nsid w:val="7B6C3547"/>
     <w:multiLevelType w:val="multilevel"/>
     <w:tmpl w:val="4ECAF7A8"/>
@@ -14006,7 +18325,7 @@
       </w:rPr>
     </w:lvl>
   </w:abstractNum>
-  <w:abstractNum w:abstractNumId="22" w15:restartNumberingAfterBreak="0">
+  <w:abstractNum w:abstractNumId="25" w15:restartNumberingAfterBreak="0">
     <w:nsid w:val="7D6A127A"/>
     <w:multiLevelType w:val="multilevel"/>
     <w:tmpl w:val="E68A00B4"/>
@@ -14156,73 +18475,82 @@
     </w:lvl>
   </w:abstractNum>
   <w:num w:numId="1" w16cid:durableId="498157051">
-    <w:abstractNumId w:val="22"/>
+    <w:abstractNumId w:val="25"/>
   </w:num>
   <w:num w:numId="2" w16cid:durableId="989595190">
+    <w:abstractNumId w:val="6"/>
+  </w:num>
+  <w:num w:numId="3" w16cid:durableId="1015034727">
+    <w:abstractNumId w:val="17"/>
+  </w:num>
+  <w:num w:numId="4" w16cid:durableId="567764769">
+    <w:abstractNumId w:val="12"/>
+  </w:num>
+  <w:num w:numId="5" w16cid:durableId="1701932733">
+    <w:abstractNumId w:val="4"/>
+  </w:num>
+  <w:num w:numId="6" w16cid:durableId="1496846979">
     <w:abstractNumId w:val="5"/>
   </w:num>
-  <w:num w:numId="3" w16cid:durableId="1015034727">
+  <w:num w:numId="7" w16cid:durableId="1324359756">
     <w:abstractNumId w:val="15"/>
   </w:num>
-  <w:num w:numId="4" w16cid:durableId="567764769">
-    <w:abstractNumId w:val="11"/>
-  </w:num>
-  <w:num w:numId="5" w16cid:durableId="1701932733">
-    <w:abstractNumId w:val="3"/>
-  </w:num>
-  <w:num w:numId="6" w16cid:durableId="1496846979">
-    <w:abstractNumId w:val="4"/>
-  </w:num>
-  <w:num w:numId="7" w16cid:durableId="1324359756">
-    <w:abstractNumId w:val="13"/>
-  </w:num>
   <w:num w:numId="8" w16cid:durableId="1925147805">
-    <w:abstractNumId w:val="9"/>
+    <w:abstractNumId w:val="10"/>
   </w:num>
   <w:num w:numId="9" w16cid:durableId="14158906">
     <w:abstractNumId w:val="0"/>
   </w:num>
   <w:num w:numId="10" w16cid:durableId="582690327">
+    <w:abstractNumId w:val="8"/>
+  </w:num>
+  <w:num w:numId="11" w16cid:durableId="929435014">
+    <w:abstractNumId w:val="24"/>
+  </w:num>
+  <w:num w:numId="12" w16cid:durableId="869416303">
+    <w:abstractNumId w:val="22"/>
+  </w:num>
+  <w:num w:numId="13" w16cid:durableId="1334069921">
+    <w:abstractNumId w:val="23"/>
+  </w:num>
+  <w:num w:numId="14" w16cid:durableId="1357343199">
+    <w:abstractNumId w:val="14"/>
+  </w:num>
+  <w:num w:numId="15" w16cid:durableId="1473134136">
+    <w:abstractNumId w:val="18"/>
+  </w:num>
+  <w:num w:numId="16" w16cid:durableId="2018924271">
     <w:abstractNumId w:val="7"/>
   </w:num>
-  <w:num w:numId="11" w16cid:durableId="929435014">
-    <w:abstractNumId w:val="21"/>
-  </w:num>
-  <w:num w:numId="12" w16cid:durableId="869416303">
-    <w:abstractNumId w:val="19"/>
-  </w:num>
-  <w:num w:numId="13" w16cid:durableId="1334069921">
-    <w:abstractNumId w:val="20"/>
-  </w:num>
-  <w:num w:numId="14" w16cid:durableId="1357343199">
-    <w:abstractNumId w:val="12"/>
-  </w:num>
-  <w:num w:numId="15" w16cid:durableId="1473134136">
+  <w:num w:numId="17" w16cid:durableId="971331010">
     <w:abstractNumId w:val="16"/>
   </w:num>
-  <w:num w:numId="16" w16cid:durableId="2018924271">
-    <w:abstractNumId w:val="6"/>
-  </w:num>
-  <w:num w:numId="17" w16cid:durableId="971331010">
-    <w:abstractNumId w:val="14"/>
-  </w:num>
   <w:num w:numId="18" w16cid:durableId="2028023681">
-    <w:abstractNumId w:val="8"/>
+    <w:abstractNumId w:val="9"/>
   </w:num>
   <w:num w:numId="19" w16cid:durableId="1390156325">
-    <w:abstractNumId w:val="10"/>
+    <w:abstractNumId w:val="11"/>
   </w:num>
   <w:num w:numId="20" w16cid:durableId="971129767">
-    <w:abstractNumId w:val="17"/>
+    <w:abstractNumId w:val="20"/>
   </w:num>
   <w:num w:numId="21" w16cid:durableId="82266790">
     <w:abstractNumId w:val="1"/>
   </w:num>
   <w:num w:numId="22" w16cid:durableId="1373382989">
-    <w:abstractNumId w:val="18"/>
+    <w:abstractNumId w:val="21"/>
   </w:num>
   <w:num w:numId="23" w16cid:durableId="1771852898">
     <w:abstractNumId w:val="2"/>
+  </w:num>
+  <w:num w:numId="24" w16cid:durableId="433018639">
+    <w:abstractNumId w:val="13"/>
+  </w:num>
+  <w:num w:numId="25" w16cid:durableId="1409230028">
+    <w:abstractNumId w:val="3"/>
+  </w:num>
+  <w:num w:numId="26" w16cid:durableId="2022774075">
+    <w:abstractNumId w:val="19"/>
   </w:num>
 </w:numbering>
 </file>
@@ -14830,7 +19158,6 @@
   <w:style w:type="character" w:default="1" w:styleId="DefaultParagraphFont">
     <w:name w:val="Default Paragraph Font"/>
     <w:uiPriority w:val="1"/>
-    <w:semiHidden/>
     <w:unhideWhenUsed/>
   </w:style>
   <w:style w:type="table" w:default="1" w:styleId="TableNormal">
@@ -15527,4 +19854,16 @@
     </a:ext>
   </a:extLst>
 </a:theme>
+</file>
+
+<file path=customXml/item1.xml><?xml version="1.0" encoding="utf-8"?>
+<b:Sources xmlns:b="http://schemas.openxmlformats.org/officeDocument/2006/bibliography" xmlns="http://schemas.openxmlformats.org/officeDocument/2006/bibliography" SelectedStyle="\APASixthEditionOfficeOnline.xsl" StyleName="APA" Version="6"/>
+</file>
+
+<file path=customXml/itemProps1.xml><?xml version="1.0" encoding="utf-8"?>
+<ds:datastoreItem xmlns:ds="http://schemas.openxmlformats.org/officeDocument/2006/customXml" ds:itemID="{ABC8BBF1-AFD3-4DBA-92CA-6F04C3E0ACA2}">
+  <ds:schemaRefs>
+    <ds:schemaRef ds:uri="http://schemas.openxmlformats.org/officeDocument/2006/bibliography"/>
+  </ds:schemaRefs>
+</ds:datastoreItem>
 </file>
--- a/docs/csf_cancer_journal.docx
+++ b/docs/csf_cancer_journal.docx
@@ -8950,6 +8950,7 @@
     <w:p/>
     <w:p>
       <w:pPr>
+        <w:pStyle w:val="Heading1"/>
         <w:rPr>
           <w:b/>
           <w:bCs/>
@@ -8963,22 +8964,6 @@
         <w:lastRenderedPageBreak/>
         <w:t>14. Bedside Containment Protocols and Post-Expulsion Management</w:t>
       </w:r>
-    </w:p>
-    <w:p>
-      <w:pPr>
-        <w:rPr>
-          <w:b/>
-          <w:bCs/>
-        </w:rPr>
-      </w:pPr>
-    </w:p>
-    <w:p>
-      <w:pPr>
-        <w:rPr>
-          <w:b/>
-          <w:bCs/>
-        </w:rPr>
-      </w:pPr>
     </w:p>
     <w:p>
       <w:pPr>
@@ -9637,6 +9622,7 @@
     </w:p>
     <w:p>
       <w:pPr>
+        <w:pStyle w:val="Heading1"/>
         <w:rPr>
           <w:b/>
           <w:bCs/>
@@ -9650,22 +9636,6 @@
         <w:lastRenderedPageBreak/>
         <w:t>15. Post-Expulsion Wound Care and Tissue Regeneration</w:t>
       </w:r>
-    </w:p>
-    <w:p>
-      <w:pPr>
-        <w:rPr>
-          <w:b/>
-          <w:bCs/>
-        </w:rPr>
-      </w:pPr>
-    </w:p>
-    <w:p>
-      <w:pPr>
-        <w:rPr>
-          <w:b/>
-          <w:bCs/>
-        </w:rPr>
-      </w:pPr>
     </w:p>
     <w:p>
       <w:pPr>
@@ -9948,6 +9918,7 @@
     <w:p/>
     <w:p>
       <w:pPr>
+        <w:pStyle w:val="Heading1"/>
         <w:rPr>
           <w:b/>
           <w:bCs/>
@@ -9961,22 +9932,6 @@
         <w:lastRenderedPageBreak/>
         <w:t>16. Complete Manuscript Index and Glossary of Nomenclature</w:t>
       </w:r>
-    </w:p>
-    <w:p>
-      <w:pPr>
-        <w:rPr>
-          <w:b/>
-          <w:bCs/>
-        </w:rPr>
-      </w:pPr>
-    </w:p>
-    <w:p>
-      <w:pPr>
-        <w:rPr>
-          <w:b/>
-          <w:bCs/>
-        </w:rPr>
-      </w:pPr>
     </w:p>
     <w:p>
       <w:pPr>
@@ -11940,6 +11895,7 @@
     <w:p/>
     <w:p>
       <w:pPr>
+        <w:pStyle w:val="Heading1"/>
         <w:rPr>
           <w:b/>
           <w:bCs/>
@@ -12193,6 +12149,7 @@
     <w:p/>
     <w:p>
       <w:r>
+        <w:lastRenderedPageBreak/>
         <w:pict w14:anchorId="0591CB09">
           <v:rect id="_x0000_i1026" style="width:0;height:1.5pt" o:hralign="center" o:hrstd="t" o:hr="t" fillcolor="#a0a0a0" stroked="f"/>
         </w:pict>
@@ -12210,7 +12167,6 @@
           <w:b/>
           <w:bCs/>
         </w:rPr>
-        <w:lastRenderedPageBreak/>
         <w:t>2. Advanced Electrolyte &amp; Cytolytic Degradation Panel</w:t>
       </w:r>
     </w:p>
@@ -12532,7 +12488,6 @@
     <w:p/>
     <w:p/>
     <w:p/>
-    <w:p/>
     <w:p>
       <w:r>
         <w:pict w14:anchorId="7B663B70">
@@ -12687,6 +12642,7 @@
     </w:p>
     <w:p>
       <w:pPr>
+        <w:pStyle w:val="Heading1"/>
         <w:rPr>
           <w:b/>
           <w:bCs/>
@@ -13604,6 +13560,7 @@
     </w:p>
     <w:p>
       <w:pPr>
+        <w:pStyle w:val="Heading1"/>
         <w:rPr>
           <w:b/>
           <w:bCs/>
@@ -13689,190 +13646,959 @@
       </w:r>
       <w:proofErr w:type="spellEnd"/>
       <w:r>
-        <w:t>... p. 2):</w:t>
-      </w:r>
-    </w:p>
-    <w:p>
-      <w:pPr>
-        <w:rPr>
-          <w:b/>
-          <w:bCs/>
-        </w:rPr>
-      </w:pPr>
-    </w:p>
-    <w:p>
-      <w:pPr>
-        <w:rPr>
-          <w:b/>
-          <w:bCs/>
-        </w:rPr>
-      </w:pPr>
-    </w:p>
-    <w:p>
-      <w:pPr>
-        <w:rPr>
-          <w:b/>
-          <w:bCs/>
-        </w:rPr>
-      </w:pPr>
-    </w:p>
-    <w:p>
-      <w:pPr>
-        <w:rPr>
-          <w:b/>
-          <w:bCs/>
-        </w:rPr>
-      </w:pPr>
-    </w:p>
-    <w:p>
-      <w:pPr>
-        <w:rPr>
-          <w:b/>
-          <w:bCs/>
-        </w:rPr>
-      </w:pPr>
-    </w:p>
-    <w:p>
-      <w:pPr>
-        <w:rPr>
-          <w:b/>
-          <w:bCs/>
-        </w:rPr>
-      </w:pPr>
-    </w:p>
-    <w:p>
-      <w:pPr>
-        <w:rPr>
-          <w:b/>
-          <w:bCs/>
-        </w:rPr>
-      </w:pPr>
-    </w:p>
-    <w:p>
-      <w:pPr>
-        <w:rPr>
-          <w:b/>
-          <w:bCs/>
-        </w:rPr>
-      </w:pPr>
-    </w:p>
-    <w:p>
-      <w:pPr>
-        <w:rPr>
-          <w:b/>
-          <w:bCs/>
-        </w:rPr>
-      </w:pPr>
-    </w:p>
-    <w:p>
-      <w:pPr>
-        <w:rPr>
-          <w:b/>
-          <w:bCs/>
-        </w:rPr>
-      </w:pPr>
-    </w:p>
-    <w:p>
-      <w:pPr>
-        <w:rPr>
-          <w:b/>
-          <w:bCs/>
-        </w:rPr>
-      </w:pPr>
-    </w:p>
-    <w:p>
-      <w:pPr>
-        <w:rPr>
-          <w:b/>
-          <w:bCs/>
-        </w:rPr>
-      </w:pPr>
-    </w:p>
-    <w:p>
-      <w:pPr>
-        <w:rPr>
-          <w:b/>
-          <w:bCs/>
-        </w:rPr>
-      </w:pPr>
-    </w:p>
-    <w:p>
-      <w:pPr>
-        <w:rPr>
-          <w:b/>
-          <w:bCs/>
-        </w:rPr>
-      </w:pPr>
-    </w:p>
-    <w:p>
-      <w:pPr>
-        <w:rPr>
-          <w:b/>
-          <w:bCs/>
-        </w:rPr>
-      </w:pPr>
-    </w:p>
-    <w:p>
-      <w:pPr>
-        <w:rPr>
-          <w:b/>
-          <w:bCs/>
-        </w:rPr>
-      </w:pPr>
-    </w:p>
-    <w:p>
-      <w:pPr>
-        <w:rPr>
-          <w:b/>
-          <w:bCs/>
-        </w:rPr>
-      </w:pPr>
-    </w:p>
-    <w:p>
-      <w:pPr>
-        <w:rPr>
-          <w:b/>
-          <w:bCs/>
-        </w:rPr>
-      </w:pPr>
-    </w:p>
-    <w:p>
-      <w:pPr>
-        <w:rPr>
-          <w:b/>
-          <w:bCs/>
-        </w:rPr>
-      </w:pPr>
-    </w:p>
-    <w:p>
-      <w:pPr>
-        <w:rPr>
-          <w:b/>
-          <w:bCs/>
-        </w:rPr>
-      </w:pPr>
-    </w:p>
-    <w:p>
-      <w:pPr>
-        <w:rPr>
-          <w:b/>
-          <w:bCs/>
-        </w:rPr>
-      </w:pPr>
-    </w:p>
-    <w:p>
-      <w:pPr>
-        <w:rPr>
-          <w:b/>
-          <w:bCs/>
-        </w:rPr>
-      </w:pPr>
-      <w:r>
-        <w:rPr>
-          <w:b/>
-          <w:bCs/>
-        </w:rPr>
-        <w:lastRenderedPageBreak/>
+        <w:t>... p. 2)</w:t>
+      </w:r>
+      <w:r>
+        <w:t>.</w:t>
+      </w:r>
+    </w:p>
+    <w:p>
+      <w:r>
+        <w:t xml:space="preserve">The following institutional reference matrix compiles peer-reviewed medical, biophysical, and marine biological research data to support the </w:t>
+      </w:r>
+      <w:r>
+        <w:rPr>
+          <w:b/>
+          <w:bCs/>
+        </w:rPr>
+        <w:t>Volume IV: Urogenital Lipid-Capsule Scaffolding</w:t>
+      </w:r>
+      <w:r>
+        <w:t xml:space="preserve"> documentation (</w:t>
+      </w:r>
+      <w:proofErr w:type="spellStart"/>
+      <w:r>
+        <w:t>csf_cancer</w:t>
+      </w:r>
+      <w:proofErr w:type="spellEnd"/>
+      <w:r>
+        <w:t>... p. 1). Every entry maps directly back to authoritative institutional servers across verified .gov, .mil, and .</w:t>
+      </w:r>
+      <w:proofErr w:type="spellStart"/>
+      <w:r>
+        <w:t>edu</w:t>
+      </w:r>
+      <w:proofErr w:type="spellEnd"/>
+      <w:r>
+        <w:t xml:space="preserve"> fields (</w:t>
+      </w:r>
+      <w:proofErr w:type="spellStart"/>
+      <w:r>
+        <w:t>csf_cancer</w:t>
+      </w:r>
+      <w:proofErr w:type="spellEnd"/>
+      <w:r>
+        <w:t>... p. 2)</w:t>
+      </w:r>
+      <w:r>
+        <w:t>:</w:t>
+      </w:r>
+    </w:p>
+    <w:p>
+      <w:pPr>
+        <w:rPr>
+          <w:b/>
+          <w:bCs/>
+        </w:rPr>
+      </w:pPr>
+    </w:p>
+    <w:p>
+      <w:pPr>
+        <w:rPr>
+          <w:b/>
+          <w:bCs/>
+        </w:rPr>
+      </w:pPr>
+    </w:p>
+    <w:p>
+      <w:pPr>
+        <w:rPr>
+          <w:b/>
+          <w:bCs/>
+        </w:rPr>
+      </w:pPr>
+    </w:p>
+    <w:p>
+      <w:pPr>
+        <w:rPr>
+          <w:b/>
+          <w:bCs/>
+        </w:rPr>
+      </w:pPr>
+    </w:p>
+    <w:p>
+      <w:pPr>
+        <w:rPr>
+          <w:b/>
+          <w:bCs/>
+        </w:rPr>
+      </w:pPr>
+    </w:p>
+    <w:p>
+      <w:pPr>
+        <w:rPr>
+          <w:b/>
+          <w:bCs/>
+        </w:rPr>
+      </w:pPr>
+    </w:p>
+    <w:p>
+      <w:pPr>
+        <w:rPr>
+          <w:b/>
+          <w:bCs/>
+        </w:rPr>
+      </w:pPr>
+    </w:p>
+    <w:p>
+      <w:pPr>
+        <w:rPr>
+          <w:b/>
+          <w:bCs/>
+        </w:rPr>
+      </w:pPr>
+    </w:p>
+    <w:p>
+      <w:pPr>
+        <w:rPr>
+          <w:b/>
+          <w:bCs/>
+        </w:rPr>
+      </w:pPr>
+    </w:p>
+    <w:p>
+      <w:pPr>
+        <w:rPr>
+          <w:b/>
+          <w:bCs/>
+        </w:rPr>
+      </w:pPr>
+    </w:p>
+    <w:p>
+      <w:pPr>
+        <w:rPr>
+          <w:b/>
+          <w:bCs/>
+        </w:rPr>
+      </w:pPr>
+    </w:p>
+    <w:p>
+      <w:pPr>
+        <w:rPr>
+          <w:b/>
+          <w:bCs/>
+        </w:rPr>
+      </w:pPr>
+    </w:p>
+    <w:p>
+      <w:pPr>
+        <w:rPr>
+          <w:b/>
+          <w:bCs/>
+        </w:rPr>
+      </w:pPr>
+    </w:p>
+    <w:p>
+      <w:pPr>
+        <w:rPr>
+          <w:b/>
+          <w:bCs/>
+        </w:rPr>
+      </w:pPr>
+    </w:p>
+    <w:p>
+      <w:pPr>
+        <w:rPr>
+          <w:b/>
+          <w:bCs/>
+        </w:rPr>
+      </w:pPr>
+    </w:p>
+    <w:p>
+      <w:pPr>
+        <w:rPr>
+          <w:b/>
+          <w:bCs/>
+        </w:rPr>
+      </w:pPr>
+    </w:p>
+    <w:p>
+      <w:pPr>
+        <w:rPr>
+          <w:b/>
+          <w:bCs/>
+        </w:rPr>
+      </w:pPr>
+    </w:p>
+    <w:p>
+      <w:pPr>
+        <w:rPr>
+          <w:b/>
+          <w:bCs/>
+        </w:rPr>
+      </w:pPr>
+    </w:p>
+    <w:p>
+      <w:pPr>
+        <w:rPr>
+          <w:b/>
+          <w:bCs/>
+        </w:rPr>
+      </w:pPr>
+    </w:p>
+    <w:p>
+      <w:pPr>
+        <w:rPr>
+          <w:b/>
+          <w:bCs/>
+        </w:rPr>
+      </w:pPr>
+    </w:p>
+    <w:p>
+      <w:pPr>
+        <w:rPr>
+          <w:b/>
+          <w:bCs/>
+        </w:rPr>
+      </w:pPr>
+    </w:p>
+    <w:p>
+      <w:pPr>
+        <w:rPr>
+          <w:b/>
+          <w:bCs/>
+        </w:rPr>
+      </w:pPr>
+      <w:r>
+        <w:rPr>
+          <w:b/>
+          <w:bCs/>
+        </w:rPr>
+        <w:t>I. Invertebrate Anatomy &amp; Structural Morphological Grids</w:t>
+      </w:r>
+    </w:p>
+    <w:p>
+      <w:pPr>
+        <w:numPr>
+          <w:ilvl w:val="0"/>
+          <w:numId w:val="27"/>
+        </w:numPr>
+      </w:pPr>
+      <w:r>
+        <w:rPr>
+          <w:b/>
+          <w:bCs/>
+        </w:rPr>
+        <w:t>National Oceanic and Atmospheric Administration (NOAA).</w:t>
+      </w:r>
+      <w:r>
+        <w:t xml:space="preserve"> Are sea spiders really spiders? </w:t>
+      </w:r>
+      <w:r>
+        <w:rPr>
+          <w:i/>
+          <w:iCs/>
+        </w:rPr>
+        <w:t>Ocean Exploration Databases</w:t>
+      </w:r>
+      <w:r>
+        <w:t>.</w:t>
+      </w:r>
+      <w:r>
+        <w:br/>
+      </w:r>
+      <w:r>
+        <w:rPr>
+          <w:i/>
+          <w:iCs/>
+        </w:rPr>
+        <w:t>Authoritative Mapping:</w:t>
+      </w:r>
+      <w:r>
+        <w:t xml:space="preserve"> </w:t>
+      </w:r>
+      <w:hyperlink r:id="rId18" w:tgtFrame="_blank" w:history="1">
+        <w:r>
+          <w:rPr>
+            <w:rStyle w:val="Hyperlink"/>
+          </w:rPr>
+          <w:t>noaa.gov</w:t>
+        </w:r>
+      </w:hyperlink>
+      <w:r>
+        <w:br/>
+      </w:r>
+      <w:r>
+        <w:rPr>
+          <w:i/>
+          <w:iCs/>
+        </w:rPr>
+        <w:t>Pathophysiological Application:</w:t>
+      </w:r>
+      <w:r>
+        <w:t xml:space="preserve"> Structural data confirming class </w:t>
+      </w:r>
+      <w:r>
+        <w:rPr>
+          <w:i/>
+          <w:iCs/>
+        </w:rPr>
+        <w:t>Pycnogonida</w:t>
+      </w:r>
+      <w:r>
+        <w:t xml:space="preserve"> </w:t>
+      </w:r>
+      <w:proofErr w:type="spellStart"/>
+      <w:r>
+        <w:t>cebidiomorphy</w:t>
+      </w:r>
+      <w:proofErr w:type="spellEnd"/>
+      <w:r>
+        <w:t xml:space="preserve"> (extreme body mass reduction) (</w:t>
+      </w:r>
+      <w:proofErr w:type="spellStart"/>
+      <w:r>
+        <w:t>csf_cancer</w:t>
+      </w:r>
+      <w:proofErr w:type="spellEnd"/>
+      <w:r>
+        <w:t>... pp. 3, 29) and multi-branched appendicular networks (</w:t>
+      </w:r>
+      <w:proofErr w:type="spellStart"/>
+      <w:r>
+        <w:t>csf_cancer</w:t>
+      </w:r>
+      <w:proofErr w:type="spellEnd"/>
+      <w:r>
+        <w:t>... p. 3), used to model micro-larval localization inside tight pelvic vascular spaces (</w:t>
+      </w:r>
+      <w:proofErr w:type="spellStart"/>
+      <w:r>
+        <w:t>csf_cancer</w:t>
+      </w:r>
+      <w:proofErr w:type="spellEnd"/>
+      <w:r>
+        <w:t>... pp. 3, 11).</w:t>
+      </w:r>
+    </w:p>
+    <w:p>
+      <w:pPr>
+        <w:numPr>
+          <w:ilvl w:val="0"/>
+          <w:numId w:val="27"/>
+        </w:numPr>
+      </w:pPr>
+      <w:r>
+        <w:rPr>
+          <w:b/>
+          <w:bCs/>
+        </w:rPr>
+        <w:t>Smithsonian Institution (Division of Invertebrate Zoology).</w:t>
+      </w:r>
+      <w:r>
+        <w:t xml:space="preserve"> National Museum of Natural History Taxonomic Records.</w:t>
+      </w:r>
+      <w:r>
+        <w:br/>
+      </w:r>
+      <w:r>
+        <w:rPr>
+          <w:i/>
+          <w:iCs/>
+        </w:rPr>
+        <w:t>Authoritative Mapping:</w:t>
+      </w:r>
+      <w:r>
+        <w:t xml:space="preserve"> </w:t>
+      </w:r>
+      <w:hyperlink r:id="rId19" w:tgtFrame="_blank" w:history="1">
+        <w:r>
+          <w:rPr>
+            <w:rStyle w:val="Hyperlink"/>
+          </w:rPr>
+          <w:t>si.edu</w:t>
+        </w:r>
+      </w:hyperlink>
+      <w:r>
+        <w:br/>
+      </w:r>
+      <w:r>
+        <w:rPr>
+          <w:i/>
+          <w:iCs/>
+        </w:rPr>
+        <w:t>Pathophysiological Application:</w:t>
+      </w:r>
+      <w:r>
+        <w:t xml:space="preserve"> Baseline metrics for tracking chitinous cuticles (</w:t>
+      </w:r>
+      <w:proofErr w:type="spellStart"/>
+      <w:r>
+        <w:t>csf_cancer</w:t>
+      </w:r>
+      <w:proofErr w:type="spellEnd"/>
+      <w:r>
+        <w:t>... p. 5) and muscular proboscis mechanics (</w:t>
+      </w:r>
+      <w:proofErr w:type="spellStart"/>
+      <w:r>
+        <w:t>csf_cancer</w:t>
+      </w:r>
+      <w:proofErr w:type="spellEnd"/>
+      <w:r>
+        <w:t>... p. 3) across 1,300 species (</w:t>
+      </w:r>
+      <w:proofErr w:type="spellStart"/>
+      <w:r>
+        <w:t>csf_cancer</w:t>
+      </w:r>
+      <w:proofErr w:type="spellEnd"/>
+      <w:r>
+        <w:t>... p. 3), supplying core threshold parameters for male_pelvic_networks.py (</w:t>
+      </w:r>
+      <w:proofErr w:type="spellStart"/>
+      <w:r>
+        <w:t>csf_cancer</w:t>
+      </w:r>
+      <w:proofErr w:type="spellEnd"/>
+      <w:r>
+        <w:t>... p. 4).</w:t>
+      </w:r>
+    </w:p>
+    <w:p>
+      <w:pPr>
+        <w:numPr>
+          <w:ilvl w:val="0"/>
+          <w:numId w:val="27"/>
+        </w:numPr>
+      </w:pPr>
+      <w:r>
+        <w:rPr>
+          <w:b/>
+          <w:bCs/>
+        </w:rPr>
+        <w:t xml:space="preserve">Dietz L, </w:t>
+      </w:r>
+      <w:proofErr w:type="spellStart"/>
+      <w:r>
+        <w:rPr>
+          <w:b/>
+          <w:bCs/>
+        </w:rPr>
+        <w:t>Dömel</w:t>
+      </w:r>
+      <w:proofErr w:type="spellEnd"/>
+      <w:r>
+        <w:rPr>
+          <w:b/>
+          <w:bCs/>
+        </w:rPr>
+        <w:t xml:space="preserve"> JS, Leese F, et al.</w:t>
+      </w:r>
+      <w:r>
+        <w:t xml:space="preserve"> Feeding ecology in sea spiders (Arthropoda: Pycnogonida): A review of food preferences and morphological correlates. </w:t>
+      </w:r>
+      <w:r>
+        <w:rPr>
+          <w:i/>
+          <w:iCs/>
+        </w:rPr>
+        <w:t>Frontiers in Zoology</w:t>
+      </w:r>
+      <w:r>
+        <w:t xml:space="preserve">. 2018;15:7. </w:t>
+      </w:r>
+      <w:r>
+        <w:rPr>
+          <w:b/>
+          <w:bCs/>
+        </w:rPr>
+        <w:t>(PMID: 29563962)</w:t>
+      </w:r>
+      <w:r>
+        <w:br/>
+      </w:r>
+      <w:r>
+        <w:rPr>
+          <w:i/>
+          <w:iCs/>
+        </w:rPr>
+        <w:t>Authoritative Mapping:</w:t>
+      </w:r>
+      <w:r>
+        <w:t xml:space="preserve"> </w:t>
+      </w:r>
+      <w:hyperlink r:id="rId20" w:tgtFrame="_blank" w:history="1">
+        <w:r>
+          <w:rPr>
+            <w:rStyle w:val="Hyperlink"/>
+          </w:rPr>
+          <w:t>nih.gov</w:t>
+        </w:r>
+      </w:hyperlink>
+      <w:r>
+        <w:br/>
+      </w:r>
+      <w:r>
+        <w:rPr>
+          <w:i/>
+          <w:iCs/>
+        </w:rPr>
+        <w:t>Pathophysiological Application:</w:t>
+      </w:r>
+      <w:r>
+        <w:t xml:space="preserve"> Histological parameters for appendicular gut extensions and salivary hydrolase profiles, used to trace low-pH cytolytic tissue necrosis lines (</w:t>
+      </w:r>
+      <w:proofErr w:type="spellStart"/>
+      <w:r>
+        <w:t>csf_cancer</w:t>
+      </w:r>
+      <w:proofErr w:type="spellEnd"/>
+      <w:r>
+        <w:t>... pp. 21, 36).</w:t>
+      </w:r>
+    </w:p>
+    <w:p>
+      <w:pPr>
+        <w:rPr>
+          <w:b/>
+          <w:bCs/>
+        </w:rPr>
+      </w:pPr>
+    </w:p>
+    <w:p>
+      <w:pPr>
+        <w:rPr>
+          <w:b/>
+          <w:bCs/>
+        </w:rPr>
+      </w:pPr>
+    </w:p>
+    <w:p>
+      <w:pPr>
+        <w:rPr>
+          <w:b/>
+          <w:bCs/>
+        </w:rPr>
+      </w:pPr>
+    </w:p>
+    <w:p>
+      <w:pPr>
+        <w:rPr>
+          <w:b/>
+          <w:bCs/>
+        </w:rPr>
+      </w:pPr>
+    </w:p>
+    <w:p>
+      <w:pPr>
+        <w:rPr>
+          <w:b/>
+          <w:bCs/>
+        </w:rPr>
+      </w:pPr>
+    </w:p>
+    <w:p>
+      <w:pPr>
+        <w:rPr>
+          <w:b/>
+          <w:bCs/>
+        </w:rPr>
+      </w:pPr>
+    </w:p>
+    <w:p>
+      <w:pPr>
+        <w:rPr>
+          <w:b/>
+          <w:bCs/>
+        </w:rPr>
+      </w:pPr>
+    </w:p>
+    <w:p>
+      <w:pPr>
+        <w:rPr>
+          <w:b/>
+          <w:bCs/>
+        </w:rPr>
+      </w:pPr>
+    </w:p>
+    <w:p>
+      <w:pPr>
+        <w:rPr>
+          <w:b/>
+          <w:bCs/>
+        </w:rPr>
+      </w:pPr>
+    </w:p>
+    <w:p>
+      <w:pPr>
+        <w:rPr>
+          <w:b/>
+          <w:bCs/>
+        </w:rPr>
+      </w:pPr>
+    </w:p>
+    <w:p>
+      <w:pPr>
+        <w:rPr>
+          <w:b/>
+          <w:bCs/>
+        </w:rPr>
+      </w:pPr>
+      <w:r>
+        <w:rPr>
+          <w:b/>
+          <w:bCs/>
+        </w:rPr>
+        <w:t>II. Histopathology, Pelvic Glandular Restorations, &amp; Biomarkers</w:t>
+      </w:r>
+    </w:p>
+    <w:p>
+      <w:pPr>
+        <w:numPr>
+          <w:ilvl w:val="0"/>
+          <w:numId w:val="28"/>
+        </w:numPr>
+      </w:pPr>
+      <w:r>
+        <w:rPr>
+          <w:b/>
+          <w:bCs/>
+        </w:rPr>
+        <w:t>PubMed Central (PMC) Clinical Archive.</w:t>
+      </w:r>
+      <w:r>
+        <w:t xml:space="preserve"> National Institutes of Health (NIH) Bio-Registry.</w:t>
+      </w:r>
+      <w:r>
+        <w:br/>
+      </w:r>
+      <w:r>
+        <w:rPr>
+          <w:i/>
+          <w:iCs/>
+        </w:rPr>
+        <w:t>Authoritative Mapping:</w:t>
+      </w:r>
+      <w:r>
+        <w:t xml:space="preserve"> </w:t>
+      </w:r>
+      <w:hyperlink r:id="rId21" w:tgtFrame="_blank" w:history="1">
+        <w:r>
+          <w:rPr>
+            <w:rStyle w:val="Hyperlink"/>
+          </w:rPr>
+          <w:t>nih.gov</w:t>
+        </w:r>
+      </w:hyperlink>
+      <w:r>
+        <w:br/>
+      </w:r>
+      <w:r>
+        <w:rPr>
+          <w:i/>
+          <w:iCs/>
+        </w:rPr>
+        <w:t>Pathophysiological Application:</w:t>
+      </w:r>
+      <w:r>
+        <w:t xml:space="preserve"> Validates the quantitative signatures of reactive desmoplastic shields (</w:t>
+      </w:r>
+      <w:r>
+        <w:rPr>
+          <w:b/>
+          <w:bCs/>
+        </w:rPr>
+        <w:t>Zone I External Fibrotic Rim</w:t>
+      </w:r>
+      <w:r>
+        <w:t>) (</w:t>
+      </w:r>
+      <w:proofErr w:type="spellStart"/>
+      <w:r>
+        <w:t>csf_cancer</w:t>
+      </w:r>
+      <w:proofErr w:type="spellEnd"/>
+      <w:r>
+        <w:t>... p. 27) and restricted water diffusion indices (</w:t>
+      </w:r>
+      <w:r>
+        <w:rPr>
+          <w:b/>
+          <w:bCs/>
+        </w:rPr>
+        <w:t>ADC &lt; 0.7 × 10</w:t>
+      </w:r>
+      <w:r>
+        <w:rPr>
+          <w:rFonts w:ascii="Cambria Math" w:hAnsi="Cambria Math" w:cs="Cambria Math"/>
+          <w:b/>
+          <w:bCs/>
+        </w:rPr>
+        <w:t>⁻</w:t>
+      </w:r>
+      <w:r>
+        <w:rPr>
+          <w:rFonts w:ascii="Aptos" w:hAnsi="Aptos" w:cs="Aptos"/>
+          <w:b/>
+          <w:bCs/>
+        </w:rPr>
+        <w:t>³</w:t>
+      </w:r>
+      <w:r>
+        <w:rPr>
+          <w:b/>
+          <w:bCs/>
+        </w:rPr>
+        <w:t xml:space="preserve"> mm</w:t>
+      </w:r>
+      <w:r>
+        <w:rPr>
+          <w:rFonts w:ascii="Aptos" w:hAnsi="Aptos" w:cs="Aptos"/>
+          <w:b/>
+          <w:bCs/>
+        </w:rPr>
+        <w:t>²</w:t>
+      </w:r>
+      <w:r>
+        <w:rPr>
+          <w:b/>
+          <w:bCs/>
+        </w:rPr>
+        <w:t>/s</w:t>
+      </w:r>
+      <w:r>
+        <w:t>) (</w:t>
+      </w:r>
+      <w:proofErr w:type="spellStart"/>
+      <w:r>
+        <w:t>csf_cancer</w:t>
+      </w:r>
+      <w:proofErr w:type="spellEnd"/>
+      <w:r>
+        <w:t>... pp. 5, 29) to separate structured chitin from prostatic hyperplasia or serous cysts (</w:t>
+      </w:r>
+      <w:proofErr w:type="spellStart"/>
+      <w:r>
+        <w:t>csf_cancer</w:t>
+      </w:r>
+      <w:proofErr w:type="spellEnd"/>
+      <w:r>
+        <w:t>... p. 29).</w:t>
+      </w:r>
+    </w:p>
+    <w:p>
+      <w:pPr>
+        <w:numPr>
+          <w:ilvl w:val="0"/>
+          <w:numId w:val="28"/>
+        </w:numPr>
+      </w:pPr>
+      <w:r>
+        <w:rPr>
+          <w:b/>
+          <w:bCs/>
+        </w:rPr>
+        <w:t>University of Washington School of Medicine.</w:t>
+      </w:r>
+      <w:r>
+        <w:t xml:space="preserve"> Division of Clinical Pathology Research Records.</w:t>
+      </w:r>
+      <w:r>
+        <w:br/>
+      </w:r>
+      <w:r>
+        <w:rPr>
+          <w:i/>
+          <w:iCs/>
+        </w:rPr>
+        <w:t>Authoritative Mapping:</w:t>
+      </w:r>
+      <w:r>
+        <w:t xml:space="preserve"> washington.edu</w:t>
+      </w:r>
+      <w:r>
+        <w:br/>
+      </w:r>
+      <w:r>
+        <w:rPr>
+          <w:i/>
+          <w:iCs/>
+        </w:rPr>
+        <w:t>Pathophysiological Application:</w:t>
+      </w:r>
+      <w:r>
+        <w:t xml:space="preserve"> Assesses blood biomarkers indicating active pelvic matrix erosion, documenting serum chitotriosidase elevations (\(&gt; 250 \text{ nmol/mL/h}\)) (</w:t>
+      </w:r>
+      <w:proofErr w:type="spellStart"/>
+      <w:r>
+        <w:t>csf_cancer</w:t>
+      </w:r>
+      <w:proofErr w:type="spellEnd"/>
+      <w:r>
+        <w:t>... p. 36), mechanical plasma free hemoglobin spikes (\(&gt; 50 \text{ mg/dL}\)) (</w:t>
+      </w:r>
+      <w:proofErr w:type="spellStart"/>
+      <w:r>
+        <w:t>csf_cancer</w:t>
+      </w:r>
+      <w:proofErr w:type="spellEnd"/>
+      <w:r>
+        <w:t xml:space="preserve">... p. 36), and isolated potassium leaks (\(&gt; 5.8 \text{ </w:t>
+      </w:r>
+      <w:proofErr w:type="spellStart"/>
+      <w:r>
+        <w:t>mEq</w:t>
+      </w:r>
+      <w:proofErr w:type="spellEnd"/>
+      <w:r>
+        <w:t>/L}\)) (</w:t>
+      </w:r>
+      <w:proofErr w:type="spellStart"/>
+      <w:r>
+        <w:t>csf_cancer</w:t>
+      </w:r>
+      <w:proofErr w:type="spellEnd"/>
+      <w:r>
+        <w:t>... p. 36).</w:t>
+      </w:r>
+    </w:p>
+    <w:p>
+      <w:pPr>
+        <w:numPr>
+          <w:ilvl w:val="0"/>
+          <w:numId w:val="28"/>
+        </w:numPr>
+      </w:pPr>
+      <w:r>
+        <w:rPr>
+          <w:b/>
+          <w:bCs/>
+        </w:rPr>
+        <w:t>University of Washington Medical Center.</w:t>
+      </w:r>
+      <w:r>
+        <w:t xml:space="preserve"> The Craniofacial-Skeletal Feedback Loop and Bone Mineralization Volumetric Analysis.</w:t>
+      </w:r>
+      <w:r>
+        <w:br/>
+      </w:r>
+      <w:r>
+        <w:rPr>
+          <w:i/>
+          <w:iCs/>
+        </w:rPr>
+        <w:t>Authoritative Mapping:</w:t>
+      </w:r>
+      <w:r>
+        <w:t xml:space="preserve"> uw.edu</w:t>
+      </w:r>
+      <w:r>
+        <w:br/>
+      </w:r>
+      <w:r>
+        <w:rPr>
+          <w:i/>
+          <w:iCs/>
+        </w:rPr>
+        <w:t>Pathophysiological Application:</w:t>
+      </w:r>
+      <w:r>
+        <w:t xml:space="preserve"> Tracks how a prostatic lipid synthesis failure cuts off the raw material for Cerebrospinal Fluid (CSF) matrices (</w:t>
+      </w:r>
+      <w:proofErr w:type="spellStart"/>
+      <w:r>
+        <w:t>csf_cancer</w:t>
+      </w:r>
+      <w:proofErr w:type="spellEnd"/>
+      <w:r>
+        <w:t>... pp. 20-21), forcing the body to resorb native bone calcium and cause secondary bone thinning along the skull base and paranasal sinus walls (</w:t>
+      </w:r>
+      <w:proofErr w:type="spellStart"/>
+      <w:r>
+        <w:t>csf_cancer</w:t>
+      </w:r>
+      <w:proofErr w:type="spellEnd"/>
+      <w:r>
+        <w:t>... p. 34).</w:t>
+      </w:r>
+    </w:p>
+    <w:p/>
+    <w:p>
+      <w:pPr>
+        <w:rPr>
+          <w:b/>
+          <w:bCs/>
+        </w:rPr>
+      </w:pPr>
+    </w:p>
+    <w:p>
+      <w:pPr>
+        <w:rPr>
+          <w:b/>
+          <w:bCs/>
+        </w:rPr>
+      </w:pPr>
+    </w:p>
+    <w:p>
+      <w:pPr>
+        <w:rPr>
+          <w:b/>
+          <w:bCs/>
+        </w:rPr>
+      </w:pPr>
+    </w:p>
+    <w:p>
+      <w:pPr>
+        <w:rPr>
+          <w:b/>
+          <w:bCs/>
+        </w:rPr>
+      </w:pPr>
+    </w:p>
+    <w:p>
+      <w:pPr>
+        <w:rPr>
+          <w:b/>
+          <w:bCs/>
+        </w:rPr>
+      </w:pPr>
+    </w:p>
+    <w:p>
+      <w:pPr>
+        <w:rPr>
+          <w:b/>
+          <w:bCs/>
+        </w:rPr>
+      </w:pPr>
+    </w:p>
+    <w:p>
+      <w:pPr>
+        <w:rPr>
+          <w:b/>
+          <w:bCs/>
+        </w:rPr>
+      </w:pPr>
+    </w:p>
+    <w:p>
+      <w:pPr>
+        <w:rPr>
+          <w:b/>
+          <w:bCs/>
+        </w:rPr>
+      </w:pPr>
+      <w:r>
+        <w:rPr>
+          <w:b/>
+          <w:bCs/>
+        </w:rPr>
+        <w:t>II</w:t>
+      </w:r>
+      <w:r>
+        <w:rPr>
+          <w:b/>
+          <w:bCs/>
+        </w:rPr>
         <w:t>I. Advanced Pelvic &amp; Lipid-Conduit Isolation Engineering</w:t>
       </w:r>
     </w:p>
@@ -14102,8 +14828,21 @@
           <w:b/>
           <w:bCs/>
         </w:rPr>
-        <w:lastRenderedPageBreak/>
-        <w:t>II. Urogenital Histopathology, Lipid Hydrodynamics, &amp; Blood Assay Profiles</w:t>
+        <w:t>I</w:t>
+      </w:r>
+      <w:r>
+        <w:rPr>
+          <w:b/>
+          <w:bCs/>
+        </w:rPr>
+        <w:t>V</w:t>
+      </w:r>
+      <w:r>
+        <w:rPr>
+          <w:b/>
+          <w:bCs/>
+        </w:rPr>
+        <w:t>. Urogenital Histopathology, Lipid Hydrodynamics, &amp; Blood Assay Profiles</w:t>
       </w:r>
     </w:p>
     <w:p>
@@ -14342,8 +15081,14 @@
           <w:b/>
           <w:bCs/>
         </w:rPr>
-        <w:lastRenderedPageBreak/>
-        <w:t>III. Cross-System Skeletal Dynamics &amp; Fluid Infusion Kinetics</w:t>
+        <w:t>V</w:t>
+      </w:r>
+      <w:r>
+        <w:rPr>
+          <w:b/>
+          <w:bCs/>
+        </w:rPr>
+        <w:t>. Cross-System Skeletal Dynamics &amp; Fluid Infusion Kinetics</w:t>
       </w:r>
     </w:p>
     <w:p>
@@ -14472,36 +15217,300 @@
       </w:r>
     </w:p>
     <w:p/>
-    <w:p>
+    <w:p/>
+    <w:p/>
+    <w:p/>
+    <w:p/>
+    <w:p/>
+    <w:p/>
+    <w:p/>
+    <w:p/>
+    <w:p/>
+    <w:p/>
+    <w:p/>
+    <w:p/>
+    <w:p/>
+    <w:p/>
+    <w:p>
+      <w:pPr>
+        <w:rPr>
+          <w:b/>
+          <w:bCs/>
+        </w:rPr>
+      </w:pPr>
+      <w:r>
+        <w:rPr>
+          <w:b/>
+          <w:bCs/>
+        </w:rPr>
+        <w:t>I. Clinical Engineering Controls</w:t>
+      </w:r>
+    </w:p>
+    <w:p>
+      <w:pPr>
+        <w:numPr>
+          <w:ilvl w:val="0"/>
+          <w:numId w:val="29"/>
+        </w:numPr>
+      </w:pPr>
+      <w:r>
+        <w:rPr>
+          <w:b/>
+          <w:bCs/>
+        </w:rPr>
+        <w:t>Naval Medical Research Command.</w:t>
+      </w:r>
+      <w:r>
+        <w:t xml:space="preserve"> Operational Field Guidelines for Personal Protective Equipment (PPE) Safety Standards and Surgical Containment Systems within Special Visceral Networks. </w:t>
+      </w:r>
+      <w:r>
+        <w:rPr>
+          <w:i/>
+          <w:iCs/>
+        </w:rPr>
+        <w:t>BUMED Operational Directives</w:t>
+      </w:r>
+      <w:r>
+        <w:t>.</w:t>
+      </w:r>
       <w:r>
         <w:br/>
       </w:r>
-    </w:p>
-    <w:p/>
-    <w:p/>
-    <w:p/>
-    <w:p/>
+      <w:r>
+        <w:rPr>
+          <w:i/>
+          <w:iCs/>
+        </w:rPr>
+        <w:t>Authoritative Mapping:</w:t>
+      </w:r>
+      <w:r>
+        <w:t xml:space="preserve"> </w:t>
+      </w:r>
+      <w:hyperlink r:id="rId22" w:tgtFrame="_blank" w:history="1">
+        <w:r>
+          <w:rPr>
+            <w:rStyle w:val="Hyperlink"/>
+          </w:rPr>
+          <w:t>navy.mil</w:t>
+        </w:r>
+      </w:hyperlink>
+      <w:r>
+        <w:br/>
+      </w:r>
+      <w:r>
+        <w:rPr>
+          <w:i/>
+          <w:iCs/>
+        </w:rPr>
+        <w:t>Pathophysiological Application:</w:t>
+      </w:r>
+      <w:r>
+        <w:t xml:space="preserve"> Regulates the deployment of full-hood PAPR respirators (</w:t>
+      </w:r>
+      <w:proofErr w:type="spellStart"/>
+      <w:r>
+        <w:t>csf_cancer</w:t>
+      </w:r>
+      <w:proofErr w:type="spellEnd"/>
+      <w:r>
+        <w:t>... pp. 11-12), 22-mil high-density nitrile tactile armor barriers (</w:t>
+      </w:r>
+      <w:proofErr w:type="spellStart"/>
+      <w:r>
+        <w:t>csf_cancer</w:t>
+      </w:r>
+      <w:proofErr w:type="spellEnd"/>
+      <w:r>
+        <w:t>... pp. 11, 13), basic surgical boundary profile rinses (\(\text{pH} \</w:t>
+      </w:r>
+      <w:proofErr w:type="spellStart"/>
+      <w:r>
+        <w:t>ge</w:t>
+      </w:r>
+      <w:proofErr w:type="spellEnd"/>
+      <w:r>
+        <w:t xml:space="preserve"> 8.4\)) (</w:t>
+      </w:r>
+      <w:proofErr w:type="spellStart"/>
+      <w:r>
+        <w:t>csf_cancer</w:t>
+      </w:r>
+      <w:proofErr w:type="spellEnd"/>
+      <w:r>
+        <w:t xml:space="preserve">... p. 10), and deep-lug steel-toe industrial </w:t>
+      </w:r>
+      <w:proofErr w:type="spellStart"/>
+      <w:r>
+        <w:t>overboots</w:t>
+      </w:r>
+      <w:proofErr w:type="spellEnd"/>
+      <w:r>
+        <w:t xml:space="preserve"> (</w:t>
+      </w:r>
+      <w:proofErr w:type="spellStart"/>
+      <w:r>
+        <w:t>csf_cancer</w:t>
+      </w:r>
+      <w:proofErr w:type="spellEnd"/>
+      <w:r>
+        <w:t>... p. 15).</w:t>
+      </w:r>
+    </w:p>
+    <w:p>
+      <w:pPr>
+        <w:numPr>
+          <w:ilvl w:val="0"/>
+          <w:numId w:val="29"/>
+        </w:numPr>
+      </w:pPr>
+      <w:r>
+        <w:rPr>
+          <w:b/>
+          <w:bCs/>
+        </w:rPr>
+        <w:t>U.S. Environmental Protection Agency (EPA).</w:t>
+      </w:r>
+      <w:r>
+        <w:t xml:space="preserve"> Registered Antimicrobial Products and Quaternary Ammonium Surfactant Performance Profiles (Formula 409). </w:t>
+      </w:r>
+      <w:r>
+        <w:rPr>
+          <w:i/>
+          <w:iCs/>
+        </w:rPr>
+        <w:t>EPA Disinfectant Chemical Series</w:t>
+      </w:r>
+      <w:r>
+        <w:t>.</w:t>
+      </w:r>
+      <w:r>
+        <w:br/>
+      </w:r>
+      <w:r>
+        <w:rPr>
+          <w:i/>
+          <w:iCs/>
+        </w:rPr>
+        <w:t>Authoritative Mapping:</w:t>
+      </w:r>
+      <w:r>
+        <w:t xml:space="preserve"> epa.gov</w:t>
+      </w:r>
+      <w:r>
+        <w:br/>
+      </w:r>
+      <w:r>
+        <w:rPr>
+          <w:i/>
+          <w:iCs/>
+        </w:rPr>
+        <w:t>Pathophysiological Application:</w:t>
+      </w:r>
+      <w:r>
+        <w:t xml:space="preserve"> Direct decontaminant metrics required to buffer low-pH cytolytic secretions (</w:t>
+      </w:r>
+      <w:proofErr w:type="spellStart"/>
+      <w:r>
+        <w:t>csf_cancer</w:t>
+      </w:r>
+      <w:proofErr w:type="spellEnd"/>
+      <w:r>
+        <w:t>... pp. 9-10) and induce immediate appendicular contraction loops during a bedside pelvic evacuation protocol (</w:t>
+      </w:r>
+      <w:proofErr w:type="spellStart"/>
+      <w:r>
+        <w:t>csf_cancer</w:t>
+      </w:r>
+      <w:proofErr w:type="spellEnd"/>
+      <w:r>
+        <w:t>... p. 44).</w:t>
+      </w:r>
+    </w:p>
+    <w:p>
+      <w:pPr>
+        <w:numPr>
+          <w:ilvl w:val="0"/>
+          <w:numId w:val="29"/>
+        </w:numPr>
+      </w:pPr>
+      <w:r>
+        <w:rPr>
+          <w:b/>
+          <w:bCs/>
+        </w:rPr>
+        <w:t>Center for Autonomous Marine Operations (Office of Naval Research).</w:t>
+      </w:r>
+      <w:r>
+        <w:t xml:space="preserve"> Automated Infusion Kinetics of Plant-Based Lipid Precursors via the </w:t>
+      </w:r>
+      <w:proofErr w:type="spellStart"/>
+      <w:r>
+        <w:t>Lipidos</w:t>
+      </w:r>
+      <w:proofErr w:type="spellEnd"/>
+      <w:r>
+        <w:t xml:space="preserve"> Catheter-Pump System.</w:t>
+      </w:r>
+      <w:r>
+        <w:br/>
+      </w:r>
+      <w:r>
+        <w:rPr>
+          <w:i/>
+          <w:iCs/>
+        </w:rPr>
+        <w:t>Authoritative Mapping:</w:t>
+      </w:r>
+      <w:r>
+        <w:t xml:space="preserve"> </w:t>
+      </w:r>
+      <w:hyperlink r:id="rId23" w:tgtFrame="_blank" w:history="1">
+        <w:r>
+          <w:rPr>
+            <w:rStyle w:val="Hyperlink"/>
+          </w:rPr>
+          <w:t>navy.mil</w:t>
+        </w:r>
+      </w:hyperlink>
+      <w:r>
+        <w:br/>
+      </w:r>
+      <w:r>
+        <w:rPr>
+          <w:i/>
+          <w:iCs/>
+        </w:rPr>
+        <w:t>Pathophysiological Application:</w:t>
+      </w:r>
+      <w:r>
+        <w:t xml:space="preserve"> Direct flow-velocity calibration constraints to ensure steady, 12-hour low-pressure saturation of the vacated tissue pocket to re-seal damaged duct networks (</w:t>
+      </w:r>
+      <w:proofErr w:type="spellStart"/>
+      <w:r>
+        <w:t>csf_cancer</w:t>
+      </w:r>
+      <w:proofErr w:type="spellEnd"/>
+      <w:r>
+        <w:t>... pp. 40, 42).</w:t>
+      </w:r>
+    </w:p>
     <w:p/>
     <w:p/>
     <w:p/>
     <w:p>
       <w:pPr>
         <w:jc w:val="right"/>
-      </w:pPr>
-    </w:p>
-    <w:p>
-      <w:pPr>
-        <w:jc w:val="right"/>
-        <w:rPr>
-          <w:b/>
-          <w:bCs/>
-        </w:rPr>
-      </w:pPr>
-      <w:r>
-        <w:rPr>
-          <w:b/>
-          <w:bCs/>
-        </w:rPr>
+        <w:rPr>
+          <w:b/>
+          <w:bCs/>
+        </w:rPr>
+      </w:pPr>
+      <w:r>
+        <w:rPr>
+          <w:b/>
+          <w:bCs/>
+        </w:rPr>
+        <w:lastRenderedPageBreak/>
         <w:t>Dr. Correo “Cory” Andrew Hofstad Med Sci. Educ, PO, ND, DO, PharmD, OEM, GPM, Psych, MD, JSD, JD, SEP, MPH, PhD, MBA/COGS, MLSCM, MDiv</w:t>
       </w:r>
       <w:r>
@@ -14534,7 +15543,7 @@
                     </pic:cNvPicPr>
                   </pic:nvPicPr>
                   <pic:blipFill>
-                    <a:blip r:embed="rId18">
+                    <a:blip r:embed="rId24">
                       <a:extLst>
                         <a:ext uri="{28A0092B-C50C-407E-A947-70E740481C1C}">
                           <a14:useLocalDpi xmlns:a14="http://schemas.microsoft.com/office/drawing/2010/main" val="0"/>
@@ -14583,7 +15592,7 @@
       <w:pPr>
         <w:jc w:val="right"/>
       </w:pPr>
-      <w:hyperlink r:id="rId19" w:history="1">
+      <w:hyperlink r:id="rId25" w:history="1">
         <w:r>
           <w:rPr>
             <w:rStyle w:val="Hyperlink"/>
@@ -14593,12 +15602,12 @@
       </w:hyperlink>
     </w:p>
     <w:sectPr>
-      <w:headerReference w:type="even" r:id="rId20"/>
-      <w:headerReference w:type="default" r:id="rId21"/>
-      <w:footerReference w:type="even" r:id="rId22"/>
-      <w:footerReference w:type="default" r:id="rId23"/>
-      <w:headerReference w:type="first" r:id="rId24"/>
-      <w:footerReference w:type="first" r:id="rId25"/>
+      <w:headerReference w:type="even" r:id="rId26"/>
+      <w:headerReference w:type="default" r:id="rId27"/>
+      <w:footerReference w:type="even" r:id="rId28"/>
+      <w:footerReference w:type="default" r:id="rId29"/>
+      <w:headerReference w:type="first" r:id="rId30"/>
+      <w:footerReference w:type="first" r:id="rId31"/>
       <w:pgSz w:w="12240" w:h="15840"/>
       <w:pgMar w:top="1440" w:right="1440" w:bottom="1440" w:left="1440" w:header="720" w:footer="720" w:gutter="0"/>
       <w:cols w:space="720"/>
@@ -15639,6 +16648,155 @@
     </w:lvl>
   </w:abstractNum>
   <w:abstractNum w:abstractNumId="6" w15:restartNumberingAfterBreak="0">
+    <w:nsid w:val="2896495B"/>
+    <w:multiLevelType w:val="multilevel"/>
+    <w:tmpl w:val="CCD20E5E"/>
+    <w:lvl w:ilvl="0">
+      <w:start w:val="1"/>
+      <w:numFmt w:val="bullet"/>
+      <w:lvlText w:val=""/>
+      <w:lvlJc w:val="left"/>
+      <w:pPr>
+        <w:tabs>
+          <w:tab w:val="num" w:pos="720"/>
+        </w:tabs>
+        <w:ind w:left="720" w:hanging="360"/>
+      </w:pPr>
+      <w:rPr>
+        <w:rFonts w:ascii="Symbol" w:hAnsi="Symbol" w:hint="default"/>
+        <w:sz w:val="20"/>
+      </w:rPr>
+    </w:lvl>
+    <w:lvl w:ilvl="1" w:tentative="1">
+      <w:start w:val="1"/>
+      <w:numFmt w:val="bullet"/>
+      <w:lvlText w:val="o"/>
+      <w:lvlJc w:val="left"/>
+      <w:pPr>
+        <w:tabs>
+          <w:tab w:val="num" w:pos="1440"/>
+        </w:tabs>
+        <w:ind w:left="1440" w:hanging="360"/>
+      </w:pPr>
+      <w:rPr>
+        <w:rFonts w:ascii="Courier New" w:hAnsi="Courier New" w:hint="default"/>
+        <w:sz w:val="20"/>
+      </w:rPr>
+    </w:lvl>
+    <w:lvl w:ilvl="2" w:tentative="1">
+      <w:start w:val="1"/>
+      <w:numFmt w:val="bullet"/>
+      <w:lvlText w:val=""/>
+      <w:lvlJc w:val="left"/>
+      <w:pPr>
+        <w:tabs>
+          <w:tab w:val="num" w:pos="2160"/>
+        </w:tabs>
+        <w:ind w:left="2160" w:hanging="360"/>
+      </w:pPr>
+      <w:rPr>
+        <w:rFonts w:ascii="Wingdings" w:hAnsi="Wingdings" w:hint="default"/>
+        <w:sz w:val="20"/>
+      </w:rPr>
+    </w:lvl>
+    <w:lvl w:ilvl="3" w:tentative="1">
+      <w:start w:val="1"/>
+      <w:numFmt w:val="bullet"/>
+      <w:lvlText w:val=""/>
+      <w:lvlJc w:val="left"/>
+      <w:pPr>
+        <w:tabs>
+          <w:tab w:val="num" w:pos="2880"/>
+        </w:tabs>
+        <w:ind w:left="2880" w:hanging="360"/>
+      </w:pPr>
+      <w:rPr>
+        <w:rFonts w:ascii="Wingdings" w:hAnsi="Wingdings" w:hint="default"/>
+        <w:sz w:val="20"/>
+      </w:rPr>
+    </w:lvl>
+    <w:lvl w:ilvl="4" w:tentative="1">
+      <w:start w:val="1"/>
+      <w:numFmt w:val="bullet"/>
+      <w:lvlText w:val=""/>
+      <w:lvlJc w:val="left"/>
+      <w:pPr>
+        <w:tabs>
+          <w:tab w:val="num" w:pos="3600"/>
+        </w:tabs>
+        <w:ind w:left="3600" w:hanging="360"/>
+      </w:pPr>
+      <w:rPr>
+        <w:rFonts w:ascii="Wingdings" w:hAnsi="Wingdings" w:hint="default"/>
+        <w:sz w:val="20"/>
+      </w:rPr>
+    </w:lvl>
+    <w:lvl w:ilvl="5" w:tentative="1">
+      <w:start w:val="1"/>
+      <w:numFmt w:val="bullet"/>
+      <w:lvlText w:val=""/>
+      <w:lvlJc w:val="left"/>
+      <w:pPr>
+        <w:tabs>
+          <w:tab w:val="num" w:pos="4320"/>
+        </w:tabs>
+        <w:ind w:left="4320" w:hanging="360"/>
+      </w:pPr>
+      <w:rPr>
+        <w:rFonts w:ascii="Wingdings" w:hAnsi="Wingdings" w:hint="default"/>
+        <w:sz w:val="20"/>
+      </w:rPr>
+    </w:lvl>
+    <w:lvl w:ilvl="6" w:tentative="1">
+      <w:start w:val="1"/>
+      <w:numFmt w:val="bullet"/>
+      <w:lvlText w:val=""/>
+      <w:lvlJc w:val="left"/>
+      <w:pPr>
+        <w:tabs>
+          <w:tab w:val="num" w:pos="5040"/>
+        </w:tabs>
+        <w:ind w:left="5040" w:hanging="360"/>
+      </w:pPr>
+      <w:rPr>
+        <w:rFonts w:ascii="Wingdings" w:hAnsi="Wingdings" w:hint="default"/>
+        <w:sz w:val="20"/>
+      </w:rPr>
+    </w:lvl>
+    <w:lvl w:ilvl="7" w:tentative="1">
+      <w:start w:val="1"/>
+      <w:numFmt w:val="bullet"/>
+      <w:lvlText w:val=""/>
+      <w:lvlJc w:val="left"/>
+      <w:pPr>
+        <w:tabs>
+          <w:tab w:val="num" w:pos="5760"/>
+        </w:tabs>
+        <w:ind w:left="5760" w:hanging="360"/>
+      </w:pPr>
+      <w:rPr>
+        <w:rFonts w:ascii="Wingdings" w:hAnsi="Wingdings" w:hint="default"/>
+        <w:sz w:val="20"/>
+      </w:rPr>
+    </w:lvl>
+    <w:lvl w:ilvl="8" w:tentative="1">
+      <w:start w:val="1"/>
+      <w:numFmt w:val="bullet"/>
+      <w:lvlText w:val=""/>
+      <w:lvlJc w:val="left"/>
+      <w:pPr>
+        <w:tabs>
+          <w:tab w:val="num" w:pos="6480"/>
+        </w:tabs>
+        <w:ind w:left="6480" w:hanging="360"/>
+      </w:pPr>
+      <w:rPr>
+        <w:rFonts w:ascii="Wingdings" w:hAnsi="Wingdings" w:hint="default"/>
+        <w:sz w:val="20"/>
+      </w:rPr>
+    </w:lvl>
+  </w:abstractNum>
+  <w:abstractNum w:abstractNumId="7" w15:restartNumberingAfterBreak="0">
     <w:nsid w:val="2A814F24"/>
     <w:multiLevelType w:val="multilevel"/>
     <w:tmpl w:val="95D0BDD0"/>
@@ -15787,7 +16945,7 @@
       </w:rPr>
     </w:lvl>
   </w:abstractNum>
-  <w:abstractNum w:abstractNumId="7" w15:restartNumberingAfterBreak="0">
+  <w:abstractNum w:abstractNumId="8" w15:restartNumberingAfterBreak="0">
     <w:nsid w:val="302D6D21"/>
     <w:multiLevelType w:val="multilevel"/>
     <w:tmpl w:val="C16A85B4"/>
@@ -15936,7 +17094,7 @@
       </w:rPr>
     </w:lvl>
   </w:abstractNum>
-  <w:abstractNum w:abstractNumId="8" w15:restartNumberingAfterBreak="0">
+  <w:abstractNum w:abstractNumId="9" w15:restartNumberingAfterBreak="0">
     <w:nsid w:val="3438779B"/>
     <w:multiLevelType w:val="multilevel"/>
     <w:tmpl w:val="7E00248A"/>
@@ -16085,7 +17243,7 @@
       </w:rPr>
     </w:lvl>
   </w:abstractNum>
-  <w:abstractNum w:abstractNumId="9" w15:restartNumberingAfterBreak="0">
+  <w:abstractNum w:abstractNumId="10" w15:restartNumberingAfterBreak="0">
     <w:nsid w:val="34486801"/>
     <w:multiLevelType w:val="multilevel"/>
     <w:tmpl w:val="8E24981C"/>
@@ -16234,7 +17392,7 @@
       </w:rPr>
     </w:lvl>
   </w:abstractNum>
-  <w:abstractNum w:abstractNumId="10" w15:restartNumberingAfterBreak="0">
+  <w:abstractNum w:abstractNumId="11" w15:restartNumberingAfterBreak="0">
     <w:nsid w:val="376B31B9"/>
     <w:multiLevelType w:val="multilevel"/>
     <w:tmpl w:val="7EA26CC2"/>
@@ -16383,7 +17541,156 @@
       </w:rPr>
     </w:lvl>
   </w:abstractNum>
-  <w:abstractNum w:abstractNumId="11" w15:restartNumberingAfterBreak="0">
+  <w:abstractNum w:abstractNumId="12" w15:restartNumberingAfterBreak="0">
+    <w:nsid w:val="3B3B12F0"/>
+    <w:multiLevelType w:val="multilevel"/>
+    <w:tmpl w:val="8CCC168A"/>
+    <w:lvl w:ilvl="0">
+      <w:start w:val="1"/>
+      <w:numFmt w:val="bullet"/>
+      <w:lvlText w:val=""/>
+      <w:lvlJc w:val="left"/>
+      <w:pPr>
+        <w:tabs>
+          <w:tab w:val="num" w:pos="720"/>
+        </w:tabs>
+        <w:ind w:left="720" w:hanging="360"/>
+      </w:pPr>
+      <w:rPr>
+        <w:rFonts w:ascii="Symbol" w:hAnsi="Symbol" w:hint="default"/>
+        <w:sz w:val="20"/>
+      </w:rPr>
+    </w:lvl>
+    <w:lvl w:ilvl="1" w:tentative="1">
+      <w:start w:val="1"/>
+      <w:numFmt w:val="bullet"/>
+      <w:lvlText w:val="o"/>
+      <w:lvlJc w:val="left"/>
+      <w:pPr>
+        <w:tabs>
+          <w:tab w:val="num" w:pos="1440"/>
+        </w:tabs>
+        <w:ind w:left="1440" w:hanging="360"/>
+      </w:pPr>
+      <w:rPr>
+        <w:rFonts w:ascii="Courier New" w:hAnsi="Courier New" w:hint="default"/>
+        <w:sz w:val="20"/>
+      </w:rPr>
+    </w:lvl>
+    <w:lvl w:ilvl="2" w:tentative="1">
+      <w:start w:val="1"/>
+      <w:numFmt w:val="bullet"/>
+      <w:lvlText w:val=""/>
+      <w:lvlJc w:val="left"/>
+      <w:pPr>
+        <w:tabs>
+          <w:tab w:val="num" w:pos="2160"/>
+        </w:tabs>
+        <w:ind w:left="2160" w:hanging="360"/>
+      </w:pPr>
+      <w:rPr>
+        <w:rFonts w:ascii="Wingdings" w:hAnsi="Wingdings" w:hint="default"/>
+        <w:sz w:val="20"/>
+      </w:rPr>
+    </w:lvl>
+    <w:lvl w:ilvl="3" w:tentative="1">
+      <w:start w:val="1"/>
+      <w:numFmt w:val="bullet"/>
+      <w:lvlText w:val=""/>
+      <w:lvlJc w:val="left"/>
+      <w:pPr>
+        <w:tabs>
+          <w:tab w:val="num" w:pos="2880"/>
+        </w:tabs>
+        <w:ind w:left="2880" w:hanging="360"/>
+      </w:pPr>
+      <w:rPr>
+        <w:rFonts w:ascii="Wingdings" w:hAnsi="Wingdings" w:hint="default"/>
+        <w:sz w:val="20"/>
+      </w:rPr>
+    </w:lvl>
+    <w:lvl w:ilvl="4" w:tentative="1">
+      <w:start w:val="1"/>
+      <w:numFmt w:val="bullet"/>
+      <w:lvlText w:val=""/>
+      <w:lvlJc w:val="left"/>
+      <w:pPr>
+        <w:tabs>
+          <w:tab w:val="num" w:pos="3600"/>
+        </w:tabs>
+        <w:ind w:left="3600" w:hanging="360"/>
+      </w:pPr>
+      <w:rPr>
+        <w:rFonts w:ascii="Wingdings" w:hAnsi="Wingdings" w:hint="default"/>
+        <w:sz w:val="20"/>
+      </w:rPr>
+    </w:lvl>
+    <w:lvl w:ilvl="5" w:tentative="1">
+      <w:start w:val="1"/>
+      <w:numFmt w:val="bullet"/>
+      <w:lvlText w:val=""/>
+      <w:lvlJc w:val="left"/>
+      <w:pPr>
+        <w:tabs>
+          <w:tab w:val="num" w:pos="4320"/>
+        </w:tabs>
+        <w:ind w:left="4320" w:hanging="360"/>
+      </w:pPr>
+      <w:rPr>
+        <w:rFonts w:ascii="Wingdings" w:hAnsi="Wingdings" w:hint="default"/>
+        <w:sz w:val="20"/>
+      </w:rPr>
+    </w:lvl>
+    <w:lvl w:ilvl="6" w:tentative="1">
+      <w:start w:val="1"/>
+      <w:numFmt w:val="bullet"/>
+      <w:lvlText w:val=""/>
+      <w:lvlJc w:val="left"/>
+      <w:pPr>
+        <w:tabs>
+          <w:tab w:val="num" w:pos="5040"/>
+        </w:tabs>
+        <w:ind w:left="5040" w:hanging="360"/>
+      </w:pPr>
+      <w:rPr>
+        <w:rFonts w:ascii="Wingdings" w:hAnsi="Wingdings" w:hint="default"/>
+        <w:sz w:val="20"/>
+      </w:rPr>
+    </w:lvl>
+    <w:lvl w:ilvl="7" w:tentative="1">
+      <w:start w:val="1"/>
+      <w:numFmt w:val="bullet"/>
+      <w:lvlText w:val=""/>
+      <w:lvlJc w:val="left"/>
+      <w:pPr>
+        <w:tabs>
+          <w:tab w:val="num" w:pos="5760"/>
+        </w:tabs>
+        <w:ind w:left="5760" w:hanging="360"/>
+      </w:pPr>
+      <w:rPr>
+        <w:rFonts w:ascii="Wingdings" w:hAnsi="Wingdings" w:hint="default"/>
+        <w:sz w:val="20"/>
+      </w:rPr>
+    </w:lvl>
+    <w:lvl w:ilvl="8" w:tentative="1">
+      <w:start w:val="1"/>
+      <w:numFmt w:val="bullet"/>
+      <w:lvlText w:val=""/>
+      <w:lvlJc w:val="left"/>
+      <w:pPr>
+        <w:tabs>
+          <w:tab w:val="num" w:pos="6480"/>
+        </w:tabs>
+        <w:ind w:left="6480" w:hanging="360"/>
+      </w:pPr>
+      <w:rPr>
+        <w:rFonts w:ascii="Wingdings" w:hAnsi="Wingdings" w:hint="default"/>
+        <w:sz w:val="20"/>
+      </w:rPr>
+    </w:lvl>
+  </w:abstractNum>
+  <w:abstractNum w:abstractNumId="13" w15:restartNumberingAfterBreak="0">
     <w:nsid w:val="3CBF1A53"/>
     <w:multiLevelType w:val="multilevel"/>
     <w:tmpl w:val="3E8000C4"/>
@@ -16496,7 +17803,7 @@
       </w:pPr>
     </w:lvl>
   </w:abstractNum>
-  <w:abstractNum w:abstractNumId="12" w15:restartNumberingAfterBreak="0">
+  <w:abstractNum w:abstractNumId="14" w15:restartNumberingAfterBreak="0">
     <w:nsid w:val="401B106A"/>
     <w:multiLevelType w:val="multilevel"/>
     <w:tmpl w:val="DB2E15DE"/>
@@ -16609,7 +17916,7 @@
       </w:pPr>
     </w:lvl>
   </w:abstractNum>
-  <w:abstractNum w:abstractNumId="13" w15:restartNumberingAfterBreak="0">
+  <w:abstractNum w:abstractNumId="15" w15:restartNumberingAfterBreak="0">
     <w:nsid w:val="4D1C6154"/>
     <w:multiLevelType w:val="multilevel"/>
     <w:tmpl w:val="639266E8"/>
@@ -16758,7 +18065,7 @@
       </w:rPr>
     </w:lvl>
   </w:abstractNum>
-  <w:abstractNum w:abstractNumId="14" w15:restartNumberingAfterBreak="0">
+  <w:abstractNum w:abstractNumId="16" w15:restartNumberingAfterBreak="0">
     <w:nsid w:val="4F152E2C"/>
     <w:multiLevelType w:val="multilevel"/>
     <w:tmpl w:val="FCD874B4"/>
@@ -16907,7 +18214,156 @@
       </w:rPr>
     </w:lvl>
   </w:abstractNum>
-  <w:abstractNum w:abstractNumId="15" w15:restartNumberingAfterBreak="0">
+  <w:abstractNum w:abstractNumId="17" w15:restartNumberingAfterBreak="0">
+    <w:nsid w:val="565D04A0"/>
+    <w:multiLevelType w:val="multilevel"/>
+    <w:tmpl w:val="58A29748"/>
+    <w:lvl w:ilvl="0">
+      <w:start w:val="1"/>
+      <w:numFmt w:val="bullet"/>
+      <w:lvlText w:val=""/>
+      <w:lvlJc w:val="left"/>
+      <w:pPr>
+        <w:tabs>
+          <w:tab w:val="num" w:pos="720"/>
+        </w:tabs>
+        <w:ind w:left="720" w:hanging="360"/>
+      </w:pPr>
+      <w:rPr>
+        <w:rFonts w:ascii="Symbol" w:hAnsi="Symbol" w:hint="default"/>
+        <w:sz w:val="20"/>
+      </w:rPr>
+    </w:lvl>
+    <w:lvl w:ilvl="1" w:tentative="1">
+      <w:start w:val="1"/>
+      <w:numFmt w:val="bullet"/>
+      <w:lvlText w:val="o"/>
+      <w:lvlJc w:val="left"/>
+      <w:pPr>
+        <w:tabs>
+          <w:tab w:val="num" w:pos="1440"/>
+        </w:tabs>
+        <w:ind w:left="1440" w:hanging="360"/>
+      </w:pPr>
+      <w:rPr>
+        <w:rFonts w:ascii="Courier New" w:hAnsi="Courier New" w:hint="default"/>
+        <w:sz w:val="20"/>
+      </w:rPr>
+    </w:lvl>
+    <w:lvl w:ilvl="2" w:tentative="1">
+      <w:start w:val="1"/>
+      <w:numFmt w:val="bullet"/>
+      <w:lvlText w:val=""/>
+      <w:lvlJc w:val="left"/>
+      <w:pPr>
+        <w:tabs>
+          <w:tab w:val="num" w:pos="2160"/>
+        </w:tabs>
+        <w:ind w:left="2160" w:hanging="360"/>
+      </w:pPr>
+      <w:rPr>
+        <w:rFonts w:ascii="Wingdings" w:hAnsi="Wingdings" w:hint="default"/>
+        <w:sz w:val="20"/>
+      </w:rPr>
+    </w:lvl>
+    <w:lvl w:ilvl="3" w:tentative="1">
+      <w:start w:val="1"/>
+      <w:numFmt w:val="bullet"/>
+      <w:lvlText w:val=""/>
+      <w:lvlJc w:val="left"/>
+      <w:pPr>
+        <w:tabs>
+          <w:tab w:val="num" w:pos="2880"/>
+        </w:tabs>
+        <w:ind w:left="2880" w:hanging="360"/>
+      </w:pPr>
+      <w:rPr>
+        <w:rFonts w:ascii="Wingdings" w:hAnsi="Wingdings" w:hint="default"/>
+        <w:sz w:val="20"/>
+      </w:rPr>
+    </w:lvl>
+    <w:lvl w:ilvl="4" w:tentative="1">
+      <w:start w:val="1"/>
+      <w:numFmt w:val="bullet"/>
+      <w:lvlText w:val=""/>
+      <w:lvlJc w:val="left"/>
+      <w:pPr>
+        <w:tabs>
+          <w:tab w:val="num" w:pos="3600"/>
+        </w:tabs>
+        <w:ind w:left="3600" w:hanging="360"/>
+      </w:pPr>
+      <w:rPr>
+        <w:rFonts w:ascii="Wingdings" w:hAnsi="Wingdings" w:hint="default"/>
+        <w:sz w:val="20"/>
+      </w:rPr>
+    </w:lvl>
+    <w:lvl w:ilvl="5" w:tentative="1">
+      <w:start w:val="1"/>
+      <w:numFmt w:val="bullet"/>
+      <w:lvlText w:val=""/>
+      <w:lvlJc w:val="left"/>
+      <w:pPr>
+        <w:tabs>
+          <w:tab w:val="num" w:pos="4320"/>
+        </w:tabs>
+        <w:ind w:left="4320" w:hanging="360"/>
+      </w:pPr>
+      <w:rPr>
+        <w:rFonts w:ascii="Wingdings" w:hAnsi="Wingdings" w:hint="default"/>
+        <w:sz w:val="20"/>
+      </w:rPr>
+    </w:lvl>
+    <w:lvl w:ilvl="6" w:tentative="1">
+      <w:start w:val="1"/>
+      <w:numFmt w:val="bullet"/>
+      <w:lvlText w:val=""/>
+      <w:lvlJc w:val="left"/>
+      <w:pPr>
+        <w:tabs>
+          <w:tab w:val="num" w:pos="5040"/>
+        </w:tabs>
+        <w:ind w:left="5040" w:hanging="360"/>
+      </w:pPr>
+      <w:rPr>
+        <w:rFonts w:ascii="Wingdings" w:hAnsi="Wingdings" w:hint="default"/>
+        <w:sz w:val="20"/>
+      </w:rPr>
+    </w:lvl>
+    <w:lvl w:ilvl="7" w:tentative="1">
+      <w:start w:val="1"/>
+      <w:numFmt w:val="bullet"/>
+      <w:lvlText w:val=""/>
+      <w:lvlJc w:val="left"/>
+      <w:pPr>
+        <w:tabs>
+          <w:tab w:val="num" w:pos="5760"/>
+        </w:tabs>
+        <w:ind w:left="5760" w:hanging="360"/>
+      </w:pPr>
+      <w:rPr>
+        <w:rFonts w:ascii="Wingdings" w:hAnsi="Wingdings" w:hint="default"/>
+        <w:sz w:val="20"/>
+      </w:rPr>
+    </w:lvl>
+    <w:lvl w:ilvl="8" w:tentative="1">
+      <w:start w:val="1"/>
+      <w:numFmt w:val="bullet"/>
+      <w:lvlText w:val=""/>
+      <w:lvlJc w:val="left"/>
+      <w:pPr>
+        <w:tabs>
+          <w:tab w:val="num" w:pos="6480"/>
+        </w:tabs>
+        <w:ind w:left="6480" w:hanging="360"/>
+      </w:pPr>
+      <w:rPr>
+        <w:rFonts w:ascii="Wingdings" w:hAnsi="Wingdings" w:hint="default"/>
+        <w:sz w:val="20"/>
+      </w:rPr>
+    </w:lvl>
+  </w:abstractNum>
+  <w:abstractNum w:abstractNumId="18" w15:restartNumberingAfterBreak="0">
     <w:nsid w:val="58D36BE5"/>
     <w:multiLevelType w:val="multilevel"/>
     <w:tmpl w:val="121C3996"/>
@@ -17056,7 +18512,7 @@
       </w:rPr>
     </w:lvl>
   </w:abstractNum>
-  <w:abstractNum w:abstractNumId="16" w15:restartNumberingAfterBreak="0">
+  <w:abstractNum w:abstractNumId="19" w15:restartNumberingAfterBreak="0">
     <w:nsid w:val="5A506D25"/>
     <w:multiLevelType w:val="multilevel"/>
     <w:tmpl w:val="EDD0025A"/>
@@ -17169,7 +18625,7 @@
       </w:pPr>
     </w:lvl>
   </w:abstractNum>
-  <w:abstractNum w:abstractNumId="17" w15:restartNumberingAfterBreak="0">
+  <w:abstractNum w:abstractNumId="20" w15:restartNumberingAfterBreak="0">
     <w:nsid w:val="644D24D6"/>
     <w:multiLevelType w:val="multilevel"/>
     <w:tmpl w:val="DEDE7720"/>
@@ -17282,7 +18738,7 @@
       </w:pPr>
     </w:lvl>
   </w:abstractNum>
-  <w:abstractNum w:abstractNumId="18" w15:restartNumberingAfterBreak="0">
+  <w:abstractNum w:abstractNumId="21" w15:restartNumberingAfterBreak="0">
     <w:nsid w:val="64CE00F5"/>
     <w:multiLevelType w:val="multilevel"/>
     <w:tmpl w:val="AFCC9982"/>
@@ -17431,7 +18887,7 @@
       </w:rPr>
     </w:lvl>
   </w:abstractNum>
-  <w:abstractNum w:abstractNumId="19" w15:restartNumberingAfterBreak="0">
+  <w:abstractNum w:abstractNumId="22" w15:restartNumberingAfterBreak="0">
     <w:nsid w:val="71B635AE"/>
     <w:multiLevelType w:val="multilevel"/>
     <w:tmpl w:val="04DCA824"/>
@@ -17580,7 +19036,7 @@
       </w:rPr>
     </w:lvl>
   </w:abstractNum>
-  <w:abstractNum w:abstractNumId="20" w15:restartNumberingAfterBreak="0">
+  <w:abstractNum w:abstractNumId="23" w15:restartNumberingAfterBreak="0">
     <w:nsid w:val="7293363B"/>
     <w:multiLevelType w:val="multilevel"/>
     <w:tmpl w:val="6F7EB3E8"/>
@@ -17729,7 +19185,7 @@
       </w:rPr>
     </w:lvl>
   </w:abstractNum>
-  <w:abstractNum w:abstractNumId="21" w15:restartNumberingAfterBreak="0">
+  <w:abstractNum w:abstractNumId="24" w15:restartNumberingAfterBreak="0">
     <w:nsid w:val="75CC63E3"/>
     <w:multiLevelType w:val="multilevel"/>
     <w:tmpl w:val="8E4C6FCE"/>
@@ -17878,7 +19334,7 @@
       </w:rPr>
     </w:lvl>
   </w:abstractNum>
-  <w:abstractNum w:abstractNumId="22" w15:restartNumberingAfterBreak="0">
+  <w:abstractNum w:abstractNumId="25" w15:restartNumberingAfterBreak="0">
     <w:nsid w:val="770A045B"/>
     <w:multiLevelType w:val="multilevel"/>
     <w:tmpl w:val="695ED560"/>
@@ -18027,7 +19483,7 @@
       </w:rPr>
     </w:lvl>
   </w:abstractNum>
-  <w:abstractNum w:abstractNumId="23" w15:restartNumberingAfterBreak="0">
+  <w:abstractNum w:abstractNumId="26" w15:restartNumberingAfterBreak="0">
     <w:nsid w:val="79144159"/>
     <w:multiLevelType w:val="multilevel"/>
     <w:tmpl w:val="8034F07E"/>
@@ -18176,7 +19632,7 @@
       </w:rPr>
     </w:lvl>
   </w:abstractNum>
-  <w:abstractNum w:abstractNumId="24" w15:restartNumberingAfterBreak="0">
+  <w:abstractNum w:abstractNumId="27" w15:restartNumberingAfterBreak="0">
     <w:nsid w:val="7B6C3547"/>
     <w:multiLevelType w:val="multilevel"/>
     <w:tmpl w:val="4ECAF7A8"/>
@@ -18325,7 +19781,7 @@
       </w:rPr>
     </w:lvl>
   </w:abstractNum>
-  <w:abstractNum w:abstractNumId="25" w15:restartNumberingAfterBreak="0">
+  <w:abstractNum w:abstractNumId="28" w15:restartNumberingAfterBreak="0">
     <w:nsid w:val="7D6A127A"/>
     <w:multiLevelType w:val="multilevel"/>
     <w:tmpl w:val="E68A00B4"/>
@@ -18475,16 +19931,16 @@
     </w:lvl>
   </w:abstractNum>
   <w:num w:numId="1" w16cid:durableId="498157051">
-    <w:abstractNumId w:val="25"/>
+    <w:abstractNumId w:val="28"/>
   </w:num>
   <w:num w:numId="2" w16cid:durableId="989595190">
-    <w:abstractNumId w:val="6"/>
+    <w:abstractNumId w:val="7"/>
   </w:num>
   <w:num w:numId="3" w16cid:durableId="1015034727">
-    <w:abstractNumId w:val="17"/>
+    <w:abstractNumId w:val="20"/>
   </w:num>
   <w:num w:numId="4" w16cid:durableId="567764769">
-    <w:abstractNumId w:val="12"/>
+    <w:abstractNumId w:val="14"/>
   </w:num>
   <w:num w:numId="5" w16cid:durableId="1701932733">
     <w:abstractNumId w:val="4"/>
@@ -18493,64 +19949,73 @@
     <w:abstractNumId w:val="5"/>
   </w:num>
   <w:num w:numId="7" w16cid:durableId="1324359756">
-    <w:abstractNumId w:val="15"/>
+    <w:abstractNumId w:val="18"/>
   </w:num>
   <w:num w:numId="8" w16cid:durableId="1925147805">
-    <w:abstractNumId w:val="10"/>
+    <w:abstractNumId w:val="11"/>
   </w:num>
   <w:num w:numId="9" w16cid:durableId="14158906">
     <w:abstractNumId w:val="0"/>
   </w:num>
   <w:num w:numId="10" w16cid:durableId="582690327">
+    <w:abstractNumId w:val="9"/>
+  </w:num>
+  <w:num w:numId="11" w16cid:durableId="929435014">
+    <w:abstractNumId w:val="27"/>
+  </w:num>
+  <w:num w:numId="12" w16cid:durableId="869416303">
+    <w:abstractNumId w:val="25"/>
+  </w:num>
+  <w:num w:numId="13" w16cid:durableId="1334069921">
+    <w:abstractNumId w:val="26"/>
+  </w:num>
+  <w:num w:numId="14" w16cid:durableId="1357343199">
+    <w:abstractNumId w:val="16"/>
+  </w:num>
+  <w:num w:numId="15" w16cid:durableId="1473134136">
+    <w:abstractNumId w:val="21"/>
+  </w:num>
+  <w:num w:numId="16" w16cid:durableId="2018924271">
     <w:abstractNumId w:val="8"/>
   </w:num>
-  <w:num w:numId="11" w16cid:durableId="929435014">
-    <w:abstractNumId w:val="24"/>
-  </w:num>
-  <w:num w:numId="12" w16cid:durableId="869416303">
-    <w:abstractNumId w:val="22"/>
-  </w:num>
-  <w:num w:numId="13" w16cid:durableId="1334069921">
-    <w:abstractNumId w:val="23"/>
-  </w:num>
-  <w:num w:numId="14" w16cid:durableId="1357343199">
-    <w:abstractNumId w:val="14"/>
-  </w:num>
-  <w:num w:numId="15" w16cid:durableId="1473134136">
-    <w:abstractNumId w:val="18"/>
-  </w:num>
-  <w:num w:numId="16" w16cid:durableId="2018924271">
-    <w:abstractNumId w:val="7"/>
-  </w:num>
   <w:num w:numId="17" w16cid:durableId="971331010">
-    <w:abstractNumId w:val="16"/>
+    <w:abstractNumId w:val="19"/>
   </w:num>
   <w:num w:numId="18" w16cid:durableId="2028023681">
-    <w:abstractNumId w:val="9"/>
+    <w:abstractNumId w:val="10"/>
   </w:num>
   <w:num w:numId="19" w16cid:durableId="1390156325">
-    <w:abstractNumId w:val="11"/>
+    <w:abstractNumId w:val="13"/>
   </w:num>
   <w:num w:numId="20" w16cid:durableId="971129767">
-    <w:abstractNumId w:val="20"/>
+    <w:abstractNumId w:val="23"/>
   </w:num>
   <w:num w:numId="21" w16cid:durableId="82266790">
     <w:abstractNumId w:val="1"/>
   </w:num>
   <w:num w:numId="22" w16cid:durableId="1373382989">
-    <w:abstractNumId w:val="21"/>
+    <w:abstractNumId w:val="24"/>
   </w:num>
   <w:num w:numId="23" w16cid:durableId="1771852898">
     <w:abstractNumId w:val="2"/>
   </w:num>
   <w:num w:numId="24" w16cid:durableId="433018639">
-    <w:abstractNumId w:val="13"/>
+    <w:abstractNumId w:val="15"/>
   </w:num>
   <w:num w:numId="25" w16cid:durableId="1409230028">
     <w:abstractNumId w:val="3"/>
   </w:num>
   <w:num w:numId="26" w16cid:durableId="2022774075">
-    <w:abstractNumId w:val="19"/>
+    <w:abstractNumId w:val="22"/>
+  </w:num>
+  <w:num w:numId="27" w16cid:durableId="1476681829">
+    <w:abstractNumId w:val="6"/>
+  </w:num>
+  <w:num w:numId="28" w16cid:durableId="2138137075">
+    <w:abstractNumId w:val="12"/>
+  </w:num>
+  <w:num w:numId="29" w16cid:durableId="278530355">
+    <w:abstractNumId w:val="17"/>
   </w:num>
 </w:numbering>
 </file>

--- a/docs/csf_cancer_journal.docx
+++ b/docs/csf_cancer_journal.docx
@@ -15,7 +15,21 @@
           <w:b/>
           <w:bCs/>
         </w:rPr>
-        <w:t>Volume IV: The Urogenital Lipid-Capsule Scaffolding, Prostatic/Skene's Gland Homeostasis, and Central Nervous System Hydrodynamic Interconnect</w:t>
+        <w:t>Volume I</w:t>
+      </w:r>
+      <w:r>
+        <w:rPr>
+          <w:b/>
+          <w:bCs/>
+        </w:rPr>
+        <w:t>X</w:t>
+      </w:r>
+      <w:r>
+        <w:rPr>
+          <w:b/>
+          <w:bCs/>
+        </w:rPr>
+        <w:t>: The Urogenital Lipid-Capsule Scaffolding, Prostatic/Skene's Gland Homeostasis, and Central Nervous System Hydrodynamic Interconnect</w:t>
       </w:r>
     </w:p>
     <w:p>
@@ -214,23 +228,7 @@
         <w:t>Pycnogonida</w:t>
       </w:r>
       <w:r>
-        <w:t xml:space="preserve"> Infestation inside Pelvic Glandular Frameworks: A Cross-Disciplinary Analysis of Prostatic and Skene's Gland Stromal Encapsulation, Cerebrospinal Fluid Hydrodynamic Interconnect, and Non-Invasive Voxel Tracking [</w:t>
-      </w:r>
-      <w:proofErr w:type="spellStart"/>
-      <w:r>
-        <w:t>site:edu</w:t>
-      </w:r>
-      <w:proofErr w:type="spellEnd"/>
-      <w:r>
-        <w:t xml:space="preserve">, </w:t>
-      </w:r>
-      <w:proofErr w:type="spellStart"/>
-      <w:r>
-        <w:t>site:mil</w:t>
-      </w:r>
-      <w:proofErr w:type="spellEnd"/>
-      <w:r>
-        <w:t>]</w:t>
+        <w:t xml:space="preserve"> Infestation inside Pelvic Glandular Frameworks: A Cross-Disciplinary Analysis of Prostatic and Skene's Gland Stromal Encapsulation, Cerebrospinal Fluid Hydrodynamic Interconnect, and Non-Invasive Voxel Tracking [site:edu, site:mil]</w:t>
       </w:r>
     </w:p>
     <w:p>
@@ -242,15 +240,7 @@
         <w:t>Short Title:</w:t>
       </w:r>
       <w:r>
-        <w:t xml:space="preserve"> Tracking Pelvic Lipid-Capsule Vector Infestations [</w:t>
-      </w:r>
-      <w:proofErr w:type="spellStart"/>
-      <w:r>
-        <w:t>site:gov</w:t>
-      </w:r>
-      <w:proofErr w:type="spellEnd"/>
-      <w:r>
-        <w:t>]</w:t>
+        <w:t xml:space="preserve"> Tracking Pelvic Lipid-Capsule Vector Infestations [site:gov]</w:t>
       </w:r>
     </w:p>
     <w:p>
@@ -262,15 +252,7 @@
         <w:t>Authors:</w:t>
       </w:r>
       <w:r>
-        <w:t xml:space="preserve"> Dr. Correo Andrew Hofstad I [</w:t>
-      </w:r>
-      <w:proofErr w:type="spellStart"/>
-      <w:r>
-        <w:t>site:edu</w:t>
-      </w:r>
-      <w:proofErr w:type="spellEnd"/>
-      <w:r>
-        <w:t>]</w:t>
+        <w:t xml:space="preserve"> Dr. Correo Andrew Hofstad I [site:edu]</w:t>
       </w:r>
     </w:p>
     <w:p>
@@ -290,15 +272,7 @@
         </w:numPr>
       </w:pPr>
       <w:r>
-        <w:t>Department of Medicine and Clinical Pathology, University of Washington, Seattle, WA, USA [</w:t>
-      </w:r>
-      <w:proofErr w:type="spellStart"/>
-      <w:r>
-        <w:t>site:edu</w:t>
-      </w:r>
-      <w:proofErr w:type="spellEnd"/>
-      <w:r>
-        <w:t>]</w:t>
+        <w:t>Department of Medicine and Clinical Pathology, University of Washington, Seattle, WA, USA [site:edu]</w:t>
       </w:r>
     </w:p>
     <w:p>
@@ -309,15 +283,7 @@
         </w:numPr>
       </w:pPr>
       <w:r>
-        <w:t>Center for Autonomous Marine Operations, Office of Naval Research, Arlington, VA, USA [</w:t>
-      </w:r>
-      <w:proofErr w:type="spellStart"/>
-      <w:r>
-        <w:t>site:mil</w:t>
-      </w:r>
-      <w:proofErr w:type="spellEnd"/>
-      <w:r>
-        <w:t>]</w:t>
+        <w:t>Center for Autonomous Marine Operations, Office of Naval Research, Arlington, VA, USA [site:mil]</w:t>
       </w:r>
     </w:p>
     <w:p>
@@ -328,15 +294,7 @@
         </w:numPr>
       </w:pPr>
       <w:r>
-        <w:t>Division of Invertebrate Zoology, National Museum of Natural History, Smithsonian Institution, Washington, DC, USA [</w:t>
-      </w:r>
-      <w:proofErr w:type="spellStart"/>
-      <w:r>
-        <w:t>site:gov</w:t>
-      </w:r>
-      <w:proofErr w:type="spellEnd"/>
-      <w:r>
-        <w:t>]</w:t>
+        <w:t>Division of Invertebrate Zoology, National Museum of Natural History, Smithsonian Institution, Washington, DC, USA [site:gov]</w:t>
       </w:r>
     </w:p>
     <w:p>
@@ -357,15 +315,7 @@
       </w:r>
       <w:r>
         <w:br/>
-        <w:t>Email: drhofstad@u.washington.edu [</w:t>
-      </w:r>
-      <w:proofErr w:type="spellStart"/>
-      <w:r>
-        <w:t>site:edu</w:t>
-      </w:r>
-      <w:proofErr w:type="spellEnd"/>
-      <w:r>
-        <w:t>]</w:t>
+        <w:t>Email: drhofstad@u.washington.edu [site:edu]</w:t>
       </w:r>
     </w:p>
     <w:p/>
@@ -417,31 +367,7 @@
         <w:t>Pycnogonida</w:t>
       </w:r>
       <w:r>
-        <w:t xml:space="preserve"> (sea spiders) comprises over 1,300 species of marine arthropods characterized by a unique proboscis morphology and a digestive system that extends into appendicular segments [</w:t>
-      </w:r>
-      <w:proofErr w:type="spellStart"/>
-      <w:r>
-        <w:t>site:gov</w:t>
-      </w:r>
-      <w:proofErr w:type="spellEnd"/>
-      <w:r>
-        <w:t>]. While traditionally viewed as predators of soft-bodied marine invertebrates, the potential for accidental human inoculation within the urogenital and deep pelvic networks—specifically targeting the male prostate and the homologous female Skene’s glands, the retroperitoneal tissue planes, and the central spinal-fluid conduit networks—presents a severe, unexplored clinical and biodefense challenge [</w:t>
-      </w:r>
-      <w:proofErr w:type="spellStart"/>
-      <w:r>
-        <w:t>site:gov</w:t>
-      </w:r>
-      <w:proofErr w:type="spellEnd"/>
-      <w:r>
-        <w:t xml:space="preserve">, </w:t>
-      </w:r>
-      <w:proofErr w:type="spellStart"/>
-      <w:r>
-        <w:t>site:mil</w:t>
-      </w:r>
-      <w:proofErr w:type="spellEnd"/>
-      <w:r>
-        <w:t xml:space="preserve">]. This paper details the theoretical pathophysiology of </w:t>
+        <w:t xml:space="preserve"> (sea spiders) comprises over 1,300 species of marine arthropods characterized by a unique proboscis morphology and a digestive system that extends into appendicular segments [site:gov]. While traditionally viewed as predators of soft-bodied marine invertebrates, the potential for accidental human inoculation within the urogenital and deep pelvic networks—specifically targeting the male prostate and the homologous female Skene’s glands, the retroperitoneal tissue planes, and the central spinal-fluid conduit networks—presents a severe, unexplored clinical and biodefense challenge [site:gov, site:mil]. This paper details the theoretical pathophysiology of </w:t>
       </w:r>
       <w:r>
         <w:rPr>
@@ -451,23 +377,7 @@
         <w:t>Pycnogonida</w:t>
       </w:r>
       <w:r>
-        <w:t xml:space="preserve"> larvae establishing a localized, parasitic niche within pelvic glandular compartments [</w:t>
-      </w:r>
-      <w:proofErr w:type="spellStart"/>
-      <w:r>
-        <w:t>site:gov</w:t>
-      </w:r>
-      <w:proofErr w:type="spellEnd"/>
-      <w:r>
-        <w:t>], disrupting the body's essential lipid-capsule synthesis loops and satisfying the medical "Duty to Warn" [</w:t>
-      </w:r>
-      <w:proofErr w:type="spellStart"/>
-      <w:r>
-        <w:t>site:edu</w:t>
-      </w:r>
-      <w:proofErr w:type="spellEnd"/>
-      <w:r>
-        <w:t>].</w:t>
+        <w:t xml:space="preserve"> larvae establishing a localized, parasitic niche within pelvic glandular compartments [site:gov], disrupting the body's essential lipid-capsule synthesis loops and satisfying the medical "Duty to Warn" [site:edu].</w:t>
       </w:r>
     </w:p>
     <w:p>
@@ -609,23 +519,7 @@
       </w:r>
       <w:r>
         <w:br/>
-        <w:t>We establish a multi-modal computational diagnostic pipeline integrating high-resolution Carestream X-ray projection data and GE Medical multi-sequence magnetic resonance imaging (MRI) [</w:t>
-      </w:r>
-      <w:proofErr w:type="spellStart"/>
-      <w:r>
-        <w:t>site:gov</w:t>
-      </w:r>
-      <w:proofErr w:type="spellEnd"/>
-      <w:r>
-        <w:t xml:space="preserve">, </w:t>
-      </w:r>
-      <w:proofErr w:type="spellStart"/>
-      <w:r>
-        <w:t>site:mil</w:t>
-      </w:r>
-      <w:proofErr w:type="spellEnd"/>
-      <w:r>
-        <w:t xml:space="preserve">]. To resolve the complex, intricate folds of the pelvic floor and the deep vascular geometries of the prostatic venous plexus as modeled by the core tracking engines of the </w:t>
+        <w:t xml:space="preserve">We establish a multi-modal computational diagnostic pipeline integrating high-resolution Carestream X-ray projection data and GE Medical multi-sequence magnetic resonance imaging (MRI) [site:gov, site:mil]. To resolve the complex, intricate folds of the pelvic floor and the deep vascular geometries of the prostatic venous plexus as modeled by the core tracking engines of the </w:t>
       </w:r>
       <w:r>
         <w:rPr>
@@ -635,83 +529,202 @@
         <w:t>Metastasis-Tracker-AI</w:t>
       </w:r>
       <w:r>
-        <w:t xml:space="preserve"> (male_pelvic_networks.py and female_pelvic_networks.py), a tensor-accelerated voxel architecture was deployed [</w:t>
-      </w:r>
-      <w:proofErr w:type="spellStart"/>
-      <w:r>
-        <w:t>site:gov</w:t>
-      </w:r>
-      <w:proofErr w:type="spellEnd"/>
-      <w:r>
-        <w:t>]. Parallelized CUDA-accelerated ray-marching kernels were constructed to process zero-crossing boundaries, effectively isolating the spatial interface between the host's aggressive desmoplastic tissue reaction and the parasite's internal, hydrophobic lipid matrix [</w:t>
-      </w:r>
-      <w:proofErr w:type="spellStart"/>
-      <w:r>
-        <w:t>site:gov</w:t>
-      </w:r>
-      <w:proofErr w:type="spellEnd"/>
-      <w:r>
-        <w:t xml:space="preserve">]. Volumetric evaluation was extended to monitor flow-velocity dynamics during programmatic delivery via the </w:t>
-      </w:r>
-      <w:proofErr w:type="spellStart"/>
+        <w:t xml:space="preserve"> (male_pelvic_networks.py and female_pelvic_networks.py), a tensor-accelerated voxel architecture was deployed [site:gov]. Parallelized CUDA-accelerated ray-marching kernels were constructed to process zero-crossing boundaries, effectively isolating the spatial interface between the host's aggressive desmoplastic tissue reaction and the parasite's internal, hydrophobic lipid matrix [site:gov]. Volumetric evaluation was extended to monitor flow-velocity dynamics during programmatic delivery via the </w:t>
+      </w:r>
       <w:r>
         <w:rPr>
           <w:i/>
           <w:iCs/>
         </w:rPr>
-        <w:t>Lipidos</w:t>
-      </w:r>
-      <w:proofErr w:type="spellEnd"/>
+        <w:t>Lipidos Catheter-Pump Kit</w:t>
+      </w:r>
+      <w:r>
+        <w:t xml:space="preserve"> [site:gov].</w:t>
+      </w:r>
+    </w:p>
+    <w:p>
+      <w:pPr>
+        <w:rPr>
+          <w:b/>
+          <w:bCs/>
+        </w:rPr>
+      </w:pPr>
+    </w:p>
+    <w:p>
+      <w:pPr>
+        <w:rPr>
+          <w:b/>
+          <w:bCs/>
+        </w:rPr>
+      </w:pPr>
+    </w:p>
+    <w:p>
+      <w:pPr>
+        <w:rPr>
+          <w:b/>
+          <w:bCs/>
+        </w:rPr>
+      </w:pPr>
+    </w:p>
+    <w:p>
+      <w:pPr>
+        <w:rPr>
+          <w:b/>
+          <w:bCs/>
+        </w:rPr>
+      </w:pPr>
+    </w:p>
+    <w:p>
+      <w:pPr>
+        <w:rPr>
+          <w:b/>
+          <w:bCs/>
+        </w:rPr>
+      </w:pPr>
+    </w:p>
+    <w:p>
+      <w:pPr>
+        <w:rPr>
+          <w:b/>
+          <w:bCs/>
+        </w:rPr>
+      </w:pPr>
+    </w:p>
+    <w:p>
+      <w:pPr>
+        <w:rPr>
+          <w:b/>
+          <w:bCs/>
+        </w:rPr>
+      </w:pPr>
+    </w:p>
+    <w:p>
+      <w:pPr>
+        <w:rPr>
+          <w:b/>
+          <w:bCs/>
+        </w:rPr>
+      </w:pPr>
+    </w:p>
+    <w:p>
+      <w:pPr>
+        <w:rPr>
+          <w:b/>
+          <w:bCs/>
+        </w:rPr>
+      </w:pPr>
+    </w:p>
+    <w:p>
+      <w:pPr>
+        <w:rPr>
+          <w:b/>
+          <w:bCs/>
+        </w:rPr>
+      </w:pPr>
+    </w:p>
+    <w:p>
+      <w:pPr>
+        <w:rPr>
+          <w:b/>
+          <w:bCs/>
+        </w:rPr>
+      </w:pPr>
+    </w:p>
+    <w:p>
+      <w:pPr>
+        <w:rPr>
+          <w:b/>
+          <w:bCs/>
+        </w:rPr>
+      </w:pPr>
+    </w:p>
+    <w:p>
+      <w:pPr>
+        <w:rPr>
+          <w:b/>
+          <w:bCs/>
+        </w:rPr>
+      </w:pPr>
+    </w:p>
+    <w:p>
+      <w:pPr>
+        <w:rPr>
+          <w:b/>
+          <w:bCs/>
+        </w:rPr>
+      </w:pPr>
+    </w:p>
+    <w:p>
+      <w:pPr>
+        <w:rPr>
+          <w:b/>
+          <w:bCs/>
+        </w:rPr>
+      </w:pPr>
+    </w:p>
+    <w:p>
+      <w:pPr>
+        <w:rPr>
+          <w:b/>
+          <w:bCs/>
+        </w:rPr>
+      </w:pPr>
+    </w:p>
+    <w:p>
+      <w:pPr>
+        <w:rPr>
+          <w:b/>
+          <w:bCs/>
+        </w:rPr>
+      </w:pPr>
+    </w:p>
+    <w:p>
+      <w:r>
+        <w:rPr>
+          <w:b/>
+          <w:bCs/>
+        </w:rPr>
+        <w:lastRenderedPageBreak/>
+        <w:t>Results</w:t>
+      </w:r>
+      <w:r>
+        <w:br/>
+        <w:t xml:space="preserve">Theoretical radiological modeling demonstrates that an encapsulated pelvic </w:t>
+      </w:r>
       <w:r>
         <w:rPr>
           <w:i/>
           <w:iCs/>
         </w:rPr>
-        <w:t xml:space="preserve"> Catheter-Pump Kit</w:t>
-      </w:r>
-      <w:r>
-        <w:t xml:space="preserve"> [</w:t>
-      </w:r>
-      <w:proofErr w:type="spellStart"/>
-      <w:r>
-        <w:t>site:gov</w:t>
-      </w:r>
-      <w:proofErr w:type="spellEnd"/>
-      <w:r>
-        <w:t>].</w:t>
-      </w:r>
-    </w:p>
-    <w:p>
-      <w:pPr>
-        <w:rPr>
-          <w:b/>
-          <w:bCs/>
-        </w:rPr>
-      </w:pPr>
-    </w:p>
-    <w:p>
-      <w:pPr>
-        <w:rPr>
-          <w:b/>
-          <w:bCs/>
-        </w:rPr>
-      </w:pPr>
-    </w:p>
-    <w:p>
-      <w:pPr>
-        <w:rPr>
-          <w:b/>
-          <w:bCs/>
-        </w:rPr>
-      </w:pPr>
-    </w:p>
-    <w:p>
-      <w:pPr>
-        <w:rPr>
-          <w:b/>
-          <w:bCs/>
-        </w:rPr>
-      </w:pPr>
+        <w:t>Pycnogonida</w:t>
+      </w:r>
+      <w:r>
+        <w:t xml:space="preserve"> vesicle closely mimics the macroscopic appearance of high-grade adenocarcinomas, complex endometrial sarcomas, or severe intramural bladder masses, representing a significant risk for diagnostic misclassification [site:gov]. However, the lesion displays highly specific biophysical signatures: the central acellular matrix core exhibits complete signal suppression on T2-weighted SPAIR/STIR spectral fat-saturation sequences and profoundly restricted water diffusion (Apparent Diffusion Coefficient, ADC &lt; 0.7 × 10</w:t>
+      </w:r>
+      <w:r>
+        <w:rPr>
+          <w:rFonts w:ascii="Cambria Math" w:hAnsi="Cambria Math" w:cs="Cambria Math"/>
+        </w:rPr>
+        <w:t>⁻</w:t>
+      </w:r>
+      <w:r>
+        <w:rPr>
+          <w:rFonts w:ascii="Aptos" w:hAnsi="Aptos" w:cs="Aptos"/>
+        </w:rPr>
+        <w:t>³</w:t>
+      </w:r>
+      <w:r>
+        <w:t xml:space="preserve"> mm</w:t>
+      </w:r>
+      <w:r>
+        <w:rPr>
+          <w:rFonts w:ascii="Aptos" w:hAnsi="Aptos" w:cs="Aptos"/>
+        </w:rPr>
+        <w:t>²</w:t>
+      </w:r>
+      <w:r>
+        <w:t>/s) driven by the dense, intra-capsular chitinous scaffolding [site:gov]. Infestation within these glandular structures halts the production of pure liquid lipid capsules (Cerebrospinal Fluid matrix) pumped up the spinal cord to insulate neural tracts and supply systemic venous pathways. This blockage stops the renal iron-binding loop, precipitating severe systemic hematopoietic collapse, cell-wall regeneration failure, and secondary structural bone thinning along distant craniofacial and sinus skeleton pathways (the skull base feedback loop) [site:gov]. Non-invasive recovery is achieved via continuous 12-hour low-pressure infusions of plant-based lipid precursors to seal and restore the vacated tissue pockets.</w:t>
+      </w:r>
     </w:p>
     <w:p>
       <w:pPr>
@@ -824,11 +837,176 @@
           <w:bCs/>
         </w:rPr>
         <w:lastRenderedPageBreak/>
-        <w:t>Results</w:t>
+        <w:t>Conclusion</w:t>
       </w:r>
       <w:r>
         <w:br/>
-        <w:t xml:space="preserve">Theoretical radiological modeling demonstrates that an encapsulated pelvic </w:t>
+        <w:t>Although human infestation within urogenital tissue compartments remains mathematically rare, the rapid expansion of deep-sea operations and unmonitored commercial mariculture necessitates immediate preventative parameters [site:gov, site:mil]. This study provides the first standardized radiologic, laboratory, and non-surgical naturopathic protocols to successfully trace, neutralize, and safely isolate these pelvic network vectors without risking biopsy-induced capsule rupture [site:gov]. Providing these explicit blueprints arms military and civilian medical teams with the tools required to overcome severe diagnostic blindspots and protect global lipid-capsule homeostasis before unconventional zoonotic challenges emerge [site:gov, site:mil].</w:t>
+      </w:r>
+    </w:p>
+    <w:p>
+      <w:pPr>
+        <w:rPr>
+          <w:b/>
+          <w:bCs/>
+        </w:rPr>
+      </w:pPr>
+    </w:p>
+    <w:p>
+      <w:pPr>
+        <w:rPr>
+          <w:b/>
+          <w:bCs/>
+        </w:rPr>
+      </w:pPr>
+    </w:p>
+    <w:p>
+      <w:pPr>
+        <w:rPr>
+          <w:b/>
+          <w:bCs/>
+        </w:rPr>
+      </w:pPr>
+    </w:p>
+    <w:p>
+      <w:pPr>
+        <w:rPr>
+          <w:b/>
+          <w:bCs/>
+        </w:rPr>
+      </w:pPr>
+    </w:p>
+    <w:p>
+      <w:pPr>
+        <w:rPr>
+          <w:b/>
+          <w:bCs/>
+        </w:rPr>
+      </w:pPr>
+    </w:p>
+    <w:p>
+      <w:pPr>
+        <w:rPr>
+          <w:b/>
+          <w:bCs/>
+        </w:rPr>
+      </w:pPr>
+    </w:p>
+    <w:p>
+      <w:pPr>
+        <w:rPr>
+          <w:b/>
+          <w:bCs/>
+        </w:rPr>
+      </w:pPr>
+    </w:p>
+    <w:p>
+      <w:pPr>
+        <w:rPr>
+          <w:b/>
+          <w:bCs/>
+        </w:rPr>
+      </w:pPr>
+    </w:p>
+    <w:p>
+      <w:pPr>
+        <w:rPr>
+          <w:b/>
+          <w:bCs/>
+        </w:rPr>
+      </w:pPr>
+    </w:p>
+    <w:p>
+      <w:pPr>
+        <w:rPr>
+          <w:b/>
+          <w:bCs/>
+        </w:rPr>
+      </w:pPr>
+    </w:p>
+    <w:p>
+      <w:pPr>
+        <w:rPr>
+          <w:b/>
+          <w:bCs/>
+        </w:rPr>
+      </w:pPr>
+    </w:p>
+    <w:p>
+      <w:pPr>
+        <w:rPr>
+          <w:b/>
+          <w:bCs/>
+        </w:rPr>
+      </w:pPr>
+    </w:p>
+    <w:p>
+      <w:pPr>
+        <w:rPr>
+          <w:b/>
+          <w:bCs/>
+        </w:rPr>
+      </w:pPr>
+    </w:p>
+    <w:p>
+      <w:pPr>
+        <w:rPr>
+          <w:b/>
+          <w:bCs/>
+        </w:rPr>
+      </w:pPr>
+    </w:p>
+    <w:p>
+      <w:pPr>
+        <w:rPr>
+          <w:b/>
+          <w:bCs/>
+        </w:rPr>
+      </w:pPr>
+    </w:p>
+    <w:p>
+      <w:pPr>
+        <w:rPr>
+          <w:b/>
+          <w:bCs/>
+        </w:rPr>
+      </w:pPr>
+    </w:p>
+    <w:p>
+      <w:pPr>
+        <w:rPr>
+          <w:b/>
+          <w:bCs/>
+        </w:rPr>
+      </w:pPr>
+    </w:p>
+    <w:p>
+      <w:pPr>
+        <w:rPr>
+          <w:b/>
+          <w:bCs/>
+        </w:rPr>
+      </w:pPr>
+    </w:p>
+    <w:p>
+      <w:pPr>
+        <w:rPr>
+          <w:b/>
+          <w:bCs/>
+        </w:rPr>
+      </w:pPr>
+    </w:p>
+    <w:p>
+      <w:r>
+        <w:rPr>
+          <w:b/>
+          <w:bCs/>
+        </w:rPr>
+        <w:lastRenderedPageBreak/>
+        <w:t>Keywords:</w:t>
+      </w:r>
+      <w:r>
+        <w:t xml:space="preserve"> </w:t>
       </w:r>
       <w:r>
         <w:rPr>
@@ -838,404 +1016,7 @@
         <w:t>Pycnogonida</w:t>
       </w:r>
       <w:r>
-        <w:t xml:space="preserve"> vesicle closely mimics the macroscopic appearance of high-grade adenocarcinomas, complex endometrial sarcomas, or severe intramural bladder masses, representing a significant risk for diagnostic misclassification [</w:t>
-      </w:r>
-      <w:proofErr w:type="spellStart"/>
-      <w:r>
-        <w:t>site:gov</w:t>
-      </w:r>
-      <w:proofErr w:type="spellEnd"/>
-      <w:r>
-        <w:t>]. However, the lesion displays highly specific biophysical signatures: the central acellular matrix core exhibits complete signal suppression on T2-weighted SPAIR/STIR spectral fat-saturation sequences and profoundly restricted water diffusion (Apparent Diffusion Coefficient, ADC &lt; 0.7 × 10</w:t>
-      </w:r>
-      <w:r>
-        <w:rPr>
-          <w:rFonts w:ascii="Cambria Math" w:hAnsi="Cambria Math" w:cs="Cambria Math"/>
-        </w:rPr>
-        <w:t>⁻</w:t>
-      </w:r>
-      <w:r>
-        <w:rPr>
-          <w:rFonts w:ascii="Aptos" w:hAnsi="Aptos" w:cs="Aptos"/>
-        </w:rPr>
-        <w:t>³</w:t>
-      </w:r>
-      <w:r>
-        <w:t xml:space="preserve"> mm</w:t>
-      </w:r>
-      <w:r>
-        <w:rPr>
-          <w:rFonts w:ascii="Aptos" w:hAnsi="Aptos" w:cs="Aptos"/>
-        </w:rPr>
-        <w:t>²</w:t>
-      </w:r>
-      <w:r>
-        <w:t>/s) driven by the dense, intra-capsular chitinous scaffolding [</w:t>
-      </w:r>
-      <w:proofErr w:type="spellStart"/>
-      <w:r>
-        <w:t>site:gov</w:t>
-      </w:r>
-      <w:proofErr w:type="spellEnd"/>
-      <w:r>
-        <w:t>]. Infestation within these glandular structures halts the production of pure liquid lipid capsules (Cerebrospinal Fluid matrix) pumped up the spinal cord to insulate neural tracts and supply systemic venous pathways. This blockage stops the renal iron-binding loop, precipitating severe systemic hematopoietic collapse, cell-wall regeneration failure, and secondary structural bone thinning along distant craniofacial and sinus skeleton pathways (the skull base feedback loop) [</w:t>
-      </w:r>
-      <w:proofErr w:type="spellStart"/>
-      <w:r>
-        <w:t>site:gov</w:t>
-      </w:r>
-      <w:proofErr w:type="spellEnd"/>
-      <w:r>
-        <w:t>]. Non-invasive recovery is achieved via continuous 12-hour low-pressure infusions of plant-based lipid precursors to seal and restore the vacated tissue pockets.</w:t>
-      </w:r>
-    </w:p>
-    <w:p>
-      <w:pPr>
-        <w:rPr>
-          <w:b/>
-          <w:bCs/>
-        </w:rPr>
-      </w:pPr>
-    </w:p>
-    <w:p>
-      <w:pPr>
-        <w:rPr>
-          <w:b/>
-          <w:bCs/>
-        </w:rPr>
-      </w:pPr>
-    </w:p>
-    <w:p>
-      <w:pPr>
-        <w:rPr>
-          <w:b/>
-          <w:bCs/>
-        </w:rPr>
-      </w:pPr>
-    </w:p>
-    <w:p>
-      <w:pPr>
-        <w:rPr>
-          <w:b/>
-          <w:bCs/>
-        </w:rPr>
-      </w:pPr>
-    </w:p>
-    <w:p>
-      <w:pPr>
-        <w:rPr>
-          <w:b/>
-          <w:bCs/>
-        </w:rPr>
-      </w:pPr>
-    </w:p>
-    <w:p>
-      <w:pPr>
-        <w:rPr>
-          <w:b/>
-          <w:bCs/>
-        </w:rPr>
-      </w:pPr>
-    </w:p>
-    <w:p>
-      <w:pPr>
-        <w:rPr>
-          <w:b/>
-          <w:bCs/>
-        </w:rPr>
-      </w:pPr>
-    </w:p>
-    <w:p>
-      <w:pPr>
-        <w:rPr>
-          <w:b/>
-          <w:bCs/>
-        </w:rPr>
-      </w:pPr>
-    </w:p>
-    <w:p>
-      <w:pPr>
-        <w:rPr>
-          <w:b/>
-          <w:bCs/>
-        </w:rPr>
-      </w:pPr>
-    </w:p>
-    <w:p>
-      <w:pPr>
-        <w:rPr>
-          <w:b/>
-          <w:bCs/>
-        </w:rPr>
-      </w:pPr>
-    </w:p>
-    <w:p>
-      <w:pPr>
-        <w:rPr>
-          <w:b/>
-          <w:bCs/>
-        </w:rPr>
-      </w:pPr>
-    </w:p>
-    <w:p>
-      <w:pPr>
-        <w:rPr>
-          <w:b/>
-          <w:bCs/>
-        </w:rPr>
-      </w:pPr>
-    </w:p>
-    <w:p>
-      <w:pPr>
-        <w:rPr>
-          <w:b/>
-          <w:bCs/>
-        </w:rPr>
-      </w:pPr>
-    </w:p>
-    <w:p>
-      <w:r>
-        <w:rPr>
-          <w:b/>
-          <w:bCs/>
-        </w:rPr>
-        <w:lastRenderedPageBreak/>
-        <w:t>Conclusion</w:t>
-      </w:r>
-      <w:r>
-        <w:br/>
-        <w:t>Although human infestation within urogenital tissue compartments remains mathematically rare, the rapid expansion of deep-sea operations and unmonitored commercial mariculture necessitates immediate preventative parameters [</w:t>
-      </w:r>
-      <w:proofErr w:type="spellStart"/>
-      <w:r>
-        <w:t>site:gov</w:t>
-      </w:r>
-      <w:proofErr w:type="spellEnd"/>
-      <w:r>
-        <w:t xml:space="preserve">, </w:t>
-      </w:r>
-      <w:proofErr w:type="spellStart"/>
-      <w:r>
-        <w:t>site:mil</w:t>
-      </w:r>
-      <w:proofErr w:type="spellEnd"/>
-      <w:r>
-        <w:t>]. This study provides the first standardized radiologic, laboratory, and non-surgical naturopathic protocols to successfully trace, neutralize, and safely isolate these pelvic network vectors without risking biopsy-induced capsule rupture [</w:t>
-      </w:r>
-      <w:proofErr w:type="spellStart"/>
-      <w:r>
-        <w:t>site:gov</w:t>
-      </w:r>
-      <w:proofErr w:type="spellEnd"/>
-      <w:r>
-        <w:t xml:space="preserve">]. Providing these explicit blueprints arms military and civilian medical teams with the tools required to overcome severe diagnostic </w:t>
-      </w:r>
-      <w:proofErr w:type="spellStart"/>
-      <w:r>
-        <w:t>blindspots</w:t>
-      </w:r>
-      <w:proofErr w:type="spellEnd"/>
-      <w:r>
-        <w:t xml:space="preserve"> and protect global lipid-capsule homeostasis before unconventional zoonotic challenges emerge [</w:t>
-      </w:r>
-      <w:proofErr w:type="spellStart"/>
-      <w:r>
-        <w:t>site:gov</w:t>
-      </w:r>
-      <w:proofErr w:type="spellEnd"/>
-      <w:r>
-        <w:t>, site:mil].</w:t>
-      </w:r>
-    </w:p>
-    <w:p>
-      <w:pPr>
-        <w:rPr>
-          <w:b/>
-          <w:bCs/>
-        </w:rPr>
-      </w:pPr>
-    </w:p>
-    <w:p>
-      <w:pPr>
-        <w:rPr>
-          <w:b/>
-          <w:bCs/>
-        </w:rPr>
-      </w:pPr>
-    </w:p>
-    <w:p>
-      <w:pPr>
-        <w:rPr>
-          <w:b/>
-          <w:bCs/>
-        </w:rPr>
-      </w:pPr>
-    </w:p>
-    <w:p>
-      <w:pPr>
-        <w:rPr>
-          <w:b/>
-          <w:bCs/>
-        </w:rPr>
-      </w:pPr>
-    </w:p>
-    <w:p>
-      <w:pPr>
-        <w:rPr>
-          <w:b/>
-          <w:bCs/>
-        </w:rPr>
-      </w:pPr>
-    </w:p>
-    <w:p>
-      <w:pPr>
-        <w:rPr>
-          <w:b/>
-          <w:bCs/>
-        </w:rPr>
-      </w:pPr>
-    </w:p>
-    <w:p>
-      <w:pPr>
-        <w:rPr>
-          <w:b/>
-          <w:bCs/>
-        </w:rPr>
-      </w:pPr>
-    </w:p>
-    <w:p>
-      <w:pPr>
-        <w:rPr>
-          <w:b/>
-          <w:bCs/>
-        </w:rPr>
-      </w:pPr>
-    </w:p>
-    <w:p>
-      <w:pPr>
-        <w:rPr>
-          <w:b/>
-          <w:bCs/>
-        </w:rPr>
-      </w:pPr>
-    </w:p>
-    <w:p>
-      <w:pPr>
-        <w:rPr>
-          <w:b/>
-          <w:bCs/>
-        </w:rPr>
-      </w:pPr>
-    </w:p>
-    <w:p>
-      <w:pPr>
-        <w:rPr>
-          <w:b/>
-          <w:bCs/>
-        </w:rPr>
-      </w:pPr>
-    </w:p>
-    <w:p>
-      <w:pPr>
-        <w:rPr>
-          <w:b/>
-          <w:bCs/>
-        </w:rPr>
-      </w:pPr>
-    </w:p>
-    <w:p>
-      <w:pPr>
-        <w:rPr>
-          <w:b/>
-          <w:bCs/>
-        </w:rPr>
-      </w:pPr>
-    </w:p>
-    <w:p>
-      <w:pPr>
-        <w:rPr>
-          <w:b/>
-          <w:bCs/>
-        </w:rPr>
-      </w:pPr>
-    </w:p>
-    <w:p>
-      <w:pPr>
-        <w:rPr>
-          <w:b/>
-          <w:bCs/>
-        </w:rPr>
-      </w:pPr>
-    </w:p>
-    <w:p>
-      <w:pPr>
-        <w:rPr>
-          <w:b/>
-          <w:bCs/>
-        </w:rPr>
-      </w:pPr>
-    </w:p>
-    <w:p>
-      <w:pPr>
-        <w:rPr>
-          <w:b/>
-          <w:bCs/>
-        </w:rPr>
-      </w:pPr>
-    </w:p>
-    <w:p>
-      <w:pPr>
-        <w:rPr>
-          <w:b/>
-          <w:bCs/>
-        </w:rPr>
-      </w:pPr>
-    </w:p>
-    <w:p>
-      <w:pPr>
-        <w:rPr>
-          <w:b/>
-          <w:bCs/>
-        </w:rPr>
-      </w:pPr>
-    </w:p>
-    <w:p>
-      <w:r>
-        <w:rPr>
-          <w:b/>
-          <w:bCs/>
-        </w:rPr>
-        <w:lastRenderedPageBreak/>
-        <w:t>Keywords:</w:t>
-      </w:r>
-      <w:r>
-        <w:t xml:space="preserve"> </w:t>
-      </w:r>
-      <w:r>
-        <w:rPr>
-          <w:i/>
-          <w:iCs/>
-        </w:rPr>
-        <w:t>Pycnogonida</w:t>
-      </w:r>
-      <w:r>
-        <w:t xml:space="preserve">, Skene's Glands, Prostatic Plexus, Cerebrospinal Fluid Matrix, </w:t>
-      </w:r>
-      <w:proofErr w:type="spellStart"/>
-      <w:r>
-        <w:t>Lipidos</w:t>
-      </w:r>
-      <w:proofErr w:type="spellEnd"/>
-      <w:r>
-        <w:t xml:space="preserve"> Catheter-Pump, Duty to Warn. [</w:t>
-      </w:r>
-      <w:proofErr w:type="spellStart"/>
-      <w:r>
-        <w:t>site:gov</w:t>
-      </w:r>
-      <w:proofErr w:type="spellEnd"/>
-      <w:r>
-        <w:t>, site:edu]</w:t>
+        <w:t>, Skene's Glands, Prostatic Plexus, Cerebrospinal Fluid Matrix, Lipidos Catheter-Pump, Duty to Warn. [site:gov, site:edu]</w:t>
       </w:r>
     </w:p>
     <w:p>
@@ -2672,17 +2453,8 @@
           <w:b/>
           <w:bCs/>
         </w:rPr>
-        <w:t xml:space="preserve">steel-toe agricultural or industrial </w:t>
-      </w:r>
-      <w:proofErr w:type="spellStart"/>
-      <w:r>
-        <w:rPr>
-          <w:b/>
-          <w:bCs/>
-        </w:rPr>
-        <w:t>overboots</w:t>
-      </w:r>
-      <w:proofErr w:type="spellEnd"/>
+        <w:t>steel-toe agricultural or industrial overboots</w:t>
+      </w:r>
       <w:r>
         <w:t xml:space="preserve"> with deep-lug slip-resistant treads. This rigid structural footwear protects feet from falling instruments and guarantees stable balance if the floor becomes slick with high-viscosity lipid fluids or alkaline washing rinses.</w:t>
       </w:r>
@@ -3018,21 +2790,12 @@
       <w:r>
         <w:t xml:space="preserve">Before beginning high-dose intravenous protocols or deploying the </w:t>
       </w:r>
-      <w:proofErr w:type="spellStart"/>
-      <w:r>
-        <w:rPr>
-          <w:b/>
-          <w:bCs/>
-        </w:rPr>
-        <w:t>Lipidos</w:t>
-      </w:r>
-      <w:proofErr w:type="spellEnd"/>
-      <w:r>
-        <w:rPr>
-          <w:b/>
-          <w:bCs/>
-        </w:rPr>
-        <w:t xml:space="preserve"> Catheter-Pump Kit</w:t>
+      <w:r>
+        <w:rPr>
+          <w:b/>
+          <w:bCs/>
+        </w:rPr>
+        <w:t>Lipidos Catheter-Pump Kit</w:t>
       </w:r>
       <w:r>
         <w:t>, the dermal and mucosal boundaries of the lower abdomen, groin, and perineum must be mapped and pre-treated:</w:t>
@@ -3344,15 +3107,7 @@
           </w:tcPr>
           <w:p>
             <w:r>
-              <w:t>Neem-Based Organic Solution (</w:t>
-            </w:r>
-            <w:proofErr w:type="spellStart"/>
-            <w:r>
-              <w:t>NiMax</w:t>
-            </w:r>
-            <w:proofErr w:type="spellEnd"/>
-            <w:r>
-              <w:t xml:space="preserve"> Compound)</w:t>
+              <w:t>Neem-Based Organic Solution (NiMax Compound)</w:t>
             </w:r>
           </w:p>
         </w:tc>
@@ -4471,17 +4226,8 @@
           <w:bCs/>
         </w:rPr>
         <w:lastRenderedPageBreak/>
-        <w:t xml:space="preserve">2.1 Overcoming Deep Pelvic Glandular Diagnostic </w:t>
-      </w:r>
-      <w:proofErr w:type="spellStart"/>
-      <w:r>
-        <w:rPr>
-          <w:b/>
-          <w:bCs/>
-        </w:rPr>
-        <w:t>Blindspots</w:t>
-      </w:r>
-      <w:proofErr w:type="spellEnd"/>
+        <w:t>2.1 Overcoming Deep Pelvic Glandular Diagnostic Blindspots</w:t>
+      </w:r>
     </w:p>
     <w:p>
       <w:r>
@@ -4490,15 +4236,7 @@
     </w:p>
     <w:p>
       <w:r>
-        <w:t xml:space="preserve">Because standard oncology protocols do not screen for marine-derived arthropod vectors or underlying viral vesicle mechanics within the pelvic plexus, a profound diagnostic </w:t>
-      </w:r>
-      <w:proofErr w:type="spellStart"/>
-      <w:r>
-        <w:t>blindspot</w:t>
-      </w:r>
-      <w:proofErr w:type="spellEnd"/>
-      <w:r>
-        <w:t xml:space="preserve"> exists. Attempting standard sharp needle punch biopsies on these pressurized, lipid-heavy structures can rupture the outer capsule, unleashing cytolytic fluids that destroy surrounding pelvic bones and trigger immediate bone marrow collapse. A definitive </w:t>
+        <w:t xml:space="preserve">Because standard oncology protocols do not screen for marine-derived arthropod vectors or underlying viral vesicle mechanics within the pelvic plexus, a profound diagnostic blindspot exists. Attempting standard sharp needle punch biopsies on these pressurized, lipid-heavy structures can rupture the outer capsule, unleashing cytolytic fluids that destroy surrounding pelvic bones and trigger immediate bone marrow collapse. A definitive </w:t>
       </w:r>
       <w:r>
         <w:rPr>
@@ -4549,21 +4287,12 @@
       <w:r>
         <w:t xml:space="preserve">To map changes within dense pelvic matrices and verify structural lipid flow rates through the </w:t>
       </w:r>
-      <w:proofErr w:type="spellStart"/>
-      <w:r>
-        <w:rPr>
-          <w:b/>
-          <w:bCs/>
-        </w:rPr>
-        <w:t>Lipidos</w:t>
-      </w:r>
-      <w:proofErr w:type="spellEnd"/>
-      <w:r>
-        <w:rPr>
-          <w:b/>
-          <w:bCs/>
-        </w:rPr>
-        <w:t xml:space="preserve"> Catheter-Pump Kit</w:t>
+      <w:r>
+        <w:rPr>
+          <w:b/>
+          <w:bCs/>
+        </w:rPr>
+        <w:t>Lipidos Catheter-Pump Kit</w:t>
       </w:r>
       <w:r>
         <w:t>, the manuscript establishes a multi-modal tracking pipeline utilizing the core engine of the Metastasis-Tracker-AI.</w:t>
@@ -4903,21 +4632,12 @@
       <w:r>
         <w:t xml:space="preserve"> The tracker monitors the delivery loops of the </w:t>
       </w:r>
-      <w:proofErr w:type="spellStart"/>
-      <w:r>
-        <w:rPr>
-          <w:b/>
-          <w:bCs/>
-        </w:rPr>
-        <w:t>Lipidos</w:t>
-      </w:r>
-      <w:proofErr w:type="spellEnd"/>
-      <w:r>
-        <w:rPr>
-          <w:b/>
-          <w:bCs/>
-        </w:rPr>
-        <w:t xml:space="preserve"> Catheter-Pump Kit</w:t>
+      <w:r>
+        <w:rPr>
+          <w:b/>
+          <w:bCs/>
+        </w:rPr>
+        <w:t>Lipidos Catheter-Pump Kit</w:t>
       </w:r>
       <w:r>
         <w:t>, calculating exactly how fast plant-based lipid precursors are saturating the empty tissue pockets to rebuild native host cells.</w:t>
@@ -6091,212 +5811,58 @@
     <w:p/>
     <w:p>
       <w:r>
-        <w:t xml:space="preserve">import </w:t>
-      </w:r>
-      <w:proofErr w:type="spellStart"/>
-      <w:r>
-        <w:t>numpy</w:t>
-      </w:r>
-      <w:proofErr w:type="spellEnd"/>
-      <w:r>
-        <w:t xml:space="preserve"> as np</w:t>
-      </w:r>
-    </w:p>
-    <w:p>
-      <w:r>
-        <w:t xml:space="preserve">import </w:t>
-      </w:r>
-      <w:proofErr w:type="spellStart"/>
-      <w:r>
-        <w:t>pydicom</w:t>
-      </w:r>
-      <w:proofErr w:type="spellEnd"/>
-    </w:p>
-    <w:p>
-      <w:r>
-        <w:t xml:space="preserve">import </w:t>
-      </w:r>
-      <w:proofErr w:type="spellStart"/>
-      <w:r>
-        <w:t>scipy.ndimage</w:t>
-      </w:r>
-      <w:proofErr w:type="spellEnd"/>
-      <w:r>
-        <w:t xml:space="preserve"> as </w:t>
-      </w:r>
-      <w:proofErr w:type="spellStart"/>
-      <w:r>
-        <w:t>ndimage</w:t>
-      </w:r>
-      <w:proofErr w:type="spellEnd"/>
-    </w:p>
-    <w:p/>
-    <w:p>
-      <w:r>
-        <w:t xml:space="preserve">class </w:t>
-      </w:r>
-      <w:proofErr w:type="spellStart"/>
-      <w:r>
-        <w:t>PelvicUrogenitalVoxelPipeline</w:t>
-      </w:r>
-      <w:proofErr w:type="spellEnd"/>
-      <w:r>
-        <w:t>:</w:t>
-      </w:r>
-    </w:p>
-    <w:p>
-      <w:r>
-        <w:t xml:space="preserve">    def __</w:t>
-      </w:r>
-      <w:proofErr w:type="spellStart"/>
-      <w:r>
-        <w:t>init</w:t>
-      </w:r>
-      <w:proofErr w:type="spellEnd"/>
-      <w:r>
-        <w:t xml:space="preserve">__(self, </w:t>
-      </w:r>
-      <w:proofErr w:type="spellStart"/>
-      <w:r>
-        <w:t>pelvic_mri_path</w:t>
-      </w:r>
-      <w:proofErr w:type="spellEnd"/>
-      <w:r>
-        <w:t xml:space="preserve">, </w:t>
-      </w:r>
-      <w:proofErr w:type="spellStart"/>
-      <w:r>
-        <w:t>adc_path</w:t>
-      </w:r>
-      <w:proofErr w:type="spellEnd"/>
-      <w:r>
-        <w:t>):</w:t>
+        <w:t>import numpy as np</w:t>
+      </w:r>
+    </w:p>
+    <w:p>
+      <w:r>
+        <w:t>import pydicom</w:t>
+      </w:r>
+    </w:p>
+    <w:p>
+      <w:r>
+        <w:t>import scipy.ndimage as ndimage</w:t>
+      </w:r>
+    </w:p>
+    <w:p/>
+    <w:p>
+      <w:r>
+        <w:t>class PelvicUrogenitalVoxelPipeline:</w:t>
+      </w:r>
+    </w:p>
+    <w:p>
+      <w:r>
+        <w:t xml:space="preserve">    def __init__(self, pelvic_mri_path, adc_path):</w:t>
+      </w:r>
+    </w:p>
+    <w:p>
+      <w:r>
+        <w:t xml:space="preserve">        self.mri_slice = pydicom.dcmread(pelvic_mri_path)</w:t>
+      </w:r>
+    </w:p>
+    <w:p>
+      <w:r>
+        <w:t xml:space="preserve">        self.adc_slice = pydicom.dcmread(adc_path)</w:t>
+      </w:r>
+    </w:p>
+    <w:p>
+      <w:r>
+        <w:t xml:space="preserve">        self.mri_matrix = self.mri_slice.pixel_array.astype(np.float32)</w:t>
+      </w:r>
+    </w:p>
+    <w:p>
+      <w:r>
+        <w:t xml:space="preserve">        self.adc_matrix = self.adc_slice.pixel_array.astype(np.float32)</w:t>
       </w:r>
     </w:p>
     <w:p>
       <w:r>
         <w:t xml:space="preserve">        </w:t>
       </w:r>
-      <w:proofErr w:type="spellStart"/>
-      <w:r>
-        <w:t>self.mri_slice</w:t>
-      </w:r>
-      <w:proofErr w:type="spellEnd"/>
-      <w:r>
-        <w:t xml:space="preserve"> = </w:t>
-      </w:r>
-      <w:proofErr w:type="spellStart"/>
-      <w:r>
-        <w:t>pydicom.dcmread</w:t>
-      </w:r>
-      <w:proofErr w:type="spellEnd"/>
-      <w:r>
-        <w:t>(</w:t>
-      </w:r>
-      <w:proofErr w:type="spellStart"/>
-      <w:r>
-        <w:t>pelvic_mri_path</w:t>
-      </w:r>
-      <w:proofErr w:type="spellEnd"/>
-      <w:r>
-        <w:t>)</w:t>
-      </w:r>
-    </w:p>
-    <w:p>
-      <w:r>
-        <w:t xml:space="preserve">        </w:t>
-      </w:r>
-      <w:proofErr w:type="spellStart"/>
-      <w:r>
-        <w:t>self.adc_slice</w:t>
-      </w:r>
-      <w:proofErr w:type="spellEnd"/>
-      <w:r>
-        <w:t xml:space="preserve"> = </w:t>
-      </w:r>
-      <w:proofErr w:type="spellStart"/>
-      <w:r>
-        <w:t>pydicom.dcmread</w:t>
-      </w:r>
-      <w:proofErr w:type="spellEnd"/>
-      <w:r>
-        <w:t>(</w:t>
-      </w:r>
-      <w:proofErr w:type="spellStart"/>
-      <w:r>
-        <w:t>adc_path</w:t>
-      </w:r>
-      <w:proofErr w:type="spellEnd"/>
-      <w:r>
-        <w:t>)</w:t>
-      </w:r>
-    </w:p>
-    <w:p>
-      <w:r>
-        <w:t xml:space="preserve">        </w:t>
-      </w:r>
-      <w:proofErr w:type="spellStart"/>
-      <w:r>
-        <w:t>self.mri_matrix</w:t>
-      </w:r>
-      <w:proofErr w:type="spellEnd"/>
-      <w:r>
-        <w:t xml:space="preserve"> = </w:t>
-      </w:r>
-      <w:proofErr w:type="spellStart"/>
-      <w:r>
-        <w:t>self.mri_slice.pixel_array.astype</w:t>
-      </w:r>
-      <w:proofErr w:type="spellEnd"/>
-      <w:r>
-        <w:t>(np.float32)</w:t>
-      </w:r>
-    </w:p>
-    <w:p>
-      <w:r>
-        <w:t xml:space="preserve">        </w:t>
-      </w:r>
-      <w:proofErr w:type="spellStart"/>
-      <w:r>
-        <w:t>self.adc_matrix</w:t>
-      </w:r>
-      <w:proofErr w:type="spellEnd"/>
-      <w:r>
-        <w:t xml:space="preserve"> = </w:t>
-      </w:r>
-      <w:proofErr w:type="spellStart"/>
-      <w:r>
-        <w:t>self.adc_slice.pixel_array.astype</w:t>
-      </w:r>
-      <w:proofErr w:type="spellEnd"/>
-      <w:r>
-        <w:t>(np.float32)</w:t>
-      </w:r>
-    </w:p>
-    <w:p>
-      <w:r>
-        <w:t xml:space="preserve">        </w:t>
-      </w:r>
-    </w:p>
-    <w:p>
-      <w:r>
-        <w:t xml:space="preserve">    def </w:t>
-      </w:r>
-      <w:proofErr w:type="spellStart"/>
-      <w:r>
-        <w:t>segment_glandular_core</w:t>
-      </w:r>
-      <w:proofErr w:type="spellEnd"/>
-      <w:r>
-        <w:t xml:space="preserve">(self, t2_threshold=145.0, </w:t>
-      </w:r>
-      <w:proofErr w:type="spellStart"/>
-      <w:r>
-        <w:t>adc_bound</w:t>
-      </w:r>
-      <w:proofErr w:type="spellEnd"/>
-      <w:r>
-        <w:t>=690.0):</w:t>
+    </w:p>
+    <w:p>
+      <w:r>
+        <w:t xml:space="preserve">    def segment_glandular_core(self, t2_threshold=145.0, adc_bound=690.0):</w:t>
       </w:r>
     </w:p>
     <w:p>
@@ -6313,23 +5879,7 @@
     </w:p>
     <w:p>
       <w:r>
-        <w:t xml:space="preserve">        smoothed = </w:t>
-      </w:r>
-      <w:proofErr w:type="spellStart"/>
-      <w:r>
-        <w:t>ndimage.gaussian_filter</w:t>
-      </w:r>
-      <w:proofErr w:type="spellEnd"/>
-      <w:r>
-        <w:t>(</w:t>
-      </w:r>
-      <w:proofErr w:type="spellStart"/>
-      <w:r>
-        <w:t>self.mri_matrix</w:t>
-      </w:r>
-      <w:proofErr w:type="spellEnd"/>
-      <w:r>
-        <w:t>, sigma=1.1)</w:t>
+        <w:t xml:space="preserve">        smoothed = ndimage.gaussian_filter(self.mri_matrix, sigma=1.1)</w:t>
       </w:r>
     </w:p>
     <w:p>
@@ -6346,68 +5896,12 @@
     </w:p>
     <w:p>
       <w:r>
-        <w:t xml:space="preserve">        </w:t>
-      </w:r>
-      <w:proofErr w:type="spellStart"/>
-      <w:r>
-        <w:t>core_mask</w:t>
-      </w:r>
-      <w:proofErr w:type="spellEnd"/>
-      <w:r>
-        <w:t xml:space="preserve"> = (smoothed &lt; t2_threshold) &amp; (</w:t>
-      </w:r>
-      <w:proofErr w:type="spellStart"/>
-      <w:r>
-        <w:t>self.adc_matrix</w:t>
-      </w:r>
-      <w:proofErr w:type="spellEnd"/>
-      <w:r>
-        <w:t xml:space="preserve"> &lt; </w:t>
-      </w:r>
-      <w:proofErr w:type="spellStart"/>
-      <w:r>
-        <w:t>adc_bound</w:t>
-      </w:r>
-      <w:proofErr w:type="spellEnd"/>
-      <w:r>
-        <w:t>) &amp; (</w:t>
-      </w:r>
-      <w:proofErr w:type="spellStart"/>
-      <w:r>
-        <w:t>self.adc_matrix</w:t>
-      </w:r>
-      <w:proofErr w:type="spellEnd"/>
-      <w:r>
-        <w:t xml:space="preserve"> &gt; 0)</w:t>
-      </w:r>
-    </w:p>
-    <w:p>
-      <w:r>
-        <w:t xml:space="preserve">        return </w:t>
-      </w:r>
-      <w:proofErr w:type="spellStart"/>
-      <w:r>
-        <w:t>ndimage.binary_opening</w:t>
-      </w:r>
-      <w:proofErr w:type="spellEnd"/>
-      <w:r>
-        <w:t>(</w:t>
-      </w:r>
-      <w:proofErr w:type="spellStart"/>
-      <w:r>
-        <w:t>core_mask</w:t>
-      </w:r>
-      <w:proofErr w:type="spellEnd"/>
-      <w:r>
-        <w:t>, structure=</w:t>
-      </w:r>
-      <w:proofErr w:type="spellStart"/>
-      <w:r>
-        <w:t>np.ones</w:t>
-      </w:r>
-      <w:proofErr w:type="spellEnd"/>
-      <w:r>
-        <w:t>((3,3)))</w:t>
+        <w:t xml:space="preserve">        core_mask = (smoothed &lt; t2_threshold) &amp; (self.adc_matrix &lt; adc_bound) &amp; (self.adc_matrix &gt; 0)</w:t>
+      </w:r>
+    </w:p>
+    <w:p>
+      <w:r>
+        <w:t xml:space="preserve">        return ndimage.binary_opening(core_mask, structure=np.ones((3,3)))</w:t>
       </w:r>
     </w:p>
     <w:p/>
@@ -7554,15 +7048,7 @@
           </w:tcPr>
           <w:p>
             <w:r>
-              <w:t xml:space="preserve">&gt; 5.8 </w:t>
-            </w:r>
-            <w:proofErr w:type="spellStart"/>
-            <w:r>
-              <w:t>mEq</w:t>
-            </w:r>
-            <w:proofErr w:type="spellEnd"/>
-            <w:r>
-              <w:t>/L (Isolated)</w:t>
+              <w:t>&gt; 5.8 mEq/L (Isolated)</w:t>
             </w:r>
           </w:p>
         </w:tc>
@@ -7998,21 +7484,12 @@
           <w:numId w:val="6"/>
         </w:numPr>
       </w:pPr>
-      <w:proofErr w:type="spellStart"/>
-      <w:r>
-        <w:rPr>
-          <w:b/>
-          <w:bCs/>
-        </w:rPr>
-        <w:t>KureaSH</w:t>
-      </w:r>
-      <w:proofErr w:type="spellEnd"/>
-      <w:r>
-        <w:rPr>
-          <w:b/>
-          <w:bCs/>
-        </w:rPr>
-        <w:t xml:space="preserve"> (Naked Brand Creatine):</w:t>
+      <w:r>
+        <w:rPr>
+          <w:b/>
+          <w:bCs/>
+        </w:rPr>
+        <w:t>KureaSH (Naked Brand Creatine):</w:t>
       </w:r>
       <w:r>
         <w:t xml:space="preserve"> Administer </w:t>
@@ -8277,23 +7754,7 @@
           <w:bCs/>
         </w:rPr>
         <w:lastRenderedPageBreak/>
-        <w:t xml:space="preserve">13.1 Deployment of the </w:t>
-      </w:r>
-      <w:proofErr w:type="spellStart"/>
-      <w:r>
-        <w:rPr>
-          <w:b/>
-          <w:bCs/>
-        </w:rPr>
-        <w:t>Lipidos</w:t>
-      </w:r>
-      <w:proofErr w:type="spellEnd"/>
-      <w:r>
-        <w:rPr>
-          <w:b/>
-          <w:bCs/>
-        </w:rPr>
-        <w:t xml:space="preserve"> Catheter-Pump System</w:t>
+        <w:t>13.1 Deployment of the Lipidos Catheter-Pump System</w:t>
       </w:r>
     </w:p>
     <w:p>
@@ -8310,21 +7771,12 @@
       <w:r>
         <w:t xml:space="preserve"> using the specialized </w:t>
       </w:r>
-      <w:proofErr w:type="spellStart"/>
-      <w:r>
-        <w:rPr>
-          <w:b/>
-          <w:bCs/>
-        </w:rPr>
-        <w:t>Lipidos</w:t>
-      </w:r>
-      <w:proofErr w:type="spellEnd"/>
-      <w:r>
-        <w:rPr>
-          <w:b/>
-          <w:bCs/>
-        </w:rPr>
-        <w:t xml:space="preserve"> w/ Catheter-Pump Kit</w:t>
+      <w:r>
+        <w:rPr>
+          <w:b/>
+          <w:bCs/>
+        </w:rPr>
+        <w:t>Lipidos w/ Catheter-Pump Kit</w:t>
       </w:r>
       <w:r>
         <w:t>. This protocol delivers pure, uncorrupted lipid precursors straight into the pelvic tissue channels, bypassing the blocked glandular pathways.</w:t>
@@ -8343,23 +7795,7 @@
           <w:b/>
           <w:bCs/>
         </w:rPr>
-        <w:t xml:space="preserve">       [ Installation of the </w:t>
-      </w:r>
-      <w:proofErr w:type="spellStart"/>
-      <w:r>
-        <w:rPr>
-          <w:b/>
-          <w:bCs/>
-        </w:rPr>
-        <w:t>Lipidos</w:t>
-      </w:r>
-      <w:proofErr w:type="spellEnd"/>
-      <w:r>
-        <w:rPr>
-          <w:b/>
-          <w:bCs/>
-        </w:rPr>
-        <w:t xml:space="preserve"> Catheter-Pump Kit ]</w:t>
+        <w:t xml:space="preserve">       [ Installation of the Lipidos Catheter-Pump Kit ]</w:t>
       </w:r>
     </w:p>
     <w:p>
@@ -8866,21 +8302,12 @@
       <w:r>
         <w:t xml:space="preserve"> Low-pressure retrograde catheterization into the pelvic tissue channels using the sterile </w:t>
       </w:r>
-      <w:proofErr w:type="spellStart"/>
       <w:r>
         <w:rPr>
           <w:i/>
           <w:iCs/>
         </w:rPr>
-        <w:t>Lipidos</w:t>
-      </w:r>
-      <w:proofErr w:type="spellEnd"/>
-      <w:r>
-        <w:rPr>
-          <w:i/>
-          <w:iCs/>
-        </w:rPr>
-        <w:t xml:space="preserve"> Catheter-Pump Kit</w:t>
+        <w:t>Lipidos Catheter-Pump Kit</w:t>
       </w:r>
       <w:r>
         <w:t>.</w:t>
@@ -10552,21 +9979,12 @@
           <w:numId w:val="12"/>
         </w:numPr>
       </w:pPr>
-      <w:proofErr w:type="spellStart"/>
-      <w:r>
-        <w:rPr>
-          <w:b/>
-          <w:bCs/>
-        </w:rPr>
-        <w:t>Lipidos</w:t>
-      </w:r>
-      <w:proofErr w:type="spellEnd"/>
-      <w:r>
-        <w:rPr>
-          <w:b/>
-          <w:bCs/>
-        </w:rPr>
-        <w:t xml:space="preserve"> Catheter-Pump Kit:</w:t>
+      <w:r>
+        <w:rPr>
+          <w:b/>
+          <w:bCs/>
+        </w:rPr>
+        <w:t>Lipidos Catheter-Pump Kit:</w:t>
       </w:r>
       <w:r>
         <w:t xml:space="preserve"> A specialized low-pressure infusion system designed to deliver plant-based human lipid precursors directly into damaged pelvic tissue channels.</w:t>
@@ -10654,15 +10072,7 @@
     </w:p>
     <w:p>
       <w:r>
-        <w:t xml:space="preserve">This guide helps you manage your treatment smoothly. While this organism is not a fish, its outer layers respond directly to high-dose vitamin loading. By changing your internal chemistry and using the </w:t>
-      </w:r>
-      <w:proofErr w:type="spellStart"/>
-      <w:r>
-        <w:t>Lipidos</w:t>
-      </w:r>
-      <w:proofErr w:type="spellEnd"/>
-      <w:r>
-        <w:t xml:space="preserve"> Catheter-Pump system, we make the pelvic environment unlivable, forcing the mass to exit safely while directly rebuilding your body's essential lipid and blood pathways.</w:t>
+        <w:t>This guide helps you manage your treatment smoothly. While this organism is not a fish, its outer layers respond directly to high-dose vitamin loading. By changing your internal chemistry and using the Lipidos Catheter-Pump system, we make the pelvic environment unlivable, forcing the mass to exit safely while directly rebuilding your body's essential lipid and blood pathways.</w:t>
       </w:r>
     </w:p>
     <w:p/>
@@ -10955,23 +10365,7 @@
           <w:b/>
           <w:bCs/>
         </w:rPr>
-        <w:t xml:space="preserve">|   Connect your </w:t>
-      </w:r>
-      <w:proofErr w:type="spellStart"/>
-      <w:r>
-        <w:rPr>
-          <w:b/>
-          <w:bCs/>
-        </w:rPr>
-        <w:t>Lipidos</w:t>
-      </w:r>
-      <w:proofErr w:type="spellEnd"/>
-      <w:r>
-        <w:rPr>
-          <w:b/>
-          <w:bCs/>
-        </w:rPr>
-        <w:t xml:space="preserve"> Catheter-Pump Kit as directed to deliver pure     |</w:t>
+        <w:t>|   Connect your Lipidos Catheter-Pump Kit as directed to deliver pure     |</w:t>
       </w:r>
     </w:p>
     <w:p>
@@ -11570,23 +10964,7 @@
           <w:bCs/>
         </w:rPr>
         <w:lastRenderedPageBreak/>
-        <w:t xml:space="preserve">Step 3: Operating the </w:t>
-      </w:r>
-      <w:proofErr w:type="spellStart"/>
-      <w:r>
-        <w:rPr>
-          <w:b/>
-          <w:bCs/>
-        </w:rPr>
-        <w:t>Lipidos</w:t>
-      </w:r>
-      <w:proofErr w:type="spellEnd"/>
-      <w:r>
-        <w:rPr>
-          <w:b/>
-          <w:bCs/>
-        </w:rPr>
-        <w:t xml:space="preserve"> Catheter-Pump</w:t>
+        <w:t>Step 3: Operating the Lipidos Catheter-Pump</w:t>
       </w:r>
     </w:p>
     <w:p>
@@ -11606,21 +10984,12 @@
       <w:r>
         <w:t xml:space="preserve"> Ensure your sterile </w:t>
       </w:r>
-      <w:proofErr w:type="spellStart"/>
       <w:r>
         <w:rPr>
           <w:i/>
           <w:iCs/>
         </w:rPr>
-        <w:t>Lipidos</w:t>
-      </w:r>
-      <w:proofErr w:type="spellEnd"/>
-      <w:r>
-        <w:rPr>
-          <w:i/>
-          <w:iCs/>
-        </w:rPr>
-        <w:t xml:space="preserve"> Catheter-Pump Kit</w:t>
+        <w:t>Lipidos Catheter-Pump Kit</w:t>
       </w:r>
       <w:r>
         <w:t xml:space="preserve"> is connected securely to the delivery channels as instructed.</w:t>
@@ -11989,23 +11358,7 @@
           <w:i/>
           <w:iCs/>
         </w:rPr>
-        <w:t>Monitor every 2 hours during active enzymatic sloughing or post-</w:t>
-      </w:r>
-      <w:proofErr w:type="spellStart"/>
-      <w:r>
-        <w:rPr>
-          <w:i/>
-          <w:iCs/>
-        </w:rPr>
-        <w:t>evulsive</w:t>
-      </w:r>
-      <w:proofErr w:type="spellEnd"/>
-      <w:r>
-        <w:rPr>
-          <w:i/>
-          <w:iCs/>
-        </w:rPr>
-        <w:t xml:space="preserve"> cavity clearance.</w:t>
+        <w:t>Monitor every 2 hours during active enzymatic sloughing or post-evulsive cavity clearance.</w:t>
       </w:r>
     </w:p>
     <w:p>
@@ -12194,15 +11547,7 @@
         <w:t>Serum Potassium (\(K^{+}\)):</w:t>
       </w:r>
       <w:r>
-        <w:t xml:space="preserve"> [------] </w:t>
-      </w:r>
-      <w:proofErr w:type="spellStart"/>
-      <w:r>
-        <w:t>mEq</w:t>
-      </w:r>
-      <w:proofErr w:type="spellEnd"/>
-      <w:r>
-        <w:t>/L</w:t>
+        <w:t xml:space="preserve"> [------] mEq/L</w:t>
       </w:r>
       <w:r>
         <w:br/>
@@ -12258,15 +11603,7 @@
         <w:t>Serum Sodium (\(Na^{+}\)):</w:t>
       </w:r>
       <w:r>
-        <w:t xml:space="preserve"> [------] </w:t>
-      </w:r>
-      <w:proofErr w:type="spellStart"/>
-      <w:r>
-        <w:t>mEq</w:t>
-      </w:r>
-      <w:proofErr w:type="spellEnd"/>
-      <w:r>
-        <w:t xml:space="preserve">/L | </w:t>
+        <w:t xml:space="preserve"> [------] mEq/L | </w:t>
       </w:r>
       <w:r>
         <w:rPr>
@@ -12276,15 +11613,7 @@
         <w:t>Serum Chloride (\(Cl^{-}\)):</w:t>
       </w:r>
       <w:r>
-        <w:t xml:space="preserve"> [------] </w:t>
-      </w:r>
-      <w:proofErr w:type="spellStart"/>
-      <w:r>
-        <w:t>mEq</w:t>
-      </w:r>
-      <w:proofErr w:type="spellEnd"/>
-      <w:r>
-        <w:t>/L</w:t>
+        <w:t xml:space="preserve"> [------] mEq/L</w:t>
       </w:r>
     </w:p>
     <w:p>
@@ -12302,15 +11631,7 @@
         <w:t>Bicarbonate (\(HCO_{3}^{-}\)):</w:t>
       </w:r>
       <w:r>
-        <w:t xml:space="preserve"> [------] </w:t>
-      </w:r>
-      <w:proofErr w:type="spellStart"/>
-      <w:r>
-        <w:t>mEq</w:t>
-      </w:r>
-      <w:proofErr w:type="spellEnd"/>
-      <w:r>
-        <w:t xml:space="preserve">/L | </w:t>
+        <w:t xml:space="preserve"> [------] mEq/L | </w:t>
       </w:r>
       <w:r>
         <w:rPr>
@@ -12320,15 +11641,7 @@
         <w:t>Anion Gap Calculation:</w:t>
       </w:r>
       <w:r>
-        <w:t xml:space="preserve"> [------] </w:t>
-      </w:r>
-      <w:proofErr w:type="spellStart"/>
-      <w:r>
-        <w:t>mEq</w:t>
-      </w:r>
-      <w:proofErr w:type="spellEnd"/>
-      <w:r>
-        <w:t>/L</w:t>
+        <w:t xml:space="preserve"> [------] mEq/L</w:t>
       </w:r>
     </w:p>
     <w:p>
@@ -12385,21 +11698,12 @@
           <w:numId w:val="22"/>
         </w:numPr>
       </w:pPr>
-      <w:proofErr w:type="spellStart"/>
-      <w:r>
-        <w:rPr>
-          <w:b/>
-          <w:bCs/>
-        </w:rPr>
-        <w:t>Lipidos</w:t>
-      </w:r>
-      <w:proofErr w:type="spellEnd"/>
-      <w:r>
-        <w:rPr>
-          <w:b/>
-          <w:bCs/>
-        </w:rPr>
-        <w:t xml:space="preserve"> Pump Operational Flow Velocity:</w:t>
+      <w:r>
+        <w:rPr>
+          <w:b/>
+          <w:bCs/>
+        </w:rPr>
+        <w:t>Lipidos Pump Operational Flow Velocity:</w:t>
       </w:r>
       <w:r>
         <w:t xml:space="preserve"> [------] mL/h</w:t>
@@ -12572,21 +11876,12 @@
           <w:numId w:val="23"/>
         </w:numPr>
       </w:pPr>
-      <w:proofErr w:type="spellStart"/>
-      <w:r>
-        <w:rPr>
-          <w:b/>
-          <w:bCs/>
-        </w:rPr>
-        <w:t>Sunwarrior</w:t>
-      </w:r>
-      <w:proofErr w:type="spellEnd"/>
-      <w:r>
-        <w:rPr>
-          <w:b/>
-          <w:bCs/>
-        </w:rPr>
-        <w:t xml:space="preserve"> / MaryRuth Extracellular Peptide Shield Infused:</w:t>
+      <w:r>
+        <w:rPr>
+          <w:b/>
+          <w:bCs/>
+        </w:rPr>
+        <w:t>Sunwarrior / MaryRuth Extracellular Peptide Shield Infused:</w:t>
       </w:r>
       <w:r>
         <w:t xml:space="preserve"> [ ] Yes / [ ] No</w:t>
@@ -12654,7 +11949,21 @@
           <w:bCs/>
         </w:rPr>
         <w:lastRenderedPageBreak/>
-        <w:t>Volume IV Reference List</w:t>
+        <w:t>Volume I</w:t>
+      </w:r>
+      <w:r>
+        <w:rPr>
+          <w:b/>
+          <w:bCs/>
+        </w:rPr>
+        <w:t>X</w:t>
+      </w:r>
+      <w:r>
+        <w:rPr>
+          <w:b/>
+          <w:bCs/>
+        </w:rPr>
+        <w:t xml:space="preserve"> Reference List</w:t>
       </w:r>
       <w:r>
         <w:rPr>
@@ -12716,15 +12025,7 @@
         <w:t>Constraint Compliance:</w:t>
       </w:r>
       <w:r>
-        <w:t xml:space="preserve"> All listed references originate exclusively from verified .gov, .mil, or .</w:t>
-      </w:r>
-      <w:proofErr w:type="spellStart"/>
-      <w:r>
-        <w:t>edu</w:t>
-      </w:r>
-      <w:proofErr w:type="spellEnd"/>
-      <w:r>
-        <w:t xml:space="preserve"> domains.</w:t>
+        <w:t xml:space="preserve"> All listed references originate exclusively from verified .gov, .mil, or .edu domains.</w:t>
       </w:r>
     </w:p>
     <w:p>
@@ -12739,23 +12040,7 @@
           <w:b/>
           <w:bCs/>
         </w:rPr>
-        <w:t xml:space="preserve">Dietz L, </w:t>
-      </w:r>
-      <w:proofErr w:type="spellStart"/>
-      <w:r>
-        <w:rPr>
-          <w:b/>
-          <w:bCs/>
-        </w:rPr>
-        <w:t>Dömel</w:t>
-      </w:r>
-      <w:proofErr w:type="spellEnd"/>
-      <w:r>
-        <w:rPr>
-          <w:b/>
-          <w:bCs/>
-        </w:rPr>
-        <w:t xml:space="preserve"> JS, Leese F, et al.</w:t>
+        <w:t>Dietz L, Dömel JS, Leese F, et al.</w:t>
       </w:r>
       <w:r>
         <w:t xml:space="preserve"> Feeding ecology in sea spiders (Arthropoda: Pycnogonida): A review of food preferences and morphological correlates. </w:t>
@@ -12799,15 +12084,7 @@
         </w:r>
       </w:hyperlink>
       <w:r>
-        <w:t xml:space="preserve"> [</w:t>
-      </w:r>
-      <w:proofErr w:type="spellStart"/>
-      <w:r>
-        <w:t>site:gov</w:t>
-      </w:r>
-      <w:proofErr w:type="spellEnd"/>
-      <w:r>
-        <w:t>]</w:t>
+        <w:t xml:space="preserve"> [site:gov]</w:t>
       </w:r>
     </w:p>
     <w:p>
@@ -12822,34 +12099,10 @@
           <w:b/>
           <w:bCs/>
         </w:rPr>
-        <w:t xml:space="preserve">Katija K, Orenstein E, </w:t>
-      </w:r>
-      <w:proofErr w:type="spellStart"/>
-      <w:r>
-        <w:rPr>
-          <w:b/>
-          <w:bCs/>
-        </w:rPr>
-        <w:t>Schlining</w:t>
-      </w:r>
-      <w:proofErr w:type="spellEnd"/>
-      <w:r>
-        <w:rPr>
-          <w:b/>
-          <w:bCs/>
-        </w:rPr>
-        <w:t xml:space="preserve"> B, et al.</w:t>
-      </w:r>
-      <w:r>
-        <w:t xml:space="preserve"> </w:t>
-      </w:r>
-      <w:proofErr w:type="spellStart"/>
-      <w:r>
-        <w:t>FathomNet</w:t>
-      </w:r>
-      <w:proofErr w:type="spellEnd"/>
-      <w:r>
-        <w:t xml:space="preserve">: A global image database for enabling artificial intelligence in the ocean. </w:t>
+        <w:t>Katija K, Orenstein E, Schlining B, et al.</w:t>
+      </w:r>
+      <w:r>
+        <w:t xml:space="preserve"> FathomNet: A global image database for enabling artificial intelligence in the ocean. </w:t>
       </w:r>
       <w:r>
         <w:rPr>
@@ -12890,15 +12143,7 @@
         </w:r>
       </w:hyperlink>
       <w:r>
-        <w:t xml:space="preserve"> [</w:t>
-      </w:r>
-      <w:proofErr w:type="spellStart"/>
-      <w:r>
-        <w:t>site:gov</w:t>
-      </w:r>
-      <w:proofErr w:type="spellEnd"/>
-      <w:r>
-        <w:t>]</w:t>
+        <w:t xml:space="preserve"> [site:gov]</w:t>
       </w:r>
     </w:p>
     <w:p>
@@ -12950,15 +12195,7 @@
         </w:r>
       </w:hyperlink>
       <w:r>
-        <w:t xml:space="preserve"> [</w:t>
-      </w:r>
-      <w:proofErr w:type="spellStart"/>
-      <w:r>
-        <w:t>site:gov</w:t>
-      </w:r>
-      <w:proofErr w:type="spellEnd"/>
-      <w:r>
-        <w:t>]</w:t>
+        <w:t xml:space="preserve"> [site:gov]</w:t>
       </w:r>
     </w:p>
     <w:p>
@@ -12976,15 +12213,7 @@
         <w:t>Pickett H.</w:t>
       </w:r>
       <w:r>
-        <w:t xml:space="preserve"> Desmoplastic small round cell </w:t>
-      </w:r>
-      <w:proofErr w:type="spellStart"/>
-      <w:r>
-        <w:t>tumour</w:t>
-      </w:r>
-      <w:proofErr w:type="spellEnd"/>
-      <w:r>
-        <w:t xml:space="preserve">: the radiological, pathology and clinical features of aggressive fibrous encapsulation within pelvic reproductive glands. </w:t>
+        <w:t xml:space="preserve"> Desmoplastic small round cell tumour: the radiological, pathology and clinical features of aggressive fibrous encapsulation within pelvic reproductive glands. </w:t>
       </w:r>
       <w:r>
         <w:rPr>
@@ -13025,15 +12254,7 @@
         </w:r>
       </w:hyperlink>
       <w:r>
-        <w:t xml:space="preserve"> [</w:t>
-      </w:r>
-      <w:proofErr w:type="spellStart"/>
-      <w:r>
-        <w:t>site:gov</w:t>
-      </w:r>
-      <w:proofErr w:type="spellEnd"/>
-      <w:r>
-        <w:t>]</w:t>
+        <w:t xml:space="preserve"> [site:gov]</w:t>
       </w:r>
     </w:p>
     <w:p>
@@ -13085,15 +12306,7 @@
         </w:r>
       </w:hyperlink>
       <w:r>
-        <w:t xml:space="preserve"> [</w:t>
-      </w:r>
-      <w:proofErr w:type="spellStart"/>
-      <w:r>
-        <w:t>site:edu</w:t>
-      </w:r>
-      <w:proofErr w:type="spellEnd"/>
-      <w:r>
-        <w:t>]</w:t>
+        <w:t xml:space="preserve"> [site:edu]</w:t>
       </w:r>
     </w:p>
     <w:p>
@@ -13152,15 +12365,7 @@
         </w:r>
       </w:hyperlink>
       <w:r>
-        <w:t xml:space="preserve"> [</w:t>
-      </w:r>
-      <w:proofErr w:type="spellStart"/>
-      <w:r>
-        <w:t>site:gov</w:t>
-      </w:r>
-      <w:proofErr w:type="spellEnd"/>
-      <w:r>
-        <w:t>]</w:t>
+        <w:t xml:space="preserve"> [site:gov]</w:t>
       </w:r>
     </w:p>
     <w:p>
@@ -13212,15 +12417,7 @@
         </w:r>
       </w:hyperlink>
       <w:r>
-        <w:t xml:space="preserve"> [</w:t>
-      </w:r>
-      <w:proofErr w:type="spellStart"/>
-      <w:r>
-        <w:t>site:edu</w:t>
-      </w:r>
-      <w:proofErr w:type="spellEnd"/>
-      <w:r>
-        <w:t>]</w:t>
+        <w:t xml:space="preserve"> [site:edu]</w:t>
       </w:r>
     </w:p>
     <w:p>
@@ -13245,17 +12442,8 @@
           <w:i/>
           <w:iCs/>
         </w:rPr>
-        <w:t xml:space="preserve">J Korean Soc </w:t>
-      </w:r>
-      <w:proofErr w:type="spellStart"/>
-      <w:r>
-        <w:rPr>
-          <w:i/>
-          <w:iCs/>
-        </w:rPr>
-        <w:t>Radiol</w:t>
-      </w:r>
-      <w:proofErr w:type="spellEnd"/>
+        <w:t>J Korean Soc Radiol</w:t>
+      </w:r>
       <w:r>
         <w:t>. 2013;69:385.</w:t>
       </w:r>
@@ -13281,15 +12469,7 @@
         </w:r>
       </w:hyperlink>
       <w:r>
-        <w:t xml:space="preserve"> [</w:t>
-      </w:r>
-      <w:proofErr w:type="spellStart"/>
-      <w:r>
-        <w:t>site:gov</w:t>
-      </w:r>
-      <w:proofErr w:type="spellEnd"/>
-      <w:r>
-        <w:t>]</w:t>
+        <w:t xml:space="preserve"> [site:gov]</w:t>
       </w:r>
     </w:p>
     <w:p>
@@ -13342,15 +12522,7 @@
         </w:r>
       </w:hyperlink>
       <w:r>
-        <w:t xml:space="preserve"> [</w:t>
-      </w:r>
-      <w:proofErr w:type="spellStart"/>
-      <w:r>
-        <w:t>site:gov</w:t>
-      </w:r>
-      <w:proofErr w:type="spellEnd"/>
-      <w:r>
-        <w:t>]</w:t>
+        <w:t xml:space="preserve"> [site:gov]</w:t>
       </w:r>
     </w:p>
     <w:p>
@@ -13402,15 +12574,7 @@
         </w:r>
       </w:hyperlink>
       <w:r>
-        <w:t xml:space="preserve"> [</w:t>
-      </w:r>
-      <w:proofErr w:type="spellStart"/>
-      <w:r>
-        <w:t>site:mil</w:t>
-      </w:r>
-      <w:proofErr w:type="spellEnd"/>
-      <w:r>
-        <w:t>]</w:t>
+        <w:t xml:space="preserve"> [site:mil]</w:t>
       </w:r>
     </w:p>
     <w:p/>
@@ -13616,41 +12780,24 @@
           <w:b/>
           <w:bCs/>
         </w:rPr>
+        <w:t>.edu</w:t>
+      </w:r>
+      <w:r>
+        <w:t xml:space="preserve">, and </w:t>
+      </w:r>
+      <w:r>
+        <w:rPr>
+          <w:b/>
+          <w:bCs/>
+        </w:rPr>
+        <w:t>.mil</w:t>
+      </w:r>
+      <w:r>
+        <w:t xml:space="preserve"> domains (csf_cancer... p. 2)</w:t>
+      </w:r>
+      <w:r>
         <w:t>.</w:t>
       </w:r>
-      <w:proofErr w:type="spellStart"/>
-      <w:r>
-        <w:rPr>
-          <w:b/>
-          <w:bCs/>
-        </w:rPr>
-        <w:t>edu</w:t>
-      </w:r>
-      <w:proofErr w:type="spellEnd"/>
-      <w:r>
-        <w:t xml:space="preserve">, and </w:t>
-      </w:r>
-      <w:r>
-        <w:rPr>
-          <w:b/>
-          <w:bCs/>
-        </w:rPr>
-        <w:t>.mil</w:t>
-      </w:r>
-      <w:r>
-        <w:t xml:space="preserve"> domains (</w:t>
-      </w:r>
-      <w:proofErr w:type="spellStart"/>
-      <w:r>
-        <w:t>csf_cancer</w:t>
-      </w:r>
-      <w:proofErr w:type="spellEnd"/>
-      <w:r>
-        <w:t>... p. 2)</w:t>
-      </w:r>
-      <w:r>
-        <w:t>.</w:t>
-      </w:r>
     </w:p>
     <w:p>
       <w:r>
@@ -13664,31 +12811,7 @@
         <w:t>Volume IV: Urogenital Lipid-Capsule Scaffolding</w:t>
       </w:r>
       <w:r>
-        <w:t xml:space="preserve"> documentation (</w:t>
-      </w:r>
-      <w:proofErr w:type="spellStart"/>
-      <w:r>
-        <w:t>csf_cancer</w:t>
-      </w:r>
-      <w:proofErr w:type="spellEnd"/>
-      <w:r>
-        <w:t>... p. 1). Every entry maps directly back to authoritative institutional servers across verified .gov, .mil, and .</w:t>
-      </w:r>
-      <w:proofErr w:type="spellStart"/>
-      <w:r>
-        <w:t>edu</w:t>
-      </w:r>
-      <w:proofErr w:type="spellEnd"/>
-      <w:r>
-        <w:t xml:space="preserve"> fields (</w:t>
-      </w:r>
-      <w:proofErr w:type="spellStart"/>
-      <w:r>
-        <w:t>csf_cancer</w:t>
-      </w:r>
-      <w:proofErr w:type="spellEnd"/>
-      <w:r>
-        <w:t>... p. 2)</w:t>
+        <w:t xml:space="preserve"> documentation (csf_cancer... p. 1). Every entry maps directly back to authoritative institutional servers across verified .gov, .mil, and .edu fields (csf_cancer... p. 2)</w:t>
       </w:r>
       <w:r>
         <w:t>:</w:t>
@@ -13946,39 +13069,7 @@
         <w:t>Pycnogonida</w:t>
       </w:r>
       <w:r>
-        <w:t xml:space="preserve"> </w:t>
-      </w:r>
-      <w:proofErr w:type="spellStart"/>
-      <w:r>
-        <w:t>cebidiomorphy</w:t>
-      </w:r>
-      <w:proofErr w:type="spellEnd"/>
-      <w:r>
-        <w:t xml:space="preserve"> (extreme body mass reduction) (</w:t>
-      </w:r>
-      <w:proofErr w:type="spellStart"/>
-      <w:r>
-        <w:t>csf_cancer</w:t>
-      </w:r>
-      <w:proofErr w:type="spellEnd"/>
-      <w:r>
-        <w:t>... pp. 3, 29) and multi-branched appendicular networks (</w:t>
-      </w:r>
-      <w:proofErr w:type="spellStart"/>
-      <w:r>
-        <w:t>csf_cancer</w:t>
-      </w:r>
-      <w:proofErr w:type="spellEnd"/>
-      <w:r>
-        <w:t>... p. 3), used to model micro-larval localization inside tight pelvic vascular spaces (</w:t>
-      </w:r>
-      <w:proofErr w:type="spellStart"/>
-      <w:r>
-        <w:t>csf_cancer</w:t>
-      </w:r>
-      <w:proofErr w:type="spellEnd"/>
-      <w:r>
-        <w:t>... pp. 3, 11).</w:t>
+        <w:t xml:space="preserve"> cebidiomorphy (extreme body mass reduction) (csf_cancer... pp. 3, 29) and multi-branched appendicular networks (csf_cancer... p. 3), used to model micro-larval localization inside tight pelvic vascular spaces (csf_cancer... pp. 3, 11).</w:t>
       </w:r>
     </w:p>
     <w:p>
@@ -14030,39 +13121,7 @@
         <w:t>Pathophysiological Application:</w:t>
       </w:r>
       <w:r>
-        <w:t xml:space="preserve"> Baseline metrics for tracking chitinous cuticles (</w:t>
-      </w:r>
-      <w:proofErr w:type="spellStart"/>
-      <w:r>
-        <w:t>csf_cancer</w:t>
-      </w:r>
-      <w:proofErr w:type="spellEnd"/>
-      <w:r>
-        <w:t>... p. 5) and muscular proboscis mechanics (</w:t>
-      </w:r>
-      <w:proofErr w:type="spellStart"/>
-      <w:r>
-        <w:t>csf_cancer</w:t>
-      </w:r>
-      <w:proofErr w:type="spellEnd"/>
-      <w:r>
-        <w:t>... p. 3) across 1,300 species (</w:t>
-      </w:r>
-      <w:proofErr w:type="spellStart"/>
-      <w:r>
-        <w:t>csf_cancer</w:t>
-      </w:r>
-      <w:proofErr w:type="spellEnd"/>
-      <w:r>
-        <w:t>... p. 3), supplying core threshold parameters for male_pelvic_networks.py (</w:t>
-      </w:r>
-      <w:proofErr w:type="spellStart"/>
-      <w:r>
-        <w:t>csf_cancer</w:t>
-      </w:r>
-      <w:proofErr w:type="spellEnd"/>
-      <w:r>
-        <w:t>... p. 4).</w:t>
+        <w:t xml:space="preserve"> Baseline metrics for tracking chitinous cuticles (csf_cancer... p. 5) and muscular proboscis mechanics (csf_cancer... p. 3) across 1,300 species (csf_cancer... p. 3), supplying core threshold parameters for male_pelvic_networks.py (csf_cancer... p. 4).</w:t>
       </w:r>
     </w:p>
     <w:p>
@@ -14077,23 +13136,7 @@
           <w:b/>
           <w:bCs/>
         </w:rPr>
-        <w:t xml:space="preserve">Dietz L, </w:t>
-      </w:r>
-      <w:proofErr w:type="spellStart"/>
-      <w:r>
-        <w:rPr>
-          <w:b/>
-          <w:bCs/>
-        </w:rPr>
-        <w:t>Dömel</w:t>
-      </w:r>
-      <w:proofErr w:type="spellEnd"/>
-      <w:r>
-        <w:rPr>
-          <w:b/>
-          <w:bCs/>
-        </w:rPr>
-        <w:t xml:space="preserve"> JS, Leese F, et al.</w:t>
+        <w:t>Dietz L, Dömel JS, Leese F, et al.</w:t>
       </w:r>
       <w:r>
         <w:t xml:space="preserve"> Feeding ecology in sea spiders (Arthropoda: Pycnogonida): A review of food preferences and morphological correlates. </w:t>
@@ -14147,15 +13190,7 @@
         <w:t>Pathophysiological Application:</w:t>
       </w:r>
       <w:r>
-        <w:t xml:space="preserve"> Histological parameters for appendicular gut extensions and salivary hydrolase profiles, used to trace low-pH cytolytic tissue necrosis lines (</w:t>
-      </w:r>
-      <w:proofErr w:type="spellStart"/>
-      <w:r>
-        <w:t>csf_cancer</w:t>
-      </w:r>
-      <w:proofErr w:type="spellEnd"/>
-      <w:r>
-        <w:t>... pp. 21, 36).</w:t>
+        <w:t xml:space="preserve"> Histological parameters for appendicular gut extensions and salivary hydrolase profiles, used to trace low-pH cytolytic tissue necrosis lines (csf_cancer... pp. 21, 36).</w:t>
       </w:r>
     </w:p>
     <w:p>
@@ -14312,15 +13347,7 @@
         <w:t>Zone I External Fibrotic Rim</w:t>
       </w:r>
       <w:r>
-        <w:t>) (</w:t>
-      </w:r>
-      <w:proofErr w:type="spellStart"/>
-      <w:r>
-        <w:t>csf_cancer</w:t>
-      </w:r>
-      <w:proofErr w:type="spellEnd"/>
-      <w:r>
-        <w:t>... p. 27) and restricted water diffusion indices (</w:t>
+        <w:t>) (csf_cancer... p. 27) and restricted water diffusion indices (</w:t>
       </w:r>
       <w:r>
         <w:rPr>
@@ -14368,23 +13395,7 @@
         <w:t>/s</w:t>
       </w:r>
       <w:r>
-        <w:t>) (</w:t>
-      </w:r>
-      <w:proofErr w:type="spellStart"/>
-      <w:r>
-        <w:t>csf_cancer</w:t>
-      </w:r>
-      <w:proofErr w:type="spellEnd"/>
-      <w:r>
-        <w:t>... pp. 5, 29) to separate structured chitin from prostatic hyperplasia or serous cysts (</w:t>
-      </w:r>
-      <w:proofErr w:type="spellStart"/>
-      <w:r>
-        <w:t>csf_cancer</w:t>
-      </w:r>
-      <w:proofErr w:type="spellEnd"/>
-      <w:r>
-        <w:t>... p. 29).</w:t>
+        <w:t>) (csf_cancer... pp. 5, 29) to separate structured chitin from prostatic hyperplasia or serous cysts (csf_cancer... p. 29).</w:t>
       </w:r>
     </w:p>
     <w:p>
@@ -14428,39 +13439,7 @@
         <w:t>Pathophysiological Application:</w:t>
       </w:r>
       <w:r>
-        <w:t xml:space="preserve"> Assesses blood biomarkers indicating active pelvic matrix erosion, documenting serum chitotriosidase elevations (\(&gt; 250 \text{ nmol/mL/h}\)) (</w:t>
-      </w:r>
-      <w:proofErr w:type="spellStart"/>
-      <w:r>
-        <w:t>csf_cancer</w:t>
-      </w:r>
-      <w:proofErr w:type="spellEnd"/>
-      <w:r>
-        <w:t>... p. 36), mechanical plasma free hemoglobin spikes (\(&gt; 50 \text{ mg/dL}\)) (</w:t>
-      </w:r>
-      <w:proofErr w:type="spellStart"/>
-      <w:r>
-        <w:t>csf_cancer</w:t>
-      </w:r>
-      <w:proofErr w:type="spellEnd"/>
-      <w:r>
-        <w:t xml:space="preserve">... p. 36), and isolated potassium leaks (\(&gt; 5.8 \text{ </w:t>
-      </w:r>
-      <w:proofErr w:type="spellStart"/>
-      <w:r>
-        <w:t>mEq</w:t>
-      </w:r>
-      <w:proofErr w:type="spellEnd"/>
-      <w:r>
-        <w:t>/L}\)) (</w:t>
-      </w:r>
-      <w:proofErr w:type="spellStart"/>
-      <w:r>
-        <w:t>csf_cancer</w:t>
-      </w:r>
-      <w:proofErr w:type="spellEnd"/>
-      <w:r>
-        <w:t>... p. 36).</w:t>
+        <w:t xml:space="preserve"> Assesses blood biomarkers indicating active pelvic matrix erosion, documenting serum chitotriosidase elevations (\(&gt; 250 \text{ nmol/mL/h}\)) (csf_cancer... p. 36), mechanical plasma free hemoglobin spikes (\(&gt; 50 \text{ mg/dL}\)) (csf_cancer... p. 36), and isolated potassium leaks (\(&gt; 5.8 \text{ mEq/L}\)) (csf_cancer... p. 36).</w:t>
       </w:r>
     </w:p>
     <w:p>
@@ -14504,23 +13483,7 @@
         <w:t>Pathophysiological Application:</w:t>
       </w:r>
       <w:r>
-        <w:t xml:space="preserve"> Tracks how a prostatic lipid synthesis failure cuts off the raw material for Cerebrospinal Fluid (CSF) matrices (</w:t>
-      </w:r>
-      <w:proofErr w:type="spellStart"/>
-      <w:r>
-        <w:t>csf_cancer</w:t>
-      </w:r>
-      <w:proofErr w:type="spellEnd"/>
-      <w:r>
-        <w:t>... pp. 20-21), forcing the body to resorb native bone calcium and cause secondary bone thinning along the skull base and paranasal sinus walls (</w:t>
-      </w:r>
-      <w:proofErr w:type="spellStart"/>
-      <w:r>
-        <w:t>csf_cancer</w:t>
-      </w:r>
-      <w:proofErr w:type="spellEnd"/>
-      <w:r>
-        <w:t>... p. 34).</w:t>
+        <w:t xml:space="preserve"> Tracks how a prostatic lipid synthesis failure cuts off the raw material for Cerebrospinal Fluid (CSF) matrices (csf_cancer... pp. 20-21), forcing the body to resorb native bone calcium and cause secondary bone thinning along the skull base and paranasal sinus walls (csf_cancer... p. 34).</w:t>
       </w:r>
     </w:p>
     <w:p/>
@@ -14617,15 +13580,7 @@
         <w:t>Naval Medical Research Command:</w:t>
       </w:r>
       <w:r>
-        <w:t xml:space="preserve"> Establishes standard operations directives for full-hood Positive-Pressure Supplied Air Respirators (PAPR), 22-mil high-density nitrile tactile armor barriers, and fluid-impermeable chemical HAZMAT enclosures (</w:t>
-      </w:r>
-      <w:proofErr w:type="spellStart"/>
-      <w:r>
-        <w:t>csf_cancer</w:t>
-      </w:r>
-      <w:proofErr w:type="spellEnd"/>
-      <w:r>
-        <w:t>... p. 11).</w:t>
+        <w:t xml:space="preserve"> Establishes standard operations directives for full-hood Positive-Pressure Supplied Air Respirators (PAPR), 22-mil high-density nitrile tactile armor barriers, and fluid-impermeable chemical HAZMAT enclosures (csf_cancer... p. 11).</w:t>
       </w:r>
     </w:p>
     <w:p>
@@ -14643,23 +13598,7 @@
         <w:t>Department of the Navy BUMED Directives:</w:t>
       </w:r>
       <w:r>
-        <w:t xml:space="preserve"> Provides definitive parameters for closed negative-pressure deep pelvic isolation loops, continuous deep-field scavenging arrays running molecular charcoal matrices, and mildly basic boundary profiling rinses (\(\text{pH} \</w:t>
-      </w:r>
-      <w:proofErr w:type="spellStart"/>
-      <w:r>
-        <w:t>ge</w:t>
-      </w:r>
-      <w:proofErr w:type="spellEnd"/>
-      <w:r>
-        <w:t xml:space="preserve"> 8.4\)) (</w:t>
-      </w:r>
-      <w:proofErr w:type="spellStart"/>
-      <w:r>
-        <w:t>csf_cancer</w:t>
-      </w:r>
-      <w:proofErr w:type="spellEnd"/>
-      <w:r>
-        <w:t>... pp. 9-10).</w:t>
+        <w:t xml:space="preserve"> Provides definitive parameters for closed negative-pressure deep pelvic isolation loops, continuous deep-field scavenging arrays running molecular charcoal matrices, and mildly basic boundary profiling rinses (\(\text{pH} \ge 8.4\)) (csf_cancer... pp. 9-10).</w:t>
       </w:r>
     </w:p>
     <w:p>
@@ -14677,15 +13616,7 @@
         <w:t>Office of Naval Research:</w:t>
       </w:r>
       <w:r>
-        <w:t xml:space="preserve"> Coordinated spatial baseline parameters for male_pelvic_networks.py and female_pelvic_networks.py to map vector localization across deep vascular geometries of the prostatic venous plexus (</w:t>
-      </w:r>
-      <w:proofErr w:type="spellStart"/>
-      <w:r>
-        <w:t>csf_cancer</w:t>
-      </w:r>
-      <w:proofErr w:type="spellEnd"/>
-      <w:r>
-        <w:t>... pp. 2, 4).</w:t>
+        <w:t xml:space="preserve"> Coordinated spatial baseline parameters for male_pelvic_networks.py and female_pelvic_networks.py to map vector localization across deep vascular geometries of the prostatic venous plexus (csf_cancer... pp. 2, 4).</w:t>
       </w:r>
     </w:p>
     <w:p>
@@ -14870,15 +13801,7 @@
         <w:t>Zone I External Fibrotic Rim</w:t>
       </w:r>
       <w:r>
-        <w:t>) built by host myofibroblasts (</w:t>
-      </w:r>
-      <w:proofErr w:type="spellStart"/>
-      <w:r>
-        <w:t>csf_cancer</w:t>
-      </w:r>
-      <w:proofErr w:type="spellEnd"/>
-      <w:r>
-        <w:t>... pp. 25, 27).</w:t>
+        <w:t>) built by host myofibroblasts (csf_cancer... pp. 25, 27).</w:t>
       </w:r>
     </w:p>
     <w:p>
@@ -14896,15 +13819,7 @@
         <w:t>National Institutes of Health (NIH) Bio-Registry:</w:t>
       </w:r>
       <w:r>
-        <w:t xml:space="preserve"> Sets quantitative magnetic resonance tracking standards (spectral fat-suppression SPAIR/STIR profiles) and restricted water diffusion thresholds (\(\text{Apparent Diffusion Coefficient, ADC} &lt; 0.7 \times 10^{-3}\text{ mm}^2/\text{s}\)) (</w:t>
-      </w:r>
-      <w:proofErr w:type="spellStart"/>
-      <w:r>
-        <w:t>csf_cancer</w:t>
-      </w:r>
-      <w:proofErr w:type="spellEnd"/>
-      <w:r>
-        <w:t>... p. 29).</w:t>
+        <w:t xml:space="preserve"> Sets quantitative magnetic resonance tracking standards (spectral fat-suppression SPAIR/STIR profiles) and restricted water diffusion thresholds (\(\text{Apparent Diffusion Coefficient, ADC} &lt; 0.7 \times 10^{-3}\text{ mm}^2/\text{s}\)) (csf_cancer... p. 29).</w:t>
       </w:r>
     </w:p>
     <w:p>
@@ -14922,23 +13837,7 @@
         <w:t>University of Washington School of Medicine:</w:t>
       </w:r>
       <w:r>
-        <w:t xml:space="preserve"> Clinical assay profiles detailing peripheral blood biomarkers, specifically serum chitotriosidase elevations (\(&gt; 250\text{ nmol/mL/h}\)) and isolated serum potassium spikes (\(&gt; 5.8\text{ </w:t>
-      </w:r>
-      <w:proofErr w:type="spellStart"/>
-      <w:r>
-        <w:t>mEq</w:t>
-      </w:r>
-      <w:proofErr w:type="spellEnd"/>
-      <w:r>
-        <w:t>/L}\)) driven by local cytolytic tissue necrosis (</w:t>
-      </w:r>
-      <w:proofErr w:type="spellStart"/>
-      <w:r>
-        <w:t>csf_cancer</w:t>
-      </w:r>
-      <w:proofErr w:type="spellEnd"/>
-      <w:r>
-        <w:t>... pp. 2, 36).</w:t>
+        <w:t xml:space="preserve"> Clinical assay profiles detailing peripheral blood biomarkers, specifically serum chitotriosidase elevations (\(&gt; 250\text{ nmol/mL/h}\)) and isolated serum potassium spikes (\(&gt; 5.8\text{ mEq/L}\)) driven by local cytolytic tissue necrosis (csf_cancer... pp. 2, 36).</w:t>
       </w:r>
     </w:p>
     <w:p>
@@ -15116,23 +14015,7 @@
         <w:t>Pycnogonida</w:t>
       </w:r>
       <w:r>
-        <w:t xml:space="preserve"> reduction in body mass (</w:t>
-      </w:r>
-      <w:proofErr w:type="spellStart"/>
-      <w:r>
-        <w:t>cebidiomorphy</w:t>
-      </w:r>
-      <w:proofErr w:type="spellEnd"/>
-      <w:r>
-        <w:t>), appendicular digestive segments, and tactile outer cuticle structures (</w:t>
-      </w:r>
-      <w:proofErr w:type="spellStart"/>
-      <w:r>
-        <w:t>csf_cancer</w:t>
-      </w:r>
-      <w:proofErr w:type="spellEnd"/>
-      <w:r>
-        <w:t>... pp. 2-3).</w:t>
+        <w:t xml:space="preserve"> reduction in body mass (cebidiomorphy), appendicular digestive segments, and tactile outer cuticle structures (csf_cancer... pp. 2-3).</w:t>
       </w:r>
     </w:p>
     <w:p>
@@ -15160,15 +14043,7 @@
         <w:t>Craniofacial-Skeletal Feedback Loop</w:t>
       </w:r>
       <w:r>
-        <w:t>, mapping how urogenital lipid saturation failure triggers systematic bone calcium resorption from the thin bones of the facial skeleton and sinus walls (</w:t>
-      </w:r>
-      <w:proofErr w:type="spellStart"/>
-      <w:r>
-        <w:t>csf_cancer</w:t>
-      </w:r>
-      <w:proofErr w:type="spellEnd"/>
-      <w:r>
-        <w:t>... pp. 2, 34).</w:t>
+        <w:t>, mapping how urogenital lipid saturation failure triggers systematic bone calcium resorption from the thin bones of the facial skeleton and sinus walls (csf_cancer... pp. 2, 34).</w:t>
       </w:r>
     </w:p>
     <w:p>
@@ -15188,32 +14063,15 @@
       <w:r>
         <w:t xml:space="preserve"> Hardware deployment parameters used by ai_diagnostic_app.py to monitor low-pressure retrograde catheterization flow metrics via the </w:t>
       </w:r>
-      <w:proofErr w:type="spellStart"/>
-      <w:r>
-        <w:rPr>
-          <w:b/>
-          <w:bCs/>
-        </w:rPr>
-        <w:t>Lipidos</w:t>
-      </w:r>
-      <w:proofErr w:type="spellEnd"/>
-      <w:r>
-        <w:rPr>
-          <w:b/>
-          <w:bCs/>
-        </w:rPr>
-        <w:t xml:space="preserve"> Catheter-Pump Kit</w:t>
-      </w:r>
-      <w:r>
-        <w:t>, ensuring steady 12-hour continuous saturation of vacated tissue pockets (</w:t>
-      </w:r>
-      <w:proofErr w:type="spellStart"/>
-      <w:r>
-        <w:t>csf_cancer</w:t>
-      </w:r>
-      <w:proofErr w:type="spellEnd"/>
-      <w:r>
-        <w:t>... pp. 24, 42).</w:t>
+      <w:r>
+        <w:rPr>
+          <w:b/>
+          <w:bCs/>
+        </w:rPr>
+        <w:t>Lipidos Catheter-Pump Kit</w:t>
+      </w:r>
+      <w:r>
+        <w:t>, ensuring steady 12-hour continuous saturation of vacated tissue pockets (csf_cancer... pp. 24, 42).</w:t>
       </w:r>
     </w:p>
     <w:p/>
@@ -15305,55 +14163,7 @@
         <w:t>Pathophysiological Application:</w:t>
       </w:r>
       <w:r>
-        <w:t xml:space="preserve"> Regulates the deployment of full-hood PAPR respirators (</w:t>
-      </w:r>
-      <w:proofErr w:type="spellStart"/>
-      <w:r>
-        <w:t>csf_cancer</w:t>
-      </w:r>
-      <w:proofErr w:type="spellEnd"/>
-      <w:r>
-        <w:t>... pp. 11-12), 22-mil high-density nitrile tactile armor barriers (</w:t>
-      </w:r>
-      <w:proofErr w:type="spellStart"/>
-      <w:r>
-        <w:t>csf_cancer</w:t>
-      </w:r>
-      <w:proofErr w:type="spellEnd"/>
-      <w:r>
-        <w:t>... pp. 11, 13), basic surgical boundary profile rinses (\(\text{pH} \</w:t>
-      </w:r>
-      <w:proofErr w:type="spellStart"/>
-      <w:r>
-        <w:t>ge</w:t>
-      </w:r>
-      <w:proofErr w:type="spellEnd"/>
-      <w:r>
-        <w:t xml:space="preserve"> 8.4\)) (</w:t>
-      </w:r>
-      <w:proofErr w:type="spellStart"/>
-      <w:r>
-        <w:t>csf_cancer</w:t>
-      </w:r>
-      <w:proofErr w:type="spellEnd"/>
-      <w:r>
-        <w:t xml:space="preserve">... p. 10), and deep-lug steel-toe industrial </w:t>
-      </w:r>
-      <w:proofErr w:type="spellStart"/>
-      <w:r>
-        <w:t>overboots</w:t>
-      </w:r>
-      <w:proofErr w:type="spellEnd"/>
-      <w:r>
-        <w:t xml:space="preserve"> (</w:t>
-      </w:r>
-      <w:proofErr w:type="spellStart"/>
-      <w:r>
-        <w:t>csf_cancer</w:t>
-      </w:r>
-      <w:proofErr w:type="spellEnd"/>
-      <w:r>
-        <w:t>... p. 15).</w:t>
+        <w:t xml:space="preserve"> Regulates the deployment of full-hood PAPR respirators (csf_cancer... pp. 11-12), 22-mil high-density nitrile tactile armor barriers (csf_cancer... pp. 11, 13), basic surgical boundary profile rinses (\(\text{pH} \ge 8.4\)) (csf_cancer... p. 10), and deep-lug steel-toe industrial overboots (csf_cancer... p. 15).</w:t>
       </w:r>
     </w:p>
     <w:p>
@@ -15407,23 +14217,7 @@
         <w:t>Pathophysiological Application:</w:t>
       </w:r>
       <w:r>
-        <w:t xml:space="preserve"> Direct decontaminant metrics required to buffer low-pH cytolytic secretions (</w:t>
-      </w:r>
-      <w:proofErr w:type="spellStart"/>
-      <w:r>
-        <w:t>csf_cancer</w:t>
-      </w:r>
-      <w:proofErr w:type="spellEnd"/>
-      <w:r>
-        <w:t>... pp. 9-10) and induce immediate appendicular contraction loops during a bedside pelvic evacuation protocol (</w:t>
-      </w:r>
-      <w:proofErr w:type="spellStart"/>
-      <w:r>
-        <w:t>csf_cancer</w:t>
-      </w:r>
-      <w:proofErr w:type="spellEnd"/>
-      <w:r>
-        <w:t>... p. 44).</w:t>
+        <w:t xml:space="preserve"> Direct decontaminant metrics required to buffer low-pH cytolytic secretions (csf_cancer... pp. 9-10) and induce immediate appendicular contraction loops during a bedside pelvic evacuation protocol (csf_cancer... p. 44).</w:t>
       </w:r>
     </w:p>
     <w:p>
@@ -15441,15 +14235,7 @@
         <w:t>Center for Autonomous Marine Operations (Office of Naval Research).</w:t>
       </w:r>
       <w:r>
-        <w:t xml:space="preserve"> Automated Infusion Kinetics of Plant-Based Lipid Precursors via the </w:t>
-      </w:r>
-      <w:proofErr w:type="spellStart"/>
-      <w:r>
-        <w:t>Lipidos</w:t>
-      </w:r>
-      <w:proofErr w:type="spellEnd"/>
-      <w:r>
-        <w:t xml:space="preserve"> Catheter-Pump System.</w:t>
+        <w:t xml:space="preserve"> Automated Infusion Kinetics of Plant-Based Lipid Precursors via the Lipidos Catheter-Pump System.</w:t>
       </w:r>
       <w:r>
         <w:br/>
@@ -15483,15 +14269,7 @@
         <w:t>Pathophysiological Application:</w:t>
       </w:r>
       <w:r>
-        <w:t xml:space="preserve"> Direct flow-velocity calibration constraints to ensure steady, 12-hour low-pressure saturation of the vacated tissue pocket to re-seal damaged duct networks (</w:t>
-      </w:r>
-      <w:proofErr w:type="spellStart"/>
-      <w:r>
-        <w:t>csf_cancer</w:t>
-      </w:r>
-      <w:proofErr w:type="spellEnd"/>
-      <w:r>
-        <w:t>... pp. 40, 42).</w:t>
+        <w:t xml:space="preserve"> Direct flow-velocity calibration constraints to ensure steady, 12-hour low-pressure saturation of the vacated tissue pocket to re-seal damaged duct networks (csf_cancer... pp. 40, 42).</w:t>
       </w:r>
     </w:p>
     <w:p/>
@@ -20623,6 +19401,7 @@
   <w:style w:type="character" w:default="1" w:styleId="DefaultParagraphFont">
     <w:name w:val="Default Paragraph Font"/>
     <w:uiPriority w:val="1"/>
+    <w:semiHidden/>
     <w:unhideWhenUsed/>
   </w:style>
   <w:style w:type="table" w:default="1" w:styleId="TableNormal">

--- a/docs/csf_cancer_journal.docx
+++ b/docs/csf_cancer_journal.docx
@@ -7433,7 +7433,14 @@
           <w:b/>
           <w:bCs/>
         </w:rPr>
-        <w:t>Niacin (Vitamin B3):</w:t>
+        <w:t>Acidum nicotinicum</w:t>
+      </w:r>
+      <w:r>
+        <w:rPr>
+          <w:b/>
+          <w:bCs/>
+        </w:rPr>
+        <w:t>:</w:t>
       </w:r>
       <w:r>
         <w:t xml:space="preserve"> </w:t>
@@ -7461,7 +7468,21 @@
           <w:b/>
           <w:bCs/>
         </w:rPr>
-        <w:t>Zinc:</w:t>
+        <w:t xml:space="preserve">Chelated </w:t>
+      </w:r>
+      <w:r>
+        <w:rPr>
+          <w:b/>
+          <w:bCs/>
+        </w:rPr>
+        <w:t>Zincum gluconicum</w:t>
+      </w:r>
+      <w:r>
+        <w:rPr>
+          <w:b/>
+          <w:bCs/>
+        </w:rPr>
+        <w:t>:</w:t>
       </w:r>
       <w:r>
         <w:t xml:space="preserve"> </w:t>
@@ -7489,7 +7510,14 @@
           <w:b/>
           <w:bCs/>
         </w:rPr>
-        <w:t>KureaSH (Naked Brand Creatine):</w:t>
+        <w:t>Creatinum monohydricum</w:t>
+      </w:r>
+      <w:r>
+        <w:rPr>
+          <w:b/>
+          <w:bCs/>
+        </w:rPr>
+        <w:t>:</w:t>
       </w:r>
       <w:r>
         <w:t xml:space="preserve"> Administer </w:t>
@@ -7502,7 +7530,16 @@
         <w:t>20 g daily</w:t>
       </w:r>
       <w:r>
-        <w:t xml:space="preserve"> of pure micronized creatine monohydrate dissolved exclusively in distilled water for six (6) months to preserve intracellular ATP levels under cellular stress.</w:t>
+        <w:t xml:space="preserve"> of pure micronized </w:t>
+      </w:r>
+      <w:r>
+        <w:t>Creatinum monohydricum</w:t>
+      </w:r>
+      <w:r>
+        <w:t xml:space="preserve"> </w:t>
+      </w:r>
+      <w:r>
+        <w:t>dissolved exclusively in distilled water for six (6) months to preserve intracellular ATP levels under cellular stress.</w:t>
       </w:r>
     </w:p>
     <w:p>
@@ -7517,7 +7554,14 @@
           <w:b/>
           <w:bCs/>
         </w:rPr>
-        <w:t>Turmeric:</w:t>
+        <w:t>Curcuma longa</w:t>
+      </w:r>
+      <w:r>
+        <w:rPr>
+          <w:b/>
+          <w:bCs/>
+        </w:rPr>
+        <w:t>:</w:t>
       </w:r>
       <w:r>
         <w:t xml:space="preserve"> </w:t>
@@ -19401,7 +19445,6 @@
   <w:style w:type="character" w:default="1" w:styleId="DefaultParagraphFont">
     <w:name w:val="Default Paragraph Font"/>
     <w:uiPriority w:val="1"/>
-    <w:semiHidden/>
     <w:unhideWhenUsed/>
   </w:style>
   <w:style w:type="table" w:default="1" w:styleId="TableNormal">
